--- a/Telegram-Bot/Telegram-Bot-Notes-01.docx
+++ b/Telegram-Bot/Telegram-Bot-Notes-01.docx
@@ -5566,7 +5566,6 @@
         </w:rPr>
         <w:t xml:space="preserve"> </w:t>
       </w:r>
-      <w:proofErr w:type="gramStart"/>
       <w:r>
         <w:rPr>
           <w:rFonts w:ascii="Consolas" w:eastAsia="Times New Roman" w:hAnsi="Consolas" w:cs="Times New Roman"/>
@@ -5587,19 +5586,7 @@
           <w:szCs w:val="21"/>
           <w14:ligatures w14:val="none"/>
         </w:rPr>
-        <w:t>.answer</w:t>
-      </w:r>
-      <w:proofErr w:type="gramEnd"/>
-      <w:r>
-        <w:rPr>
-          <w:rFonts w:ascii="Consolas" w:eastAsia="Times New Roman" w:hAnsi="Consolas" w:cs="Times New Roman"/>
-          <w:color w:val="3B3B3B"/>
-          <w:kern w:val="0"/>
-          <w:sz w:val="21"/>
-          <w:szCs w:val="21"/>
-          <w14:ligatures w14:val="none"/>
-        </w:rPr>
-        <w:t>(</w:t>
+        <w:t>.answer(</w:t>
       </w:r>
       <w:r>
         <w:rPr>
@@ -5768,7 +5755,6 @@
           <w:szCs w:val="28"/>
         </w:rPr>
       </w:pPr>
-      <w:proofErr w:type="gramStart"/>
       <w:r>
         <w:rPr>
           <w:rFonts w:ascii="Sakkal Majalla" w:hAnsi="Sakkal Majalla" w:cs="Sakkal Majalla"/>
@@ -5797,9 +5783,16 @@
           <w:sz w:val="28"/>
           <w:szCs w:val="28"/>
         </w:rPr>
-        <w:t>from</w:t>
-      </w:r>
-      <w:proofErr w:type="gramEnd"/>
+        <w:t>from_user</w:t>
+      </w:r>
+      <w:r>
+        <w:rPr>
+          <w:rFonts w:ascii="Sakkal Majalla" w:hAnsi="Sakkal Majalla" w:cs="Sakkal Majalla"/>
+          <w:sz w:val="28"/>
+          <w:szCs w:val="28"/>
+        </w:rPr>
+        <w:t>.</w:t>
+      </w:r>
       <w:r>
         <w:rPr>
           <w:rFonts w:ascii="Sakkal Majalla" w:hAnsi="Sakkal Majalla" w:cs="Sakkal Majalla"/>
@@ -5809,9 +5802,38 @@
           <w:sz w:val="28"/>
           <w:szCs w:val="28"/>
         </w:rPr>
-        <w:t>_</w:t>
-      </w:r>
-      <w:proofErr w:type="gramStart"/>
+        <w:t>username</w:t>
+      </w:r>
+      <w:r>
+        <w:rPr>
+          <w:rFonts w:ascii="Sakkal Majalla" w:hAnsi="Sakkal Majalla" w:cs="Sakkal Majalla"/>
+          <w:color w:val="D9D9D9" w:themeColor="background1" w:themeShade="D9"/>
+          <w:sz w:val="28"/>
+          <w:szCs w:val="28"/>
+        </w:rPr>
+        <w:t xml:space="preserve"> </w:t>
+      </w:r>
+      <w:r>
+        <w:rPr>
+          <w:rFonts w:ascii="Sakkal Majalla" w:hAnsi="Sakkal Majalla" w:cs="Sakkal Majalla"/>
+          <w:sz w:val="28"/>
+          <w:szCs w:val="28"/>
+        </w:rPr>
+        <w:t>– get the user's username (starts with "@")</w:t>
+      </w:r>
+    </w:p>
+    <w:p>
+      <w:pPr>
+        <w:numPr>
+          <w:ilvl w:val="0"/>
+          <w:numId w:val="1"/>
+        </w:numPr>
+        <w:rPr>
+          <w:rFonts w:ascii="Sakkal Majalla" w:hAnsi="Sakkal Majalla" w:cs="Sakkal Majalla"/>
+          <w:sz w:val="28"/>
+          <w:szCs w:val="28"/>
+        </w:rPr>
+      </w:pPr>
       <w:r>
         <w:rPr>
           <w:rFonts w:ascii="Sakkal Majalla" w:hAnsi="Sakkal Majalla" w:cs="Sakkal Majalla"/>
@@ -5821,7 +5843,7 @@
           <w:sz w:val="28"/>
           <w:szCs w:val="28"/>
         </w:rPr>
-        <w:t>user</w:t>
+        <w:t>message</w:t>
       </w:r>
       <w:r>
         <w:rPr>
@@ -5840,17 +5862,7 @@
           <w:sz w:val="28"/>
           <w:szCs w:val="28"/>
         </w:rPr>
-        <w:t>username</w:t>
-      </w:r>
-      <w:proofErr w:type="gramEnd"/>
-      <w:r>
-        <w:rPr>
-          <w:rFonts w:ascii="Sakkal Majalla" w:hAnsi="Sakkal Majalla" w:cs="Sakkal Majalla"/>
-          <w:color w:val="D9D9D9" w:themeColor="background1" w:themeShade="D9"/>
-          <w:sz w:val="28"/>
-          <w:szCs w:val="28"/>
-        </w:rPr>
-        <w:t xml:space="preserve"> </w:t>
+        <w:t>from_user</w:t>
       </w:r>
       <w:r>
         <w:rPr>
@@ -5858,22 +5870,8 @@
           <w:sz w:val="28"/>
           <w:szCs w:val="28"/>
         </w:rPr>
-        <w:t>– get the user's username (starts with "@")</w:t>
-      </w:r>
-    </w:p>
-    <w:p>
-      <w:pPr>
-        <w:numPr>
-          <w:ilvl w:val="0"/>
-          <w:numId w:val="1"/>
-        </w:numPr>
-        <w:rPr>
-          <w:rFonts w:ascii="Sakkal Majalla" w:hAnsi="Sakkal Majalla" w:cs="Sakkal Majalla"/>
-          <w:sz w:val="28"/>
-          <w:szCs w:val="28"/>
-        </w:rPr>
-      </w:pPr>
-      <w:proofErr w:type="gramStart"/>
+        <w:t>.</w:t>
+      </w:r>
       <w:r>
         <w:rPr>
           <w:rFonts w:ascii="Sakkal Majalla" w:hAnsi="Sakkal Majalla" w:cs="Sakkal Majalla"/>
@@ -5883,7 +5881,16 @@
           <w:sz w:val="28"/>
           <w:szCs w:val="28"/>
         </w:rPr>
-        <w:t>message</w:t>
+        <w:t>first_name</w:t>
+      </w:r>
+      <w:r>
+        <w:rPr>
+          <w:rFonts w:ascii="Sakkal Majalla" w:hAnsi="Sakkal Majalla" w:cs="Sakkal Majalla"/>
+          <w:color w:val="D9D9D9" w:themeColor="background1" w:themeShade="D9"/>
+          <w:sz w:val="28"/>
+          <w:szCs w:val="28"/>
+        </w:rPr>
+        <w:t xml:space="preserve"> </w:t>
       </w:r>
       <w:r>
         <w:rPr>
@@ -5891,8 +5898,21 @@
           <w:sz w:val="28"/>
           <w:szCs w:val="28"/>
         </w:rPr>
-        <w:t>.</w:t>
-      </w:r>
+        <w:t>– get the user's first name</w:t>
+      </w:r>
+    </w:p>
+    <w:p>
+      <w:pPr>
+        <w:numPr>
+          <w:ilvl w:val="0"/>
+          <w:numId w:val="1"/>
+        </w:numPr>
+        <w:rPr>
+          <w:rFonts w:ascii="Sakkal Majalla" w:hAnsi="Sakkal Majalla" w:cs="Sakkal Majalla"/>
+          <w:sz w:val="28"/>
+          <w:szCs w:val="28"/>
+        </w:rPr>
+      </w:pPr>
       <w:r>
         <w:rPr>
           <w:rFonts w:ascii="Sakkal Majalla" w:hAnsi="Sakkal Majalla" w:cs="Sakkal Majalla"/>
@@ -5902,9 +5922,16 @@
           <w:sz w:val="28"/>
           <w:szCs w:val="28"/>
         </w:rPr>
-        <w:t>from</w:t>
-      </w:r>
-      <w:proofErr w:type="gramEnd"/>
+        <w:t>message</w:t>
+      </w:r>
+      <w:r>
+        <w:rPr>
+          <w:rFonts w:ascii="Sakkal Majalla" w:hAnsi="Sakkal Majalla" w:cs="Sakkal Majalla"/>
+          <w:sz w:val="28"/>
+          <w:szCs w:val="28"/>
+        </w:rPr>
+        <w:t>.</w:t>
+      </w:r>
       <w:r>
         <w:rPr>
           <w:rFonts w:ascii="Sakkal Majalla" w:hAnsi="Sakkal Majalla" w:cs="Sakkal Majalla"/>
@@ -5914,9 +5941,16 @@
           <w:sz w:val="28"/>
           <w:szCs w:val="28"/>
         </w:rPr>
-        <w:t>_</w:t>
-      </w:r>
-      <w:proofErr w:type="gramStart"/>
+        <w:t>from_user</w:t>
+      </w:r>
+      <w:r>
+        <w:rPr>
+          <w:rFonts w:ascii="Sakkal Majalla" w:hAnsi="Sakkal Majalla" w:cs="Sakkal Majalla"/>
+          <w:sz w:val="28"/>
+          <w:szCs w:val="28"/>
+        </w:rPr>
+        <w:t>.</w:t>
+      </w:r>
       <w:r>
         <w:rPr>
           <w:rFonts w:ascii="Sakkal Majalla" w:hAnsi="Sakkal Majalla" w:cs="Sakkal Majalla"/>
@@ -5926,7 +5960,16 @@
           <w:sz w:val="28"/>
           <w:szCs w:val="28"/>
         </w:rPr>
-        <w:t>user</w:t>
+        <w:t>last_name</w:t>
+      </w:r>
+      <w:r>
+        <w:rPr>
+          <w:rFonts w:ascii="Sakkal Majalla" w:hAnsi="Sakkal Majalla" w:cs="Sakkal Majalla"/>
+          <w:color w:val="D9D9D9" w:themeColor="background1" w:themeShade="D9"/>
+          <w:sz w:val="28"/>
+          <w:szCs w:val="28"/>
+        </w:rPr>
+        <w:t xml:space="preserve"> </w:t>
       </w:r>
       <w:r>
         <w:rPr>
@@ -5934,8 +5977,21 @@
           <w:sz w:val="28"/>
           <w:szCs w:val="28"/>
         </w:rPr>
-        <w:t>.</w:t>
-      </w:r>
+        <w:t>– get the user's last name (if provided in Telegram)</w:t>
+      </w:r>
+    </w:p>
+    <w:p>
+      <w:pPr>
+        <w:numPr>
+          <w:ilvl w:val="0"/>
+          <w:numId w:val="1"/>
+        </w:numPr>
+        <w:rPr>
+          <w:rFonts w:ascii="Sakkal Majalla" w:hAnsi="Sakkal Majalla" w:cs="Sakkal Majalla"/>
+          <w:sz w:val="28"/>
+          <w:szCs w:val="28"/>
+        </w:rPr>
+      </w:pPr>
       <w:r>
         <w:rPr>
           <w:rFonts w:ascii="Sakkal Majalla" w:hAnsi="Sakkal Majalla" w:cs="Sakkal Majalla"/>
@@ -5945,9 +6001,16 @@
           <w:sz w:val="28"/>
           <w:szCs w:val="28"/>
         </w:rPr>
-        <w:t>first</w:t>
-      </w:r>
-      <w:proofErr w:type="gramEnd"/>
+        <w:t>message</w:t>
+      </w:r>
+      <w:r>
+        <w:rPr>
+          <w:rFonts w:ascii="Sakkal Majalla" w:hAnsi="Sakkal Majalla" w:cs="Sakkal Majalla"/>
+          <w:sz w:val="28"/>
+          <w:szCs w:val="28"/>
+        </w:rPr>
+        <w:t>.</w:t>
+      </w:r>
       <w:r>
         <w:rPr>
           <w:rFonts w:ascii="Sakkal Majalla" w:hAnsi="Sakkal Majalla" w:cs="Sakkal Majalla"/>
@@ -5957,7 +6020,7 @@
           <w:sz w:val="28"/>
           <w:szCs w:val="28"/>
         </w:rPr>
-        <w:t>_name</w:t>
+        <w:t>text</w:t>
       </w:r>
       <w:r>
         <w:rPr>
@@ -5974,7 +6037,7 @@
           <w:sz w:val="28"/>
           <w:szCs w:val="28"/>
         </w:rPr>
-        <w:t>– get the user's first name</w:t>
+        <w:t>– allows you to get the message text</w:t>
       </w:r>
     </w:p>
     <w:p>
@@ -5989,7 +6052,6 @@
           <w:szCs w:val="28"/>
         </w:rPr>
       </w:pPr>
-      <w:proofErr w:type="gramStart"/>
       <w:r>
         <w:rPr>
           <w:rFonts w:ascii="Sakkal Majalla" w:hAnsi="Sakkal Majalla" w:cs="Sakkal Majalla"/>
@@ -6018,9 +6080,38 @@
           <w:sz w:val="28"/>
           <w:szCs w:val="28"/>
         </w:rPr>
-        <w:t>from</w:t>
-      </w:r>
-      <w:proofErr w:type="gramEnd"/>
+        <w:t>message_id</w:t>
+      </w:r>
+      <w:r>
+        <w:rPr>
+          <w:rFonts w:ascii="Sakkal Majalla" w:hAnsi="Sakkal Majalla" w:cs="Sakkal Majalla"/>
+          <w:color w:val="D9D9D9" w:themeColor="background1" w:themeShade="D9"/>
+          <w:sz w:val="28"/>
+          <w:szCs w:val="28"/>
+        </w:rPr>
+        <w:t xml:space="preserve"> </w:t>
+      </w:r>
+      <w:r>
+        <w:rPr>
+          <w:rFonts w:ascii="Sakkal Majalla" w:hAnsi="Sakkal Majalla" w:cs="Sakkal Majalla"/>
+          <w:sz w:val="28"/>
+          <w:szCs w:val="28"/>
+        </w:rPr>
+        <w:t>– allows you to get the message ID</w:t>
+      </w:r>
+    </w:p>
+    <w:p>
+      <w:pPr>
+        <w:numPr>
+          <w:ilvl w:val="0"/>
+          <w:numId w:val="1"/>
+        </w:numPr>
+        <w:rPr>
+          <w:rFonts w:ascii="Sakkal Majalla" w:hAnsi="Sakkal Majalla" w:cs="Sakkal Majalla"/>
+          <w:sz w:val="28"/>
+          <w:szCs w:val="28"/>
+        </w:rPr>
+      </w:pPr>
       <w:r>
         <w:rPr>
           <w:rFonts w:ascii="Sakkal Majalla" w:hAnsi="Sakkal Majalla" w:cs="Sakkal Majalla"/>
@@ -6030,9 +6121,16 @@
           <w:sz w:val="28"/>
           <w:szCs w:val="28"/>
         </w:rPr>
-        <w:t>_</w:t>
-      </w:r>
-      <w:proofErr w:type="gramStart"/>
+        <w:t>message</w:t>
+      </w:r>
+      <w:r>
+        <w:rPr>
+          <w:rFonts w:ascii="Sakkal Majalla" w:hAnsi="Sakkal Majalla" w:cs="Sakkal Majalla"/>
+          <w:sz w:val="28"/>
+          <w:szCs w:val="28"/>
+        </w:rPr>
+        <w:t>.</w:t>
+      </w:r>
       <w:r>
         <w:rPr>
           <w:rFonts w:ascii="Sakkal Majalla" w:hAnsi="Sakkal Majalla" w:cs="Sakkal Majalla"/>
@@ -6042,7 +6140,16 @@
           <w:sz w:val="28"/>
           <w:szCs w:val="28"/>
         </w:rPr>
-        <w:t>user</w:t>
+        <w:t>content_type</w:t>
+      </w:r>
+      <w:r>
+        <w:rPr>
+          <w:rFonts w:ascii="Sakkal Majalla" w:hAnsi="Sakkal Majalla" w:cs="Sakkal Majalla"/>
+          <w:color w:val="D9D9D9" w:themeColor="background1" w:themeShade="D9"/>
+          <w:sz w:val="28"/>
+          <w:szCs w:val="28"/>
+        </w:rPr>
+        <w:t xml:space="preserve"> </w:t>
       </w:r>
       <w:r>
         <w:rPr>
@@ -6050,8 +6157,21 @@
           <w:sz w:val="28"/>
           <w:szCs w:val="28"/>
         </w:rPr>
-        <w:t>.</w:t>
-      </w:r>
+        <w:t>– allows you to get the type of the sent message (text, photo, document, etc.)</w:t>
+      </w:r>
+    </w:p>
+    <w:p>
+      <w:pPr>
+        <w:numPr>
+          <w:ilvl w:val="0"/>
+          <w:numId w:val="1"/>
+        </w:numPr>
+        <w:rPr>
+          <w:rFonts w:ascii="Sakkal Majalla" w:hAnsi="Sakkal Majalla" w:cs="Sakkal Majalla"/>
+          <w:sz w:val="28"/>
+          <w:szCs w:val="28"/>
+        </w:rPr>
+      </w:pPr>
       <w:r>
         <w:rPr>
           <w:rFonts w:ascii="Sakkal Majalla" w:hAnsi="Sakkal Majalla" w:cs="Sakkal Majalla"/>
@@ -6061,9 +6181,16 @@
           <w:sz w:val="28"/>
           <w:szCs w:val="28"/>
         </w:rPr>
-        <w:t>last</w:t>
-      </w:r>
-      <w:proofErr w:type="gramEnd"/>
+        <w:t>message</w:t>
+      </w:r>
+      <w:r>
+        <w:rPr>
+          <w:rFonts w:ascii="Sakkal Majalla" w:hAnsi="Sakkal Majalla" w:cs="Sakkal Majalla"/>
+          <w:sz w:val="28"/>
+          <w:szCs w:val="28"/>
+        </w:rPr>
+        <w:t>.</w:t>
+      </w:r>
       <w:r>
         <w:rPr>
           <w:rFonts w:ascii="Sakkal Majalla" w:hAnsi="Sakkal Majalla" w:cs="Sakkal Majalla"/>
@@ -6073,7 +6200,7 @@
           <w:sz w:val="28"/>
           <w:szCs w:val="28"/>
         </w:rPr>
-        <w:t>_name</w:t>
+        <w:t>caption</w:t>
       </w:r>
       <w:r>
         <w:rPr>
@@ -6090,7 +6217,7 @@
           <w:sz w:val="28"/>
           <w:szCs w:val="28"/>
         </w:rPr>
-        <w:t>– get the user's last name (if provided in Telegram)</w:t>
+        <w:t>– allows you to get the caption for media messages (photos, videos, etc.)</w:t>
       </w:r>
     </w:p>
     <w:p>
@@ -6133,7 +6260,7 @@
           <w:sz w:val="28"/>
           <w:szCs w:val="28"/>
         </w:rPr>
-        <w:t>text</w:t>
+        <w:t>html_text</w:t>
       </w:r>
       <w:r>
         <w:rPr>
@@ -6150,275 +6277,1163 @@
           <w:sz w:val="28"/>
           <w:szCs w:val="28"/>
         </w:rPr>
-        <w:t>– allows you to get the message text</w:t>
-      </w:r>
-    </w:p>
-    <w:p>
-      <w:pPr>
-        <w:numPr>
-          <w:ilvl w:val="0"/>
-          <w:numId w:val="1"/>
-        </w:numPr>
+        <w:t>– get text with original formatting</w:t>
+      </w:r>
+    </w:p>
+    <w:p>
+      <w:pPr>
+        <w:ind w:left="1080" w:firstLine="360"/>
+      </w:pPr>
+      <w:r>
+        <w:t>=============================================</w:t>
+      </w:r>
+    </w:p>
+    <w:p>
+      <w:pPr>
+        <w:shd w:val="clear" w:color="auto" w:fill="FFFFFF"/>
+        <w:spacing w:after="0" w:line="285" w:lineRule="atLeast"/>
+        <w:rPr>
+          <w:rFonts w:ascii="Consolas" w:eastAsia="Times New Roman" w:hAnsi="Consolas" w:cs="Times New Roman"/>
+          <w:color w:val="AF00DB"/>
+          <w:kern w:val="0"/>
+          <w:sz w:val="21"/>
+          <w:szCs w:val="21"/>
+          <w14:ligatures w14:val="none"/>
+        </w:rPr>
+      </w:pPr>
+    </w:p>
+    <w:p>
+      <w:pPr>
+        <w:shd w:val="clear" w:color="auto" w:fill="FFFFFF"/>
+        <w:spacing w:after="0" w:line="285" w:lineRule="atLeast"/>
+        <w:rPr>
+          <w:rFonts w:ascii="Consolas" w:eastAsia="Times New Roman" w:hAnsi="Consolas" w:cs="Times New Roman"/>
+          <w:color w:val="AF00DB"/>
+          <w:kern w:val="0"/>
+          <w:sz w:val="21"/>
+          <w:szCs w:val="21"/>
+          <w14:ligatures w14:val="none"/>
+        </w:rPr>
+      </w:pPr>
+    </w:p>
+    <w:p>
+      <w:pPr>
+        <w:shd w:val="clear" w:color="auto" w:fill="FFFFFF"/>
+        <w:spacing w:after="0" w:line="285" w:lineRule="atLeast"/>
+        <w:rPr>
+          <w:rFonts w:ascii="Consolas" w:eastAsia="Times New Roman" w:hAnsi="Consolas" w:cs="Times New Roman"/>
+          <w:color w:val="AF00DB"/>
+          <w:kern w:val="0"/>
+          <w:sz w:val="21"/>
+          <w:szCs w:val="21"/>
+          <w14:ligatures w14:val="none"/>
+        </w:rPr>
+      </w:pPr>
+    </w:p>
+    <w:p>
+      <w:pPr>
+        <w:shd w:val="clear" w:color="auto" w:fill="FFFFFF"/>
+        <w:spacing w:after="0" w:line="285" w:lineRule="atLeast"/>
+        <w:rPr>
+          <w:rFonts w:ascii="Consolas" w:eastAsia="Times New Roman" w:hAnsi="Consolas" w:cs="Times New Roman"/>
+          <w:color w:val="AF00DB"/>
+          <w:kern w:val="0"/>
+          <w:sz w:val="21"/>
+          <w:szCs w:val="21"/>
+          <w14:ligatures w14:val="none"/>
+        </w:rPr>
+      </w:pPr>
+    </w:p>
+    <w:p>
+      <w:pPr>
+        <w:shd w:val="clear" w:color="auto" w:fill="FFFFFF"/>
+        <w:spacing w:after="0" w:line="285" w:lineRule="atLeast"/>
+        <w:rPr>
+          <w:rFonts w:ascii="Consolas" w:eastAsia="Times New Roman" w:hAnsi="Consolas" w:cs="Times New Roman"/>
+          <w:color w:val="AF00DB"/>
+          <w:kern w:val="0"/>
+          <w:sz w:val="21"/>
+          <w:szCs w:val="21"/>
+          <w14:ligatures w14:val="none"/>
+        </w:rPr>
+      </w:pPr>
+    </w:p>
+    <w:p>
+      <w:pPr>
+        <w:shd w:val="clear" w:color="auto" w:fill="FFFFFF"/>
+        <w:spacing w:after="0" w:line="285" w:lineRule="atLeast"/>
+        <w:rPr>
+          <w:rFonts w:ascii="Consolas" w:eastAsia="Times New Roman" w:hAnsi="Consolas" w:cs="Times New Roman"/>
+          <w:color w:val="AF00DB"/>
+          <w:kern w:val="0"/>
+          <w:sz w:val="21"/>
+          <w:szCs w:val="21"/>
+          <w14:ligatures w14:val="none"/>
+        </w:rPr>
+      </w:pPr>
+    </w:p>
+    <w:p>
+      <w:pPr>
+        <w:shd w:val="clear" w:color="auto" w:fill="FFFFFF"/>
+        <w:spacing w:after="0" w:line="285" w:lineRule="atLeast"/>
+        <w:rPr>
+          <w:rFonts w:ascii="Consolas" w:eastAsia="Times New Roman" w:hAnsi="Consolas" w:cs="Times New Roman"/>
+          <w:color w:val="AF00DB"/>
+          <w:kern w:val="0"/>
+          <w:sz w:val="21"/>
+          <w:szCs w:val="21"/>
+          <w14:ligatures w14:val="none"/>
+        </w:rPr>
+      </w:pPr>
+    </w:p>
+    <w:p>
+      <w:pPr>
+        <w:shd w:val="clear" w:color="auto" w:fill="FFFFFF"/>
+        <w:spacing w:after="0" w:line="285" w:lineRule="atLeast"/>
+        <w:rPr>
+          <w:rFonts w:ascii="Consolas" w:eastAsia="Times New Roman" w:hAnsi="Consolas" w:cs="Times New Roman"/>
+          <w:color w:val="3B3B3B"/>
+          <w:kern w:val="0"/>
+          <w:sz w:val="21"/>
+          <w:szCs w:val="21"/>
+          <w14:ligatures w14:val="none"/>
+        </w:rPr>
+      </w:pPr>
+      <w:r>
+        <w:rPr>
+          <w:rFonts w:ascii="Consolas" w:eastAsia="Times New Roman" w:hAnsi="Consolas" w:cs="Times New Roman"/>
+          <w:color w:val="AF00DB"/>
+          <w:kern w:val="0"/>
+          <w:sz w:val="21"/>
+          <w:szCs w:val="21"/>
+          <w14:ligatures w14:val="none"/>
+        </w:rPr>
+        <w:lastRenderedPageBreak/>
+        <w:t>from</w:t>
+      </w:r>
+      <w:r>
+        <w:rPr>
+          <w:rFonts w:ascii="Consolas" w:eastAsia="Times New Roman" w:hAnsi="Consolas" w:cs="Times New Roman"/>
+          <w:color w:val="3B3B3B"/>
+          <w:kern w:val="0"/>
+          <w:sz w:val="21"/>
+          <w:szCs w:val="21"/>
+          <w14:ligatures w14:val="none"/>
+        </w:rPr>
+        <w:t xml:space="preserve"> </w:t>
+      </w:r>
+      <w:r>
+        <w:rPr>
+          <w:rFonts w:ascii="Consolas" w:eastAsia="Times New Roman" w:hAnsi="Consolas" w:cs="Times New Roman"/>
+          <w:color w:val="267F99"/>
+          <w:kern w:val="0"/>
+          <w:sz w:val="21"/>
+          <w:szCs w:val="21"/>
+          <w14:ligatures w14:val="none"/>
+        </w:rPr>
+        <w:t>aiogram</w:t>
+      </w:r>
+      <w:r>
+        <w:rPr>
+          <w:rFonts w:ascii="Consolas" w:eastAsia="Times New Roman" w:hAnsi="Consolas" w:cs="Times New Roman"/>
+          <w:color w:val="3B3B3B"/>
+          <w:kern w:val="0"/>
+          <w:sz w:val="21"/>
+          <w:szCs w:val="21"/>
+          <w14:ligatures w14:val="none"/>
+        </w:rPr>
+        <w:t xml:space="preserve"> </w:t>
+      </w:r>
+      <w:r>
+        <w:rPr>
+          <w:rFonts w:ascii="Consolas" w:eastAsia="Times New Roman" w:hAnsi="Consolas" w:cs="Times New Roman"/>
+          <w:color w:val="AF00DB"/>
+          <w:kern w:val="0"/>
+          <w:sz w:val="21"/>
+          <w:szCs w:val="21"/>
+          <w14:ligatures w14:val="none"/>
+        </w:rPr>
+        <w:t>import</w:t>
+      </w:r>
+      <w:r>
+        <w:rPr>
+          <w:rFonts w:ascii="Consolas" w:eastAsia="Times New Roman" w:hAnsi="Consolas" w:cs="Times New Roman"/>
+          <w:color w:val="3B3B3B"/>
+          <w:kern w:val="0"/>
+          <w:sz w:val="21"/>
+          <w:szCs w:val="21"/>
+          <w14:ligatures w14:val="none"/>
+        </w:rPr>
+        <w:t xml:space="preserve"> </w:t>
+      </w:r>
+      <w:r>
+        <w:rPr>
+          <w:rFonts w:ascii="Consolas" w:eastAsia="Times New Roman" w:hAnsi="Consolas" w:cs="Times New Roman"/>
+          <w:color w:val="0070C1"/>
+          <w:kern w:val="0"/>
+          <w:sz w:val="21"/>
+          <w:szCs w:val="21"/>
+          <w14:ligatures w14:val="none"/>
+        </w:rPr>
+        <w:t>F</w:t>
+      </w:r>
+      <w:r>
+        <w:rPr>
+          <w:rFonts w:ascii="Consolas" w:eastAsia="Times New Roman" w:hAnsi="Consolas" w:cs="Times New Roman"/>
+          <w:color w:val="3B3B3B"/>
+          <w:kern w:val="0"/>
+          <w:sz w:val="21"/>
+          <w:szCs w:val="21"/>
+          <w14:ligatures w14:val="none"/>
+        </w:rPr>
+        <w:t xml:space="preserve">, </w:t>
+      </w:r>
+      <w:r>
+        <w:rPr>
+          <w:rFonts w:ascii="Consolas" w:eastAsia="Times New Roman" w:hAnsi="Consolas" w:cs="Times New Roman"/>
+          <w:color w:val="267F99"/>
+          <w:kern w:val="0"/>
+          <w:sz w:val="21"/>
+          <w:szCs w:val="21"/>
+          <w14:ligatures w14:val="none"/>
+        </w:rPr>
+        <w:t>Router</w:t>
+      </w:r>
+    </w:p>
+    <w:p>
+      <w:pPr>
+        <w:shd w:val="clear" w:color="auto" w:fill="FFFFFF"/>
+        <w:spacing w:after="0" w:line="285" w:lineRule="atLeast"/>
+        <w:rPr>
+          <w:rFonts w:ascii="Consolas" w:eastAsia="Times New Roman" w:hAnsi="Consolas" w:cs="Times New Roman"/>
+          <w:color w:val="3B3B3B"/>
+          <w:kern w:val="0"/>
+          <w:sz w:val="21"/>
+          <w:szCs w:val="21"/>
+          <w14:ligatures w14:val="none"/>
+        </w:rPr>
+      </w:pPr>
+    </w:p>
+    <w:p>
+      <w:pPr>
+        <w:shd w:val="clear" w:color="auto" w:fill="FFFFFF"/>
+        <w:spacing w:after="0" w:line="285" w:lineRule="atLeast"/>
+        <w:rPr>
+          <w:rFonts w:ascii="Consolas" w:eastAsia="Times New Roman" w:hAnsi="Consolas" w:cs="Times New Roman"/>
+          <w:color w:val="3B3B3B"/>
+          <w:kern w:val="0"/>
+          <w:sz w:val="21"/>
+          <w:szCs w:val="21"/>
+          <w14:ligatures w14:val="none"/>
+        </w:rPr>
+      </w:pPr>
+      <w:r>
+        <w:rPr>
+          <w:rFonts w:ascii="Consolas" w:eastAsia="Times New Roman" w:hAnsi="Consolas" w:cs="Times New Roman"/>
+          <w:color w:val="001080"/>
+          <w:kern w:val="0"/>
+          <w:sz w:val="21"/>
+          <w:szCs w:val="21"/>
+          <w14:ligatures w14:val="none"/>
+        </w:rPr>
+        <w:t>router</w:t>
+      </w:r>
+      <w:r>
+        <w:rPr>
+          <w:rFonts w:ascii="Consolas" w:eastAsia="Times New Roman" w:hAnsi="Consolas" w:cs="Times New Roman"/>
+          <w:color w:val="3B3B3B"/>
+          <w:kern w:val="0"/>
+          <w:sz w:val="21"/>
+          <w:szCs w:val="21"/>
+          <w14:ligatures w14:val="none"/>
+        </w:rPr>
+        <w:t xml:space="preserve"> </w:t>
+      </w:r>
+      <w:r>
+        <w:rPr>
+          <w:rFonts w:ascii="Consolas" w:eastAsia="Times New Roman" w:hAnsi="Consolas" w:cs="Times New Roman"/>
+          <w:color w:val="000000"/>
+          <w:kern w:val="0"/>
+          <w:sz w:val="21"/>
+          <w:szCs w:val="21"/>
+          <w14:ligatures w14:val="none"/>
+        </w:rPr>
+        <w:t>=</w:t>
+      </w:r>
+      <w:r>
+        <w:rPr>
+          <w:rFonts w:ascii="Consolas" w:eastAsia="Times New Roman" w:hAnsi="Consolas" w:cs="Times New Roman"/>
+          <w:color w:val="3B3B3B"/>
+          <w:kern w:val="0"/>
+          <w:sz w:val="21"/>
+          <w:szCs w:val="21"/>
+          <w14:ligatures w14:val="none"/>
+        </w:rPr>
+        <w:t xml:space="preserve"> </w:t>
+      </w:r>
+      <w:proofErr w:type="gramStart"/>
+      <w:r>
+        <w:rPr>
+          <w:rFonts w:ascii="Consolas" w:eastAsia="Times New Roman" w:hAnsi="Consolas" w:cs="Times New Roman"/>
+          <w:color w:val="267F99"/>
+          <w:kern w:val="0"/>
+          <w:sz w:val="21"/>
+          <w:szCs w:val="21"/>
+          <w14:ligatures w14:val="none"/>
+        </w:rPr>
+        <w:t>Router</w:t>
+      </w:r>
+      <w:r>
+        <w:rPr>
+          <w:rFonts w:ascii="Consolas" w:eastAsia="Times New Roman" w:hAnsi="Consolas" w:cs="Times New Roman"/>
+          <w:color w:val="3B3B3B"/>
+          <w:kern w:val="0"/>
+          <w:sz w:val="21"/>
+          <w:szCs w:val="21"/>
+          <w14:ligatures w14:val="none"/>
+        </w:rPr>
+        <w:t>(</w:t>
+      </w:r>
+      <w:proofErr w:type="gramEnd"/>
+      <w:r>
+        <w:rPr>
+          <w:rFonts w:ascii="Consolas" w:eastAsia="Times New Roman" w:hAnsi="Consolas" w:cs="Times New Roman"/>
+          <w:color w:val="3B3B3B"/>
+          <w:kern w:val="0"/>
+          <w:sz w:val="21"/>
+          <w:szCs w:val="21"/>
+          <w14:ligatures w14:val="none"/>
+        </w:rPr>
+        <w:t>)</w:t>
+      </w:r>
+    </w:p>
+    <w:p>
+      <w:pPr>
+        <w:shd w:val="clear" w:color="auto" w:fill="FFFFFF"/>
+        <w:spacing w:after="0" w:line="285" w:lineRule="atLeast"/>
+        <w:rPr>
+          <w:rFonts w:ascii="Consolas" w:eastAsia="Times New Roman" w:hAnsi="Consolas" w:cs="Times New Roman"/>
+          <w:color w:val="3B3B3B"/>
+          <w:kern w:val="0"/>
+          <w:sz w:val="21"/>
+          <w:szCs w:val="21"/>
+          <w14:ligatures w14:val="none"/>
+        </w:rPr>
+      </w:pPr>
+    </w:p>
+    <w:p>
+      <w:pPr>
+        <w:shd w:val="clear" w:color="auto" w:fill="FFFFFF"/>
+        <w:spacing w:after="0" w:line="285" w:lineRule="atLeast"/>
+        <w:rPr>
+          <w:rFonts w:ascii="Consolas" w:eastAsia="Times New Roman" w:hAnsi="Consolas" w:cs="Times New Roman"/>
+          <w:color w:val="3B3B3B"/>
+          <w:kern w:val="0"/>
+          <w:sz w:val="21"/>
+          <w:szCs w:val="21"/>
+          <w14:ligatures w14:val="none"/>
+        </w:rPr>
+      </w:pPr>
+      <w:r>
+        <w:rPr>
+          <w:rFonts w:ascii="Consolas" w:eastAsia="Times New Roman" w:hAnsi="Consolas" w:cs="Times New Roman"/>
+          <w:color w:val="A31515"/>
+          <w:kern w:val="0"/>
+          <w:sz w:val="21"/>
+          <w:szCs w:val="21"/>
+          <w14:ligatures w14:val="none"/>
+        </w:rPr>
+        <w:t>"""</w:t>
+      </w:r>
+    </w:p>
+    <w:p>
+      <w:pPr>
+        <w:shd w:val="clear" w:color="auto" w:fill="FFFFFF"/>
+        <w:spacing w:after="0" w:line="285" w:lineRule="atLeast"/>
+        <w:rPr>
+          <w:rFonts w:ascii="Consolas" w:eastAsia="Times New Roman" w:hAnsi="Consolas" w:cs="Times New Roman"/>
+          <w:color w:val="3B3B3B"/>
+          <w:kern w:val="0"/>
+          <w:sz w:val="21"/>
+          <w:szCs w:val="21"/>
+          <w14:ligatures w14:val="none"/>
+        </w:rPr>
+      </w:pPr>
+      <w:r>
+        <w:rPr>
+          <w:rFonts w:ascii="Consolas" w:eastAsia="Times New Roman" w:hAnsi="Consolas" w:cs="Times New Roman"/>
+          <w:color w:val="A31515"/>
+          <w:kern w:val="0"/>
+          <w:sz w:val="21"/>
+          <w:szCs w:val="21"/>
+          <w14:ligatures w14:val="none"/>
+        </w:rPr>
+        <w:t xml:space="preserve">The method </w:t>
+      </w:r>
+      <w:proofErr w:type="gramStart"/>
+      <w:r>
+        <w:rPr>
+          <w:rFonts w:ascii="Consolas" w:eastAsia="Times New Roman" w:hAnsi="Consolas" w:cs="Times New Roman"/>
+          <w:color w:val="A31515"/>
+          <w:kern w:val="0"/>
+          <w:sz w:val="21"/>
+          <w:szCs w:val="21"/>
+          <w14:ligatures w14:val="none"/>
+        </w:rPr>
+        <w:t>message.</w:t>
+      </w:r>
+      <w:r>
+        <w:rPr>
+          <w:rFonts w:ascii="Consolas" w:eastAsia="Times New Roman" w:hAnsi="Consolas" w:cs="Times New Roman"/>
+          <w:color w:val="538135" w:themeColor="accent6" w:themeShade="BF"/>
+          <w:kern w:val="0"/>
+          <w:sz w:val="21"/>
+          <w:szCs w:val="21"/>
+          <w14:ligatures w14:val="none"/>
+        </w:rPr>
+        <w:t>photo</w:t>
+      </w:r>
+      <w:proofErr w:type="gramEnd"/>
+      <w:r>
+        <w:rPr>
+          <w:rFonts w:ascii="Consolas" w:eastAsia="Times New Roman" w:hAnsi="Consolas" w:cs="Times New Roman"/>
+          <w:color w:val="A31515"/>
+          <w:kern w:val="0"/>
+          <w:sz w:val="21"/>
+          <w:szCs w:val="21"/>
+          <w14:ligatures w14:val="none"/>
+        </w:rPr>
+        <w:t>[-1</w:t>
+      </w:r>
+      <w:proofErr w:type="gramStart"/>
+      <w:r>
+        <w:rPr>
+          <w:rFonts w:ascii="Consolas" w:eastAsia="Times New Roman" w:hAnsi="Consolas" w:cs="Times New Roman"/>
+          <w:color w:val="A31515"/>
+          <w:kern w:val="0"/>
+          <w:sz w:val="21"/>
+          <w:szCs w:val="21"/>
+          <w14:ligatures w14:val="none"/>
+        </w:rPr>
+        <w:t>].file</w:t>
+      </w:r>
+      <w:proofErr w:type="gramEnd"/>
+      <w:r>
+        <w:rPr>
+          <w:rFonts w:ascii="Consolas" w:eastAsia="Times New Roman" w:hAnsi="Consolas" w:cs="Times New Roman"/>
+          <w:color w:val="A31515"/>
+          <w:kern w:val="0"/>
+          <w:sz w:val="21"/>
+          <w:szCs w:val="21"/>
+          <w14:ligatures w14:val="none"/>
+        </w:rPr>
+        <w:t xml:space="preserve">_id allows </w:t>
+      </w:r>
+      <w:r>
+        <w:rPr>
+          <w:rFonts w:ascii="Consolas" w:eastAsia="Times New Roman" w:hAnsi="Consolas" w:cs="Times New Roman"/>
+          <w:color w:val="A31515"/>
+          <w:kern w:val="0"/>
+          <w:sz w:val="21"/>
+          <w:szCs w:val="21"/>
+          <w14:ligatures w14:val="none"/>
+        </w:rPr>
+        <w:t>us</w:t>
+      </w:r>
+      <w:r>
+        <w:rPr>
+          <w:rFonts w:ascii="Consolas" w:eastAsia="Times New Roman" w:hAnsi="Consolas" w:cs="Times New Roman"/>
+          <w:color w:val="A31515"/>
+          <w:kern w:val="0"/>
+          <w:sz w:val="21"/>
+          <w:szCs w:val="21"/>
+          <w14:ligatures w14:val="none"/>
+        </w:rPr>
+        <w:t xml:space="preserve"> to get the ID of the sent photo in the highest quality. </w:t>
+      </w:r>
+    </w:p>
+    <w:p>
+      <w:pPr>
+        <w:shd w:val="clear" w:color="auto" w:fill="FFFFFF"/>
+        <w:spacing w:after="0" w:line="285" w:lineRule="atLeast"/>
+        <w:rPr>
+          <w:rFonts w:ascii="Consolas" w:eastAsia="Times New Roman" w:hAnsi="Consolas" w:cs="Times New Roman"/>
+          <w:color w:val="3B3B3B"/>
+          <w:kern w:val="0"/>
+          <w:sz w:val="21"/>
+          <w:szCs w:val="21"/>
+          <w14:ligatures w14:val="none"/>
+        </w:rPr>
+      </w:pPr>
+      <w:r>
+        <w:rPr>
+          <w:rFonts w:ascii="Consolas" w:eastAsia="Times New Roman" w:hAnsi="Consolas" w:cs="Times New Roman"/>
+          <w:color w:val="A31515"/>
+          <w:kern w:val="0"/>
+          <w:sz w:val="21"/>
+          <w:szCs w:val="21"/>
+          <w14:ligatures w14:val="none"/>
+        </w:rPr>
+        <w:t xml:space="preserve">If </w:t>
+      </w:r>
+      <w:r>
+        <w:rPr>
+          <w:rFonts w:ascii="Consolas" w:eastAsia="Times New Roman" w:hAnsi="Consolas" w:cs="Times New Roman"/>
+          <w:color w:val="A31515"/>
+          <w:kern w:val="0"/>
+          <w:sz w:val="21"/>
+          <w:szCs w:val="21"/>
+          <w14:ligatures w14:val="none"/>
+        </w:rPr>
+        <w:t>we</w:t>
+      </w:r>
+      <w:r>
+        <w:rPr>
+          <w:rFonts w:ascii="Consolas" w:eastAsia="Times New Roman" w:hAnsi="Consolas" w:cs="Times New Roman"/>
+          <w:color w:val="A31515"/>
+          <w:kern w:val="0"/>
+          <w:sz w:val="21"/>
+          <w:szCs w:val="21"/>
+          <w14:ligatures w14:val="none"/>
+        </w:rPr>
+        <w:t xml:space="preserve"> specify 0 instead of -1, the quality will be the lowest available for download. </w:t>
+      </w:r>
+    </w:p>
+    <w:p>
+      <w:pPr>
+        <w:shd w:val="clear" w:color="auto" w:fill="FFFFFF"/>
+        <w:spacing w:after="0" w:line="285" w:lineRule="atLeast"/>
+        <w:rPr>
+          <w:rFonts w:ascii="Consolas" w:eastAsia="Times New Roman" w:hAnsi="Consolas" w:cs="Times New Roman"/>
+          <w:color w:val="3B3B3B"/>
+          <w:kern w:val="0"/>
+          <w:sz w:val="21"/>
+          <w:szCs w:val="21"/>
+          <w14:ligatures w14:val="none"/>
+        </w:rPr>
+      </w:pPr>
+      <w:r>
+        <w:rPr>
+          <w:rFonts w:ascii="Consolas" w:eastAsia="Times New Roman" w:hAnsi="Consolas" w:cs="Times New Roman"/>
+          <w:color w:val="A31515"/>
+          <w:kern w:val="0"/>
+          <w:sz w:val="21"/>
+          <w:szCs w:val="21"/>
+          <w14:ligatures w14:val="none"/>
+        </w:rPr>
+        <w:t>The file_id can be used to resend the image.</w:t>
+      </w:r>
+    </w:p>
+    <w:p>
+      <w:pPr>
+        <w:shd w:val="clear" w:color="auto" w:fill="FFFFFF"/>
+        <w:spacing w:after="0" w:line="285" w:lineRule="atLeast"/>
+        <w:rPr>
+          <w:rFonts w:ascii="Consolas" w:eastAsia="Times New Roman" w:hAnsi="Consolas" w:cs="Times New Roman"/>
+          <w:color w:val="3B3B3B"/>
+          <w:kern w:val="0"/>
+          <w:sz w:val="21"/>
+          <w:szCs w:val="21"/>
+          <w14:ligatures w14:val="none"/>
+        </w:rPr>
+      </w:pPr>
+      <w:r>
+        <w:rPr>
+          <w:rFonts w:ascii="Consolas" w:eastAsia="Times New Roman" w:hAnsi="Consolas" w:cs="Times New Roman"/>
+          <w:color w:val="A31515"/>
+          <w:kern w:val="0"/>
+          <w:sz w:val="21"/>
+          <w:szCs w:val="21"/>
+          <w14:ligatures w14:val="none"/>
+        </w:rPr>
+        <w:t>"""</w:t>
+      </w:r>
+    </w:p>
+    <w:p>
+      <w:pPr>
+        <w:shd w:val="clear" w:color="auto" w:fill="FFFFFF"/>
+        <w:spacing w:after="0" w:line="285" w:lineRule="atLeast"/>
+        <w:rPr>
+          <w:rFonts w:ascii="Consolas" w:eastAsia="Times New Roman" w:hAnsi="Consolas" w:cs="Times New Roman"/>
+          <w:color w:val="3B3B3B"/>
+          <w:kern w:val="0"/>
+          <w:sz w:val="21"/>
+          <w:szCs w:val="21"/>
+          <w14:ligatures w14:val="none"/>
+        </w:rPr>
+      </w:pPr>
+      <w:r>
+        <w:rPr>
+          <w:rFonts w:ascii="Consolas" w:eastAsia="Times New Roman" w:hAnsi="Consolas" w:cs="Times New Roman"/>
+          <w:color w:val="795E26"/>
+          <w:kern w:val="0"/>
+          <w:sz w:val="21"/>
+          <w:szCs w:val="21"/>
+          <w14:ligatures w14:val="none"/>
+        </w:rPr>
+        <w:t>@</w:t>
+      </w:r>
+      <w:proofErr w:type="gramStart"/>
+      <w:r>
+        <w:rPr>
+          <w:rFonts w:ascii="Consolas" w:eastAsia="Times New Roman" w:hAnsi="Consolas" w:cs="Times New Roman"/>
+          <w:color w:val="001080"/>
+          <w:kern w:val="0"/>
+          <w:sz w:val="21"/>
+          <w:szCs w:val="21"/>
+          <w14:ligatures w14:val="none"/>
+        </w:rPr>
+        <w:t>router</w:t>
+      </w:r>
+      <w:r>
+        <w:rPr>
+          <w:rFonts w:ascii="Consolas" w:eastAsia="Times New Roman" w:hAnsi="Consolas" w:cs="Times New Roman"/>
+          <w:color w:val="795E26"/>
+          <w:kern w:val="0"/>
+          <w:sz w:val="21"/>
+          <w:szCs w:val="21"/>
+          <w14:ligatures w14:val="none"/>
+        </w:rPr>
+        <w:t>.</w:t>
+      </w:r>
+      <w:r>
+        <w:rPr>
+          <w:rFonts w:ascii="Consolas" w:eastAsia="Times New Roman" w:hAnsi="Consolas" w:cs="Times New Roman"/>
+          <w:color w:val="001080"/>
+          <w:kern w:val="0"/>
+          <w:sz w:val="21"/>
+          <w:szCs w:val="21"/>
+          <w14:ligatures w14:val="none"/>
+        </w:rPr>
+        <w:t>message</w:t>
+      </w:r>
+      <w:proofErr w:type="gramEnd"/>
+      <w:r>
+        <w:rPr>
+          <w:rFonts w:ascii="Consolas" w:eastAsia="Times New Roman" w:hAnsi="Consolas" w:cs="Times New Roman"/>
+          <w:color w:val="3B3B3B"/>
+          <w:kern w:val="0"/>
+          <w:sz w:val="21"/>
+          <w:szCs w:val="21"/>
+          <w14:ligatures w14:val="none"/>
+        </w:rPr>
+        <w:t>(</w:t>
+      </w:r>
+      <w:proofErr w:type="gramStart"/>
+      <w:r>
+        <w:rPr>
+          <w:rFonts w:ascii="Consolas" w:eastAsia="Times New Roman" w:hAnsi="Consolas" w:cs="Times New Roman"/>
+          <w:color w:val="0070C1"/>
+          <w:kern w:val="0"/>
+          <w:sz w:val="21"/>
+          <w:szCs w:val="21"/>
+          <w14:ligatures w14:val="none"/>
+        </w:rPr>
+        <w:t>F</w:t>
+      </w:r>
+      <w:r>
+        <w:rPr>
+          <w:rFonts w:ascii="Consolas" w:eastAsia="Times New Roman" w:hAnsi="Consolas" w:cs="Times New Roman"/>
+          <w:color w:val="3B3B3B"/>
+          <w:kern w:val="0"/>
+          <w:sz w:val="21"/>
+          <w:szCs w:val="21"/>
+          <w14:ligatures w14:val="none"/>
+        </w:rPr>
+        <w:t>.</w:t>
+      </w:r>
+      <w:r>
+        <w:rPr>
+          <w:rFonts w:ascii="Consolas" w:eastAsia="Times New Roman" w:hAnsi="Consolas" w:cs="Times New Roman"/>
+          <w:color w:val="001080"/>
+          <w:kern w:val="0"/>
+          <w:sz w:val="21"/>
+          <w:szCs w:val="21"/>
+          <w14:ligatures w14:val="none"/>
+        </w:rPr>
+        <w:t>photo</w:t>
+      </w:r>
+      <w:proofErr w:type="gramEnd"/>
+      <w:r>
+        <w:rPr>
+          <w:rFonts w:ascii="Consolas" w:eastAsia="Times New Roman" w:hAnsi="Consolas" w:cs="Times New Roman"/>
+          <w:color w:val="3B3B3B"/>
+          <w:kern w:val="0"/>
+          <w:sz w:val="21"/>
+          <w:szCs w:val="21"/>
+          <w14:ligatures w14:val="none"/>
+        </w:rPr>
+        <w:t>)</w:t>
+      </w:r>
+    </w:p>
+    <w:p>
+      <w:pPr>
+        <w:shd w:val="clear" w:color="auto" w:fill="FFFFFF"/>
+        <w:spacing w:after="0" w:line="285" w:lineRule="atLeast"/>
+        <w:rPr>
+          <w:rFonts w:ascii="Consolas" w:eastAsia="Times New Roman" w:hAnsi="Consolas" w:cs="Times New Roman"/>
+          <w:color w:val="3B3B3B"/>
+          <w:kern w:val="0"/>
+          <w:sz w:val="21"/>
+          <w:szCs w:val="21"/>
+          <w14:ligatures w14:val="none"/>
+        </w:rPr>
+      </w:pPr>
+      <w:r>
+        <w:rPr>
+          <w:rFonts w:ascii="Consolas" w:eastAsia="Times New Roman" w:hAnsi="Consolas" w:cs="Times New Roman"/>
+          <w:color w:val="0000FF"/>
+          <w:kern w:val="0"/>
+          <w:sz w:val="21"/>
+          <w:szCs w:val="21"/>
+          <w14:ligatures w14:val="none"/>
+        </w:rPr>
+        <w:t>async</w:t>
+      </w:r>
+      <w:r>
+        <w:rPr>
+          <w:rFonts w:ascii="Consolas" w:eastAsia="Times New Roman" w:hAnsi="Consolas" w:cs="Times New Roman"/>
+          <w:color w:val="3B3B3B"/>
+          <w:kern w:val="0"/>
+          <w:sz w:val="21"/>
+          <w:szCs w:val="21"/>
+          <w14:ligatures w14:val="none"/>
+        </w:rPr>
+        <w:t xml:space="preserve"> </w:t>
+      </w:r>
+      <w:r>
+        <w:rPr>
+          <w:rFonts w:ascii="Consolas" w:eastAsia="Times New Roman" w:hAnsi="Consolas" w:cs="Times New Roman"/>
+          <w:color w:val="0000FF"/>
+          <w:kern w:val="0"/>
+          <w:sz w:val="21"/>
+          <w:szCs w:val="21"/>
+          <w14:ligatures w14:val="none"/>
+        </w:rPr>
+        <w:t>def</w:t>
+      </w:r>
+      <w:r>
+        <w:rPr>
+          <w:rFonts w:ascii="Consolas" w:eastAsia="Times New Roman" w:hAnsi="Consolas" w:cs="Times New Roman"/>
+          <w:color w:val="3B3B3B"/>
+          <w:kern w:val="0"/>
+          <w:sz w:val="21"/>
+          <w:szCs w:val="21"/>
+          <w14:ligatures w14:val="none"/>
+        </w:rPr>
+        <w:t xml:space="preserve"> </w:t>
+      </w:r>
+      <w:r>
+        <w:rPr>
+          <w:rFonts w:ascii="Consolas" w:eastAsia="Times New Roman" w:hAnsi="Consolas" w:cs="Times New Roman"/>
+          <w:color w:val="795E26"/>
+          <w:kern w:val="0"/>
+          <w:sz w:val="21"/>
+          <w:szCs w:val="21"/>
+          <w14:ligatures w14:val="none"/>
+        </w:rPr>
+        <w:t>get_message_01</w:t>
+      </w:r>
+      <w:r>
+        <w:rPr>
+          <w:rFonts w:ascii="Consolas" w:eastAsia="Times New Roman" w:hAnsi="Consolas" w:cs="Times New Roman"/>
+          <w:color w:val="3B3B3B"/>
+          <w:kern w:val="0"/>
+          <w:sz w:val="21"/>
+          <w:szCs w:val="21"/>
+          <w14:ligatures w14:val="none"/>
+        </w:rPr>
+        <w:t>(</w:t>
+      </w:r>
+      <w:r>
+        <w:rPr>
+          <w:rFonts w:ascii="Consolas" w:eastAsia="Times New Roman" w:hAnsi="Consolas" w:cs="Times New Roman"/>
+          <w:color w:val="001080"/>
+          <w:kern w:val="0"/>
+          <w:sz w:val="21"/>
+          <w:szCs w:val="21"/>
+          <w14:ligatures w14:val="none"/>
+        </w:rPr>
+        <w:t>message</w:t>
+      </w:r>
+      <w:r>
+        <w:rPr>
+          <w:rFonts w:ascii="Consolas" w:eastAsia="Times New Roman" w:hAnsi="Consolas" w:cs="Times New Roman"/>
+          <w:color w:val="3B3B3B"/>
+          <w:kern w:val="0"/>
+          <w:sz w:val="21"/>
+          <w:szCs w:val="21"/>
+          <w14:ligatures w14:val="none"/>
+        </w:rPr>
+        <w:t>):</w:t>
+      </w:r>
+    </w:p>
+    <w:p>
+      <w:pPr>
+        <w:shd w:val="clear" w:color="auto" w:fill="FFFFFF"/>
+        <w:spacing w:after="0" w:line="285" w:lineRule="atLeast"/>
+        <w:rPr>
+          <w:rFonts w:ascii="Consolas" w:eastAsia="Times New Roman" w:hAnsi="Consolas" w:cs="Times New Roman"/>
+          <w:color w:val="3B3B3B"/>
+          <w:kern w:val="0"/>
+          <w:sz w:val="21"/>
+          <w:szCs w:val="21"/>
+          <w14:ligatures w14:val="none"/>
+        </w:rPr>
+      </w:pPr>
+      <w:r>
+        <w:rPr>
+          <w:rFonts w:ascii="Consolas" w:eastAsia="Times New Roman" w:hAnsi="Consolas" w:cs="Times New Roman"/>
+          <w:color w:val="3B3B3B"/>
+          <w:kern w:val="0"/>
+          <w:sz w:val="21"/>
+          <w:szCs w:val="21"/>
+          <w14:ligatures w14:val="none"/>
+        </w:rPr>
+        <w:t xml:space="preserve">    </w:t>
+      </w:r>
+      <w:r>
+        <w:rPr>
+          <w:rFonts w:ascii="Consolas" w:eastAsia="Times New Roman" w:hAnsi="Consolas" w:cs="Times New Roman"/>
+          <w:color w:val="001080"/>
+          <w:kern w:val="0"/>
+          <w:sz w:val="21"/>
+          <w:szCs w:val="21"/>
+          <w14:ligatures w14:val="none"/>
+        </w:rPr>
+        <w:t>file_id</w:t>
+      </w:r>
+      <w:r>
+        <w:rPr>
+          <w:rFonts w:ascii="Consolas" w:eastAsia="Times New Roman" w:hAnsi="Consolas" w:cs="Times New Roman"/>
+          <w:color w:val="3B3B3B"/>
+          <w:kern w:val="0"/>
+          <w:sz w:val="21"/>
+          <w:szCs w:val="21"/>
+          <w14:ligatures w14:val="none"/>
+        </w:rPr>
+        <w:t xml:space="preserve"> </w:t>
+      </w:r>
+      <w:r>
+        <w:rPr>
+          <w:rFonts w:ascii="Consolas" w:eastAsia="Times New Roman" w:hAnsi="Consolas" w:cs="Times New Roman"/>
+          <w:color w:val="000000"/>
+          <w:kern w:val="0"/>
+          <w:sz w:val="21"/>
+          <w:szCs w:val="21"/>
+          <w14:ligatures w14:val="none"/>
+        </w:rPr>
+        <w:t>=</w:t>
+      </w:r>
+      <w:r>
+        <w:rPr>
+          <w:rFonts w:ascii="Consolas" w:eastAsia="Times New Roman" w:hAnsi="Consolas" w:cs="Times New Roman"/>
+          <w:color w:val="3B3B3B"/>
+          <w:kern w:val="0"/>
+          <w:sz w:val="21"/>
+          <w:szCs w:val="21"/>
+          <w14:ligatures w14:val="none"/>
+        </w:rPr>
+        <w:t xml:space="preserve"> </w:t>
+      </w:r>
+      <w:proofErr w:type="gramStart"/>
+      <w:r>
+        <w:rPr>
+          <w:rFonts w:ascii="Consolas" w:eastAsia="Times New Roman" w:hAnsi="Consolas" w:cs="Times New Roman"/>
+          <w:color w:val="001080"/>
+          <w:kern w:val="0"/>
+          <w:sz w:val="21"/>
+          <w:szCs w:val="21"/>
+          <w14:ligatures w14:val="none"/>
+        </w:rPr>
+        <w:t>message</w:t>
+      </w:r>
+      <w:r>
+        <w:rPr>
+          <w:rFonts w:ascii="Consolas" w:eastAsia="Times New Roman" w:hAnsi="Consolas" w:cs="Times New Roman"/>
+          <w:color w:val="3B3B3B"/>
+          <w:kern w:val="0"/>
+          <w:sz w:val="21"/>
+          <w:szCs w:val="21"/>
+          <w14:ligatures w14:val="none"/>
+        </w:rPr>
+        <w:t>.photo</w:t>
+      </w:r>
+      <w:proofErr w:type="gramEnd"/>
+      <w:r>
+        <w:rPr>
+          <w:rFonts w:ascii="Consolas" w:eastAsia="Times New Roman" w:hAnsi="Consolas" w:cs="Times New Roman"/>
+          <w:color w:val="3B3B3B"/>
+          <w:kern w:val="0"/>
+          <w:sz w:val="21"/>
+          <w:szCs w:val="21"/>
+          <w14:ligatures w14:val="none"/>
+        </w:rPr>
+        <w:t>[</w:t>
+      </w:r>
+      <w:r>
+        <w:rPr>
+          <w:rFonts w:ascii="Consolas" w:eastAsia="Times New Roman" w:hAnsi="Consolas" w:cs="Times New Roman"/>
+          <w:color w:val="000000"/>
+          <w:kern w:val="0"/>
+          <w:sz w:val="21"/>
+          <w:szCs w:val="21"/>
+          <w14:ligatures w14:val="none"/>
+        </w:rPr>
+        <w:t>-</w:t>
+      </w:r>
+      <w:r>
+        <w:rPr>
+          <w:rFonts w:ascii="Consolas" w:eastAsia="Times New Roman" w:hAnsi="Consolas" w:cs="Times New Roman"/>
+          <w:color w:val="098658"/>
+          <w:kern w:val="0"/>
+          <w:sz w:val="21"/>
+          <w:szCs w:val="21"/>
+          <w14:ligatures w14:val="none"/>
+        </w:rPr>
+        <w:t>1</w:t>
+      </w:r>
+      <w:proofErr w:type="gramStart"/>
+      <w:r>
+        <w:rPr>
+          <w:rFonts w:ascii="Consolas" w:eastAsia="Times New Roman" w:hAnsi="Consolas" w:cs="Times New Roman"/>
+          <w:color w:val="3B3B3B"/>
+          <w:kern w:val="0"/>
+          <w:sz w:val="21"/>
+          <w:szCs w:val="21"/>
+          <w14:ligatures w14:val="none"/>
+        </w:rPr>
+        <w:t>].file</w:t>
+      </w:r>
+      <w:proofErr w:type="gramEnd"/>
+      <w:r>
+        <w:rPr>
+          <w:rFonts w:ascii="Consolas" w:eastAsia="Times New Roman" w:hAnsi="Consolas" w:cs="Times New Roman"/>
+          <w:color w:val="3B3B3B"/>
+          <w:kern w:val="0"/>
+          <w:sz w:val="21"/>
+          <w:szCs w:val="21"/>
+          <w14:ligatures w14:val="none"/>
+        </w:rPr>
+        <w:t>_id</w:t>
+      </w:r>
+    </w:p>
+    <w:p>
+      <w:pPr>
+        <w:shd w:val="clear" w:color="auto" w:fill="FFFFFF"/>
+        <w:spacing w:after="0" w:line="285" w:lineRule="atLeast"/>
+        <w:rPr>
+          <w:rFonts w:ascii="Consolas" w:eastAsia="Times New Roman" w:hAnsi="Consolas" w:cs="Times New Roman"/>
+          <w:color w:val="3B3B3B"/>
+          <w:kern w:val="0"/>
+          <w:sz w:val="21"/>
+          <w:szCs w:val="21"/>
+          <w14:ligatures w14:val="none"/>
+        </w:rPr>
+      </w:pPr>
+      <w:r>
+        <w:rPr>
+          <w:rFonts w:ascii="Consolas" w:eastAsia="Times New Roman" w:hAnsi="Consolas" w:cs="Times New Roman"/>
+          <w:color w:val="3B3B3B"/>
+          <w:kern w:val="0"/>
+          <w:sz w:val="21"/>
+          <w:szCs w:val="21"/>
+          <w14:ligatures w14:val="none"/>
+        </w:rPr>
+        <w:t xml:space="preserve">    </w:t>
+      </w:r>
+      <w:r>
+        <w:rPr>
+          <w:rFonts w:ascii="Consolas" w:eastAsia="Times New Roman" w:hAnsi="Consolas" w:cs="Times New Roman"/>
+          <w:color w:val="AF00DB"/>
+          <w:kern w:val="0"/>
+          <w:sz w:val="21"/>
+          <w:szCs w:val="21"/>
+          <w14:ligatures w14:val="none"/>
+        </w:rPr>
+        <w:t>await</w:t>
+      </w:r>
+      <w:r>
+        <w:rPr>
+          <w:rFonts w:ascii="Consolas" w:eastAsia="Times New Roman" w:hAnsi="Consolas" w:cs="Times New Roman"/>
+          <w:color w:val="3B3B3B"/>
+          <w:kern w:val="0"/>
+          <w:sz w:val="21"/>
+          <w:szCs w:val="21"/>
+          <w14:ligatures w14:val="none"/>
+        </w:rPr>
+        <w:t xml:space="preserve"> </w:t>
+      </w:r>
+      <w:proofErr w:type="gramStart"/>
+      <w:r>
+        <w:rPr>
+          <w:rFonts w:ascii="Consolas" w:eastAsia="Times New Roman" w:hAnsi="Consolas" w:cs="Times New Roman"/>
+          <w:color w:val="001080"/>
+          <w:kern w:val="0"/>
+          <w:sz w:val="21"/>
+          <w:szCs w:val="21"/>
+          <w14:ligatures w14:val="none"/>
+        </w:rPr>
+        <w:t>message</w:t>
+      </w:r>
+      <w:r>
+        <w:rPr>
+          <w:rFonts w:ascii="Consolas" w:eastAsia="Times New Roman" w:hAnsi="Consolas" w:cs="Times New Roman"/>
+          <w:color w:val="3B3B3B"/>
+          <w:kern w:val="0"/>
+          <w:sz w:val="21"/>
+          <w:szCs w:val="21"/>
+          <w14:ligatures w14:val="none"/>
+        </w:rPr>
+        <w:t>.answer</w:t>
+      </w:r>
+      <w:proofErr w:type="gramEnd"/>
+      <w:r>
+        <w:rPr>
+          <w:rFonts w:ascii="Consolas" w:eastAsia="Times New Roman" w:hAnsi="Consolas" w:cs="Times New Roman"/>
+          <w:color w:val="3B3B3B"/>
+          <w:kern w:val="0"/>
+          <w:sz w:val="21"/>
+          <w:szCs w:val="21"/>
+          <w14:ligatures w14:val="none"/>
+        </w:rPr>
+        <w:t>_</w:t>
+      </w:r>
+      <w:proofErr w:type="gramStart"/>
+      <w:r>
+        <w:rPr>
+          <w:rFonts w:ascii="Consolas" w:eastAsia="Times New Roman" w:hAnsi="Consolas" w:cs="Times New Roman"/>
+          <w:color w:val="3B3B3B"/>
+          <w:kern w:val="0"/>
+          <w:sz w:val="21"/>
+          <w:szCs w:val="21"/>
+          <w14:ligatures w14:val="none"/>
+        </w:rPr>
+        <w:t>photo(</w:t>
+      </w:r>
+      <w:proofErr w:type="gramEnd"/>
+      <w:r>
+        <w:rPr>
+          <w:rFonts w:ascii="Consolas" w:eastAsia="Times New Roman" w:hAnsi="Consolas" w:cs="Times New Roman"/>
+          <w:color w:val="001080"/>
+          <w:kern w:val="0"/>
+          <w:sz w:val="21"/>
+          <w:szCs w:val="21"/>
+          <w14:ligatures w14:val="none"/>
+        </w:rPr>
+        <w:t>file_id</w:t>
+      </w:r>
+      <w:r>
+        <w:rPr>
+          <w:rFonts w:ascii="Consolas" w:eastAsia="Times New Roman" w:hAnsi="Consolas" w:cs="Times New Roman"/>
+          <w:color w:val="3B3B3B"/>
+          <w:kern w:val="0"/>
+          <w:sz w:val="21"/>
+          <w:szCs w:val="21"/>
+          <w14:ligatures w14:val="none"/>
+        </w:rPr>
+        <w:t xml:space="preserve">, </w:t>
+      </w:r>
+      <w:r>
+        <w:rPr>
+          <w:rFonts w:ascii="Consolas" w:eastAsia="Times New Roman" w:hAnsi="Consolas" w:cs="Times New Roman"/>
+          <w:color w:val="001080"/>
+          <w:kern w:val="0"/>
+          <w:sz w:val="21"/>
+          <w:szCs w:val="21"/>
+          <w14:ligatures w14:val="none"/>
+        </w:rPr>
+        <w:t>caption</w:t>
+      </w:r>
+      <w:r>
+        <w:rPr>
+          <w:rFonts w:ascii="Consolas" w:eastAsia="Times New Roman" w:hAnsi="Consolas" w:cs="Times New Roman"/>
+          <w:color w:val="000000"/>
+          <w:kern w:val="0"/>
+          <w:sz w:val="21"/>
+          <w:szCs w:val="21"/>
+          <w14:ligatures w14:val="none"/>
+        </w:rPr>
+        <w:t>=</w:t>
+      </w:r>
+      <w:r>
+        <w:rPr>
+          <w:rFonts w:ascii="Consolas" w:eastAsia="Times New Roman" w:hAnsi="Consolas" w:cs="Times New Roman"/>
+          <w:color w:val="A31515"/>
+          <w:kern w:val="0"/>
+          <w:sz w:val="21"/>
+          <w:szCs w:val="21"/>
+          <w14:ligatures w14:val="none"/>
+        </w:rPr>
+        <w:t>"You send image file"</w:t>
+      </w:r>
+      <w:r>
+        <w:rPr>
+          <w:rFonts w:ascii="Consolas" w:eastAsia="Times New Roman" w:hAnsi="Consolas" w:cs="Times New Roman"/>
+          <w:color w:val="3B3B3B"/>
+          <w:kern w:val="0"/>
+          <w:sz w:val="21"/>
+          <w:szCs w:val="21"/>
+          <w14:ligatures w14:val="none"/>
+        </w:rPr>
+        <w:t>)</w:t>
+      </w:r>
+    </w:p>
+    <w:p>
+      <w:pPr>
+        <w:ind w:left="1080" w:firstLine="360"/>
+      </w:pPr>
+      <w:r>
+        <w:t>=============================================</w:t>
+      </w:r>
+    </w:p>
+    <w:p>
+      <w:pPr>
         <w:rPr>
           <w:rFonts w:ascii="Sakkal Majalla" w:hAnsi="Sakkal Majalla" w:cs="Sakkal Majalla"/>
           <w:sz w:val="28"/>
           <w:szCs w:val="28"/>
         </w:rPr>
       </w:pPr>
-      <w:proofErr w:type="gramStart"/>
-      <w:r>
-        <w:rPr>
-          <w:rFonts w:ascii="Sakkal Majalla" w:hAnsi="Sakkal Majalla" w:cs="Sakkal Majalla"/>
-          <w:b/>
-          <w:bCs/>
-          <w:color w:val="D9D9D9" w:themeColor="background1" w:themeShade="D9"/>
-          <w:sz w:val="28"/>
-          <w:szCs w:val="28"/>
-        </w:rPr>
-        <w:t>message</w:t>
-      </w:r>
-      <w:r>
-        <w:rPr>
-          <w:rFonts w:ascii="Sakkal Majalla" w:hAnsi="Sakkal Majalla" w:cs="Sakkal Majalla"/>
-          <w:sz w:val="28"/>
-          <w:szCs w:val="28"/>
-        </w:rPr>
-        <w:t>.</w:t>
-      </w:r>
-      <w:r>
-        <w:rPr>
-          <w:rFonts w:ascii="Sakkal Majalla" w:hAnsi="Sakkal Majalla" w:cs="Sakkal Majalla"/>
-          <w:b/>
-          <w:bCs/>
-          <w:color w:val="D9D9D9" w:themeColor="background1" w:themeShade="D9"/>
-          <w:sz w:val="28"/>
-          <w:szCs w:val="28"/>
-        </w:rPr>
-        <w:t>message</w:t>
-      </w:r>
-      <w:proofErr w:type="gramEnd"/>
-      <w:r>
-        <w:rPr>
-          <w:rFonts w:ascii="Sakkal Majalla" w:hAnsi="Sakkal Majalla" w:cs="Sakkal Majalla"/>
-          <w:b/>
-          <w:bCs/>
-          <w:color w:val="D9D9D9" w:themeColor="background1" w:themeShade="D9"/>
-          <w:sz w:val="28"/>
-          <w:szCs w:val="28"/>
-        </w:rPr>
-        <w:t>_id</w:t>
-      </w:r>
-      <w:r>
-        <w:rPr>
-          <w:rFonts w:ascii="Sakkal Majalla" w:hAnsi="Sakkal Majalla" w:cs="Sakkal Majalla"/>
-          <w:color w:val="D9D9D9" w:themeColor="background1" w:themeShade="D9"/>
-          <w:sz w:val="28"/>
-          <w:szCs w:val="28"/>
-        </w:rPr>
-        <w:t xml:space="preserve"> </w:t>
-      </w:r>
-      <w:r>
-        <w:rPr>
-          <w:rFonts w:ascii="Sakkal Majalla" w:hAnsi="Sakkal Majalla" w:cs="Sakkal Majalla"/>
-          <w:sz w:val="28"/>
-          <w:szCs w:val="28"/>
-        </w:rPr>
-        <w:t>– allows you to get the message ID</w:t>
-      </w:r>
-    </w:p>
-    <w:p>
-      <w:pPr>
-        <w:numPr>
-          <w:ilvl w:val="0"/>
-          <w:numId w:val="1"/>
-        </w:numPr>
-        <w:rPr>
-          <w:rFonts w:ascii="Sakkal Majalla" w:hAnsi="Sakkal Majalla" w:cs="Sakkal Majalla"/>
-          <w:sz w:val="28"/>
-          <w:szCs w:val="28"/>
-        </w:rPr>
-      </w:pPr>
-      <w:proofErr w:type="gramStart"/>
-      <w:r>
-        <w:rPr>
-          <w:rFonts w:ascii="Sakkal Majalla" w:hAnsi="Sakkal Majalla" w:cs="Sakkal Majalla"/>
-          <w:b/>
-          <w:bCs/>
-          <w:color w:val="D9D9D9" w:themeColor="background1" w:themeShade="D9"/>
-          <w:sz w:val="28"/>
-          <w:szCs w:val="28"/>
-        </w:rPr>
-        <w:t>message</w:t>
-      </w:r>
-      <w:r>
-        <w:rPr>
-          <w:rFonts w:ascii="Sakkal Majalla" w:hAnsi="Sakkal Majalla" w:cs="Sakkal Majalla"/>
-          <w:sz w:val="28"/>
-          <w:szCs w:val="28"/>
-        </w:rPr>
-        <w:t>.</w:t>
-      </w:r>
-      <w:r>
-        <w:rPr>
-          <w:rFonts w:ascii="Sakkal Majalla" w:hAnsi="Sakkal Majalla" w:cs="Sakkal Majalla"/>
-          <w:b/>
-          <w:bCs/>
-          <w:color w:val="D9D9D9" w:themeColor="background1" w:themeShade="D9"/>
-          <w:sz w:val="28"/>
-          <w:szCs w:val="28"/>
-        </w:rPr>
-        <w:t>content</w:t>
-      </w:r>
-      <w:proofErr w:type="gramEnd"/>
-      <w:r>
-        <w:rPr>
-          <w:rFonts w:ascii="Sakkal Majalla" w:hAnsi="Sakkal Majalla" w:cs="Sakkal Majalla"/>
-          <w:b/>
-          <w:bCs/>
-          <w:color w:val="D9D9D9" w:themeColor="background1" w:themeShade="D9"/>
-          <w:sz w:val="28"/>
-          <w:szCs w:val="28"/>
-        </w:rPr>
-        <w:t>_type</w:t>
-      </w:r>
-      <w:r>
-        <w:rPr>
-          <w:rFonts w:ascii="Sakkal Majalla" w:hAnsi="Sakkal Majalla" w:cs="Sakkal Majalla"/>
-          <w:color w:val="D9D9D9" w:themeColor="background1" w:themeShade="D9"/>
-          <w:sz w:val="28"/>
-          <w:szCs w:val="28"/>
-        </w:rPr>
-        <w:t xml:space="preserve"> </w:t>
-      </w:r>
-      <w:r>
-        <w:rPr>
-          <w:rFonts w:ascii="Sakkal Majalla" w:hAnsi="Sakkal Majalla" w:cs="Sakkal Majalla"/>
-          <w:sz w:val="28"/>
-          <w:szCs w:val="28"/>
-        </w:rPr>
-        <w:t>– allows you to get the type of the sent message (text, photo, document, etc.)</w:t>
-      </w:r>
-    </w:p>
-    <w:p>
-      <w:pPr>
-        <w:numPr>
-          <w:ilvl w:val="0"/>
-          <w:numId w:val="1"/>
-        </w:numPr>
-        <w:rPr>
-          <w:rFonts w:ascii="Sakkal Majalla" w:hAnsi="Sakkal Majalla" w:cs="Sakkal Majalla"/>
-          <w:sz w:val="28"/>
-          <w:szCs w:val="28"/>
-        </w:rPr>
-      </w:pPr>
-      <w:proofErr w:type="gramStart"/>
-      <w:r>
-        <w:rPr>
-          <w:rFonts w:ascii="Sakkal Majalla" w:hAnsi="Sakkal Majalla" w:cs="Sakkal Majalla"/>
-          <w:b/>
-          <w:bCs/>
-          <w:color w:val="D9D9D9" w:themeColor="background1" w:themeShade="D9"/>
-          <w:sz w:val="28"/>
-          <w:szCs w:val="28"/>
-        </w:rPr>
-        <w:t>message</w:t>
-      </w:r>
-      <w:r>
-        <w:rPr>
-          <w:rFonts w:ascii="Sakkal Majalla" w:hAnsi="Sakkal Majalla" w:cs="Sakkal Majalla"/>
-          <w:sz w:val="28"/>
-          <w:szCs w:val="28"/>
-        </w:rPr>
-        <w:t>.</w:t>
-      </w:r>
-      <w:r>
-        <w:rPr>
-          <w:rFonts w:ascii="Sakkal Majalla" w:hAnsi="Sakkal Majalla" w:cs="Sakkal Majalla"/>
-          <w:b/>
-          <w:bCs/>
-          <w:color w:val="D9D9D9" w:themeColor="background1" w:themeShade="D9"/>
-          <w:sz w:val="28"/>
-          <w:szCs w:val="28"/>
-        </w:rPr>
-        <w:t>caption</w:t>
-      </w:r>
-      <w:proofErr w:type="gramEnd"/>
-      <w:r>
-        <w:rPr>
-          <w:rFonts w:ascii="Sakkal Majalla" w:hAnsi="Sakkal Majalla" w:cs="Sakkal Majalla"/>
-          <w:color w:val="D9D9D9" w:themeColor="background1" w:themeShade="D9"/>
-          <w:sz w:val="28"/>
-          <w:szCs w:val="28"/>
-        </w:rPr>
-        <w:t xml:space="preserve"> </w:t>
-      </w:r>
-      <w:r>
-        <w:rPr>
-          <w:rFonts w:ascii="Sakkal Majalla" w:hAnsi="Sakkal Majalla" w:cs="Sakkal Majalla"/>
-          <w:sz w:val="28"/>
-          <w:szCs w:val="28"/>
-        </w:rPr>
-        <w:t>– allows you to get the caption for media messages (photos, videos, etc.)</w:t>
-      </w:r>
-    </w:p>
-    <w:p>
-      <w:pPr>
-        <w:numPr>
-          <w:ilvl w:val="0"/>
-          <w:numId w:val="1"/>
-        </w:numPr>
-        <w:rPr>
-          <w:rFonts w:ascii="Sakkal Majalla" w:hAnsi="Sakkal Majalla" w:cs="Sakkal Majalla"/>
-          <w:sz w:val="28"/>
-          <w:szCs w:val="28"/>
-        </w:rPr>
-      </w:pPr>
-      <w:r>
-        <w:rPr>
-          <w:rFonts w:ascii="Sakkal Majalla" w:hAnsi="Sakkal Majalla" w:cs="Sakkal Majalla"/>
-          <w:b/>
-          <w:bCs/>
-          <w:color w:val="D9D9D9" w:themeColor="background1" w:themeShade="D9"/>
-          <w:sz w:val="28"/>
-          <w:szCs w:val="28"/>
-        </w:rPr>
-        <w:t>message</w:t>
-      </w:r>
-      <w:r>
-        <w:rPr>
-          <w:rFonts w:ascii="Sakkal Majalla" w:hAnsi="Sakkal Majalla" w:cs="Sakkal Majalla"/>
-          <w:sz w:val="28"/>
-          <w:szCs w:val="28"/>
-        </w:rPr>
-        <w:t>.</w:t>
-      </w:r>
-      <w:r>
-        <w:rPr>
-          <w:rFonts w:ascii="Sakkal Majalla" w:hAnsi="Sakkal Majalla" w:cs="Sakkal Majalla"/>
-          <w:b/>
-          <w:bCs/>
-          <w:color w:val="D9D9D9" w:themeColor="background1" w:themeShade="D9"/>
-          <w:sz w:val="28"/>
-          <w:szCs w:val="28"/>
-        </w:rPr>
-        <w:t>html_text</w:t>
-      </w:r>
-      <w:r>
-        <w:rPr>
-          <w:rFonts w:ascii="Sakkal Majalla" w:hAnsi="Sakkal Majalla" w:cs="Sakkal Majalla"/>
-          <w:color w:val="D9D9D9" w:themeColor="background1" w:themeShade="D9"/>
-          <w:sz w:val="28"/>
-          <w:szCs w:val="28"/>
-        </w:rPr>
-        <w:t xml:space="preserve"> </w:t>
-      </w:r>
-      <w:r>
-        <w:rPr>
-          <w:rFonts w:ascii="Sakkal Majalla" w:hAnsi="Sakkal Majalla" w:cs="Sakkal Majalla"/>
-          <w:sz w:val="28"/>
-          <w:szCs w:val="28"/>
-        </w:rPr>
-        <w:t>– get text with original formatting</w:t>
+      <w:r>
+        <w:rPr>
+          <w:noProof/>
+        </w:rPr>
+        <w:drawing>
+          <wp:inline distT="0" distB="0" distL="0" distR="0" wp14:anchorId="7B646D93" wp14:editId="0B466A1D">
+            <wp:extent cx="5943600" cy="3681730"/>
+            <wp:effectExtent l="0" t="0" r="0" b="0"/>
+            <wp:docPr id="1046671125" name="Picture 1"/>
+            <wp:cNvGraphicFramePr>
+              <a:graphicFrameLocks xmlns:a="http://schemas.openxmlformats.org/drawingml/2006/main" noChangeAspect="1"/>
+            </wp:cNvGraphicFramePr>
+            <a:graphic xmlns:a="http://schemas.openxmlformats.org/drawingml/2006/main">
+              <a:graphicData uri="http://schemas.openxmlformats.org/drawingml/2006/picture">
+                <pic:pic xmlns:pic="http://schemas.openxmlformats.org/drawingml/2006/picture">
+                  <pic:nvPicPr>
+                    <pic:cNvPr id="1046671125" name=""/>
+                    <pic:cNvPicPr/>
+                  </pic:nvPicPr>
+                  <pic:blipFill>
+                    <a:blip r:embed="rId5"/>
+                    <a:stretch>
+                      <a:fillRect/>
+                    </a:stretch>
+                  </pic:blipFill>
+                  <pic:spPr>
+                    <a:xfrm>
+                      <a:off x="0" y="0"/>
+                      <a:ext cx="5943600" cy="3681730"/>
+                    </a:xfrm>
+                    <a:prstGeom prst="rect">
+                      <a:avLst/>
+                    </a:prstGeom>
+                  </pic:spPr>
+                </pic:pic>
+              </a:graphicData>
+            </a:graphic>
+          </wp:inline>
+        </w:drawing>
       </w:r>
     </w:p>
     <w:p>
@@ -7172,6 +8187,7 @@
   <w:style w:type="character" w:default="1" w:styleId="DefaultParagraphFont">
     <w:name w:val="Default Paragraph Font"/>
     <w:uiPriority w:val="1"/>
+    <w:semiHidden/>
     <w:unhideWhenUsed/>
   </w:style>
   <w:style w:type="table" w:default="1" w:styleId="TableNormal">

--- a/Telegram-Bot/Telegram-Bot-Notes-01.docx
+++ b/Telegram-Bot/Telegram-Bot-Notes-01.docx
@@ -86,7 +86,6 @@
         </w:rPr>
         <w:t xml:space="preserve"> </w:t>
       </w:r>
-      <w:proofErr w:type="gramStart"/>
       <w:r>
         <w:rPr>
           <w:rFonts w:ascii="Consolas" w:eastAsia="Times New Roman" w:hAnsi="Consolas" w:cs="Times New Roman"/>
@@ -120,7 +119,6 @@
         </w:rPr>
         <w:t>types</w:t>
       </w:r>
-      <w:proofErr w:type="gramEnd"/>
       <w:r>
         <w:rPr>
           <w:rFonts w:ascii="Consolas" w:eastAsia="Times New Roman" w:hAnsi="Consolas" w:cs="Times New Roman"/>
@@ -560,9 +558,22 @@
           <w:szCs w:val="21"/>
           <w14:ligatures w14:val="none"/>
         </w:rPr>
-        <w:t xml:space="preserve">remove = </w:t>
-      </w:r>
-      <w:proofErr w:type="gramStart"/>
+        <w:t>remove = ReplyKeyboardRemove()</w:t>
+      </w:r>
+    </w:p>
+    <w:p>
+      <w:pPr>
+        <w:shd w:val="clear" w:color="auto" w:fill="FFFFFF"/>
+        <w:spacing w:after="0" w:line="285" w:lineRule="atLeast"/>
+        <w:rPr>
+          <w:rFonts w:ascii="Consolas" w:eastAsia="Times New Roman" w:hAnsi="Consolas" w:cs="Times New Roman"/>
+          <w:color w:val="3B3B3B"/>
+          <w:kern w:val="0"/>
+          <w:sz w:val="21"/>
+          <w:szCs w:val="21"/>
+          <w14:ligatures w14:val="none"/>
+        </w:rPr>
+      </w:pPr>
       <w:r>
         <w:rPr>
           <w:rFonts w:ascii="Consolas" w:eastAsia="Times New Roman" w:hAnsi="Consolas" w:cs="Times New Roman"/>
@@ -572,9 +583,22 @@
           <w:szCs w:val="21"/>
           <w14:ligatures w14:val="none"/>
         </w:rPr>
-        <w:t>ReplyKeyboardRemove(</w:t>
-      </w:r>
-      <w:proofErr w:type="gramEnd"/>
+        <w:t># Pass `remove` to the `reply_markup` parameter when sending a message to hide the current keyboard.</w:t>
+      </w:r>
+    </w:p>
+    <w:p>
+      <w:pPr>
+        <w:shd w:val="clear" w:color="auto" w:fill="FFFFFF"/>
+        <w:spacing w:after="0" w:line="285" w:lineRule="atLeast"/>
+        <w:rPr>
+          <w:rFonts w:ascii="Consolas" w:eastAsia="Times New Roman" w:hAnsi="Consolas" w:cs="Times New Roman"/>
+          <w:color w:val="3B3B3B"/>
+          <w:kern w:val="0"/>
+          <w:sz w:val="21"/>
+          <w:szCs w:val="21"/>
+          <w14:ligatures w14:val="none"/>
+        </w:rPr>
+      </w:pPr>
       <w:r>
         <w:rPr>
           <w:rFonts w:ascii="Consolas" w:eastAsia="Times New Roman" w:hAnsi="Consolas" w:cs="Times New Roman"/>
@@ -584,8 +608,22 @@
           <w:szCs w:val="21"/>
           <w14:ligatures w14:val="none"/>
         </w:rPr>
-        <w:t>)</w:t>
-      </w:r>
+        <w:t>```</w:t>
+      </w:r>
+    </w:p>
+    <w:p>
+      <w:pPr>
+        <w:shd w:val="clear" w:color="auto" w:fill="FFFFFF"/>
+        <w:spacing w:after="0" w:line="285" w:lineRule="atLeast"/>
+        <w:rPr>
+          <w:rFonts w:ascii="Consolas" w:eastAsia="Times New Roman" w:hAnsi="Consolas" w:cs="Times New Roman"/>
+          <w:color w:val="3B3B3B"/>
+          <w:kern w:val="0"/>
+          <w:sz w:val="21"/>
+          <w:szCs w:val="21"/>
+          <w14:ligatures w14:val="none"/>
+        </w:rPr>
+      </w:pPr>
     </w:p>
     <w:p>
       <w:pPr>
@@ -609,7 +647,7 @@
           <w:szCs w:val="21"/>
           <w14:ligatures w14:val="none"/>
         </w:rPr>
-        <w:t># Pass `remove` to the `reply_markup` parameter when sending a message to hide the current keyboard.</w:t>
+        <w:t>#### 2. Force Reply Object</w:t>
       </w:r>
     </w:p>
     <w:p>
@@ -634,6 +672,120 @@
           <w:szCs w:val="21"/>
           <w14:ligatures w14:val="none"/>
         </w:rPr>
+        <w:t>```python</w:t>
+      </w:r>
+    </w:p>
+    <w:p>
+      <w:pPr>
+        <w:shd w:val="clear" w:color="auto" w:fill="FFFFFF"/>
+        <w:spacing w:after="0" w:line="285" w:lineRule="atLeast"/>
+        <w:rPr>
+          <w:rFonts w:ascii="Consolas" w:eastAsia="Times New Roman" w:hAnsi="Consolas" w:cs="Times New Roman"/>
+          <w:color w:val="3B3B3B"/>
+          <w:kern w:val="0"/>
+          <w:sz w:val="21"/>
+          <w:szCs w:val="21"/>
+          <w14:ligatures w14:val="none"/>
+        </w:rPr>
+      </w:pPr>
+      <w:r>
+        <w:rPr>
+          <w:rFonts w:ascii="Consolas" w:eastAsia="Times New Roman" w:hAnsi="Consolas" w:cs="Times New Roman"/>
+          <w:color w:val="A31515"/>
+          <w:kern w:val="0"/>
+          <w:sz w:val="21"/>
+          <w:szCs w:val="21"/>
+          <w14:ligatures w14:val="none"/>
+        </w:rPr>
+        <w:t>from aiogram.types import ForceReply</w:t>
+      </w:r>
+    </w:p>
+    <w:p>
+      <w:pPr>
+        <w:shd w:val="clear" w:color="auto" w:fill="FFFFFF"/>
+        <w:spacing w:after="0" w:line="285" w:lineRule="atLeast"/>
+        <w:rPr>
+          <w:rFonts w:ascii="Consolas" w:eastAsia="Times New Roman" w:hAnsi="Consolas" w:cs="Times New Roman"/>
+          <w:color w:val="3B3B3B"/>
+          <w:kern w:val="0"/>
+          <w:sz w:val="21"/>
+          <w:szCs w:val="21"/>
+          <w14:ligatures w14:val="none"/>
+        </w:rPr>
+      </w:pPr>
+    </w:p>
+    <w:p>
+      <w:pPr>
+        <w:shd w:val="clear" w:color="auto" w:fill="FFFFFF"/>
+        <w:spacing w:after="0" w:line="285" w:lineRule="atLeast"/>
+        <w:rPr>
+          <w:rFonts w:ascii="Consolas" w:eastAsia="Times New Roman" w:hAnsi="Consolas" w:cs="Times New Roman"/>
+          <w:color w:val="3B3B3B"/>
+          <w:kern w:val="0"/>
+          <w:sz w:val="21"/>
+          <w:szCs w:val="21"/>
+          <w14:ligatures w14:val="none"/>
+        </w:rPr>
+      </w:pPr>
+      <w:r>
+        <w:rPr>
+          <w:rFonts w:ascii="Consolas" w:eastAsia="Times New Roman" w:hAnsi="Consolas" w:cs="Times New Roman"/>
+          <w:color w:val="A31515"/>
+          <w:kern w:val="0"/>
+          <w:sz w:val="21"/>
+          <w:szCs w:val="21"/>
+          <w14:ligatures w14:val="none"/>
+        </w:rPr>
+        <w:t>replyer = ForceReply()</w:t>
+      </w:r>
+    </w:p>
+    <w:p>
+      <w:pPr>
+        <w:shd w:val="clear" w:color="auto" w:fill="FFFFFF"/>
+        <w:spacing w:after="0" w:line="285" w:lineRule="atLeast"/>
+        <w:rPr>
+          <w:rFonts w:ascii="Consolas" w:eastAsia="Times New Roman" w:hAnsi="Consolas" w:cs="Times New Roman"/>
+          <w:color w:val="3B3B3B"/>
+          <w:kern w:val="0"/>
+          <w:sz w:val="21"/>
+          <w:szCs w:val="21"/>
+          <w14:ligatures w14:val="none"/>
+        </w:rPr>
+      </w:pPr>
+      <w:r>
+        <w:rPr>
+          <w:rFonts w:ascii="Consolas" w:eastAsia="Times New Roman" w:hAnsi="Consolas" w:cs="Times New Roman"/>
+          <w:color w:val="A31515"/>
+          <w:kern w:val="0"/>
+          <w:sz w:val="21"/>
+          <w:szCs w:val="21"/>
+          <w14:ligatures w14:val="none"/>
+        </w:rPr>
+        <w:t># Attach to a message to highlight it and prompt the user to reply directly.</w:t>
+      </w:r>
+    </w:p>
+    <w:p>
+      <w:pPr>
+        <w:shd w:val="clear" w:color="auto" w:fill="FFFFFF"/>
+        <w:spacing w:after="0" w:line="285" w:lineRule="atLeast"/>
+        <w:rPr>
+          <w:rFonts w:ascii="Consolas" w:eastAsia="Times New Roman" w:hAnsi="Consolas" w:cs="Times New Roman"/>
+          <w:color w:val="3B3B3B"/>
+          <w:kern w:val="0"/>
+          <w:sz w:val="21"/>
+          <w:szCs w:val="21"/>
+          <w14:ligatures w14:val="none"/>
+        </w:rPr>
+      </w:pPr>
+      <w:r>
+        <w:rPr>
+          <w:rFonts w:ascii="Consolas" w:eastAsia="Times New Roman" w:hAnsi="Consolas" w:cs="Times New Roman"/>
+          <w:color w:val="A31515"/>
+          <w:kern w:val="0"/>
+          <w:sz w:val="21"/>
+          <w:szCs w:val="21"/>
+          <w14:ligatures w14:val="none"/>
+        </w:rPr>
         <w:t>```</w:t>
       </w:r>
     </w:p>
@@ -673,22 +825,215 @@
           <w:szCs w:val="21"/>
           <w14:ligatures w14:val="none"/>
         </w:rPr>
-        <w:t>#### 2. Force Reply Object</w:t>
-      </w:r>
-    </w:p>
-    <w:p>
-      <w:pPr>
-        <w:shd w:val="clear" w:color="auto" w:fill="FFFFFF"/>
-        <w:spacing w:after="0" w:line="285" w:lineRule="atLeast"/>
-        <w:rPr>
-          <w:rFonts w:ascii="Consolas" w:eastAsia="Times New Roman" w:hAnsi="Consolas" w:cs="Times New Roman"/>
-          <w:color w:val="3B3B3B"/>
-          <w:kern w:val="0"/>
-          <w:sz w:val="21"/>
-          <w:szCs w:val="21"/>
-          <w14:ligatures w14:val="none"/>
-        </w:rPr>
-      </w:pPr>
+        <w:t>"""</w:t>
+      </w:r>
+    </w:p>
+    <w:p>
+      <w:pPr>
+        <w:shd w:val="clear" w:color="auto" w:fill="FFFFFF"/>
+        <w:spacing w:after="0" w:line="285" w:lineRule="atLeast"/>
+        <w:rPr>
+          <w:rFonts w:ascii="Consolas" w:eastAsia="Times New Roman" w:hAnsi="Consolas" w:cs="Times New Roman"/>
+          <w:color w:val="3B3B3B"/>
+          <w:kern w:val="0"/>
+          <w:sz w:val="21"/>
+          <w:szCs w:val="21"/>
+          <w14:ligatures w14:val="none"/>
+        </w:rPr>
+      </w:pPr>
+      <w:r>
+        <w:rPr>
+          <w:rFonts w:ascii="Consolas" w:eastAsia="Times New Roman" w:hAnsi="Consolas" w:cs="Times New Roman"/>
+          <w:color w:val="001080"/>
+          <w:kern w:val="0"/>
+          <w:sz w:val="21"/>
+          <w:szCs w:val="21"/>
+          <w14:ligatures w14:val="none"/>
+        </w:rPr>
+        <w:t>menu</w:t>
+      </w:r>
+      <w:r>
+        <w:rPr>
+          <w:rFonts w:ascii="Consolas" w:eastAsia="Times New Roman" w:hAnsi="Consolas" w:cs="Times New Roman"/>
+          <w:color w:val="3B3B3B"/>
+          <w:kern w:val="0"/>
+          <w:sz w:val="21"/>
+          <w:szCs w:val="21"/>
+          <w14:ligatures w14:val="none"/>
+        </w:rPr>
+        <w:t xml:space="preserve"> </w:t>
+      </w:r>
+      <w:r>
+        <w:rPr>
+          <w:rFonts w:ascii="Consolas" w:eastAsia="Times New Roman" w:hAnsi="Consolas" w:cs="Times New Roman"/>
+          <w:color w:val="000000"/>
+          <w:kern w:val="0"/>
+          <w:sz w:val="21"/>
+          <w:szCs w:val="21"/>
+          <w14:ligatures w14:val="none"/>
+        </w:rPr>
+        <w:t>=</w:t>
+      </w:r>
+      <w:r>
+        <w:rPr>
+          <w:rFonts w:ascii="Consolas" w:eastAsia="Times New Roman" w:hAnsi="Consolas" w:cs="Times New Roman"/>
+          <w:color w:val="3B3B3B"/>
+          <w:kern w:val="0"/>
+          <w:sz w:val="21"/>
+          <w:szCs w:val="21"/>
+          <w14:ligatures w14:val="none"/>
+        </w:rPr>
+        <w:t xml:space="preserve"> </w:t>
+      </w:r>
+      <w:r>
+        <w:rPr>
+          <w:rFonts w:ascii="Consolas" w:eastAsia="Times New Roman" w:hAnsi="Consolas" w:cs="Times New Roman"/>
+          <w:color w:val="267F99"/>
+          <w:kern w:val="0"/>
+          <w:sz w:val="21"/>
+          <w:szCs w:val="21"/>
+          <w14:ligatures w14:val="none"/>
+        </w:rPr>
+        <w:t>ReplyKeyboardMarkup</w:t>
+      </w:r>
+      <w:r>
+        <w:rPr>
+          <w:rFonts w:ascii="Consolas" w:eastAsia="Times New Roman" w:hAnsi="Consolas" w:cs="Times New Roman"/>
+          <w:color w:val="3B3B3B"/>
+          <w:kern w:val="0"/>
+          <w:sz w:val="21"/>
+          <w:szCs w:val="21"/>
+          <w14:ligatures w14:val="none"/>
+        </w:rPr>
+        <w:t>(</w:t>
+      </w:r>
+    </w:p>
+    <w:p>
+      <w:pPr>
+        <w:shd w:val="clear" w:color="auto" w:fill="FFFFFF"/>
+        <w:spacing w:after="0" w:line="285" w:lineRule="atLeast"/>
+        <w:rPr>
+          <w:rFonts w:ascii="Consolas" w:eastAsia="Times New Roman" w:hAnsi="Consolas" w:cs="Times New Roman"/>
+          <w:color w:val="3B3B3B"/>
+          <w:kern w:val="0"/>
+          <w:sz w:val="21"/>
+          <w:szCs w:val="21"/>
+          <w14:ligatures w14:val="none"/>
+        </w:rPr>
+      </w:pPr>
+      <w:r>
+        <w:rPr>
+          <w:rFonts w:ascii="Consolas" w:eastAsia="Times New Roman" w:hAnsi="Consolas" w:cs="Times New Roman"/>
+          <w:color w:val="3B3B3B"/>
+          <w:kern w:val="0"/>
+          <w:sz w:val="21"/>
+          <w:szCs w:val="21"/>
+          <w14:ligatures w14:val="none"/>
+        </w:rPr>
+        <w:t xml:space="preserve">    </w:t>
+      </w:r>
+      <w:r>
+        <w:rPr>
+          <w:rFonts w:ascii="Consolas" w:eastAsia="Times New Roman" w:hAnsi="Consolas" w:cs="Times New Roman"/>
+          <w:color w:val="001080"/>
+          <w:kern w:val="0"/>
+          <w:sz w:val="21"/>
+          <w:szCs w:val="21"/>
+          <w14:ligatures w14:val="none"/>
+        </w:rPr>
+        <w:t>keyboard</w:t>
+      </w:r>
+      <w:r>
+        <w:rPr>
+          <w:rFonts w:ascii="Consolas" w:eastAsia="Times New Roman" w:hAnsi="Consolas" w:cs="Times New Roman"/>
+          <w:color w:val="000000"/>
+          <w:kern w:val="0"/>
+          <w:sz w:val="21"/>
+          <w:szCs w:val="21"/>
+          <w14:ligatures w14:val="none"/>
+        </w:rPr>
+        <w:t>=</w:t>
+      </w:r>
+      <w:r>
+        <w:rPr>
+          <w:rFonts w:ascii="Consolas" w:eastAsia="Times New Roman" w:hAnsi="Consolas" w:cs="Times New Roman"/>
+          <w:color w:val="3B3B3B"/>
+          <w:kern w:val="0"/>
+          <w:sz w:val="21"/>
+          <w:szCs w:val="21"/>
+          <w14:ligatures w14:val="none"/>
+        </w:rPr>
+        <w:t>[</w:t>
+      </w:r>
+    </w:p>
+    <w:p>
+      <w:pPr>
+        <w:shd w:val="clear" w:color="auto" w:fill="FFFFFF"/>
+        <w:spacing w:after="0" w:line="285" w:lineRule="atLeast"/>
+        <w:rPr>
+          <w:rFonts w:ascii="Consolas" w:eastAsia="Times New Roman" w:hAnsi="Consolas" w:cs="Times New Roman"/>
+          <w:color w:val="3B3B3B"/>
+          <w:kern w:val="0"/>
+          <w:sz w:val="21"/>
+          <w:szCs w:val="21"/>
+          <w14:ligatures w14:val="none"/>
+        </w:rPr>
+      </w:pPr>
+      <w:r>
+        <w:rPr>
+          <w:rFonts w:ascii="Consolas" w:eastAsia="Times New Roman" w:hAnsi="Consolas" w:cs="Times New Roman"/>
+          <w:color w:val="3B3B3B"/>
+          <w:kern w:val="0"/>
+          <w:sz w:val="21"/>
+          <w:szCs w:val="21"/>
+          <w14:ligatures w14:val="none"/>
+        </w:rPr>
+        <w:t xml:space="preserve">        [ </w:t>
+      </w:r>
+      <w:r>
+        <w:rPr>
+          <w:rFonts w:ascii="Consolas" w:eastAsia="Times New Roman" w:hAnsi="Consolas" w:cs="Times New Roman"/>
+          <w:color w:val="267F99"/>
+          <w:kern w:val="0"/>
+          <w:sz w:val="21"/>
+          <w:szCs w:val="21"/>
+          <w14:ligatures w14:val="none"/>
+        </w:rPr>
+        <w:t>KeyboardButton</w:t>
+      </w:r>
+      <w:r>
+        <w:rPr>
+          <w:rFonts w:ascii="Consolas" w:eastAsia="Times New Roman" w:hAnsi="Consolas" w:cs="Times New Roman"/>
+          <w:color w:val="3B3B3B"/>
+          <w:kern w:val="0"/>
+          <w:sz w:val="21"/>
+          <w:szCs w:val="21"/>
+          <w14:ligatures w14:val="none"/>
+        </w:rPr>
+        <w:t>(</w:t>
+      </w:r>
+      <w:r>
+        <w:rPr>
+          <w:rFonts w:ascii="Consolas" w:eastAsia="Times New Roman" w:hAnsi="Consolas" w:cs="Times New Roman"/>
+          <w:color w:val="001080"/>
+          <w:kern w:val="0"/>
+          <w:sz w:val="21"/>
+          <w:szCs w:val="21"/>
+          <w14:ligatures w14:val="none"/>
+        </w:rPr>
+        <w:t>text</w:t>
+      </w:r>
+      <w:r>
+        <w:rPr>
+          <w:rFonts w:ascii="Consolas" w:eastAsia="Times New Roman" w:hAnsi="Consolas" w:cs="Times New Roman"/>
+          <w:color w:val="000000"/>
+          <w:kern w:val="0"/>
+          <w:sz w:val="21"/>
+          <w:szCs w:val="21"/>
+          <w14:ligatures w14:val="none"/>
+        </w:rPr>
+        <w:t>=</w:t>
+      </w:r>
       <w:r>
         <w:rPr>
           <w:rFonts w:ascii="Consolas" w:eastAsia="Times New Roman" w:hAnsi="Consolas" w:cs="Times New Roman"/>
@@ -698,22 +1043,88 @@
           <w:szCs w:val="21"/>
           <w14:ligatures w14:val="none"/>
         </w:rPr>
-        <w:t>```python</w:t>
-      </w:r>
-    </w:p>
-    <w:p>
-      <w:pPr>
-        <w:shd w:val="clear" w:color="auto" w:fill="FFFFFF"/>
-        <w:spacing w:after="0" w:line="285" w:lineRule="atLeast"/>
-        <w:rPr>
-          <w:rFonts w:ascii="Consolas" w:eastAsia="Times New Roman" w:hAnsi="Consolas" w:cs="Times New Roman"/>
-          <w:color w:val="3B3B3B"/>
-          <w:kern w:val="0"/>
-          <w:sz w:val="21"/>
-          <w:szCs w:val="21"/>
-          <w14:ligatures w14:val="none"/>
-        </w:rPr>
-      </w:pPr>
+        <w:t>"Information"</w:t>
+      </w:r>
+      <w:r>
+        <w:rPr>
+          <w:rFonts w:ascii="Consolas" w:eastAsia="Times New Roman" w:hAnsi="Consolas" w:cs="Times New Roman"/>
+          <w:color w:val="3B3B3B"/>
+          <w:kern w:val="0"/>
+          <w:sz w:val="21"/>
+          <w:szCs w:val="21"/>
+          <w14:ligatures w14:val="none"/>
+        </w:rPr>
+        <w:t xml:space="preserve">) ], </w:t>
+      </w:r>
+    </w:p>
+    <w:p>
+      <w:pPr>
+        <w:shd w:val="clear" w:color="auto" w:fill="FFFFFF"/>
+        <w:spacing w:after="0" w:line="285" w:lineRule="atLeast"/>
+        <w:rPr>
+          <w:rFonts w:ascii="Consolas" w:eastAsia="Times New Roman" w:hAnsi="Consolas" w:cs="Times New Roman"/>
+          <w:color w:val="3B3B3B"/>
+          <w:kern w:val="0"/>
+          <w:sz w:val="21"/>
+          <w:szCs w:val="21"/>
+          <w14:ligatures w14:val="none"/>
+        </w:rPr>
+      </w:pPr>
+      <w:r>
+        <w:rPr>
+          <w:rFonts w:ascii="Consolas" w:eastAsia="Times New Roman" w:hAnsi="Consolas" w:cs="Times New Roman"/>
+          <w:color w:val="3B3B3B"/>
+          <w:kern w:val="0"/>
+          <w:sz w:val="21"/>
+          <w:szCs w:val="21"/>
+          <w14:ligatures w14:val="none"/>
+        </w:rPr>
+        <w:t xml:space="preserve">        [ </w:t>
+      </w:r>
+      <w:r>
+        <w:rPr>
+          <w:rFonts w:ascii="Consolas" w:eastAsia="Times New Roman" w:hAnsi="Consolas" w:cs="Times New Roman"/>
+          <w:color w:val="267F99"/>
+          <w:kern w:val="0"/>
+          <w:sz w:val="21"/>
+          <w:szCs w:val="21"/>
+          <w14:ligatures w14:val="none"/>
+        </w:rPr>
+        <w:t>KeyboardButton</w:t>
+      </w:r>
+      <w:r>
+        <w:rPr>
+          <w:rFonts w:ascii="Consolas" w:eastAsia="Times New Roman" w:hAnsi="Consolas" w:cs="Times New Roman"/>
+          <w:color w:val="3B3B3B"/>
+          <w:kern w:val="0"/>
+          <w:sz w:val="21"/>
+          <w:szCs w:val="21"/>
+          <w14:ligatures w14:val="none"/>
+        </w:rPr>
+        <w:t>(</w:t>
+      </w:r>
+      <w:r>
+        <w:rPr>
+          <w:rFonts w:ascii="Consolas" w:eastAsia="Times New Roman" w:hAnsi="Consolas" w:cs="Times New Roman"/>
+          <w:color w:val="001080"/>
+          <w:kern w:val="0"/>
+          <w:sz w:val="21"/>
+          <w:szCs w:val="21"/>
+          <w14:ligatures w14:val="none"/>
+        </w:rPr>
+        <w:t>text</w:t>
+      </w:r>
+      <w:r>
+        <w:rPr>
+          <w:rFonts w:ascii="Consolas" w:eastAsia="Times New Roman" w:hAnsi="Consolas" w:cs="Times New Roman"/>
+          <w:color w:val="000000"/>
+          <w:kern w:val="0"/>
+          <w:sz w:val="21"/>
+          <w:szCs w:val="21"/>
+          <w14:ligatures w14:val="none"/>
+        </w:rPr>
+        <w:t>=</w:t>
+      </w:r>
       <w:r>
         <w:rPr>
           <w:rFonts w:ascii="Consolas" w:eastAsia="Times New Roman" w:hAnsi="Consolas" w:cs="Times New Roman"/>
@@ -723,9 +1134,63 @@
           <w:szCs w:val="21"/>
           <w14:ligatures w14:val="none"/>
         </w:rPr>
-        <w:t xml:space="preserve">from </w:t>
-      </w:r>
-      <w:proofErr w:type="gramStart"/>
+        <w:t>"Add Number"</w:t>
+      </w:r>
+      <w:r>
+        <w:rPr>
+          <w:rFonts w:ascii="Consolas" w:eastAsia="Times New Roman" w:hAnsi="Consolas" w:cs="Times New Roman"/>
+          <w:color w:val="3B3B3B"/>
+          <w:kern w:val="0"/>
+          <w:sz w:val="21"/>
+          <w:szCs w:val="21"/>
+          <w14:ligatures w14:val="none"/>
+        </w:rPr>
+        <w:t xml:space="preserve">), </w:t>
+      </w:r>
+      <w:r>
+        <w:rPr>
+          <w:rFonts w:ascii="Consolas" w:eastAsia="Times New Roman" w:hAnsi="Consolas" w:cs="Times New Roman"/>
+          <w:color w:val="267F99"/>
+          <w:kern w:val="0"/>
+          <w:sz w:val="21"/>
+          <w:szCs w:val="21"/>
+          <w14:ligatures w14:val="none"/>
+        </w:rPr>
+        <w:t>KeyboardButton</w:t>
+      </w:r>
+      <w:r>
+        <w:rPr>
+          <w:rFonts w:ascii="Consolas" w:eastAsia="Times New Roman" w:hAnsi="Consolas" w:cs="Times New Roman"/>
+          <w:color w:val="3B3B3B"/>
+          <w:kern w:val="0"/>
+          <w:sz w:val="21"/>
+          <w:szCs w:val="21"/>
+          <w14:ligatures w14:val="none"/>
+        </w:rPr>
+        <w:t>(</w:t>
+      </w:r>
+      <w:r>
+        <w:rPr>
+          <w:rFonts w:ascii="Consolas" w:eastAsia="Times New Roman" w:hAnsi="Consolas" w:cs="Times New Roman"/>
+          <w:color w:val="001080"/>
+          <w:kern w:val="0"/>
+          <w:sz w:val="21"/>
+          <w:szCs w:val="21"/>
+          <w14:ligatures w14:val="none"/>
+        </w:rPr>
+        <w:t>text</w:t>
+      </w:r>
+      <w:r>
+        <w:rPr>
+          <w:rFonts w:ascii="Consolas" w:eastAsia="Times New Roman" w:hAnsi="Consolas" w:cs="Times New Roman"/>
+          <w:color w:val="000000"/>
+          <w:kern w:val="0"/>
+          <w:sz w:val="21"/>
+          <w:szCs w:val="21"/>
+          <w14:ligatures w14:val="none"/>
+        </w:rPr>
+        <w:t>=</w:t>
+      </w:r>
       <w:r>
         <w:rPr>
           <w:rFonts w:ascii="Consolas" w:eastAsia="Times New Roman" w:hAnsi="Consolas" w:cs="Times New Roman"/>
@@ -735,9 +1200,160 @@
           <w:szCs w:val="21"/>
           <w14:ligatures w14:val="none"/>
         </w:rPr>
-        <w:t>aiogram.types</w:t>
-      </w:r>
-      <w:proofErr w:type="gramEnd"/>
+        <w:t>"Delete Number"</w:t>
+      </w:r>
+      <w:r>
+        <w:rPr>
+          <w:rFonts w:ascii="Consolas" w:eastAsia="Times New Roman" w:hAnsi="Consolas" w:cs="Times New Roman"/>
+          <w:color w:val="3B3B3B"/>
+          <w:kern w:val="0"/>
+          <w:sz w:val="21"/>
+          <w:szCs w:val="21"/>
+          <w14:ligatures w14:val="none"/>
+        </w:rPr>
+        <w:t>)]</w:t>
+      </w:r>
+    </w:p>
+    <w:p>
+      <w:pPr>
+        <w:shd w:val="clear" w:color="auto" w:fill="FFFFFF"/>
+        <w:spacing w:after="0" w:line="285" w:lineRule="atLeast"/>
+        <w:rPr>
+          <w:rFonts w:ascii="Consolas" w:eastAsia="Times New Roman" w:hAnsi="Consolas" w:cs="Times New Roman"/>
+          <w:color w:val="3B3B3B"/>
+          <w:kern w:val="0"/>
+          <w:sz w:val="21"/>
+          <w:szCs w:val="21"/>
+          <w14:ligatures w14:val="none"/>
+        </w:rPr>
+      </w:pPr>
+      <w:r>
+        <w:rPr>
+          <w:rFonts w:ascii="Consolas" w:eastAsia="Times New Roman" w:hAnsi="Consolas" w:cs="Times New Roman"/>
+          <w:color w:val="3B3B3B"/>
+          <w:kern w:val="0"/>
+          <w:sz w:val="21"/>
+          <w:szCs w:val="21"/>
+          <w14:ligatures w14:val="none"/>
+        </w:rPr>
+        <w:t xml:space="preserve">    ], </w:t>
+      </w:r>
+    </w:p>
+    <w:p>
+      <w:pPr>
+        <w:shd w:val="clear" w:color="auto" w:fill="FFFFFF"/>
+        <w:spacing w:after="0" w:line="285" w:lineRule="atLeast"/>
+        <w:rPr>
+          <w:rFonts w:ascii="Consolas" w:eastAsia="Times New Roman" w:hAnsi="Consolas" w:cs="Times New Roman"/>
+          <w:color w:val="3B3B3B"/>
+          <w:kern w:val="0"/>
+          <w:sz w:val="21"/>
+          <w:szCs w:val="21"/>
+          <w14:ligatures w14:val="none"/>
+        </w:rPr>
+      </w:pPr>
+      <w:r>
+        <w:rPr>
+          <w:rFonts w:ascii="Consolas" w:eastAsia="Times New Roman" w:hAnsi="Consolas" w:cs="Times New Roman"/>
+          <w:color w:val="3B3B3B"/>
+          <w:kern w:val="0"/>
+          <w:sz w:val="21"/>
+          <w:szCs w:val="21"/>
+          <w14:ligatures w14:val="none"/>
+        </w:rPr>
+        <w:t xml:space="preserve">    </w:t>
+      </w:r>
+      <w:r>
+        <w:rPr>
+          <w:rFonts w:ascii="Consolas" w:eastAsia="Times New Roman" w:hAnsi="Consolas" w:cs="Times New Roman"/>
+          <w:color w:val="001080"/>
+          <w:kern w:val="0"/>
+          <w:sz w:val="21"/>
+          <w:szCs w:val="21"/>
+          <w14:ligatures w14:val="none"/>
+        </w:rPr>
+        <w:t>resize_keyboard</w:t>
+      </w:r>
+      <w:r>
+        <w:rPr>
+          <w:rFonts w:ascii="Consolas" w:eastAsia="Times New Roman" w:hAnsi="Consolas" w:cs="Times New Roman"/>
+          <w:color w:val="000000"/>
+          <w:kern w:val="0"/>
+          <w:sz w:val="21"/>
+          <w:szCs w:val="21"/>
+          <w14:ligatures w14:val="none"/>
+        </w:rPr>
+        <w:t>=</w:t>
+      </w:r>
+      <w:r>
+        <w:rPr>
+          <w:rFonts w:ascii="Consolas" w:eastAsia="Times New Roman" w:hAnsi="Consolas" w:cs="Times New Roman"/>
+          <w:color w:val="0000FF"/>
+          <w:kern w:val="0"/>
+          <w:sz w:val="21"/>
+          <w:szCs w:val="21"/>
+          <w14:ligatures w14:val="none"/>
+        </w:rPr>
+        <w:t>True</w:t>
+      </w:r>
+      <w:r>
+        <w:rPr>
+          <w:rFonts w:ascii="Consolas" w:eastAsia="Times New Roman" w:hAnsi="Consolas" w:cs="Times New Roman"/>
+          <w:color w:val="3B3B3B"/>
+          <w:kern w:val="0"/>
+          <w:sz w:val="21"/>
+          <w:szCs w:val="21"/>
+          <w14:ligatures w14:val="none"/>
+        </w:rPr>
+        <w:t xml:space="preserve">, </w:t>
+      </w:r>
+    </w:p>
+    <w:p>
+      <w:pPr>
+        <w:shd w:val="clear" w:color="auto" w:fill="FFFFFF"/>
+        <w:spacing w:after="0" w:line="285" w:lineRule="atLeast"/>
+        <w:rPr>
+          <w:rFonts w:ascii="Consolas" w:eastAsia="Times New Roman" w:hAnsi="Consolas" w:cs="Times New Roman"/>
+          <w:color w:val="3B3B3B"/>
+          <w:kern w:val="0"/>
+          <w:sz w:val="21"/>
+          <w:szCs w:val="21"/>
+          <w14:ligatures w14:val="none"/>
+        </w:rPr>
+      </w:pPr>
+      <w:r>
+        <w:rPr>
+          <w:rFonts w:ascii="Consolas" w:eastAsia="Times New Roman" w:hAnsi="Consolas" w:cs="Times New Roman"/>
+          <w:color w:val="3B3B3B"/>
+          <w:kern w:val="0"/>
+          <w:sz w:val="21"/>
+          <w:szCs w:val="21"/>
+          <w14:ligatures w14:val="none"/>
+        </w:rPr>
+        <w:t xml:space="preserve">    </w:t>
+      </w:r>
+      <w:r>
+        <w:rPr>
+          <w:rFonts w:ascii="Consolas" w:eastAsia="Times New Roman" w:hAnsi="Consolas" w:cs="Times New Roman"/>
+          <w:color w:val="001080"/>
+          <w:kern w:val="0"/>
+          <w:sz w:val="21"/>
+          <w:szCs w:val="21"/>
+          <w14:ligatures w14:val="none"/>
+        </w:rPr>
+        <w:t>input_field_placeholder</w:t>
+      </w:r>
+      <w:r>
+        <w:rPr>
+          <w:rFonts w:ascii="Consolas" w:eastAsia="Times New Roman" w:hAnsi="Consolas" w:cs="Times New Roman"/>
+          <w:color w:val="000000"/>
+          <w:kern w:val="0"/>
+          <w:sz w:val="21"/>
+          <w:szCs w:val="21"/>
+          <w14:ligatures w14:val="none"/>
+        </w:rPr>
+        <w:t>=</w:t>
+      </w:r>
       <w:r>
         <w:rPr>
           <w:rFonts w:ascii="Consolas" w:eastAsia="Times New Roman" w:hAnsi="Consolas" w:cs="Times New Roman"/>
@@ -747,766 +1363,7 @@
           <w:szCs w:val="21"/>
           <w14:ligatures w14:val="none"/>
         </w:rPr>
-        <w:t xml:space="preserve"> import ForceReply</w:t>
-      </w:r>
-    </w:p>
-    <w:p>
-      <w:pPr>
-        <w:shd w:val="clear" w:color="auto" w:fill="FFFFFF"/>
-        <w:spacing w:after="0" w:line="285" w:lineRule="atLeast"/>
-        <w:rPr>
-          <w:rFonts w:ascii="Consolas" w:eastAsia="Times New Roman" w:hAnsi="Consolas" w:cs="Times New Roman"/>
-          <w:color w:val="3B3B3B"/>
-          <w:kern w:val="0"/>
-          <w:sz w:val="21"/>
-          <w:szCs w:val="21"/>
-          <w14:ligatures w14:val="none"/>
-        </w:rPr>
-      </w:pPr>
-    </w:p>
-    <w:p>
-      <w:pPr>
-        <w:shd w:val="clear" w:color="auto" w:fill="FFFFFF"/>
-        <w:spacing w:after="0" w:line="285" w:lineRule="atLeast"/>
-        <w:rPr>
-          <w:rFonts w:ascii="Consolas" w:eastAsia="Times New Roman" w:hAnsi="Consolas" w:cs="Times New Roman"/>
-          <w:color w:val="3B3B3B"/>
-          <w:kern w:val="0"/>
-          <w:sz w:val="21"/>
-          <w:szCs w:val="21"/>
-          <w14:ligatures w14:val="none"/>
-        </w:rPr>
-      </w:pPr>
-      <w:r>
-        <w:rPr>
-          <w:rFonts w:ascii="Consolas" w:eastAsia="Times New Roman" w:hAnsi="Consolas" w:cs="Times New Roman"/>
-          <w:color w:val="A31515"/>
-          <w:kern w:val="0"/>
-          <w:sz w:val="21"/>
-          <w:szCs w:val="21"/>
-          <w14:ligatures w14:val="none"/>
-        </w:rPr>
-        <w:t xml:space="preserve">replyer = </w:t>
-      </w:r>
-      <w:proofErr w:type="gramStart"/>
-      <w:r>
-        <w:rPr>
-          <w:rFonts w:ascii="Consolas" w:eastAsia="Times New Roman" w:hAnsi="Consolas" w:cs="Times New Roman"/>
-          <w:color w:val="A31515"/>
-          <w:kern w:val="0"/>
-          <w:sz w:val="21"/>
-          <w:szCs w:val="21"/>
-          <w14:ligatures w14:val="none"/>
-        </w:rPr>
-        <w:t>ForceReply(</w:t>
-      </w:r>
-      <w:proofErr w:type="gramEnd"/>
-      <w:r>
-        <w:rPr>
-          <w:rFonts w:ascii="Consolas" w:eastAsia="Times New Roman" w:hAnsi="Consolas" w:cs="Times New Roman"/>
-          <w:color w:val="A31515"/>
-          <w:kern w:val="0"/>
-          <w:sz w:val="21"/>
-          <w:szCs w:val="21"/>
-          <w14:ligatures w14:val="none"/>
-        </w:rPr>
-        <w:t>)</w:t>
-      </w:r>
-    </w:p>
-    <w:p>
-      <w:pPr>
-        <w:shd w:val="clear" w:color="auto" w:fill="FFFFFF"/>
-        <w:spacing w:after="0" w:line="285" w:lineRule="atLeast"/>
-        <w:rPr>
-          <w:rFonts w:ascii="Consolas" w:eastAsia="Times New Roman" w:hAnsi="Consolas" w:cs="Times New Roman"/>
-          <w:color w:val="3B3B3B"/>
-          <w:kern w:val="0"/>
-          <w:sz w:val="21"/>
-          <w:szCs w:val="21"/>
-          <w14:ligatures w14:val="none"/>
-        </w:rPr>
-      </w:pPr>
-      <w:r>
-        <w:rPr>
-          <w:rFonts w:ascii="Consolas" w:eastAsia="Times New Roman" w:hAnsi="Consolas" w:cs="Times New Roman"/>
-          <w:color w:val="A31515"/>
-          <w:kern w:val="0"/>
-          <w:sz w:val="21"/>
-          <w:szCs w:val="21"/>
-          <w14:ligatures w14:val="none"/>
-        </w:rPr>
-        <w:t># Attach to a message to highlight it and prompt the user to reply directly.</w:t>
-      </w:r>
-    </w:p>
-    <w:p>
-      <w:pPr>
-        <w:shd w:val="clear" w:color="auto" w:fill="FFFFFF"/>
-        <w:spacing w:after="0" w:line="285" w:lineRule="atLeast"/>
-        <w:rPr>
-          <w:rFonts w:ascii="Consolas" w:eastAsia="Times New Roman" w:hAnsi="Consolas" w:cs="Times New Roman"/>
-          <w:color w:val="3B3B3B"/>
-          <w:kern w:val="0"/>
-          <w:sz w:val="21"/>
-          <w:szCs w:val="21"/>
-          <w14:ligatures w14:val="none"/>
-        </w:rPr>
-      </w:pPr>
-      <w:r>
-        <w:rPr>
-          <w:rFonts w:ascii="Consolas" w:eastAsia="Times New Roman" w:hAnsi="Consolas" w:cs="Times New Roman"/>
-          <w:color w:val="A31515"/>
-          <w:kern w:val="0"/>
-          <w:sz w:val="21"/>
-          <w:szCs w:val="21"/>
-          <w14:ligatures w14:val="none"/>
-        </w:rPr>
-        <w:t>```</w:t>
-      </w:r>
-    </w:p>
-    <w:p>
-      <w:pPr>
-        <w:shd w:val="clear" w:color="auto" w:fill="FFFFFF"/>
-        <w:spacing w:after="0" w:line="285" w:lineRule="atLeast"/>
-        <w:rPr>
-          <w:rFonts w:ascii="Consolas" w:eastAsia="Times New Roman" w:hAnsi="Consolas" w:cs="Times New Roman"/>
-          <w:color w:val="3B3B3B"/>
-          <w:kern w:val="0"/>
-          <w:sz w:val="21"/>
-          <w:szCs w:val="21"/>
-          <w14:ligatures w14:val="none"/>
-        </w:rPr>
-      </w:pPr>
-    </w:p>
-    <w:p>
-      <w:pPr>
-        <w:shd w:val="clear" w:color="auto" w:fill="FFFFFF"/>
-        <w:spacing w:after="0" w:line="285" w:lineRule="atLeast"/>
-        <w:rPr>
-          <w:rFonts w:ascii="Consolas" w:eastAsia="Times New Roman" w:hAnsi="Consolas" w:cs="Times New Roman"/>
-          <w:color w:val="3B3B3B"/>
-          <w:kern w:val="0"/>
-          <w:sz w:val="21"/>
-          <w:szCs w:val="21"/>
-          <w14:ligatures w14:val="none"/>
-        </w:rPr>
-      </w:pPr>
-      <w:r>
-        <w:rPr>
-          <w:rFonts w:ascii="Consolas" w:eastAsia="Times New Roman" w:hAnsi="Consolas" w:cs="Times New Roman"/>
-          <w:color w:val="A31515"/>
-          <w:kern w:val="0"/>
-          <w:sz w:val="21"/>
-          <w:szCs w:val="21"/>
-          <w14:ligatures w14:val="none"/>
-        </w:rPr>
-        <w:t>"""</w:t>
-      </w:r>
-    </w:p>
-    <w:p>
-      <w:pPr>
-        <w:shd w:val="clear" w:color="auto" w:fill="FFFFFF"/>
-        <w:spacing w:after="0" w:line="285" w:lineRule="atLeast"/>
-        <w:rPr>
-          <w:rFonts w:ascii="Consolas" w:eastAsia="Times New Roman" w:hAnsi="Consolas" w:cs="Times New Roman"/>
-          <w:color w:val="3B3B3B"/>
-          <w:kern w:val="0"/>
-          <w:sz w:val="21"/>
-          <w:szCs w:val="21"/>
-          <w14:ligatures w14:val="none"/>
-        </w:rPr>
-      </w:pPr>
-      <w:r>
-        <w:rPr>
-          <w:rFonts w:ascii="Consolas" w:eastAsia="Times New Roman" w:hAnsi="Consolas" w:cs="Times New Roman"/>
-          <w:color w:val="001080"/>
-          <w:kern w:val="0"/>
-          <w:sz w:val="21"/>
-          <w:szCs w:val="21"/>
-          <w14:ligatures w14:val="none"/>
-        </w:rPr>
-        <w:t>menu</w:t>
-      </w:r>
-      <w:r>
-        <w:rPr>
-          <w:rFonts w:ascii="Consolas" w:eastAsia="Times New Roman" w:hAnsi="Consolas" w:cs="Times New Roman"/>
-          <w:color w:val="3B3B3B"/>
-          <w:kern w:val="0"/>
-          <w:sz w:val="21"/>
-          <w:szCs w:val="21"/>
-          <w14:ligatures w14:val="none"/>
-        </w:rPr>
-        <w:t xml:space="preserve"> </w:t>
-      </w:r>
-      <w:r>
-        <w:rPr>
-          <w:rFonts w:ascii="Consolas" w:eastAsia="Times New Roman" w:hAnsi="Consolas" w:cs="Times New Roman"/>
-          <w:color w:val="000000"/>
-          <w:kern w:val="0"/>
-          <w:sz w:val="21"/>
-          <w:szCs w:val="21"/>
-          <w14:ligatures w14:val="none"/>
-        </w:rPr>
-        <w:t>=</w:t>
-      </w:r>
-      <w:r>
-        <w:rPr>
-          <w:rFonts w:ascii="Consolas" w:eastAsia="Times New Roman" w:hAnsi="Consolas" w:cs="Times New Roman"/>
-          <w:color w:val="3B3B3B"/>
-          <w:kern w:val="0"/>
-          <w:sz w:val="21"/>
-          <w:szCs w:val="21"/>
-          <w14:ligatures w14:val="none"/>
-        </w:rPr>
-        <w:t xml:space="preserve"> </w:t>
-      </w:r>
-      <w:proofErr w:type="gramStart"/>
-      <w:r>
-        <w:rPr>
-          <w:rFonts w:ascii="Consolas" w:eastAsia="Times New Roman" w:hAnsi="Consolas" w:cs="Times New Roman"/>
-          <w:color w:val="267F99"/>
-          <w:kern w:val="0"/>
-          <w:sz w:val="21"/>
-          <w:szCs w:val="21"/>
-          <w14:ligatures w14:val="none"/>
-        </w:rPr>
-        <w:t>ReplyKeyboardMarkup</w:t>
-      </w:r>
-      <w:r>
-        <w:rPr>
-          <w:rFonts w:ascii="Consolas" w:eastAsia="Times New Roman" w:hAnsi="Consolas" w:cs="Times New Roman"/>
-          <w:color w:val="3B3B3B"/>
-          <w:kern w:val="0"/>
-          <w:sz w:val="21"/>
-          <w:szCs w:val="21"/>
-          <w14:ligatures w14:val="none"/>
-        </w:rPr>
-        <w:t>(</w:t>
-      </w:r>
-      <w:proofErr w:type="gramEnd"/>
-    </w:p>
-    <w:p>
-      <w:pPr>
-        <w:shd w:val="clear" w:color="auto" w:fill="FFFFFF"/>
-        <w:spacing w:after="0" w:line="285" w:lineRule="atLeast"/>
-        <w:rPr>
-          <w:rFonts w:ascii="Consolas" w:eastAsia="Times New Roman" w:hAnsi="Consolas" w:cs="Times New Roman"/>
-          <w:color w:val="3B3B3B"/>
-          <w:kern w:val="0"/>
-          <w:sz w:val="21"/>
-          <w:szCs w:val="21"/>
-          <w14:ligatures w14:val="none"/>
-        </w:rPr>
-      </w:pPr>
-      <w:r>
-        <w:rPr>
-          <w:rFonts w:ascii="Consolas" w:eastAsia="Times New Roman" w:hAnsi="Consolas" w:cs="Times New Roman"/>
-          <w:color w:val="3B3B3B"/>
-          <w:kern w:val="0"/>
-          <w:sz w:val="21"/>
-          <w:szCs w:val="21"/>
-          <w14:ligatures w14:val="none"/>
-        </w:rPr>
-        <w:t xml:space="preserve">    </w:t>
-      </w:r>
-      <w:r>
-        <w:rPr>
-          <w:rFonts w:ascii="Consolas" w:eastAsia="Times New Roman" w:hAnsi="Consolas" w:cs="Times New Roman"/>
-          <w:color w:val="001080"/>
-          <w:kern w:val="0"/>
-          <w:sz w:val="21"/>
-          <w:szCs w:val="21"/>
-          <w14:ligatures w14:val="none"/>
-        </w:rPr>
-        <w:t>keyboard</w:t>
-      </w:r>
-      <w:proofErr w:type="gramStart"/>
-      <w:r>
-        <w:rPr>
-          <w:rFonts w:ascii="Consolas" w:eastAsia="Times New Roman" w:hAnsi="Consolas" w:cs="Times New Roman"/>
-          <w:color w:val="000000"/>
-          <w:kern w:val="0"/>
-          <w:sz w:val="21"/>
-          <w:szCs w:val="21"/>
-          <w14:ligatures w14:val="none"/>
-        </w:rPr>
-        <w:t>=</w:t>
-      </w:r>
-      <w:r>
-        <w:rPr>
-          <w:rFonts w:ascii="Consolas" w:eastAsia="Times New Roman" w:hAnsi="Consolas" w:cs="Times New Roman"/>
-          <w:color w:val="3B3B3B"/>
-          <w:kern w:val="0"/>
-          <w:sz w:val="21"/>
-          <w:szCs w:val="21"/>
-          <w14:ligatures w14:val="none"/>
-        </w:rPr>
-        <w:t>[</w:t>
-      </w:r>
-      <w:proofErr w:type="gramEnd"/>
-    </w:p>
-    <w:p>
-      <w:pPr>
-        <w:shd w:val="clear" w:color="auto" w:fill="FFFFFF"/>
-        <w:spacing w:after="0" w:line="285" w:lineRule="atLeast"/>
-        <w:rPr>
-          <w:rFonts w:ascii="Consolas" w:eastAsia="Times New Roman" w:hAnsi="Consolas" w:cs="Times New Roman"/>
-          <w:color w:val="3B3B3B"/>
-          <w:kern w:val="0"/>
-          <w:sz w:val="21"/>
-          <w:szCs w:val="21"/>
-          <w14:ligatures w14:val="none"/>
-        </w:rPr>
-      </w:pPr>
-      <w:r>
-        <w:rPr>
-          <w:rFonts w:ascii="Consolas" w:eastAsia="Times New Roman" w:hAnsi="Consolas" w:cs="Times New Roman"/>
-          <w:color w:val="3B3B3B"/>
-          <w:kern w:val="0"/>
-          <w:sz w:val="21"/>
-          <w:szCs w:val="21"/>
-          <w14:ligatures w14:val="none"/>
-        </w:rPr>
-        <w:t xml:space="preserve">        [ </w:t>
-      </w:r>
-      <w:r>
-        <w:rPr>
-          <w:rFonts w:ascii="Consolas" w:eastAsia="Times New Roman" w:hAnsi="Consolas" w:cs="Times New Roman"/>
-          <w:color w:val="267F99"/>
-          <w:kern w:val="0"/>
-          <w:sz w:val="21"/>
-          <w:szCs w:val="21"/>
-          <w14:ligatures w14:val="none"/>
-        </w:rPr>
-        <w:t>KeyboardButton</w:t>
-      </w:r>
-      <w:r>
-        <w:rPr>
-          <w:rFonts w:ascii="Consolas" w:eastAsia="Times New Roman" w:hAnsi="Consolas" w:cs="Times New Roman"/>
-          <w:color w:val="3B3B3B"/>
-          <w:kern w:val="0"/>
-          <w:sz w:val="21"/>
-          <w:szCs w:val="21"/>
-          <w14:ligatures w14:val="none"/>
-        </w:rPr>
-        <w:t>(</w:t>
-      </w:r>
-      <w:r>
-        <w:rPr>
-          <w:rFonts w:ascii="Consolas" w:eastAsia="Times New Roman" w:hAnsi="Consolas" w:cs="Times New Roman"/>
-          <w:color w:val="001080"/>
-          <w:kern w:val="0"/>
-          <w:sz w:val="21"/>
-          <w:szCs w:val="21"/>
-          <w14:ligatures w14:val="none"/>
-        </w:rPr>
-        <w:t>text</w:t>
-      </w:r>
-      <w:r>
-        <w:rPr>
-          <w:rFonts w:ascii="Consolas" w:eastAsia="Times New Roman" w:hAnsi="Consolas" w:cs="Times New Roman"/>
-          <w:color w:val="000000"/>
-          <w:kern w:val="0"/>
-          <w:sz w:val="21"/>
-          <w:szCs w:val="21"/>
-          <w14:ligatures w14:val="none"/>
-        </w:rPr>
-        <w:t>=</w:t>
-      </w:r>
-      <w:r>
-        <w:rPr>
-          <w:rFonts w:ascii="Consolas" w:eastAsia="Times New Roman" w:hAnsi="Consolas" w:cs="Times New Roman"/>
-          <w:color w:val="A31515"/>
-          <w:kern w:val="0"/>
-          <w:sz w:val="21"/>
-          <w:szCs w:val="21"/>
-          <w14:ligatures w14:val="none"/>
-        </w:rPr>
-        <w:t>"Information"</w:t>
-      </w:r>
-      <w:proofErr w:type="gramStart"/>
-      <w:r>
-        <w:rPr>
-          <w:rFonts w:ascii="Consolas" w:eastAsia="Times New Roman" w:hAnsi="Consolas" w:cs="Times New Roman"/>
-          <w:color w:val="3B3B3B"/>
-          <w:kern w:val="0"/>
-          <w:sz w:val="21"/>
-          <w:szCs w:val="21"/>
-          <w14:ligatures w14:val="none"/>
-        </w:rPr>
-        <w:t>) ]</w:t>
-      </w:r>
-      <w:proofErr w:type="gramEnd"/>
-      <w:r>
-        <w:rPr>
-          <w:rFonts w:ascii="Consolas" w:eastAsia="Times New Roman" w:hAnsi="Consolas" w:cs="Times New Roman"/>
-          <w:color w:val="3B3B3B"/>
-          <w:kern w:val="0"/>
-          <w:sz w:val="21"/>
-          <w:szCs w:val="21"/>
-          <w14:ligatures w14:val="none"/>
-        </w:rPr>
-        <w:t xml:space="preserve">, </w:t>
-      </w:r>
-    </w:p>
-    <w:p>
-      <w:pPr>
-        <w:shd w:val="clear" w:color="auto" w:fill="FFFFFF"/>
-        <w:spacing w:after="0" w:line="285" w:lineRule="atLeast"/>
-        <w:rPr>
-          <w:rFonts w:ascii="Consolas" w:eastAsia="Times New Roman" w:hAnsi="Consolas" w:cs="Times New Roman"/>
-          <w:color w:val="3B3B3B"/>
-          <w:kern w:val="0"/>
-          <w:sz w:val="21"/>
-          <w:szCs w:val="21"/>
-          <w14:ligatures w14:val="none"/>
-        </w:rPr>
-      </w:pPr>
-      <w:r>
-        <w:rPr>
-          <w:rFonts w:ascii="Consolas" w:eastAsia="Times New Roman" w:hAnsi="Consolas" w:cs="Times New Roman"/>
-          <w:color w:val="3B3B3B"/>
-          <w:kern w:val="0"/>
-          <w:sz w:val="21"/>
-          <w:szCs w:val="21"/>
-          <w14:ligatures w14:val="none"/>
-        </w:rPr>
-        <w:t xml:space="preserve">        [ </w:t>
-      </w:r>
-      <w:proofErr w:type="gramStart"/>
-      <w:r>
-        <w:rPr>
-          <w:rFonts w:ascii="Consolas" w:eastAsia="Times New Roman" w:hAnsi="Consolas" w:cs="Times New Roman"/>
-          <w:color w:val="267F99"/>
-          <w:kern w:val="0"/>
-          <w:sz w:val="21"/>
-          <w:szCs w:val="21"/>
-          <w14:ligatures w14:val="none"/>
-        </w:rPr>
-        <w:t>KeyboardButton</w:t>
-      </w:r>
-      <w:r>
-        <w:rPr>
-          <w:rFonts w:ascii="Consolas" w:eastAsia="Times New Roman" w:hAnsi="Consolas" w:cs="Times New Roman"/>
-          <w:color w:val="3B3B3B"/>
-          <w:kern w:val="0"/>
-          <w:sz w:val="21"/>
-          <w:szCs w:val="21"/>
-          <w14:ligatures w14:val="none"/>
-        </w:rPr>
-        <w:t>(</w:t>
-      </w:r>
-      <w:proofErr w:type="gramEnd"/>
-      <w:r>
-        <w:rPr>
-          <w:rFonts w:ascii="Consolas" w:eastAsia="Times New Roman" w:hAnsi="Consolas" w:cs="Times New Roman"/>
-          <w:color w:val="001080"/>
-          <w:kern w:val="0"/>
-          <w:sz w:val="21"/>
-          <w:szCs w:val="21"/>
-          <w14:ligatures w14:val="none"/>
-        </w:rPr>
-        <w:t>text</w:t>
-      </w:r>
-      <w:r>
-        <w:rPr>
-          <w:rFonts w:ascii="Consolas" w:eastAsia="Times New Roman" w:hAnsi="Consolas" w:cs="Times New Roman"/>
-          <w:color w:val="000000"/>
-          <w:kern w:val="0"/>
-          <w:sz w:val="21"/>
-          <w:szCs w:val="21"/>
-          <w14:ligatures w14:val="none"/>
-        </w:rPr>
-        <w:t>=</w:t>
-      </w:r>
-      <w:r>
-        <w:rPr>
-          <w:rFonts w:ascii="Consolas" w:eastAsia="Times New Roman" w:hAnsi="Consolas" w:cs="Times New Roman"/>
-          <w:color w:val="A31515"/>
-          <w:kern w:val="0"/>
-          <w:sz w:val="21"/>
-          <w:szCs w:val="21"/>
-          <w14:ligatures w14:val="none"/>
-        </w:rPr>
-        <w:t>"Add Number"</w:t>
-      </w:r>
-      <w:r>
-        <w:rPr>
-          <w:rFonts w:ascii="Consolas" w:eastAsia="Times New Roman" w:hAnsi="Consolas" w:cs="Times New Roman"/>
-          <w:color w:val="3B3B3B"/>
-          <w:kern w:val="0"/>
-          <w:sz w:val="21"/>
-          <w:szCs w:val="21"/>
-          <w14:ligatures w14:val="none"/>
-        </w:rPr>
-        <w:t xml:space="preserve">), </w:t>
-      </w:r>
-      <w:proofErr w:type="gramStart"/>
-      <w:r>
-        <w:rPr>
-          <w:rFonts w:ascii="Consolas" w:eastAsia="Times New Roman" w:hAnsi="Consolas" w:cs="Times New Roman"/>
-          <w:color w:val="267F99"/>
-          <w:kern w:val="0"/>
-          <w:sz w:val="21"/>
-          <w:szCs w:val="21"/>
-          <w14:ligatures w14:val="none"/>
-        </w:rPr>
-        <w:t>KeyboardButton</w:t>
-      </w:r>
-      <w:r>
-        <w:rPr>
-          <w:rFonts w:ascii="Consolas" w:eastAsia="Times New Roman" w:hAnsi="Consolas" w:cs="Times New Roman"/>
-          <w:color w:val="3B3B3B"/>
-          <w:kern w:val="0"/>
-          <w:sz w:val="21"/>
-          <w:szCs w:val="21"/>
-          <w14:ligatures w14:val="none"/>
-        </w:rPr>
-        <w:t>(</w:t>
-      </w:r>
-      <w:proofErr w:type="gramEnd"/>
-      <w:r>
-        <w:rPr>
-          <w:rFonts w:ascii="Consolas" w:eastAsia="Times New Roman" w:hAnsi="Consolas" w:cs="Times New Roman"/>
-          <w:color w:val="001080"/>
-          <w:kern w:val="0"/>
-          <w:sz w:val="21"/>
-          <w:szCs w:val="21"/>
-          <w14:ligatures w14:val="none"/>
-        </w:rPr>
-        <w:t>text</w:t>
-      </w:r>
-      <w:r>
-        <w:rPr>
-          <w:rFonts w:ascii="Consolas" w:eastAsia="Times New Roman" w:hAnsi="Consolas" w:cs="Times New Roman"/>
-          <w:color w:val="000000"/>
-          <w:kern w:val="0"/>
-          <w:sz w:val="21"/>
-          <w:szCs w:val="21"/>
-          <w14:ligatures w14:val="none"/>
-        </w:rPr>
-        <w:t>=</w:t>
-      </w:r>
-      <w:r>
-        <w:rPr>
-          <w:rFonts w:ascii="Consolas" w:eastAsia="Times New Roman" w:hAnsi="Consolas" w:cs="Times New Roman"/>
-          <w:color w:val="A31515"/>
-          <w:kern w:val="0"/>
-          <w:sz w:val="21"/>
-          <w:szCs w:val="21"/>
-          <w14:ligatures w14:val="none"/>
-        </w:rPr>
-        <w:t>"Delete Number"</w:t>
-      </w:r>
-      <w:r>
-        <w:rPr>
-          <w:rFonts w:ascii="Consolas" w:eastAsia="Times New Roman" w:hAnsi="Consolas" w:cs="Times New Roman"/>
-          <w:color w:val="3B3B3B"/>
-          <w:kern w:val="0"/>
-          <w:sz w:val="21"/>
-          <w:szCs w:val="21"/>
-          <w14:ligatures w14:val="none"/>
-        </w:rPr>
-        <w:t>)]</w:t>
-      </w:r>
-    </w:p>
-    <w:p>
-      <w:pPr>
-        <w:shd w:val="clear" w:color="auto" w:fill="FFFFFF"/>
-        <w:spacing w:after="0" w:line="285" w:lineRule="atLeast"/>
-        <w:rPr>
-          <w:rFonts w:ascii="Consolas" w:eastAsia="Times New Roman" w:hAnsi="Consolas" w:cs="Times New Roman"/>
-          <w:color w:val="3B3B3B"/>
-          <w:kern w:val="0"/>
-          <w:sz w:val="21"/>
-          <w:szCs w:val="21"/>
-          <w14:ligatures w14:val="none"/>
-        </w:rPr>
-      </w:pPr>
-      <w:r>
-        <w:rPr>
-          <w:rFonts w:ascii="Consolas" w:eastAsia="Times New Roman" w:hAnsi="Consolas" w:cs="Times New Roman"/>
-          <w:color w:val="3B3B3B"/>
-          <w:kern w:val="0"/>
-          <w:sz w:val="21"/>
-          <w:szCs w:val="21"/>
-          <w14:ligatures w14:val="none"/>
-        </w:rPr>
-        <w:t xml:space="preserve">    ], </w:t>
-      </w:r>
-    </w:p>
-    <w:p>
-      <w:pPr>
-        <w:shd w:val="clear" w:color="auto" w:fill="FFFFFF"/>
-        <w:spacing w:after="0" w:line="285" w:lineRule="atLeast"/>
-        <w:rPr>
-          <w:rFonts w:ascii="Consolas" w:eastAsia="Times New Roman" w:hAnsi="Consolas" w:cs="Times New Roman"/>
-          <w:color w:val="3B3B3B"/>
-          <w:kern w:val="0"/>
-          <w:sz w:val="21"/>
-          <w:szCs w:val="21"/>
-          <w14:ligatures w14:val="none"/>
-        </w:rPr>
-      </w:pPr>
-      <w:r>
-        <w:rPr>
-          <w:rFonts w:ascii="Consolas" w:eastAsia="Times New Roman" w:hAnsi="Consolas" w:cs="Times New Roman"/>
-          <w:color w:val="3B3B3B"/>
-          <w:kern w:val="0"/>
-          <w:sz w:val="21"/>
-          <w:szCs w:val="21"/>
-          <w14:ligatures w14:val="none"/>
-        </w:rPr>
-        <w:t xml:space="preserve">    </w:t>
-      </w:r>
-      <w:r>
-        <w:rPr>
-          <w:rFonts w:ascii="Consolas" w:eastAsia="Times New Roman" w:hAnsi="Consolas" w:cs="Times New Roman"/>
-          <w:color w:val="001080"/>
-          <w:kern w:val="0"/>
-          <w:sz w:val="21"/>
-          <w:szCs w:val="21"/>
-          <w14:ligatures w14:val="none"/>
-        </w:rPr>
-        <w:t>resize_keyboard</w:t>
-      </w:r>
-      <w:r>
-        <w:rPr>
-          <w:rFonts w:ascii="Consolas" w:eastAsia="Times New Roman" w:hAnsi="Consolas" w:cs="Times New Roman"/>
-          <w:color w:val="000000"/>
-          <w:kern w:val="0"/>
-          <w:sz w:val="21"/>
-          <w:szCs w:val="21"/>
-          <w14:ligatures w14:val="none"/>
-        </w:rPr>
-        <w:t>=</w:t>
-      </w:r>
-      <w:r>
-        <w:rPr>
-          <w:rFonts w:ascii="Consolas" w:eastAsia="Times New Roman" w:hAnsi="Consolas" w:cs="Times New Roman"/>
-          <w:color w:val="0000FF"/>
-          <w:kern w:val="0"/>
-          <w:sz w:val="21"/>
-          <w:szCs w:val="21"/>
-          <w14:ligatures w14:val="none"/>
-        </w:rPr>
-        <w:t>True</w:t>
-      </w:r>
-      <w:r>
-        <w:rPr>
-          <w:rFonts w:ascii="Consolas" w:eastAsia="Times New Roman" w:hAnsi="Consolas" w:cs="Times New Roman"/>
-          <w:color w:val="3B3B3B"/>
-          <w:kern w:val="0"/>
-          <w:sz w:val="21"/>
-          <w:szCs w:val="21"/>
-          <w14:ligatures w14:val="none"/>
-        </w:rPr>
-        <w:t xml:space="preserve">, </w:t>
-      </w:r>
-    </w:p>
-    <w:p>
-      <w:pPr>
-        <w:shd w:val="clear" w:color="auto" w:fill="FFFFFF"/>
-        <w:spacing w:after="0" w:line="285" w:lineRule="atLeast"/>
-        <w:rPr>
-          <w:rFonts w:ascii="Consolas" w:eastAsia="Times New Roman" w:hAnsi="Consolas" w:cs="Times New Roman"/>
-          <w:color w:val="3B3B3B"/>
-          <w:kern w:val="0"/>
-          <w:sz w:val="21"/>
-          <w:szCs w:val="21"/>
-          <w14:ligatures w14:val="none"/>
-        </w:rPr>
-      </w:pPr>
-      <w:r>
-        <w:rPr>
-          <w:rFonts w:ascii="Consolas" w:eastAsia="Times New Roman" w:hAnsi="Consolas" w:cs="Times New Roman"/>
-          <w:color w:val="3B3B3B"/>
-          <w:kern w:val="0"/>
-          <w:sz w:val="21"/>
-          <w:szCs w:val="21"/>
-          <w14:ligatures w14:val="none"/>
-        </w:rPr>
-        <w:t xml:space="preserve">    </w:t>
-      </w:r>
-      <w:r>
-        <w:rPr>
-          <w:rFonts w:ascii="Consolas" w:eastAsia="Times New Roman" w:hAnsi="Consolas" w:cs="Times New Roman"/>
-          <w:color w:val="001080"/>
-          <w:kern w:val="0"/>
-          <w:sz w:val="21"/>
-          <w:szCs w:val="21"/>
-          <w14:ligatures w14:val="none"/>
-        </w:rPr>
-        <w:t>input_field_placeholder</w:t>
-      </w:r>
-      <w:r>
-        <w:rPr>
-          <w:rFonts w:ascii="Consolas" w:eastAsia="Times New Roman" w:hAnsi="Consolas" w:cs="Times New Roman"/>
-          <w:color w:val="000000"/>
-          <w:kern w:val="0"/>
-          <w:sz w:val="21"/>
-          <w:szCs w:val="21"/>
-          <w14:ligatures w14:val="none"/>
-        </w:rPr>
-        <w:t>=</w:t>
-      </w:r>
-      <w:r>
-        <w:rPr>
-          <w:rFonts w:ascii="Consolas" w:eastAsia="Times New Roman" w:hAnsi="Consolas" w:cs="Times New Roman"/>
-          <w:color w:val="A31515"/>
-          <w:kern w:val="0"/>
-          <w:sz w:val="21"/>
-          <w:szCs w:val="21"/>
-          <w14:ligatures w14:val="none"/>
-        </w:rPr>
-        <w:t>"</w:t>
-      </w:r>
-      <w:proofErr w:type="spellStart"/>
-      <w:r>
-        <w:rPr>
-          <w:rFonts w:ascii="Consolas" w:eastAsia="Times New Roman" w:hAnsi="Consolas" w:cs="Times New Roman"/>
-          <w:color w:val="A31515"/>
-          <w:kern w:val="0"/>
-          <w:sz w:val="21"/>
-          <w:szCs w:val="21"/>
-          <w14:ligatures w14:val="none"/>
-        </w:rPr>
-        <w:t>JLoka</w:t>
-      </w:r>
-      <w:proofErr w:type="spellEnd"/>
-      <w:r>
-        <w:rPr>
-          <w:rFonts w:ascii="Consolas" w:eastAsia="Times New Roman" w:hAnsi="Consolas" w:cs="Times New Roman"/>
-          <w:color w:val="A31515"/>
-          <w:kern w:val="0"/>
-          <w:sz w:val="21"/>
-          <w:szCs w:val="21"/>
-          <w14:ligatures w14:val="none"/>
-        </w:rPr>
-        <w:t xml:space="preserve"> Option </w:t>
-      </w:r>
-      <w:proofErr w:type="gramStart"/>
-      <w:r>
-        <w:rPr>
-          <w:rFonts w:ascii="Consolas" w:eastAsia="Times New Roman" w:hAnsi="Consolas" w:cs="Times New Roman"/>
-          <w:color w:val="A31515"/>
-          <w:kern w:val="0"/>
-          <w:sz w:val="21"/>
-          <w:szCs w:val="21"/>
-          <w14:ligatures w14:val="none"/>
-        </w:rPr>
-        <w:t>To</w:t>
-      </w:r>
-      <w:proofErr w:type="gramEnd"/>
-      <w:r>
-        <w:rPr>
-          <w:rFonts w:ascii="Consolas" w:eastAsia="Times New Roman" w:hAnsi="Consolas" w:cs="Times New Roman"/>
-          <w:color w:val="A31515"/>
-          <w:kern w:val="0"/>
-          <w:sz w:val="21"/>
-          <w:szCs w:val="21"/>
-          <w14:ligatures w14:val="none"/>
-        </w:rPr>
-        <w:t xml:space="preserve"> Verifying..."</w:t>
+        <w:t>"JLoka Option To Verifying..."</w:t>
       </w:r>
       <w:r>
         <w:rPr>
@@ -1675,7 +1532,6 @@
         </w:rPr>
         <w:t xml:space="preserve"> </w:t>
       </w:r>
-      <w:proofErr w:type="gramStart"/>
       <w:r>
         <w:rPr>
           <w:rFonts w:ascii="Consolas" w:eastAsia="Times New Roman" w:hAnsi="Consolas" w:cs="Times New Roman"/>
@@ -1698,7 +1554,6 @@
         </w:rPr>
         <w:t>(</w:t>
       </w:r>
-      <w:proofErr w:type="gramEnd"/>
     </w:p>
     <w:p>
       <w:pPr>
@@ -1725,7 +1580,6 @@
         </w:rPr>
         <w:t>inline_keyboard</w:t>
       </w:r>
-      <w:proofErr w:type="gramStart"/>
       <w:r>
         <w:rPr>
           <w:rFonts w:ascii="Consolas" w:eastAsia="Times New Roman" w:hAnsi="Consolas" w:cs="Times New Roman"/>
@@ -1748,7 +1602,6 @@
         </w:rPr>
         <w:t>[</w:t>
       </w:r>
-      <w:proofErr w:type="gramEnd"/>
     </w:p>
     <w:p>
       <w:pPr>
@@ -1855,7 +1708,6 @@
         </w:rPr>
         <w:tab/>
       </w:r>
-      <w:proofErr w:type="gramStart"/>
       <w:r>
         <w:rPr>
           <w:rFonts w:ascii="Consolas" w:eastAsia="Times New Roman" w:hAnsi="Consolas" w:cs="Times New Roman"/>
@@ -1878,7 +1730,6 @@
         </w:rPr>
         <w:t>(</w:t>
       </w:r>
-      <w:proofErr w:type="gramEnd"/>
       <w:r>
         <w:rPr>
           <w:rFonts w:ascii="Consolas" w:eastAsia="Times New Roman" w:hAnsi="Consolas" w:cs="Times New Roman"/>
@@ -1992,7 +1843,6 @@
         </w:rPr>
         <w:t xml:space="preserve">        </w:t>
       </w:r>
-      <w:proofErr w:type="gramStart"/>
       <w:r>
         <w:rPr>
           <w:rFonts w:ascii="Consolas" w:eastAsia="Times New Roman" w:hAnsi="Consolas" w:cs="Times New Roman"/>
@@ -2015,7 +1865,6 @@
         </w:rPr>
         <w:t>(</w:t>
       </w:r>
-      <w:proofErr w:type="gramEnd"/>
       <w:r>
         <w:rPr>
           <w:rFonts w:ascii="Consolas" w:eastAsia="Times New Roman" w:hAnsi="Consolas" w:cs="Times New Roman"/>
@@ -2588,7 +2437,6 @@
         </w:rPr>
         <w:t xml:space="preserve"> </w:t>
       </w:r>
-      <w:proofErr w:type="gramStart"/>
       <w:r>
         <w:rPr>
           <w:rFonts w:ascii="Consolas" w:eastAsia="Times New Roman" w:hAnsi="Consolas" w:cs="Times New Roman"/>
@@ -2609,9 +2457,193 @@
           <w:szCs w:val="21"/>
           <w14:ligatures w14:val="none"/>
         </w:rPr>
+        <w:t>()</w:t>
+      </w:r>
+    </w:p>
+    <w:p>
+      <w:pPr>
+        <w:shd w:val="clear" w:color="auto" w:fill="FFFFFF"/>
+        <w:spacing w:after="0" w:line="285" w:lineRule="atLeast"/>
+        <w:rPr>
+          <w:rFonts w:ascii="Consolas" w:eastAsia="Times New Roman" w:hAnsi="Consolas" w:cs="Times New Roman"/>
+          <w:color w:val="3B3B3B"/>
+          <w:kern w:val="0"/>
+          <w:sz w:val="21"/>
+          <w:szCs w:val="21"/>
+          <w14:ligatures w14:val="none"/>
+        </w:rPr>
+      </w:pPr>
+    </w:p>
+    <w:p>
+      <w:pPr>
+        <w:shd w:val="clear" w:color="auto" w:fill="FFFFFF"/>
+        <w:spacing w:after="0" w:line="285" w:lineRule="atLeast"/>
+        <w:rPr>
+          <w:rFonts w:ascii="Consolas" w:eastAsia="Times New Roman" w:hAnsi="Consolas" w:cs="Times New Roman"/>
+          <w:color w:val="3B3B3B"/>
+          <w:kern w:val="0"/>
+          <w:sz w:val="21"/>
+          <w:szCs w:val="21"/>
+          <w14:ligatures w14:val="none"/>
+        </w:rPr>
+      </w:pPr>
+      <w:r>
+        <w:rPr>
+          <w:rFonts w:ascii="Consolas" w:eastAsia="Times New Roman" w:hAnsi="Consolas" w:cs="Times New Roman"/>
+          <w:color w:val="008000"/>
+          <w:kern w:val="0"/>
+          <w:sz w:val="21"/>
+          <w:szCs w:val="21"/>
+          <w14:ligatures w14:val="none"/>
+        </w:rPr>
+        <w:t># Here we should organize the messages with filters first</w:t>
+      </w:r>
+    </w:p>
+    <w:p>
+      <w:pPr>
+        <w:shd w:val="clear" w:color="auto" w:fill="FFFFFF"/>
+        <w:spacing w:after="0" w:line="285" w:lineRule="atLeast"/>
+        <w:rPr>
+          <w:rFonts w:ascii="Consolas" w:eastAsia="Times New Roman" w:hAnsi="Consolas" w:cs="Times New Roman"/>
+          <w:color w:val="3B3B3B"/>
+          <w:kern w:val="0"/>
+          <w:sz w:val="21"/>
+          <w:szCs w:val="21"/>
+          <w14:ligatures w14:val="none"/>
+        </w:rPr>
+      </w:pPr>
+      <w:r>
+        <w:rPr>
+          <w:rFonts w:ascii="Consolas" w:eastAsia="Times New Roman" w:hAnsi="Consolas" w:cs="Times New Roman"/>
+          <w:color w:val="795E26"/>
+          <w:kern w:val="0"/>
+          <w:sz w:val="21"/>
+          <w:szCs w:val="21"/>
+          <w14:ligatures w14:val="none"/>
+        </w:rPr>
+        <w:t>@</w:t>
+      </w:r>
+      <w:r>
+        <w:rPr>
+          <w:rFonts w:ascii="Consolas" w:eastAsia="Times New Roman" w:hAnsi="Consolas" w:cs="Times New Roman"/>
+          <w:color w:val="001080"/>
+          <w:kern w:val="0"/>
+          <w:sz w:val="21"/>
+          <w:szCs w:val="21"/>
+          <w14:ligatures w14:val="none"/>
+        </w:rPr>
+        <w:t>router</w:t>
+      </w:r>
+      <w:r>
+        <w:rPr>
+          <w:rFonts w:ascii="Consolas" w:eastAsia="Times New Roman" w:hAnsi="Consolas" w:cs="Times New Roman"/>
+          <w:color w:val="795E26"/>
+          <w:kern w:val="0"/>
+          <w:sz w:val="21"/>
+          <w:szCs w:val="21"/>
+          <w14:ligatures w14:val="none"/>
+        </w:rPr>
+        <w:t>.</w:t>
+      </w:r>
+      <w:r>
+        <w:rPr>
+          <w:rFonts w:ascii="Consolas" w:eastAsia="Times New Roman" w:hAnsi="Consolas" w:cs="Times New Roman"/>
+          <w:color w:val="001080"/>
+          <w:kern w:val="0"/>
+          <w:sz w:val="21"/>
+          <w:szCs w:val="21"/>
+          <w14:ligatures w14:val="none"/>
+        </w:rPr>
+        <w:t>message</w:t>
+      </w:r>
+      <w:r>
+        <w:rPr>
+          <w:rFonts w:ascii="Consolas" w:eastAsia="Times New Roman" w:hAnsi="Consolas" w:cs="Times New Roman"/>
+          <w:color w:val="3B3B3B"/>
+          <w:kern w:val="0"/>
+          <w:sz w:val="21"/>
+          <w:szCs w:val="21"/>
+          <w14:ligatures w14:val="none"/>
+        </w:rPr>
         <w:t>(</w:t>
       </w:r>
-      <w:proofErr w:type="gramEnd"/>
+      <w:r>
+        <w:rPr>
+          <w:rFonts w:ascii="Consolas" w:eastAsia="Times New Roman" w:hAnsi="Consolas" w:cs="Times New Roman"/>
+          <w:color w:val="0070C1"/>
+          <w:kern w:val="0"/>
+          <w:sz w:val="21"/>
+          <w:szCs w:val="21"/>
+          <w14:ligatures w14:val="none"/>
+        </w:rPr>
+        <w:t>F</w:t>
+      </w:r>
+      <w:r>
+        <w:rPr>
+          <w:rFonts w:ascii="Consolas" w:eastAsia="Times New Roman" w:hAnsi="Consolas" w:cs="Times New Roman"/>
+          <w:color w:val="3B3B3B"/>
+          <w:kern w:val="0"/>
+          <w:sz w:val="21"/>
+          <w:szCs w:val="21"/>
+          <w14:ligatures w14:val="none"/>
+        </w:rPr>
+        <w:t>.</w:t>
+      </w:r>
+      <w:r>
+        <w:rPr>
+          <w:rFonts w:ascii="Consolas" w:eastAsia="Times New Roman" w:hAnsi="Consolas" w:cs="Times New Roman"/>
+          <w:color w:val="001080"/>
+          <w:kern w:val="0"/>
+          <w:sz w:val="21"/>
+          <w:szCs w:val="21"/>
+          <w14:ligatures w14:val="none"/>
+        </w:rPr>
+        <w:t>text</w:t>
+      </w:r>
+      <w:r>
+        <w:rPr>
+          <w:rFonts w:ascii="Consolas" w:eastAsia="Times New Roman" w:hAnsi="Consolas" w:cs="Times New Roman"/>
+          <w:color w:val="3B3B3B"/>
+          <w:kern w:val="0"/>
+          <w:sz w:val="21"/>
+          <w:szCs w:val="21"/>
+          <w14:ligatures w14:val="none"/>
+        </w:rPr>
+        <w:t xml:space="preserve"> </w:t>
+      </w:r>
+      <w:r>
+        <w:rPr>
+          <w:rFonts w:ascii="Consolas" w:eastAsia="Times New Roman" w:hAnsi="Consolas" w:cs="Times New Roman"/>
+          <w:color w:val="795E26"/>
+          <w:kern w:val="0"/>
+          <w:sz w:val="21"/>
+          <w:szCs w:val="21"/>
+          <w14:ligatures w14:val="none"/>
+        </w:rPr>
+        <w:t>==</w:t>
+      </w:r>
+      <w:r>
+        <w:rPr>
+          <w:rFonts w:ascii="Consolas" w:eastAsia="Times New Roman" w:hAnsi="Consolas" w:cs="Times New Roman"/>
+          <w:color w:val="3B3B3B"/>
+          <w:kern w:val="0"/>
+          <w:sz w:val="21"/>
+          <w:szCs w:val="21"/>
+          <w14:ligatures w14:val="none"/>
+        </w:rPr>
+        <w:t xml:space="preserve"> </w:t>
+      </w:r>
+      <w:r>
+        <w:rPr>
+          <w:rFonts w:ascii="Consolas" w:eastAsia="Times New Roman" w:hAnsi="Consolas" w:cs="Times New Roman"/>
+          <w:color w:val="A31515"/>
+          <w:kern w:val="0"/>
+          <w:sz w:val="21"/>
+          <w:szCs w:val="21"/>
+          <w14:ligatures w14:val="none"/>
+        </w:rPr>
+        <w:t>'Hello'</w:t>
+      </w:r>
       <w:r>
         <w:rPr>
           <w:rFonts w:ascii="Consolas" w:eastAsia="Times New Roman" w:hAnsi="Consolas" w:cs="Times New Roman"/>
@@ -2637,6 +2669,1015 @@
           <w14:ligatures w14:val="none"/>
         </w:rPr>
       </w:pPr>
+      <w:r>
+        <w:rPr>
+          <w:rFonts w:ascii="Consolas" w:eastAsia="Times New Roman" w:hAnsi="Consolas" w:cs="Times New Roman"/>
+          <w:color w:val="0000FF"/>
+          <w:kern w:val="0"/>
+          <w:sz w:val="21"/>
+          <w:szCs w:val="21"/>
+          <w14:ligatures w14:val="none"/>
+        </w:rPr>
+        <w:t>async</w:t>
+      </w:r>
+      <w:r>
+        <w:rPr>
+          <w:rFonts w:ascii="Consolas" w:eastAsia="Times New Roman" w:hAnsi="Consolas" w:cs="Times New Roman"/>
+          <w:color w:val="3B3B3B"/>
+          <w:kern w:val="0"/>
+          <w:sz w:val="21"/>
+          <w:szCs w:val="21"/>
+          <w14:ligatures w14:val="none"/>
+        </w:rPr>
+        <w:t xml:space="preserve"> </w:t>
+      </w:r>
+      <w:r>
+        <w:rPr>
+          <w:rFonts w:ascii="Consolas" w:eastAsia="Times New Roman" w:hAnsi="Consolas" w:cs="Times New Roman"/>
+          <w:color w:val="0000FF"/>
+          <w:kern w:val="0"/>
+          <w:sz w:val="21"/>
+          <w:szCs w:val="21"/>
+          <w14:ligatures w14:val="none"/>
+        </w:rPr>
+        <w:t>def</w:t>
+      </w:r>
+      <w:r>
+        <w:rPr>
+          <w:rFonts w:ascii="Consolas" w:eastAsia="Times New Roman" w:hAnsi="Consolas" w:cs="Times New Roman"/>
+          <w:color w:val="3B3B3B"/>
+          <w:kern w:val="0"/>
+          <w:sz w:val="21"/>
+          <w:szCs w:val="21"/>
+          <w14:ligatures w14:val="none"/>
+        </w:rPr>
+        <w:t xml:space="preserve"> </w:t>
+      </w:r>
+      <w:r>
+        <w:rPr>
+          <w:rFonts w:ascii="Consolas" w:eastAsia="Times New Roman" w:hAnsi="Consolas" w:cs="Times New Roman"/>
+          <w:color w:val="795E26"/>
+          <w:kern w:val="0"/>
+          <w:sz w:val="21"/>
+          <w:szCs w:val="21"/>
+          <w14:ligatures w14:val="none"/>
+        </w:rPr>
+        <w:t>check_hello</w:t>
+      </w:r>
+      <w:r>
+        <w:rPr>
+          <w:rFonts w:ascii="Consolas" w:eastAsia="Times New Roman" w:hAnsi="Consolas" w:cs="Times New Roman"/>
+          <w:color w:val="3B3B3B"/>
+          <w:kern w:val="0"/>
+          <w:sz w:val="21"/>
+          <w:szCs w:val="21"/>
+          <w14:ligatures w14:val="none"/>
+        </w:rPr>
+        <w:t>(</w:t>
+      </w:r>
+      <w:r>
+        <w:rPr>
+          <w:rFonts w:ascii="Consolas" w:eastAsia="Times New Roman" w:hAnsi="Consolas" w:cs="Times New Roman"/>
+          <w:color w:val="001080"/>
+          <w:kern w:val="0"/>
+          <w:sz w:val="21"/>
+          <w:szCs w:val="21"/>
+          <w14:ligatures w14:val="none"/>
+        </w:rPr>
+        <w:t>message</w:t>
+      </w:r>
+      <w:r>
+        <w:rPr>
+          <w:rFonts w:ascii="Consolas" w:eastAsia="Times New Roman" w:hAnsi="Consolas" w:cs="Times New Roman"/>
+          <w:color w:val="3B3B3B"/>
+          <w:kern w:val="0"/>
+          <w:sz w:val="21"/>
+          <w:szCs w:val="21"/>
+          <w14:ligatures w14:val="none"/>
+        </w:rPr>
+        <w:t>):</w:t>
+      </w:r>
+    </w:p>
+    <w:p>
+      <w:pPr>
+        <w:shd w:val="clear" w:color="auto" w:fill="FFFFFF"/>
+        <w:spacing w:after="0" w:line="285" w:lineRule="atLeast"/>
+        <w:rPr>
+          <w:rFonts w:ascii="Consolas" w:eastAsia="Times New Roman" w:hAnsi="Consolas" w:cs="Times New Roman"/>
+          <w:color w:val="3B3B3B"/>
+          <w:kern w:val="0"/>
+          <w:sz w:val="21"/>
+          <w:szCs w:val="21"/>
+          <w14:ligatures w14:val="none"/>
+        </w:rPr>
+      </w:pPr>
+      <w:r>
+        <w:rPr>
+          <w:rFonts w:ascii="Consolas" w:eastAsia="Times New Roman" w:hAnsi="Consolas" w:cs="Times New Roman"/>
+          <w:color w:val="3B3B3B"/>
+          <w:kern w:val="0"/>
+          <w:sz w:val="21"/>
+          <w:szCs w:val="21"/>
+          <w14:ligatures w14:val="none"/>
+        </w:rPr>
+        <w:t xml:space="preserve">    </w:t>
+      </w:r>
+      <w:r>
+        <w:rPr>
+          <w:rFonts w:ascii="Consolas" w:eastAsia="Times New Roman" w:hAnsi="Consolas" w:cs="Times New Roman"/>
+          <w:color w:val="AF00DB"/>
+          <w:kern w:val="0"/>
+          <w:sz w:val="21"/>
+          <w:szCs w:val="21"/>
+          <w14:ligatures w14:val="none"/>
+        </w:rPr>
+        <w:t>await</w:t>
+      </w:r>
+      <w:r>
+        <w:rPr>
+          <w:rFonts w:ascii="Consolas" w:eastAsia="Times New Roman" w:hAnsi="Consolas" w:cs="Times New Roman"/>
+          <w:color w:val="3B3B3B"/>
+          <w:kern w:val="0"/>
+          <w:sz w:val="21"/>
+          <w:szCs w:val="21"/>
+          <w14:ligatures w14:val="none"/>
+        </w:rPr>
+        <w:t xml:space="preserve"> </w:t>
+      </w:r>
+      <w:r>
+        <w:rPr>
+          <w:rFonts w:ascii="Consolas" w:eastAsia="Times New Roman" w:hAnsi="Consolas" w:cs="Times New Roman"/>
+          <w:color w:val="001080"/>
+          <w:kern w:val="0"/>
+          <w:sz w:val="21"/>
+          <w:szCs w:val="21"/>
+          <w14:ligatures w14:val="none"/>
+        </w:rPr>
+        <w:t>message</w:t>
+      </w:r>
+      <w:r>
+        <w:rPr>
+          <w:rFonts w:ascii="Consolas" w:eastAsia="Times New Roman" w:hAnsi="Consolas" w:cs="Times New Roman"/>
+          <w:color w:val="3B3B3B"/>
+          <w:kern w:val="0"/>
+          <w:sz w:val="21"/>
+          <w:szCs w:val="21"/>
+          <w14:ligatures w14:val="none"/>
+        </w:rPr>
+        <w:t>.answer(</w:t>
+      </w:r>
+      <w:r>
+        <w:rPr>
+          <w:rFonts w:ascii="Consolas" w:eastAsia="Times New Roman" w:hAnsi="Consolas" w:cs="Times New Roman"/>
+          <w:color w:val="267F99"/>
+          <w:kern w:val="0"/>
+          <w:sz w:val="21"/>
+          <w:szCs w:val="21"/>
+          <w14:ligatures w14:val="none"/>
+        </w:rPr>
+        <w:t>texts</w:t>
+      </w:r>
+      <w:r>
+        <w:rPr>
+          <w:rFonts w:ascii="Consolas" w:eastAsia="Times New Roman" w:hAnsi="Consolas" w:cs="Times New Roman"/>
+          <w:color w:val="3B3B3B"/>
+          <w:kern w:val="0"/>
+          <w:sz w:val="21"/>
+          <w:szCs w:val="21"/>
+          <w14:ligatures w14:val="none"/>
+        </w:rPr>
+        <w:t>.</w:t>
+      </w:r>
+      <w:r>
+        <w:rPr>
+          <w:rFonts w:ascii="Consolas" w:eastAsia="Times New Roman" w:hAnsi="Consolas" w:cs="Times New Roman"/>
+          <w:color w:val="001080"/>
+          <w:kern w:val="0"/>
+          <w:sz w:val="21"/>
+          <w:szCs w:val="21"/>
+          <w14:ligatures w14:val="none"/>
+        </w:rPr>
+        <w:t>say_hello</w:t>
+      </w:r>
+      <w:r>
+        <w:rPr>
+          <w:rFonts w:ascii="Consolas" w:eastAsia="Times New Roman" w:hAnsi="Consolas" w:cs="Times New Roman"/>
+          <w:color w:val="3B3B3B"/>
+          <w:kern w:val="0"/>
+          <w:sz w:val="21"/>
+          <w:szCs w:val="21"/>
+          <w14:ligatures w14:val="none"/>
+        </w:rPr>
+        <w:t>)</w:t>
+      </w:r>
+    </w:p>
+    <w:p>
+      <w:pPr>
+        <w:shd w:val="clear" w:color="auto" w:fill="FFFFFF"/>
+        <w:spacing w:after="0" w:line="285" w:lineRule="atLeast"/>
+        <w:rPr>
+          <w:rFonts w:ascii="Consolas" w:eastAsia="Times New Roman" w:hAnsi="Consolas" w:cs="Times New Roman"/>
+          <w:color w:val="3B3B3B"/>
+          <w:kern w:val="0"/>
+          <w:sz w:val="21"/>
+          <w:szCs w:val="21"/>
+          <w14:ligatures w14:val="none"/>
+        </w:rPr>
+      </w:pPr>
+    </w:p>
+    <w:p>
+      <w:pPr>
+        <w:shd w:val="clear" w:color="auto" w:fill="FFFFFF"/>
+        <w:spacing w:after="0" w:line="285" w:lineRule="atLeast"/>
+        <w:rPr>
+          <w:rFonts w:ascii="Consolas" w:eastAsia="Times New Roman" w:hAnsi="Consolas" w:cs="Times New Roman"/>
+          <w:color w:val="3B3B3B"/>
+          <w:kern w:val="0"/>
+          <w:sz w:val="21"/>
+          <w:szCs w:val="21"/>
+          <w14:ligatures w14:val="none"/>
+        </w:rPr>
+      </w:pPr>
+      <w:r>
+        <w:rPr>
+          <w:rFonts w:ascii="Consolas" w:eastAsia="Times New Roman" w:hAnsi="Consolas" w:cs="Times New Roman"/>
+          <w:color w:val="795E26"/>
+          <w:kern w:val="0"/>
+          <w:sz w:val="21"/>
+          <w:szCs w:val="21"/>
+          <w14:ligatures w14:val="none"/>
+        </w:rPr>
+        <w:t>@</w:t>
+      </w:r>
+      <w:r>
+        <w:rPr>
+          <w:rFonts w:ascii="Consolas" w:eastAsia="Times New Roman" w:hAnsi="Consolas" w:cs="Times New Roman"/>
+          <w:color w:val="001080"/>
+          <w:kern w:val="0"/>
+          <w:sz w:val="21"/>
+          <w:szCs w:val="21"/>
+          <w14:ligatures w14:val="none"/>
+        </w:rPr>
+        <w:t>router</w:t>
+      </w:r>
+      <w:r>
+        <w:rPr>
+          <w:rFonts w:ascii="Consolas" w:eastAsia="Times New Roman" w:hAnsi="Consolas" w:cs="Times New Roman"/>
+          <w:color w:val="795E26"/>
+          <w:kern w:val="0"/>
+          <w:sz w:val="21"/>
+          <w:szCs w:val="21"/>
+          <w14:ligatures w14:val="none"/>
+        </w:rPr>
+        <w:t>.</w:t>
+      </w:r>
+      <w:r>
+        <w:rPr>
+          <w:rFonts w:ascii="Consolas" w:eastAsia="Times New Roman" w:hAnsi="Consolas" w:cs="Times New Roman"/>
+          <w:color w:val="001080"/>
+          <w:kern w:val="0"/>
+          <w:sz w:val="21"/>
+          <w:szCs w:val="21"/>
+          <w14:ligatures w14:val="none"/>
+        </w:rPr>
+        <w:t>message</w:t>
+      </w:r>
+      <w:r>
+        <w:rPr>
+          <w:rFonts w:ascii="Consolas" w:eastAsia="Times New Roman" w:hAnsi="Consolas" w:cs="Times New Roman"/>
+          <w:color w:val="3B3B3B"/>
+          <w:kern w:val="0"/>
+          <w:sz w:val="21"/>
+          <w:szCs w:val="21"/>
+          <w14:ligatures w14:val="none"/>
+        </w:rPr>
+        <w:t>(</w:t>
+      </w:r>
+      <w:r>
+        <w:rPr>
+          <w:rFonts w:ascii="Consolas" w:eastAsia="Times New Roman" w:hAnsi="Consolas" w:cs="Times New Roman"/>
+          <w:color w:val="0070C1"/>
+          <w:kern w:val="0"/>
+          <w:sz w:val="21"/>
+          <w:szCs w:val="21"/>
+          <w14:ligatures w14:val="none"/>
+        </w:rPr>
+        <w:t>F</w:t>
+      </w:r>
+      <w:r>
+        <w:rPr>
+          <w:rFonts w:ascii="Consolas" w:eastAsia="Times New Roman" w:hAnsi="Consolas" w:cs="Times New Roman"/>
+          <w:color w:val="3B3B3B"/>
+          <w:kern w:val="0"/>
+          <w:sz w:val="21"/>
+          <w:szCs w:val="21"/>
+          <w14:ligatures w14:val="none"/>
+        </w:rPr>
+        <w:t>.</w:t>
+      </w:r>
+      <w:r>
+        <w:rPr>
+          <w:rFonts w:ascii="Consolas" w:eastAsia="Times New Roman" w:hAnsi="Consolas" w:cs="Times New Roman"/>
+          <w:color w:val="001080"/>
+          <w:kern w:val="0"/>
+          <w:sz w:val="21"/>
+          <w:szCs w:val="21"/>
+          <w14:ligatures w14:val="none"/>
+        </w:rPr>
+        <w:t>text</w:t>
+      </w:r>
+      <w:r>
+        <w:rPr>
+          <w:rFonts w:ascii="Consolas" w:eastAsia="Times New Roman" w:hAnsi="Consolas" w:cs="Times New Roman"/>
+          <w:color w:val="3B3B3B"/>
+          <w:kern w:val="0"/>
+          <w:sz w:val="21"/>
+          <w:szCs w:val="21"/>
+          <w14:ligatures w14:val="none"/>
+        </w:rPr>
+        <w:t xml:space="preserve"> </w:t>
+      </w:r>
+      <w:r>
+        <w:rPr>
+          <w:rFonts w:ascii="Consolas" w:eastAsia="Times New Roman" w:hAnsi="Consolas" w:cs="Times New Roman"/>
+          <w:color w:val="795E26"/>
+          <w:kern w:val="0"/>
+          <w:sz w:val="21"/>
+          <w:szCs w:val="21"/>
+          <w14:ligatures w14:val="none"/>
+        </w:rPr>
+        <w:t>==</w:t>
+      </w:r>
+      <w:r>
+        <w:rPr>
+          <w:rFonts w:ascii="Consolas" w:eastAsia="Times New Roman" w:hAnsi="Consolas" w:cs="Times New Roman"/>
+          <w:color w:val="3B3B3B"/>
+          <w:kern w:val="0"/>
+          <w:sz w:val="21"/>
+          <w:szCs w:val="21"/>
+          <w14:ligatures w14:val="none"/>
+        </w:rPr>
+        <w:t xml:space="preserve"> </w:t>
+      </w:r>
+      <w:r>
+        <w:rPr>
+          <w:rFonts w:ascii="Consolas" w:eastAsia="Times New Roman" w:hAnsi="Consolas" w:cs="Times New Roman"/>
+          <w:color w:val="A31515"/>
+          <w:kern w:val="0"/>
+          <w:sz w:val="21"/>
+          <w:szCs w:val="21"/>
+          <w14:ligatures w14:val="none"/>
+        </w:rPr>
+        <w:t>'Information'</w:t>
+      </w:r>
+      <w:r>
+        <w:rPr>
+          <w:rFonts w:ascii="Consolas" w:eastAsia="Times New Roman" w:hAnsi="Consolas" w:cs="Times New Roman"/>
+          <w:color w:val="3B3B3B"/>
+          <w:kern w:val="0"/>
+          <w:sz w:val="21"/>
+          <w:szCs w:val="21"/>
+          <w14:ligatures w14:val="none"/>
+        </w:rPr>
+        <w:t>)</w:t>
+      </w:r>
+    </w:p>
+    <w:p>
+      <w:pPr>
+        <w:shd w:val="clear" w:color="auto" w:fill="FFFFFF"/>
+        <w:spacing w:after="0" w:line="285" w:lineRule="atLeast"/>
+        <w:rPr>
+          <w:rFonts w:ascii="Consolas" w:eastAsia="Times New Roman" w:hAnsi="Consolas" w:cs="Times New Roman"/>
+          <w:color w:val="3B3B3B"/>
+          <w:kern w:val="0"/>
+          <w:sz w:val="21"/>
+          <w:szCs w:val="21"/>
+          <w14:ligatures w14:val="none"/>
+        </w:rPr>
+      </w:pPr>
+      <w:r>
+        <w:rPr>
+          <w:rFonts w:ascii="Consolas" w:eastAsia="Times New Roman" w:hAnsi="Consolas" w:cs="Times New Roman"/>
+          <w:color w:val="0000FF"/>
+          <w:kern w:val="0"/>
+          <w:sz w:val="21"/>
+          <w:szCs w:val="21"/>
+          <w14:ligatures w14:val="none"/>
+        </w:rPr>
+        <w:t>async</w:t>
+      </w:r>
+      <w:r>
+        <w:rPr>
+          <w:rFonts w:ascii="Consolas" w:eastAsia="Times New Roman" w:hAnsi="Consolas" w:cs="Times New Roman"/>
+          <w:color w:val="3B3B3B"/>
+          <w:kern w:val="0"/>
+          <w:sz w:val="21"/>
+          <w:szCs w:val="21"/>
+          <w14:ligatures w14:val="none"/>
+        </w:rPr>
+        <w:t xml:space="preserve"> </w:t>
+      </w:r>
+      <w:r>
+        <w:rPr>
+          <w:rFonts w:ascii="Consolas" w:eastAsia="Times New Roman" w:hAnsi="Consolas" w:cs="Times New Roman"/>
+          <w:color w:val="0000FF"/>
+          <w:kern w:val="0"/>
+          <w:sz w:val="21"/>
+          <w:szCs w:val="21"/>
+          <w14:ligatures w14:val="none"/>
+        </w:rPr>
+        <w:t>def</w:t>
+      </w:r>
+      <w:r>
+        <w:rPr>
+          <w:rFonts w:ascii="Consolas" w:eastAsia="Times New Roman" w:hAnsi="Consolas" w:cs="Times New Roman"/>
+          <w:color w:val="3B3B3B"/>
+          <w:kern w:val="0"/>
+          <w:sz w:val="21"/>
+          <w:szCs w:val="21"/>
+          <w14:ligatures w14:val="none"/>
+        </w:rPr>
+        <w:t xml:space="preserve"> </w:t>
+      </w:r>
+      <w:r>
+        <w:rPr>
+          <w:rFonts w:ascii="Consolas" w:eastAsia="Times New Roman" w:hAnsi="Consolas" w:cs="Times New Roman"/>
+          <w:color w:val="795E26"/>
+          <w:kern w:val="0"/>
+          <w:sz w:val="21"/>
+          <w:szCs w:val="21"/>
+          <w14:ligatures w14:val="none"/>
+        </w:rPr>
+        <w:t>get_information</w:t>
+      </w:r>
+      <w:r>
+        <w:rPr>
+          <w:rFonts w:ascii="Consolas" w:eastAsia="Times New Roman" w:hAnsi="Consolas" w:cs="Times New Roman"/>
+          <w:color w:val="3B3B3B"/>
+          <w:kern w:val="0"/>
+          <w:sz w:val="21"/>
+          <w:szCs w:val="21"/>
+          <w14:ligatures w14:val="none"/>
+        </w:rPr>
+        <w:t>(</w:t>
+      </w:r>
+      <w:r>
+        <w:rPr>
+          <w:rFonts w:ascii="Consolas" w:eastAsia="Times New Roman" w:hAnsi="Consolas" w:cs="Times New Roman"/>
+          <w:color w:val="001080"/>
+          <w:kern w:val="0"/>
+          <w:sz w:val="21"/>
+          <w:szCs w:val="21"/>
+          <w14:ligatures w14:val="none"/>
+        </w:rPr>
+        <w:t>message</w:t>
+      </w:r>
+      <w:r>
+        <w:rPr>
+          <w:rFonts w:ascii="Consolas" w:eastAsia="Times New Roman" w:hAnsi="Consolas" w:cs="Times New Roman"/>
+          <w:color w:val="3B3B3B"/>
+          <w:kern w:val="0"/>
+          <w:sz w:val="21"/>
+          <w:szCs w:val="21"/>
+          <w14:ligatures w14:val="none"/>
+        </w:rPr>
+        <w:t>):</w:t>
+      </w:r>
+    </w:p>
+    <w:p>
+      <w:pPr>
+        <w:shd w:val="clear" w:color="auto" w:fill="FFFFFF"/>
+        <w:spacing w:after="0" w:line="285" w:lineRule="atLeast"/>
+        <w:rPr>
+          <w:rFonts w:ascii="Consolas" w:eastAsia="Times New Roman" w:hAnsi="Consolas" w:cs="Times New Roman"/>
+          <w:color w:val="3B3B3B"/>
+          <w:kern w:val="0"/>
+          <w:sz w:val="21"/>
+          <w:szCs w:val="21"/>
+          <w14:ligatures w14:val="none"/>
+        </w:rPr>
+      </w:pPr>
+      <w:r>
+        <w:rPr>
+          <w:rFonts w:ascii="Consolas" w:eastAsia="Times New Roman" w:hAnsi="Consolas" w:cs="Times New Roman"/>
+          <w:color w:val="3B3B3B"/>
+          <w:kern w:val="0"/>
+          <w:sz w:val="21"/>
+          <w:szCs w:val="21"/>
+          <w14:ligatures w14:val="none"/>
+        </w:rPr>
+        <w:t xml:space="preserve">    </w:t>
+      </w:r>
+      <w:r>
+        <w:rPr>
+          <w:rFonts w:ascii="Consolas" w:eastAsia="Times New Roman" w:hAnsi="Consolas" w:cs="Times New Roman"/>
+          <w:color w:val="AF00DB"/>
+          <w:kern w:val="0"/>
+          <w:sz w:val="21"/>
+          <w:szCs w:val="21"/>
+          <w14:ligatures w14:val="none"/>
+        </w:rPr>
+        <w:t>await</w:t>
+      </w:r>
+      <w:r>
+        <w:rPr>
+          <w:rFonts w:ascii="Consolas" w:eastAsia="Times New Roman" w:hAnsi="Consolas" w:cs="Times New Roman"/>
+          <w:color w:val="3B3B3B"/>
+          <w:kern w:val="0"/>
+          <w:sz w:val="21"/>
+          <w:szCs w:val="21"/>
+          <w14:ligatures w14:val="none"/>
+        </w:rPr>
+        <w:t xml:space="preserve"> </w:t>
+      </w:r>
+      <w:r>
+        <w:rPr>
+          <w:rFonts w:ascii="Consolas" w:eastAsia="Times New Roman" w:hAnsi="Consolas" w:cs="Times New Roman"/>
+          <w:color w:val="001080"/>
+          <w:kern w:val="0"/>
+          <w:sz w:val="21"/>
+          <w:szCs w:val="21"/>
+          <w14:ligatures w14:val="none"/>
+        </w:rPr>
+        <w:t>message</w:t>
+      </w:r>
+      <w:r>
+        <w:rPr>
+          <w:rFonts w:ascii="Consolas" w:eastAsia="Times New Roman" w:hAnsi="Consolas" w:cs="Times New Roman"/>
+          <w:color w:val="3B3B3B"/>
+          <w:kern w:val="0"/>
+          <w:sz w:val="21"/>
+          <w:szCs w:val="21"/>
+          <w14:ligatures w14:val="none"/>
+        </w:rPr>
+        <w:t>.answer(</w:t>
+      </w:r>
+      <w:r>
+        <w:rPr>
+          <w:rFonts w:ascii="Consolas" w:eastAsia="Times New Roman" w:hAnsi="Consolas" w:cs="Times New Roman"/>
+          <w:color w:val="A31515"/>
+          <w:kern w:val="0"/>
+          <w:sz w:val="21"/>
+          <w:szCs w:val="21"/>
+          <w14:ligatures w14:val="none"/>
+        </w:rPr>
+        <w:t>"You can find all the necessary information on our website"</w:t>
+      </w:r>
+      <w:r>
+        <w:rPr>
+          <w:rFonts w:ascii="Consolas" w:eastAsia="Times New Roman" w:hAnsi="Consolas" w:cs="Times New Roman"/>
+          <w:color w:val="3B3B3B"/>
+          <w:kern w:val="0"/>
+          <w:sz w:val="21"/>
+          <w:szCs w:val="21"/>
+          <w14:ligatures w14:val="none"/>
+        </w:rPr>
+        <w:t>)</w:t>
+      </w:r>
+    </w:p>
+    <w:p>
+      <w:pPr>
+        <w:shd w:val="clear" w:color="auto" w:fill="FFFFFF"/>
+        <w:spacing w:after="0" w:line="285" w:lineRule="atLeast"/>
+        <w:rPr>
+          <w:rFonts w:ascii="Consolas" w:eastAsia="Times New Roman" w:hAnsi="Consolas" w:cs="Times New Roman"/>
+          <w:color w:val="3B3B3B"/>
+          <w:kern w:val="0"/>
+          <w:sz w:val="21"/>
+          <w:szCs w:val="21"/>
+          <w14:ligatures w14:val="none"/>
+        </w:rPr>
+      </w:pPr>
+    </w:p>
+    <w:p>
+      <w:pPr>
+        <w:shd w:val="clear" w:color="auto" w:fill="FFFFFF"/>
+        <w:spacing w:after="0" w:line="285" w:lineRule="atLeast"/>
+        <w:rPr>
+          <w:rFonts w:ascii="Consolas" w:eastAsia="Times New Roman" w:hAnsi="Consolas" w:cs="Times New Roman"/>
+          <w:color w:val="3B3B3B"/>
+          <w:kern w:val="0"/>
+          <w:sz w:val="21"/>
+          <w:szCs w:val="21"/>
+          <w14:ligatures w14:val="none"/>
+        </w:rPr>
+      </w:pPr>
+      <w:r>
+        <w:rPr>
+          <w:rFonts w:ascii="Consolas" w:eastAsia="Times New Roman" w:hAnsi="Consolas" w:cs="Times New Roman"/>
+          <w:color w:val="795E26"/>
+          <w:kern w:val="0"/>
+          <w:sz w:val="21"/>
+          <w:szCs w:val="21"/>
+          <w14:ligatures w14:val="none"/>
+        </w:rPr>
+        <w:t>@</w:t>
+      </w:r>
+      <w:r>
+        <w:rPr>
+          <w:rFonts w:ascii="Consolas" w:eastAsia="Times New Roman" w:hAnsi="Consolas" w:cs="Times New Roman"/>
+          <w:color w:val="001080"/>
+          <w:kern w:val="0"/>
+          <w:sz w:val="21"/>
+          <w:szCs w:val="21"/>
+          <w14:ligatures w14:val="none"/>
+        </w:rPr>
+        <w:t>router</w:t>
+      </w:r>
+      <w:r>
+        <w:rPr>
+          <w:rFonts w:ascii="Consolas" w:eastAsia="Times New Roman" w:hAnsi="Consolas" w:cs="Times New Roman"/>
+          <w:color w:val="795E26"/>
+          <w:kern w:val="0"/>
+          <w:sz w:val="21"/>
+          <w:szCs w:val="21"/>
+          <w14:ligatures w14:val="none"/>
+        </w:rPr>
+        <w:t>.</w:t>
+      </w:r>
+      <w:r>
+        <w:rPr>
+          <w:rFonts w:ascii="Consolas" w:eastAsia="Times New Roman" w:hAnsi="Consolas" w:cs="Times New Roman"/>
+          <w:color w:val="001080"/>
+          <w:kern w:val="0"/>
+          <w:sz w:val="21"/>
+          <w:szCs w:val="21"/>
+          <w14:ligatures w14:val="none"/>
+        </w:rPr>
+        <w:t>message</w:t>
+      </w:r>
+      <w:r>
+        <w:rPr>
+          <w:rFonts w:ascii="Consolas" w:eastAsia="Times New Roman" w:hAnsi="Consolas" w:cs="Times New Roman"/>
+          <w:color w:val="3B3B3B"/>
+          <w:kern w:val="0"/>
+          <w:sz w:val="21"/>
+          <w:szCs w:val="21"/>
+          <w14:ligatures w14:val="none"/>
+        </w:rPr>
+        <w:t>(</w:t>
+      </w:r>
+      <w:r>
+        <w:rPr>
+          <w:rFonts w:ascii="Consolas" w:eastAsia="Times New Roman" w:hAnsi="Consolas" w:cs="Times New Roman"/>
+          <w:color w:val="0070C1"/>
+          <w:kern w:val="0"/>
+          <w:sz w:val="21"/>
+          <w:szCs w:val="21"/>
+          <w14:ligatures w14:val="none"/>
+        </w:rPr>
+        <w:t>F</w:t>
+      </w:r>
+      <w:r>
+        <w:rPr>
+          <w:rFonts w:ascii="Consolas" w:eastAsia="Times New Roman" w:hAnsi="Consolas" w:cs="Times New Roman"/>
+          <w:color w:val="3B3B3B"/>
+          <w:kern w:val="0"/>
+          <w:sz w:val="21"/>
+          <w:szCs w:val="21"/>
+          <w14:ligatures w14:val="none"/>
+        </w:rPr>
+        <w:t>.</w:t>
+      </w:r>
+      <w:r>
+        <w:rPr>
+          <w:rFonts w:ascii="Consolas" w:eastAsia="Times New Roman" w:hAnsi="Consolas" w:cs="Times New Roman"/>
+          <w:color w:val="001080"/>
+          <w:kern w:val="0"/>
+          <w:sz w:val="21"/>
+          <w:szCs w:val="21"/>
+          <w14:ligatures w14:val="none"/>
+        </w:rPr>
+        <w:t>text</w:t>
+      </w:r>
+      <w:r>
+        <w:rPr>
+          <w:rFonts w:ascii="Consolas" w:eastAsia="Times New Roman" w:hAnsi="Consolas" w:cs="Times New Roman"/>
+          <w:color w:val="3B3B3B"/>
+          <w:kern w:val="0"/>
+          <w:sz w:val="21"/>
+          <w:szCs w:val="21"/>
+          <w14:ligatures w14:val="none"/>
+        </w:rPr>
+        <w:t xml:space="preserve"> </w:t>
+      </w:r>
+      <w:r>
+        <w:rPr>
+          <w:rFonts w:ascii="Consolas" w:eastAsia="Times New Roman" w:hAnsi="Consolas" w:cs="Times New Roman"/>
+          <w:color w:val="795E26"/>
+          <w:kern w:val="0"/>
+          <w:sz w:val="21"/>
+          <w:szCs w:val="21"/>
+          <w14:ligatures w14:val="none"/>
+        </w:rPr>
+        <w:t>==</w:t>
+      </w:r>
+      <w:r>
+        <w:rPr>
+          <w:rFonts w:ascii="Consolas" w:eastAsia="Times New Roman" w:hAnsi="Consolas" w:cs="Times New Roman"/>
+          <w:color w:val="3B3B3B"/>
+          <w:kern w:val="0"/>
+          <w:sz w:val="21"/>
+          <w:szCs w:val="21"/>
+          <w14:ligatures w14:val="none"/>
+        </w:rPr>
+        <w:t xml:space="preserve"> </w:t>
+      </w:r>
+      <w:r>
+        <w:rPr>
+          <w:rFonts w:ascii="Consolas" w:eastAsia="Times New Roman" w:hAnsi="Consolas" w:cs="Times New Roman"/>
+          <w:color w:val="A31515"/>
+          <w:kern w:val="0"/>
+          <w:sz w:val="21"/>
+          <w:szCs w:val="21"/>
+          <w14:ligatures w14:val="none"/>
+        </w:rPr>
+        <w:t>"Inline"</w:t>
+      </w:r>
+      <w:r>
+        <w:rPr>
+          <w:rFonts w:ascii="Consolas" w:eastAsia="Times New Roman" w:hAnsi="Consolas" w:cs="Times New Roman"/>
+          <w:color w:val="3B3B3B"/>
+          <w:kern w:val="0"/>
+          <w:sz w:val="21"/>
+          <w:szCs w:val="21"/>
+          <w14:ligatures w14:val="none"/>
+        </w:rPr>
+        <w:t>)</w:t>
+      </w:r>
+    </w:p>
+    <w:p>
+      <w:pPr>
+        <w:shd w:val="clear" w:color="auto" w:fill="FFFFFF"/>
+        <w:spacing w:after="0" w:line="285" w:lineRule="atLeast"/>
+        <w:rPr>
+          <w:rFonts w:ascii="Consolas" w:eastAsia="Times New Roman" w:hAnsi="Consolas" w:cs="Times New Roman"/>
+          <w:color w:val="3B3B3B"/>
+          <w:kern w:val="0"/>
+          <w:sz w:val="21"/>
+          <w:szCs w:val="21"/>
+          <w14:ligatures w14:val="none"/>
+        </w:rPr>
+      </w:pPr>
+      <w:r>
+        <w:rPr>
+          <w:rFonts w:ascii="Consolas" w:eastAsia="Times New Roman" w:hAnsi="Consolas" w:cs="Times New Roman"/>
+          <w:color w:val="0000FF"/>
+          <w:kern w:val="0"/>
+          <w:sz w:val="21"/>
+          <w:szCs w:val="21"/>
+          <w14:ligatures w14:val="none"/>
+        </w:rPr>
+        <w:t>async</w:t>
+      </w:r>
+      <w:r>
+        <w:rPr>
+          <w:rFonts w:ascii="Consolas" w:eastAsia="Times New Roman" w:hAnsi="Consolas" w:cs="Times New Roman"/>
+          <w:color w:val="3B3B3B"/>
+          <w:kern w:val="0"/>
+          <w:sz w:val="21"/>
+          <w:szCs w:val="21"/>
+          <w14:ligatures w14:val="none"/>
+        </w:rPr>
+        <w:t xml:space="preserve"> </w:t>
+      </w:r>
+      <w:r>
+        <w:rPr>
+          <w:rFonts w:ascii="Consolas" w:eastAsia="Times New Roman" w:hAnsi="Consolas" w:cs="Times New Roman"/>
+          <w:color w:val="0000FF"/>
+          <w:kern w:val="0"/>
+          <w:sz w:val="21"/>
+          <w:szCs w:val="21"/>
+          <w14:ligatures w14:val="none"/>
+        </w:rPr>
+        <w:t>def</w:t>
+      </w:r>
+      <w:r>
+        <w:rPr>
+          <w:rFonts w:ascii="Consolas" w:eastAsia="Times New Roman" w:hAnsi="Consolas" w:cs="Times New Roman"/>
+          <w:color w:val="3B3B3B"/>
+          <w:kern w:val="0"/>
+          <w:sz w:val="21"/>
+          <w:szCs w:val="21"/>
+          <w14:ligatures w14:val="none"/>
+        </w:rPr>
+        <w:t xml:space="preserve"> </w:t>
+      </w:r>
+      <w:r>
+        <w:rPr>
+          <w:rFonts w:ascii="Consolas" w:eastAsia="Times New Roman" w:hAnsi="Consolas" w:cs="Times New Roman"/>
+          <w:color w:val="795E26"/>
+          <w:kern w:val="0"/>
+          <w:sz w:val="21"/>
+          <w:szCs w:val="21"/>
+          <w14:ligatures w14:val="none"/>
+        </w:rPr>
+        <w:t>get_inline_kb</w:t>
+      </w:r>
+      <w:r>
+        <w:rPr>
+          <w:rFonts w:ascii="Consolas" w:eastAsia="Times New Roman" w:hAnsi="Consolas" w:cs="Times New Roman"/>
+          <w:color w:val="3B3B3B"/>
+          <w:kern w:val="0"/>
+          <w:sz w:val="21"/>
+          <w:szCs w:val="21"/>
+          <w14:ligatures w14:val="none"/>
+        </w:rPr>
+        <w:t>(</w:t>
+      </w:r>
+      <w:r>
+        <w:rPr>
+          <w:rFonts w:ascii="Consolas" w:eastAsia="Times New Roman" w:hAnsi="Consolas" w:cs="Times New Roman"/>
+          <w:color w:val="001080"/>
+          <w:kern w:val="0"/>
+          <w:sz w:val="21"/>
+          <w:szCs w:val="21"/>
+          <w14:ligatures w14:val="none"/>
+        </w:rPr>
+        <w:t>message</w:t>
+      </w:r>
+      <w:r>
+        <w:rPr>
+          <w:rFonts w:ascii="Consolas" w:eastAsia="Times New Roman" w:hAnsi="Consolas" w:cs="Times New Roman"/>
+          <w:color w:val="3B3B3B"/>
+          <w:kern w:val="0"/>
+          <w:sz w:val="21"/>
+          <w:szCs w:val="21"/>
+          <w14:ligatures w14:val="none"/>
+        </w:rPr>
+        <w:t>):</w:t>
+      </w:r>
+    </w:p>
+    <w:p>
+      <w:pPr>
+        <w:shd w:val="clear" w:color="auto" w:fill="FFFFFF"/>
+        <w:spacing w:after="0" w:line="285" w:lineRule="atLeast"/>
+        <w:rPr>
+          <w:rFonts w:ascii="Consolas" w:eastAsia="Times New Roman" w:hAnsi="Consolas" w:cs="Times New Roman"/>
+          <w:color w:val="3B3B3B"/>
+          <w:kern w:val="0"/>
+          <w:sz w:val="21"/>
+          <w:szCs w:val="21"/>
+          <w14:ligatures w14:val="none"/>
+        </w:rPr>
+      </w:pPr>
+      <w:r>
+        <w:rPr>
+          <w:rFonts w:ascii="Consolas" w:eastAsia="Times New Roman" w:hAnsi="Consolas" w:cs="Times New Roman"/>
+          <w:color w:val="3B3B3B"/>
+          <w:kern w:val="0"/>
+          <w:sz w:val="21"/>
+          <w:szCs w:val="21"/>
+          <w14:ligatures w14:val="none"/>
+        </w:rPr>
+        <w:t xml:space="preserve">    </w:t>
+      </w:r>
+      <w:r>
+        <w:rPr>
+          <w:rFonts w:ascii="Consolas" w:eastAsia="Times New Roman" w:hAnsi="Consolas" w:cs="Times New Roman"/>
+          <w:color w:val="AF00DB"/>
+          <w:kern w:val="0"/>
+          <w:sz w:val="21"/>
+          <w:szCs w:val="21"/>
+          <w14:ligatures w14:val="none"/>
+        </w:rPr>
+        <w:t>await</w:t>
+      </w:r>
+      <w:r>
+        <w:rPr>
+          <w:rFonts w:ascii="Consolas" w:eastAsia="Times New Roman" w:hAnsi="Consolas" w:cs="Times New Roman"/>
+          <w:color w:val="3B3B3B"/>
+          <w:kern w:val="0"/>
+          <w:sz w:val="21"/>
+          <w:szCs w:val="21"/>
+          <w14:ligatures w14:val="none"/>
+        </w:rPr>
+        <w:t xml:space="preserve"> </w:t>
+      </w:r>
+      <w:r>
+        <w:rPr>
+          <w:rFonts w:ascii="Consolas" w:eastAsia="Times New Roman" w:hAnsi="Consolas" w:cs="Times New Roman"/>
+          <w:color w:val="001080"/>
+          <w:kern w:val="0"/>
+          <w:sz w:val="21"/>
+          <w:szCs w:val="21"/>
+          <w14:ligatures w14:val="none"/>
+        </w:rPr>
+        <w:t>message</w:t>
+      </w:r>
+      <w:r>
+        <w:rPr>
+          <w:rFonts w:ascii="Consolas" w:eastAsia="Times New Roman" w:hAnsi="Consolas" w:cs="Times New Roman"/>
+          <w:color w:val="3B3B3B"/>
+          <w:kern w:val="0"/>
+          <w:sz w:val="21"/>
+          <w:szCs w:val="21"/>
+          <w14:ligatures w14:val="none"/>
+        </w:rPr>
+        <w:t>.answer(</w:t>
+      </w:r>
+      <w:r>
+        <w:rPr>
+          <w:rFonts w:ascii="Consolas" w:eastAsia="Times New Roman" w:hAnsi="Consolas" w:cs="Times New Roman"/>
+          <w:color w:val="A31515"/>
+          <w:kern w:val="0"/>
+          <w:sz w:val="21"/>
+          <w:szCs w:val="21"/>
+          <w14:ligatures w14:val="none"/>
+        </w:rPr>
+        <w:t>"Yo</w:t>
+      </w:r>
+      <w:r>
+        <w:rPr>
+          <w:rFonts w:ascii="Consolas" w:eastAsia="Times New Roman" w:hAnsi="Consolas" w:cs="Times New Roman"/>
+          <w:color w:val="A31515"/>
+          <w:kern w:val="0"/>
+          <w:sz w:val="21"/>
+          <w:szCs w:val="21"/>
+          <w14:ligatures w14:val="none"/>
+        </w:rPr>
+        <w:t>u</w:t>
+      </w:r>
+      <w:r>
+        <w:rPr>
+          <w:rFonts w:ascii="Consolas" w:eastAsia="Times New Roman" w:hAnsi="Consolas" w:cs="Times New Roman"/>
+          <w:color w:val="A31515"/>
+          <w:kern w:val="0"/>
+          <w:sz w:val="21"/>
+          <w:szCs w:val="21"/>
+          <w14:ligatures w14:val="none"/>
+        </w:rPr>
+        <w:t xml:space="preserve"> request inline keyboard"</w:t>
+      </w:r>
+      <w:r>
+        <w:rPr>
+          <w:rFonts w:ascii="Consolas" w:eastAsia="Times New Roman" w:hAnsi="Consolas" w:cs="Times New Roman"/>
+          <w:color w:val="3B3B3B"/>
+          <w:kern w:val="0"/>
+          <w:sz w:val="21"/>
+          <w:szCs w:val="21"/>
+          <w14:ligatures w14:val="none"/>
+        </w:rPr>
+        <w:t xml:space="preserve">, </w:t>
+      </w:r>
+      <w:r>
+        <w:rPr>
+          <w:rFonts w:ascii="Consolas" w:eastAsia="Times New Roman" w:hAnsi="Consolas" w:cs="Times New Roman"/>
+          <w:color w:val="001080"/>
+          <w:kern w:val="0"/>
+          <w:sz w:val="21"/>
+          <w:szCs w:val="21"/>
+          <w14:ligatures w14:val="none"/>
+        </w:rPr>
+        <w:t>reply_markup</w:t>
+      </w:r>
+      <w:r>
+        <w:rPr>
+          <w:rFonts w:ascii="Consolas" w:eastAsia="Times New Roman" w:hAnsi="Consolas" w:cs="Times New Roman"/>
+          <w:color w:val="000000"/>
+          <w:kern w:val="0"/>
+          <w:sz w:val="21"/>
+          <w:szCs w:val="21"/>
+          <w14:ligatures w14:val="none"/>
+        </w:rPr>
+        <w:t>=</w:t>
+      </w:r>
+      <w:r>
+        <w:rPr>
+          <w:rFonts w:ascii="Consolas" w:eastAsia="Times New Roman" w:hAnsi="Consolas" w:cs="Times New Roman"/>
+          <w:color w:val="001080"/>
+          <w:kern w:val="0"/>
+          <w:sz w:val="21"/>
+          <w:szCs w:val="21"/>
+          <w14:ligatures w14:val="none"/>
+        </w:rPr>
+        <w:t>inline_kb</w:t>
+      </w:r>
+      <w:r>
+        <w:rPr>
+          <w:rFonts w:ascii="Consolas" w:eastAsia="Times New Roman" w:hAnsi="Consolas" w:cs="Times New Roman"/>
+          <w:color w:val="3B3B3B"/>
+          <w:kern w:val="0"/>
+          <w:sz w:val="21"/>
+          <w:szCs w:val="21"/>
+          <w14:ligatures w14:val="none"/>
+        </w:rPr>
+        <w:t>)</w:t>
+      </w:r>
+    </w:p>
+    <w:p>
+      <w:pPr>
+        <w:shd w:val="clear" w:color="auto" w:fill="FFFFFF"/>
+        <w:spacing w:after="0" w:line="285" w:lineRule="atLeast"/>
+        <w:rPr>
+          <w:rFonts w:ascii="Consolas" w:eastAsia="Times New Roman" w:hAnsi="Consolas" w:cs="Times New Roman"/>
+          <w:color w:val="3B3B3B"/>
+          <w:kern w:val="0"/>
+          <w:sz w:val="21"/>
+          <w:szCs w:val="21"/>
+          <w14:ligatures w14:val="none"/>
+        </w:rPr>
+      </w:pPr>
     </w:p>
     <w:p>
       <w:pPr>
@@ -2660,7 +3701,7 @@
           <w:szCs w:val="21"/>
           <w14:ligatures w14:val="none"/>
         </w:rPr>
-        <w:t># Here we should organize the messages with filters first</w:t>
+        <w:t># If we set this handler first, then it will capture all messages.</w:t>
       </w:r>
     </w:p>
     <w:p>
@@ -2687,7 +3728,6 @@
         </w:rPr>
         <w:t>@</w:t>
       </w:r>
-      <w:proofErr w:type="gramStart"/>
       <w:r>
         <w:rPr>
           <w:rFonts w:ascii="Consolas" w:eastAsia="Times New Roman" w:hAnsi="Consolas" w:cs="Times New Roman"/>
@@ -2721,7 +3761,86 @@
         </w:rPr>
         <w:t>message</w:t>
       </w:r>
-      <w:proofErr w:type="gramEnd"/>
+      <w:r>
+        <w:rPr>
+          <w:rFonts w:ascii="Consolas" w:eastAsia="Times New Roman" w:hAnsi="Consolas" w:cs="Times New Roman"/>
+          <w:color w:val="3B3B3B"/>
+          <w:kern w:val="0"/>
+          <w:sz w:val="21"/>
+          <w:szCs w:val="21"/>
+          <w14:ligatures w14:val="none"/>
+        </w:rPr>
+        <w:t>()</w:t>
+      </w:r>
+    </w:p>
+    <w:p>
+      <w:pPr>
+        <w:shd w:val="clear" w:color="auto" w:fill="FFFFFF"/>
+        <w:spacing w:after="0" w:line="285" w:lineRule="atLeast"/>
+        <w:rPr>
+          <w:rFonts w:ascii="Consolas" w:eastAsia="Times New Roman" w:hAnsi="Consolas" w:cs="Times New Roman"/>
+          <w:color w:val="3B3B3B"/>
+          <w:kern w:val="0"/>
+          <w:sz w:val="21"/>
+          <w:szCs w:val="21"/>
+          <w14:ligatures w14:val="none"/>
+        </w:rPr>
+      </w:pPr>
+      <w:r>
+        <w:rPr>
+          <w:rFonts w:ascii="Consolas" w:eastAsia="Times New Roman" w:hAnsi="Consolas" w:cs="Times New Roman"/>
+          <w:color w:val="0000FF"/>
+          <w:kern w:val="0"/>
+          <w:sz w:val="21"/>
+          <w:szCs w:val="21"/>
+          <w14:ligatures w14:val="none"/>
+        </w:rPr>
+        <w:t>async</w:t>
+      </w:r>
+      <w:r>
+        <w:rPr>
+          <w:rFonts w:ascii="Consolas" w:eastAsia="Times New Roman" w:hAnsi="Consolas" w:cs="Times New Roman"/>
+          <w:color w:val="3B3B3B"/>
+          <w:kern w:val="0"/>
+          <w:sz w:val="21"/>
+          <w:szCs w:val="21"/>
+          <w14:ligatures w14:val="none"/>
+        </w:rPr>
+        <w:t xml:space="preserve"> </w:t>
+      </w:r>
+      <w:r>
+        <w:rPr>
+          <w:rFonts w:ascii="Consolas" w:eastAsia="Times New Roman" w:hAnsi="Consolas" w:cs="Times New Roman"/>
+          <w:color w:val="0000FF"/>
+          <w:kern w:val="0"/>
+          <w:sz w:val="21"/>
+          <w:szCs w:val="21"/>
+          <w14:ligatures w14:val="none"/>
+        </w:rPr>
+        <w:t>def</w:t>
+      </w:r>
+      <w:r>
+        <w:rPr>
+          <w:rFonts w:ascii="Consolas" w:eastAsia="Times New Roman" w:hAnsi="Consolas" w:cs="Times New Roman"/>
+          <w:color w:val="3B3B3B"/>
+          <w:kern w:val="0"/>
+          <w:sz w:val="21"/>
+          <w:szCs w:val="21"/>
+          <w14:ligatures w14:val="none"/>
+        </w:rPr>
+        <w:t xml:space="preserve"> </w:t>
+      </w:r>
+      <w:r>
+        <w:rPr>
+          <w:rFonts w:ascii="Consolas" w:eastAsia="Times New Roman" w:hAnsi="Consolas" w:cs="Times New Roman"/>
+          <w:color w:val="795E26"/>
+          <w:kern w:val="0"/>
+          <w:sz w:val="21"/>
+          <w:szCs w:val="21"/>
+          <w14:ligatures w14:val="none"/>
+        </w:rPr>
+        <w:t>check_message</w:t>
+      </w:r>
       <w:r>
         <w:rPr>
           <w:rFonts w:ascii="Consolas" w:eastAsia="Times New Roman" w:hAnsi="Consolas" w:cs="Times New Roman"/>
@@ -2736,13 +3855,311 @@
       <w:r>
         <w:rPr>
           <w:rFonts w:ascii="Consolas" w:eastAsia="Times New Roman" w:hAnsi="Consolas" w:cs="Times New Roman"/>
-          <w:color w:val="0070C1"/>
-          <w:kern w:val="0"/>
-          <w:sz w:val="21"/>
-          <w:szCs w:val="21"/>
-          <w14:ligatures w14:val="none"/>
-        </w:rPr>
-        <w:t>F</w:t>
+          <w:color w:val="001080"/>
+          <w:kern w:val="0"/>
+          <w:sz w:val="21"/>
+          <w:szCs w:val="21"/>
+          <w14:ligatures w14:val="none"/>
+        </w:rPr>
+        <w:t>message</w:t>
+      </w:r>
+      <w:r>
+        <w:rPr>
+          <w:rFonts w:ascii="Consolas" w:eastAsia="Times New Roman" w:hAnsi="Consolas" w:cs="Times New Roman"/>
+          <w:color w:val="3B3B3B"/>
+          <w:kern w:val="0"/>
+          <w:sz w:val="21"/>
+          <w:szCs w:val="21"/>
+          <w14:ligatures w14:val="none"/>
+        </w:rPr>
+        <w:t>):</w:t>
+      </w:r>
+    </w:p>
+    <w:p>
+      <w:pPr>
+        <w:shd w:val="clear" w:color="auto" w:fill="FFFFFF"/>
+        <w:spacing w:after="0" w:line="285" w:lineRule="atLeast"/>
+        <w:rPr>
+          <w:rFonts w:ascii="Consolas" w:eastAsia="Times New Roman" w:hAnsi="Consolas" w:cs="Times New Roman"/>
+          <w:color w:val="3B3B3B"/>
+          <w:kern w:val="0"/>
+          <w:sz w:val="21"/>
+          <w:szCs w:val="21"/>
+          <w14:ligatures w14:val="none"/>
+        </w:rPr>
+      </w:pPr>
+      <w:r>
+        <w:rPr>
+          <w:rFonts w:ascii="Consolas" w:eastAsia="Times New Roman" w:hAnsi="Consolas" w:cs="Times New Roman"/>
+          <w:color w:val="3B3B3B"/>
+          <w:kern w:val="0"/>
+          <w:sz w:val="21"/>
+          <w:szCs w:val="21"/>
+          <w14:ligatures w14:val="none"/>
+        </w:rPr>
+        <w:t xml:space="preserve">    </w:t>
+      </w:r>
+      <w:r>
+        <w:rPr>
+          <w:rFonts w:ascii="Consolas" w:eastAsia="Times New Roman" w:hAnsi="Consolas" w:cs="Times New Roman"/>
+          <w:color w:val="795E26"/>
+          <w:kern w:val="0"/>
+          <w:sz w:val="21"/>
+          <w:szCs w:val="21"/>
+          <w14:ligatures w14:val="none"/>
+        </w:rPr>
+        <w:t>print</w:t>
+      </w:r>
+      <w:r>
+        <w:rPr>
+          <w:rFonts w:ascii="Consolas" w:eastAsia="Times New Roman" w:hAnsi="Consolas" w:cs="Times New Roman"/>
+          <w:color w:val="3B3B3B"/>
+          <w:kern w:val="0"/>
+          <w:sz w:val="21"/>
+          <w:szCs w:val="21"/>
+          <w14:ligatures w14:val="none"/>
+        </w:rPr>
+        <w:t>(</w:t>
+      </w:r>
+      <w:r>
+        <w:rPr>
+          <w:rFonts w:ascii="Consolas" w:eastAsia="Times New Roman" w:hAnsi="Consolas" w:cs="Times New Roman"/>
+          <w:color w:val="0000FF"/>
+          <w:kern w:val="0"/>
+          <w:sz w:val="21"/>
+          <w:szCs w:val="21"/>
+          <w14:ligatures w14:val="none"/>
+        </w:rPr>
+        <w:t>f</w:t>
+      </w:r>
+      <w:r>
+        <w:rPr>
+          <w:rFonts w:ascii="Consolas" w:eastAsia="Times New Roman" w:hAnsi="Consolas" w:cs="Times New Roman"/>
+          <w:color w:val="A31515"/>
+          <w:kern w:val="0"/>
+          <w:sz w:val="21"/>
+          <w:szCs w:val="21"/>
+          <w14:ligatures w14:val="none"/>
+        </w:rPr>
+        <w:t xml:space="preserve">'Getting message: </w:t>
+      </w:r>
+      <w:r>
+        <w:rPr>
+          <w:rFonts w:ascii="Consolas" w:eastAsia="Times New Roman" w:hAnsi="Consolas" w:cs="Times New Roman"/>
+          <w:color w:val="0000FF"/>
+          <w:kern w:val="0"/>
+          <w:sz w:val="21"/>
+          <w:szCs w:val="21"/>
+          <w14:ligatures w14:val="none"/>
+        </w:rPr>
+        <w:t>{</w:t>
+      </w:r>
+      <w:r>
+        <w:rPr>
+          <w:rFonts w:ascii="Consolas" w:eastAsia="Times New Roman" w:hAnsi="Consolas" w:cs="Times New Roman"/>
+          <w:color w:val="001080"/>
+          <w:kern w:val="0"/>
+          <w:sz w:val="21"/>
+          <w:szCs w:val="21"/>
+          <w14:ligatures w14:val="none"/>
+        </w:rPr>
+        <w:t>message</w:t>
+      </w:r>
+      <w:r>
+        <w:rPr>
+          <w:rFonts w:ascii="Consolas" w:eastAsia="Times New Roman" w:hAnsi="Consolas" w:cs="Times New Roman"/>
+          <w:color w:val="3B3B3B"/>
+          <w:kern w:val="0"/>
+          <w:sz w:val="21"/>
+          <w:szCs w:val="21"/>
+          <w14:ligatures w14:val="none"/>
+        </w:rPr>
+        <w:t>.text</w:t>
+      </w:r>
+      <w:r>
+        <w:rPr>
+          <w:rFonts w:ascii="Consolas" w:eastAsia="Times New Roman" w:hAnsi="Consolas" w:cs="Times New Roman"/>
+          <w:color w:val="0000FF"/>
+          <w:kern w:val="0"/>
+          <w:sz w:val="21"/>
+          <w:szCs w:val="21"/>
+          <w14:ligatures w14:val="none"/>
+        </w:rPr>
+        <w:t>}</w:t>
+      </w:r>
+      <w:r>
+        <w:rPr>
+          <w:rFonts w:ascii="Consolas" w:eastAsia="Times New Roman" w:hAnsi="Consolas" w:cs="Times New Roman"/>
+          <w:color w:val="A31515"/>
+          <w:kern w:val="0"/>
+          <w:sz w:val="21"/>
+          <w:szCs w:val="21"/>
+          <w14:ligatures w14:val="none"/>
+        </w:rPr>
+        <w:t>'</w:t>
+      </w:r>
+      <w:r>
+        <w:rPr>
+          <w:rFonts w:ascii="Consolas" w:eastAsia="Times New Roman" w:hAnsi="Consolas" w:cs="Times New Roman"/>
+          <w:color w:val="3B3B3B"/>
+          <w:kern w:val="0"/>
+          <w:sz w:val="21"/>
+          <w:szCs w:val="21"/>
+          <w14:ligatures w14:val="none"/>
+        </w:rPr>
+        <w:t>)</w:t>
+      </w:r>
+    </w:p>
+    <w:p>
+      <w:pPr>
+        <w:shd w:val="clear" w:color="auto" w:fill="FFFFFF"/>
+        <w:spacing w:after="0" w:line="285" w:lineRule="atLeast"/>
+        <w:rPr>
+          <w:rFonts w:ascii="Consolas" w:eastAsia="Times New Roman" w:hAnsi="Consolas" w:cs="Times New Roman"/>
+          <w:color w:val="3B3B3B"/>
+          <w:kern w:val="0"/>
+          <w:sz w:val="21"/>
+          <w:szCs w:val="21"/>
+          <w14:ligatures w14:val="none"/>
+        </w:rPr>
+      </w:pPr>
+      <w:r>
+        <w:rPr>
+          <w:rFonts w:ascii="Consolas" w:eastAsia="Times New Roman" w:hAnsi="Consolas" w:cs="Times New Roman"/>
+          <w:color w:val="3B3B3B"/>
+          <w:kern w:val="0"/>
+          <w:sz w:val="21"/>
+          <w:szCs w:val="21"/>
+          <w14:ligatures w14:val="none"/>
+        </w:rPr>
+        <w:t xml:space="preserve">    </w:t>
+      </w:r>
+      <w:r>
+        <w:rPr>
+          <w:rFonts w:ascii="Consolas" w:eastAsia="Times New Roman" w:hAnsi="Consolas" w:cs="Times New Roman"/>
+          <w:color w:val="008000"/>
+          <w:kern w:val="0"/>
+          <w:sz w:val="21"/>
+          <w:szCs w:val="21"/>
+          <w14:ligatures w14:val="none"/>
+        </w:rPr>
+        <w:t xml:space="preserve"># the answer method must be shorter than 1024 characters. </w:t>
+      </w:r>
+    </w:p>
+    <w:p>
+      <w:pPr>
+        <w:shd w:val="clear" w:color="auto" w:fill="FFFFFF"/>
+        <w:spacing w:after="0" w:line="285" w:lineRule="atLeast"/>
+        <w:rPr>
+          <w:rFonts w:ascii="Consolas" w:eastAsia="Times New Roman" w:hAnsi="Consolas" w:cs="Times New Roman"/>
+          <w:color w:val="3B3B3B"/>
+          <w:kern w:val="0"/>
+          <w:sz w:val="21"/>
+          <w:szCs w:val="21"/>
+          <w14:ligatures w14:val="none"/>
+        </w:rPr>
+      </w:pPr>
+      <w:r>
+        <w:rPr>
+          <w:rFonts w:ascii="Consolas" w:eastAsia="Times New Roman" w:hAnsi="Consolas" w:cs="Times New Roman"/>
+          <w:color w:val="3B3B3B"/>
+          <w:kern w:val="0"/>
+          <w:sz w:val="21"/>
+          <w:szCs w:val="21"/>
+          <w14:ligatures w14:val="none"/>
+        </w:rPr>
+        <w:t xml:space="preserve">    </w:t>
+      </w:r>
+      <w:r>
+        <w:rPr>
+          <w:rFonts w:ascii="Consolas" w:eastAsia="Times New Roman" w:hAnsi="Consolas" w:cs="Times New Roman"/>
+          <w:color w:val="008000"/>
+          <w:kern w:val="0"/>
+          <w:sz w:val="21"/>
+          <w:szCs w:val="21"/>
+          <w14:ligatures w14:val="none"/>
+        </w:rPr>
+        <w:t># This limitation is related to the Telegram API.</w:t>
+      </w:r>
+    </w:p>
+    <w:p>
+      <w:pPr>
+        <w:shd w:val="clear" w:color="auto" w:fill="FFFFFF"/>
+        <w:spacing w:after="0" w:line="285" w:lineRule="atLeast"/>
+        <w:rPr>
+          <w:rFonts w:ascii="Consolas" w:eastAsia="Times New Roman" w:hAnsi="Consolas" w:cs="Times New Roman"/>
+          <w:color w:val="3B3B3B"/>
+          <w:kern w:val="0"/>
+          <w:sz w:val="21"/>
+          <w:szCs w:val="21"/>
+          <w14:ligatures w14:val="none"/>
+        </w:rPr>
+      </w:pPr>
+      <w:r>
+        <w:rPr>
+          <w:rFonts w:ascii="Consolas" w:eastAsia="Times New Roman" w:hAnsi="Consolas" w:cs="Times New Roman"/>
+          <w:color w:val="3B3B3B"/>
+          <w:kern w:val="0"/>
+          <w:sz w:val="21"/>
+          <w:szCs w:val="21"/>
+          <w14:ligatures w14:val="none"/>
+        </w:rPr>
+        <w:t xml:space="preserve">    </w:t>
+      </w:r>
+      <w:r>
+        <w:rPr>
+          <w:rFonts w:ascii="Consolas" w:eastAsia="Times New Roman" w:hAnsi="Consolas" w:cs="Times New Roman"/>
+          <w:color w:val="AF00DB"/>
+          <w:kern w:val="0"/>
+          <w:sz w:val="21"/>
+          <w:szCs w:val="21"/>
+          <w14:ligatures w14:val="none"/>
+        </w:rPr>
+        <w:t>await</w:t>
+      </w:r>
+      <w:r>
+        <w:rPr>
+          <w:rFonts w:ascii="Consolas" w:eastAsia="Times New Roman" w:hAnsi="Consolas" w:cs="Times New Roman"/>
+          <w:color w:val="3B3B3B"/>
+          <w:kern w:val="0"/>
+          <w:sz w:val="21"/>
+          <w:szCs w:val="21"/>
+          <w14:ligatures w14:val="none"/>
+        </w:rPr>
+        <w:t xml:space="preserve"> </w:t>
+      </w:r>
+      <w:r>
+        <w:rPr>
+          <w:rFonts w:ascii="Consolas" w:eastAsia="Times New Roman" w:hAnsi="Consolas" w:cs="Times New Roman"/>
+          <w:color w:val="001080"/>
+          <w:kern w:val="0"/>
+          <w:sz w:val="21"/>
+          <w:szCs w:val="21"/>
+          <w14:ligatures w14:val="none"/>
+        </w:rPr>
+        <w:t>message</w:t>
+      </w:r>
+      <w:r>
+        <w:rPr>
+          <w:rFonts w:ascii="Consolas" w:eastAsia="Times New Roman" w:hAnsi="Consolas" w:cs="Times New Roman"/>
+          <w:color w:val="3B3B3B"/>
+          <w:kern w:val="0"/>
+          <w:sz w:val="21"/>
+          <w:szCs w:val="21"/>
+          <w14:ligatures w14:val="none"/>
+        </w:rPr>
+        <w:t>.answer(</w:t>
+      </w:r>
+      <w:r>
+        <w:rPr>
+          <w:rFonts w:ascii="Consolas" w:eastAsia="Times New Roman" w:hAnsi="Consolas" w:cs="Times New Roman"/>
+          <w:color w:val="267F99"/>
+          <w:kern w:val="0"/>
+          <w:sz w:val="21"/>
+          <w:szCs w:val="21"/>
+          <w14:ligatures w14:val="none"/>
+        </w:rPr>
+        <w:t>texts</w:t>
       </w:r>
       <w:r>
         <w:rPr>
@@ -2764,1677 +4181,8 @@
           <w:szCs w:val="21"/>
           <w14:ligatures w14:val="none"/>
         </w:rPr>
-        <w:t>text</w:t>
-      </w:r>
-      <w:r>
-        <w:rPr>
-          <w:rFonts w:ascii="Consolas" w:eastAsia="Times New Roman" w:hAnsi="Consolas" w:cs="Times New Roman"/>
-          <w:color w:val="3B3B3B"/>
-          <w:kern w:val="0"/>
-          <w:sz w:val="21"/>
-          <w:szCs w:val="21"/>
-          <w14:ligatures w14:val="none"/>
-        </w:rPr>
-        <w:t xml:space="preserve"> </w:t>
-      </w:r>
-      <w:r>
-        <w:rPr>
-          <w:rFonts w:ascii="Consolas" w:eastAsia="Times New Roman" w:hAnsi="Consolas" w:cs="Times New Roman"/>
-          <w:color w:val="795E26"/>
-          <w:kern w:val="0"/>
-          <w:sz w:val="21"/>
-          <w:szCs w:val="21"/>
-          <w14:ligatures w14:val="none"/>
-        </w:rPr>
-        <w:t>==</w:t>
-      </w:r>
-      <w:r>
-        <w:rPr>
-          <w:rFonts w:ascii="Consolas" w:eastAsia="Times New Roman" w:hAnsi="Consolas" w:cs="Times New Roman"/>
-          <w:color w:val="3B3B3B"/>
-          <w:kern w:val="0"/>
-          <w:sz w:val="21"/>
-          <w:szCs w:val="21"/>
-          <w14:ligatures w14:val="none"/>
-        </w:rPr>
-        <w:t xml:space="preserve"> </w:t>
-      </w:r>
-      <w:r>
-        <w:rPr>
-          <w:rFonts w:ascii="Consolas" w:eastAsia="Times New Roman" w:hAnsi="Consolas" w:cs="Times New Roman"/>
-          <w:color w:val="A31515"/>
-          <w:kern w:val="0"/>
-          <w:sz w:val="21"/>
-          <w:szCs w:val="21"/>
-          <w14:ligatures w14:val="none"/>
-        </w:rPr>
-        <w:t>'Hello'</w:t>
-      </w:r>
-      <w:r>
-        <w:rPr>
-          <w:rFonts w:ascii="Consolas" w:eastAsia="Times New Roman" w:hAnsi="Consolas" w:cs="Times New Roman"/>
-          <w:color w:val="3B3B3B"/>
-          <w:kern w:val="0"/>
-          <w:sz w:val="21"/>
-          <w:szCs w:val="21"/>
-          <w14:ligatures w14:val="none"/>
-        </w:rPr>
-        <w:t>)</w:t>
-      </w:r>
-    </w:p>
-    <w:p>
-      <w:pPr>
-        <w:shd w:val="clear" w:color="auto" w:fill="FFFFFF"/>
-        <w:spacing w:after="0" w:line="285" w:lineRule="atLeast"/>
-        <w:rPr>
-          <w:rFonts w:ascii="Consolas" w:eastAsia="Times New Roman" w:hAnsi="Consolas" w:cs="Times New Roman"/>
-          <w:color w:val="3B3B3B"/>
-          <w:kern w:val="0"/>
-          <w:sz w:val="21"/>
-          <w:szCs w:val="21"/>
-          <w14:ligatures w14:val="none"/>
-        </w:rPr>
-      </w:pPr>
-      <w:r>
-        <w:rPr>
-          <w:rFonts w:ascii="Consolas" w:eastAsia="Times New Roman" w:hAnsi="Consolas" w:cs="Times New Roman"/>
-          <w:color w:val="0000FF"/>
-          <w:kern w:val="0"/>
-          <w:sz w:val="21"/>
-          <w:szCs w:val="21"/>
-          <w14:ligatures w14:val="none"/>
-        </w:rPr>
-        <w:t>async</w:t>
-      </w:r>
-      <w:r>
-        <w:rPr>
-          <w:rFonts w:ascii="Consolas" w:eastAsia="Times New Roman" w:hAnsi="Consolas" w:cs="Times New Roman"/>
-          <w:color w:val="3B3B3B"/>
-          <w:kern w:val="0"/>
-          <w:sz w:val="21"/>
-          <w:szCs w:val="21"/>
-          <w14:ligatures w14:val="none"/>
-        </w:rPr>
-        <w:t xml:space="preserve"> </w:t>
-      </w:r>
-      <w:r>
-        <w:rPr>
-          <w:rFonts w:ascii="Consolas" w:eastAsia="Times New Roman" w:hAnsi="Consolas" w:cs="Times New Roman"/>
-          <w:color w:val="0000FF"/>
-          <w:kern w:val="0"/>
-          <w:sz w:val="21"/>
-          <w:szCs w:val="21"/>
-          <w14:ligatures w14:val="none"/>
-        </w:rPr>
-        <w:t>def</w:t>
-      </w:r>
-      <w:r>
-        <w:rPr>
-          <w:rFonts w:ascii="Consolas" w:eastAsia="Times New Roman" w:hAnsi="Consolas" w:cs="Times New Roman"/>
-          <w:color w:val="3B3B3B"/>
-          <w:kern w:val="0"/>
-          <w:sz w:val="21"/>
-          <w:szCs w:val="21"/>
-          <w14:ligatures w14:val="none"/>
-        </w:rPr>
-        <w:t xml:space="preserve"> </w:t>
-      </w:r>
-      <w:r>
-        <w:rPr>
-          <w:rFonts w:ascii="Consolas" w:eastAsia="Times New Roman" w:hAnsi="Consolas" w:cs="Times New Roman"/>
-          <w:color w:val="795E26"/>
-          <w:kern w:val="0"/>
-          <w:sz w:val="21"/>
-          <w:szCs w:val="21"/>
-          <w14:ligatures w14:val="none"/>
-        </w:rPr>
-        <w:t>check_hello</w:t>
-      </w:r>
-      <w:r>
-        <w:rPr>
-          <w:rFonts w:ascii="Consolas" w:eastAsia="Times New Roman" w:hAnsi="Consolas" w:cs="Times New Roman"/>
-          <w:color w:val="3B3B3B"/>
-          <w:kern w:val="0"/>
-          <w:sz w:val="21"/>
-          <w:szCs w:val="21"/>
-          <w14:ligatures w14:val="none"/>
-        </w:rPr>
-        <w:t>(</w:t>
-      </w:r>
-      <w:r>
-        <w:rPr>
-          <w:rFonts w:ascii="Consolas" w:eastAsia="Times New Roman" w:hAnsi="Consolas" w:cs="Times New Roman"/>
-          <w:color w:val="001080"/>
-          <w:kern w:val="0"/>
-          <w:sz w:val="21"/>
-          <w:szCs w:val="21"/>
-          <w14:ligatures w14:val="none"/>
-        </w:rPr>
-        <w:t>message</w:t>
-      </w:r>
-      <w:r>
-        <w:rPr>
-          <w:rFonts w:ascii="Consolas" w:eastAsia="Times New Roman" w:hAnsi="Consolas" w:cs="Times New Roman"/>
-          <w:color w:val="3B3B3B"/>
-          <w:kern w:val="0"/>
-          <w:sz w:val="21"/>
-          <w:szCs w:val="21"/>
-          <w14:ligatures w14:val="none"/>
-        </w:rPr>
-        <w:t>):</w:t>
-      </w:r>
-    </w:p>
-    <w:p>
-      <w:pPr>
-        <w:shd w:val="clear" w:color="auto" w:fill="FFFFFF"/>
-        <w:spacing w:after="0" w:line="285" w:lineRule="atLeast"/>
-        <w:rPr>
-          <w:rFonts w:ascii="Consolas" w:eastAsia="Times New Roman" w:hAnsi="Consolas" w:cs="Times New Roman"/>
-          <w:color w:val="3B3B3B"/>
-          <w:kern w:val="0"/>
-          <w:sz w:val="21"/>
-          <w:szCs w:val="21"/>
-          <w14:ligatures w14:val="none"/>
-        </w:rPr>
-      </w:pPr>
-      <w:r>
-        <w:rPr>
-          <w:rFonts w:ascii="Consolas" w:eastAsia="Times New Roman" w:hAnsi="Consolas" w:cs="Times New Roman"/>
-          <w:color w:val="3B3B3B"/>
-          <w:kern w:val="0"/>
-          <w:sz w:val="21"/>
-          <w:szCs w:val="21"/>
-          <w14:ligatures w14:val="none"/>
-        </w:rPr>
-        <w:t xml:space="preserve">    </w:t>
-      </w:r>
-      <w:r>
-        <w:rPr>
-          <w:rFonts w:ascii="Consolas" w:eastAsia="Times New Roman" w:hAnsi="Consolas" w:cs="Times New Roman"/>
-          <w:color w:val="AF00DB"/>
-          <w:kern w:val="0"/>
-          <w:sz w:val="21"/>
-          <w:szCs w:val="21"/>
-          <w14:ligatures w14:val="none"/>
-        </w:rPr>
-        <w:t>await</w:t>
-      </w:r>
-      <w:r>
-        <w:rPr>
-          <w:rFonts w:ascii="Consolas" w:eastAsia="Times New Roman" w:hAnsi="Consolas" w:cs="Times New Roman"/>
-          <w:color w:val="3B3B3B"/>
-          <w:kern w:val="0"/>
-          <w:sz w:val="21"/>
-          <w:szCs w:val="21"/>
-          <w14:ligatures w14:val="none"/>
-        </w:rPr>
-        <w:t xml:space="preserve"> </w:t>
-      </w:r>
-      <w:proofErr w:type="gramStart"/>
-      <w:r>
-        <w:rPr>
-          <w:rFonts w:ascii="Consolas" w:eastAsia="Times New Roman" w:hAnsi="Consolas" w:cs="Times New Roman"/>
-          <w:color w:val="001080"/>
-          <w:kern w:val="0"/>
-          <w:sz w:val="21"/>
-          <w:szCs w:val="21"/>
-          <w14:ligatures w14:val="none"/>
-        </w:rPr>
-        <w:t>message</w:t>
-      </w:r>
-      <w:r>
-        <w:rPr>
-          <w:rFonts w:ascii="Consolas" w:eastAsia="Times New Roman" w:hAnsi="Consolas" w:cs="Times New Roman"/>
-          <w:color w:val="3B3B3B"/>
-          <w:kern w:val="0"/>
-          <w:sz w:val="21"/>
-          <w:szCs w:val="21"/>
-          <w14:ligatures w14:val="none"/>
-        </w:rPr>
-        <w:t>.answer</w:t>
-      </w:r>
-      <w:proofErr w:type="gramEnd"/>
-      <w:r>
-        <w:rPr>
-          <w:rFonts w:ascii="Consolas" w:eastAsia="Times New Roman" w:hAnsi="Consolas" w:cs="Times New Roman"/>
-          <w:color w:val="3B3B3B"/>
-          <w:kern w:val="0"/>
-          <w:sz w:val="21"/>
-          <w:szCs w:val="21"/>
-          <w14:ligatures w14:val="none"/>
-        </w:rPr>
-        <w:t>(</w:t>
-      </w:r>
-      <w:r>
-        <w:rPr>
-          <w:rFonts w:ascii="Consolas" w:eastAsia="Times New Roman" w:hAnsi="Consolas" w:cs="Times New Roman"/>
-          <w:color w:val="267F99"/>
-          <w:kern w:val="0"/>
-          <w:sz w:val="21"/>
-          <w:szCs w:val="21"/>
-          <w14:ligatures w14:val="none"/>
-        </w:rPr>
-        <w:t>texts</w:t>
-      </w:r>
-      <w:r>
-        <w:rPr>
-          <w:rFonts w:ascii="Consolas" w:eastAsia="Times New Roman" w:hAnsi="Consolas" w:cs="Times New Roman"/>
-          <w:color w:val="3B3B3B"/>
-          <w:kern w:val="0"/>
-          <w:sz w:val="21"/>
-          <w:szCs w:val="21"/>
-          <w14:ligatures w14:val="none"/>
-        </w:rPr>
-        <w:t>.</w:t>
-      </w:r>
-      <w:r>
-        <w:rPr>
-          <w:rFonts w:ascii="Consolas" w:eastAsia="Times New Roman" w:hAnsi="Consolas" w:cs="Times New Roman"/>
-          <w:color w:val="001080"/>
-          <w:kern w:val="0"/>
-          <w:sz w:val="21"/>
-          <w:szCs w:val="21"/>
-          <w14:ligatures w14:val="none"/>
-        </w:rPr>
-        <w:t>say_hello</w:t>
-      </w:r>
-      <w:r>
-        <w:rPr>
-          <w:rFonts w:ascii="Consolas" w:eastAsia="Times New Roman" w:hAnsi="Consolas" w:cs="Times New Roman"/>
-          <w:color w:val="3B3B3B"/>
-          <w:kern w:val="0"/>
-          <w:sz w:val="21"/>
-          <w:szCs w:val="21"/>
-          <w14:ligatures w14:val="none"/>
-        </w:rPr>
-        <w:t>)</w:t>
-      </w:r>
-    </w:p>
-    <w:p>
-      <w:pPr>
-        <w:shd w:val="clear" w:color="auto" w:fill="FFFFFF"/>
-        <w:spacing w:after="0" w:line="285" w:lineRule="atLeast"/>
-        <w:rPr>
-          <w:rFonts w:ascii="Consolas" w:eastAsia="Times New Roman" w:hAnsi="Consolas" w:cs="Times New Roman"/>
-          <w:color w:val="3B3B3B"/>
-          <w:kern w:val="0"/>
-          <w:sz w:val="21"/>
-          <w:szCs w:val="21"/>
-          <w14:ligatures w14:val="none"/>
-        </w:rPr>
-      </w:pPr>
-    </w:p>
-    <w:p>
-      <w:pPr>
-        <w:shd w:val="clear" w:color="auto" w:fill="FFFFFF"/>
-        <w:spacing w:after="0" w:line="285" w:lineRule="atLeast"/>
-        <w:rPr>
-          <w:rFonts w:ascii="Consolas" w:eastAsia="Times New Roman" w:hAnsi="Consolas" w:cs="Times New Roman"/>
-          <w:color w:val="3B3B3B"/>
-          <w:kern w:val="0"/>
-          <w:sz w:val="21"/>
-          <w:szCs w:val="21"/>
-          <w14:ligatures w14:val="none"/>
-        </w:rPr>
-      </w:pPr>
-      <w:r>
-        <w:rPr>
-          <w:rFonts w:ascii="Consolas" w:eastAsia="Times New Roman" w:hAnsi="Consolas" w:cs="Times New Roman"/>
-          <w:color w:val="795E26"/>
-          <w:kern w:val="0"/>
-          <w:sz w:val="21"/>
-          <w:szCs w:val="21"/>
-          <w14:ligatures w14:val="none"/>
-        </w:rPr>
-        <w:t>@</w:t>
-      </w:r>
-      <w:proofErr w:type="gramStart"/>
-      <w:r>
-        <w:rPr>
-          <w:rFonts w:ascii="Consolas" w:eastAsia="Times New Roman" w:hAnsi="Consolas" w:cs="Times New Roman"/>
-          <w:color w:val="001080"/>
-          <w:kern w:val="0"/>
-          <w:sz w:val="21"/>
-          <w:szCs w:val="21"/>
-          <w14:ligatures w14:val="none"/>
-        </w:rPr>
-        <w:t>router</w:t>
-      </w:r>
-      <w:r>
-        <w:rPr>
-          <w:rFonts w:ascii="Consolas" w:eastAsia="Times New Roman" w:hAnsi="Consolas" w:cs="Times New Roman"/>
-          <w:color w:val="795E26"/>
-          <w:kern w:val="0"/>
-          <w:sz w:val="21"/>
-          <w:szCs w:val="21"/>
-          <w14:ligatures w14:val="none"/>
-        </w:rPr>
-        <w:t>.</w:t>
-      </w:r>
-      <w:r>
-        <w:rPr>
-          <w:rFonts w:ascii="Consolas" w:eastAsia="Times New Roman" w:hAnsi="Consolas" w:cs="Times New Roman"/>
-          <w:color w:val="001080"/>
-          <w:kern w:val="0"/>
-          <w:sz w:val="21"/>
-          <w:szCs w:val="21"/>
-          <w14:ligatures w14:val="none"/>
-        </w:rPr>
-        <w:t>message</w:t>
-      </w:r>
-      <w:proofErr w:type="gramEnd"/>
-      <w:r>
-        <w:rPr>
-          <w:rFonts w:ascii="Consolas" w:eastAsia="Times New Roman" w:hAnsi="Consolas" w:cs="Times New Roman"/>
-          <w:color w:val="3B3B3B"/>
-          <w:kern w:val="0"/>
-          <w:sz w:val="21"/>
-          <w:szCs w:val="21"/>
-          <w14:ligatures w14:val="none"/>
-        </w:rPr>
-        <w:t>(</w:t>
-      </w:r>
-      <w:r>
-        <w:rPr>
-          <w:rFonts w:ascii="Consolas" w:eastAsia="Times New Roman" w:hAnsi="Consolas" w:cs="Times New Roman"/>
-          <w:color w:val="0070C1"/>
-          <w:kern w:val="0"/>
-          <w:sz w:val="21"/>
-          <w:szCs w:val="21"/>
-          <w14:ligatures w14:val="none"/>
-        </w:rPr>
-        <w:t>F</w:t>
-      </w:r>
-      <w:r>
-        <w:rPr>
-          <w:rFonts w:ascii="Consolas" w:eastAsia="Times New Roman" w:hAnsi="Consolas" w:cs="Times New Roman"/>
-          <w:color w:val="3B3B3B"/>
-          <w:kern w:val="0"/>
-          <w:sz w:val="21"/>
-          <w:szCs w:val="21"/>
-          <w14:ligatures w14:val="none"/>
-        </w:rPr>
-        <w:t>.</w:t>
-      </w:r>
-      <w:r>
-        <w:rPr>
-          <w:rFonts w:ascii="Consolas" w:eastAsia="Times New Roman" w:hAnsi="Consolas" w:cs="Times New Roman"/>
-          <w:color w:val="001080"/>
-          <w:kern w:val="0"/>
-          <w:sz w:val="21"/>
-          <w:szCs w:val="21"/>
-          <w14:ligatures w14:val="none"/>
-        </w:rPr>
-        <w:t>text</w:t>
-      </w:r>
-      <w:r>
-        <w:rPr>
-          <w:rFonts w:ascii="Consolas" w:eastAsia="Times New Roman" w:hAnsi="Consolas" w:cs="Times New Roman"/>
-          <w:color w:val="3B3B3B"/>
-          <w:kern w:val="0"/>
-          <w:sz w:val="21"/>
-          <w:szCs w:val="21"/>
-          <w14:ligatures w14:val="none"/>
-        </w:rPr>
-        <w:t xml:space="preserve"> </w:t>
-      </w:r>
-      <w:r>
-        <w:rPr>
-          <w:rFonts w:ascii="Consolas" w:eastAsia="Times New Roman" w:hAnsi="Consolas" w:cs="Times New Roman"/>
-          <w:color w:val="795E26"/>
-          <w:kern w:val="0"/>
-          <w:sz w:val="21"/>
-          <w:szCs w:val="21"/>
-          <w14:ligatures w14:val="none"/>
-        </w:rPr>
-        <w:t>==</w:t>
-      </w:r>
-      <w:r>
-        <w:rPr>
-          <w:rFonts w:ascii="Consolas" w:eastAsia="Times New Roman" w:hAnsi="Consolas" w:cs="Times New Roman"/>
-          <w:color w:val="3B3B3B"/>
-          <w:kern w:val="0"/>
-          <w:sz w:val="21"/>
-          <w:szCs w:val="21"/>
-          <w14:ligatures w14:val="none"/>
-        </w:rPr>
-        <w:t xml:space="preserve"> </w:t>
-      </w:r>
-      <w:r>
-        <w:rPr>
-          <w:rFonts w:ascii="Consolas" w:eastAsia="Times New Roman" w:hAnsi="Consolas" w:cs="Times New Roman"/>
-          <w:color w:val="A31515"/>
-          <w:kern w:val="0"/>
-          <w:sz w:val="21"/>
-          <w:szCs w:val="21"/>
-          <w14:ligatures w14:val="none"/>
-        </w:rPr>
-        <w:t>'Information'</w:t>
-      </w:r>
-      <w:r>
-        <w:rPr>
-          <w:rFonts w:ascii="Consolas" w:eastAsia="Times New Roman" w:hAnsi="Consolas" w:cs="Times New Roman"/>
-          <w:color w:val="3B3B3B"/>
-          <w:kern w:val="0"/>
-          <w:sz w:val="21"/>
-          <w:szCs w:val="21"/>
-          <w14:ligatures w14:val="none"/>
-        </w:rPr>
-        <w:t>)</w:t>
-      </w:r>
-    </w:p>
-    <w:p>
-      <w:pPr>
-        <w:shd w:val="clear" w:color="auto" w:fill="FFFFFF"/>
-        <w:spacing w:after="0" w:line="285" w:lineRule="atLeast"/>
-        <w:rPr>
-          <w:rFonts w:ascii="Consolas" w:eastAsia="Times New Roman" w:hAnsi="Consolas" w:cs="Times New Roman"/>
-          <w:color w:val="3B3B3B"/>
-          <w:kern w:val="0"/>
-          <w:sz w:val="21"/>
-          <w:szCs w:val="21"/>
-          <w14:ligatures w14:val="none"/>
-        </w:rPr>
-      </w:pPr>
-      <w:r>
-        <w:rPr>
-          <w:rFonts w:ascii="Consolas" w:eastAsia="Times New Roman" w:hAnsi="Consolas" w:cs="Times New Roman"/>
-          <w:color w:val="0000FF"/>
-          <w:kern w:val="0"/>
-          <w:sz w:val="21"/>
-          <w:szCs w:val="21"/>
-          <w14:ligatures w14:val="none"/>
-        </w:rPr>
-        <w:t>async</w:t>
-      </w:r>
-      <w:r>
-        <w:rPr>
-          <w:rFonts w:ascii="Consolas" w:eastAsia="Times New Roman" w:hAnsi="Consolas" w:cs="Times New Roman"/>
-          <w:color w:val="3B3B3B"/>
-          <w:kern w:val="0"/>
-          <w:sz w:val="21"/>
-          <w:szCs w:val="21"/>
-          <w14:ligatures w14:val="none"/>
-        </w:rPr>
-        <w:t xml:space="preserve"> </w:t>
-      </w:r>
-      <w:r>
-        <w:rPr>
-          <w:rFonts w:ascii="Consolas" w:eastAsia="Times New Roman" w:hAnsi="Consolas" w:cs="Times New Roman"/>
-          <w:color w:val="0000FF"/>
-          <w:kern w:val="0"/>
-          <w:sz w:val="21"/>
-          <w:szCs w:val="21"/>
-          <w14:ligatures w14:val="none"/>
-        </w:rPr>
-        <w:t>def</w:t>
-      </w:r>
-      <w:r>
-        <w:rPr>
-          <w:rFonts w:ascii="Consolas" w:eastAsia="Times New Roman" w:hAnsi="Consolas" w:cs="Times New Roman"/>
-          <w:color w:val="3B3B3B"/>
-          <w:kern w:val="0"/>
-          <w:sz w:val="21"/>
-          <w:szCs w:val="21"/>
-          <w14:ligatures w14:val="none"/>
-        </w:rPr>
-        <w:t xml:space="preserve"> </w:t>
-      </w:r>
-      <w:r>
-        <w:rPr>
-          <w:rFonts w:ascii="Consolas" w:eastAsia="Times New Roman" w:hAnsi="Consolas" w:cs="Times New Roman"/>
-          <w:color w:val="795E26"/>
-          <w:kern w:val="0"/>
-          <w:sz w:val="21"/>
-          <w:szCs w:val="21"/>
-          <w14:ligatures w14:val="none"/>
-        </w:rPr>
-        <w:t>get_information</w:t>
-      </w:r>
-      <w:r>
-        <w:rPr>
-          <w:rFonts w:ascii="Consolas" w:eastAsia="Times New Roman" w:hAnsi="Consolas" w:cs="Times New Roman"/>
-          <w:color w:val="3B3B3B"/>
-          <w:kern w:val="0"/>
-          <w:sz w:val="21"/>
-          <w:szCs w:val="21"/>
-          <w14:ligatures w14:val="none"/>
-        </w:rPr>
-        <w:t>(</w:t>
-      </w:r>
-      <w:r>
-        <w:rPr>
-          <w:rFonts w:ascii="Consolas" w:eastAsia="Times New Roman" w:hAnsi="Consolas" w:cs="Times New Roman"/>
-          <w:color w:val="001080"/>
-          <w:kern w:val="0"/>
-          <w:sz w:val="21"/>
-          <w:szCs w:val="21"/>
-          <w14:ligatures w14:val="none"/>
-        </w:rPr>
-        <w:t>message</w:t>
-      </w:r>
-      <w:r>
-        <w:rPr>
-          <w:rFonts w:ascii="Consolas" w:eastAsia="Times New Roman" w:hAnsi="Consolas" w:cs="Times New Roman"/>
-          <w:color w:val="3B3B3B"/>
-          <w:kern w:val="0"/>
-          <w:sz w:val="21"/>
-          <w:szCs w:val="21"/>
-          <w14:ligatures w14:val="none"/>
-        </w:rPr>
-        <w:t>):</w:t>
-      </w:r>
-    </w:p>
-    <w:p>
-      <w:pPr>
-        <w:shd w:val="clear" w:color="auto" w:fill="FFFFFF"/>
-        <w:spacing w:after="0" w:line="285" w:lineRule="atLeast"/>
-        <w:rPr>
-          <w:rFonts w:ascii="Consolas" w:eastAsia="Times New Roman" w:hAnsi="Consolas" w:cs="Times New Roman"/>
-          <w:color w:val="3B3B3B"/>
-          <w:kern w:val="0"/>
-          <w:sz w:val="21"/>
-          <w:szCs w:val="21"/>
-          <w14:ligatures w14:val="none"/>
-        </w:rPr>
-      </w:pPr>
-      <w:r>
-        <w:rPr>
-          <w:rFonts w:ascii="Consolas" w:eastAsia="Times New Roman" w:hAnsi="Consolas" w:cs="Times New Roman"/>
-          <w:color w:val="3B3B3B"/>
-          <w:kern w:val="0"/>
-          <w:sz w:val="21"/>
-          <w:szCs w:val="21"/>
-          <w14:ligatures w14:val="none"/>
-        </w:rPr>
-        <w:t xml:space="preserve">    </w:t>
-      </w:r>
-      <w:r>
-        <w:rPr>
-          <w:rFonts w:ascii="Consolas" w:eastAsia="Times New Roman" w:hAnsi="Consolas" w:cs="Times New Roman"/>
-          <w:color w:val="AF00DB"/>
-          <w:kern w:val="0"/>
-          <w:sz w:val="21"/>
-          <w:szCs w:val="21"/>
-          <w14:ligatures w14:val="none"/>
-        </w:rPr>
-        <w:t>await</w:t>
-      </w:r>
-      <w:r>
-        <w:rPr>
-          <w:rFonts w:ascii="Consolas" w:eastAsia="Times New Roman" w:hAnsi="Consolas" w:cs="Times New Roman"/>
-          <w:color w:val="3B3B3B"/>
-          <w:kern w:val="0"/>
-          <w:sz w:val="21"/>
-          <w:szCs w:val="21"/>
-          <w14:ligatures w14:val="none"/>
-        </w:rPr>
-        <w:t xml:space="preserve"> </w:t>
-      </w:r>
-      <w:proofErr w:type="gramStart"/>
-      <w:r>
-        <w:rPr>
-          <w:rFonts w:ascii="Consolas" w:eastAsia="Times New Roman" w:hAnsi="Consolas" w:cs="Times New Roman"/>
-          <w:color w:val="001080"/>
-          <w:kern w:val="0"/>
-          <w:sz w:val="21"/>
-          <w:szCs w:val="21"/>
-          <w14:ligatures w14:val="none"/>
-        </w:rPr>
-        <w:t>message</w:t>
-      </w:r>
-      <w:r>
-        <w:rPr>
-          <w:rFonts w:ascii="Consolas" w:eastAsia="Times New Roman" w:hAnsi="Consolas" w:cs="Times New Roman"/>
-          <w:color w:val="3B3B3B"/>
-          <w:kern w:val="0"/>
-          <w:sz w:val="21"/>
-          <w:szCs w:val="21"/>
-          <w14:ligatures w14:val="none"/>
-        </w:rPr>
-        <w:t>.answer</w:t>
-      </w:r>
-      <w:proofErr w:type="gramEnd"/>
-      <w:r>
-        <w:rPr>
-          <w:rFonts w:ascii="Consolas" w:eastAsia="Times New Roman" w:hAnsi="Consolas" w:cs="Times New Roman"/>
-          <w:color w:val="3B3B3B"/>
-          <w:kern w:val="0"/>
-          <w:sz w:val="21"/>
-          <w:szCs w:val="21"/>
-          <w14:ligatures w14:val="none"/>
-        </w:rPr>
-        <w:t>(</w:t>
-      </w:r>
-      <w:r>
-        <w:rPr>
-          <w:rFonts w:ascii="Consolas" w:eastAsia="Times New Roman" w:hAnsi="Consolas" w:cs="Times New Roman"/>
-          <w:color w:val="A31515"/>
-          <w:kern w:val="0"/>
-          <w:sz w:val="21"/>
-          <w:szCs w:val="21"/>
-          <w14:ligatures w14:val="none"/>
-        </w:rPr>
-        <w:t>"You can find all the necessary information on our website"</w:t>
-      </w:r>
-      <w:r>
-        <w:rPr>
-          <w:rFonts w:ascii="Consolas" w:eastAsia="Times New Roman" w:hAnsi="Consolas" w:cs="Times New Roman"/>
-          <w:color w:val="3B3B3B"/>
-          <w:kern w:val="0"/>
-          <w:sz w:val="21"/>
-          <w:szCs w:val="21"/>
-          <w14:ligatures w14:val="none"/>
-        </w:rPr>
-        <w:t>)</w:t>
-      </w:r>
-    </w:p>
-    <w:p>
-      <w:pPr>
-        <w:shd w:val="clear" w:color="auto" w:fill="FFFFFF"/>
-        <w:spacing w:after="0" w:line="285" w:lineRule="atLeast"/>
-        <w:rPr>
-          <w:rFonts w:ascii="Consolas" w:eastAsia="Times New Roman" w:hAnsi="Consolas" w:cs="Times New Roman"/>
-          <w:color w:val="3B3B3B"/>
-          <w:kern w:val="0"/>
-          <w:sz w:val="21"/>
-          <w:szCs w:val="21"/>
-          <w14:ligatures w14:val="none"/>
-        </w:rPr>
-      </w:pPr>
-    </w:p>
-    <w:p>
-      <w:pPr>
-        <w:shd w:val="clear" w:color="auto" w:fill="FFFFFF"/>
-        <w:spacing w:after="0" w:line="285" w:lineRule="atLeast"/>
-        <w:rPr>
-          <w:rFonts w:ascii="Consolas" w:eastAsia="Times New Roman" w:hAnsi="Consolas" w:cs="Times New Roman"/>
-          <w:color w:val="3B3B3B"/>
-          <w:kern w:val="0"/>
-          <w:sz w:val="21"/>
-          <w:szCs w:val="21"/>
-          <w14:ligatures w14:val="none"/>
-        </w:rPr>
-      </w:pPr>
-      <w:r>
-        <w:rPr>
-          <w:rFonts w:ascii="Consolas" w:eastAsia="Times New Roman" w:hAnsi="Consolas" w:cs="Times New Roman"/>
-          <w:color w:val="795E26"/>
-          <w:kern w:val="0"/>
-          <w:sz w:val="21"/>
-          <w:szCs w:val="21"/>
-          <w14:ligatures w14:val="none"/>
-        </w:rPr>
-        <w:t>@</w:t>
-      </w:r>
-      <w:proofErr w:type="gramStart"/>
-      <w:r>
-        <w:rPr>
-          <w:rFonts w:ascii="Consolas" w:eastAsia="Times New Roman" w:hAnsi="Consolas" w:cs="Times New Roman"/>
-          <w:color w:val="001080"/>
-          <w:kern w:val="0"/>
-          <w:sz w:val="21"/>
-          <w:szCs w:val="21"/>
-          <w14:ligatures w14:val="none"/>
-        </w:rPr>
-        <w:t>router</w:t>
-      </w:r>
-      <w:r>
-        <w:rPr>
-          <w:rFonts w:ascii="Consolas" w:eastAsia="Times New Roman" w:hAnsi="Consolas" w:cs="Times New Roman"/>
-          <w:color w:val="795E26"/>
-          <w:kern w:val="0"/>
-          <w:sz w:val="21"/>
-          <w:szCs w:val="21"/>
-          <w14:ligatures w14:val="none"/>
-        </w:rPr>
-        <w:t>.</w:t>
-      </w:r>
-      <w:r>
-        <w:rPr>
-          <w:rFonts w:ascii="Consolas" w:eastAsia="Times New Roman" w:hAnsi="Consolas" w:cs="Times New Roman"/>
-          <w:color w:val="001080"/>
-          <w:kern w:val="0"/>
-          <w:sz w:val="21"/>
-          <w:szCs w:val="21"/>
-          <w14:ligatures w14:val="none"/>
-        </w:rPr>
-        <w:t>message</w:t>
-      </w:r>
-      <w:proofErr w:type="gramEnd"/>
-      <w:r>
-        <w:rPr>
-          <w:rFonts w:ascii="Consolas" w:eastAsia="Times New Roman" w:hAnsi="Consolas" w:cs="Times New Roman"/>
-          <w:color w:val="3B3B3B"/>
-          <w:kern w:val="0"/>
-          <w:sz w:val="21"/>
-          <w:szCs w:val="21"/>
-          <w14:ligatures w14:val="none"/>
-        </w:rPr>
-        <w:t>(</w:t>
-      </w:r>
-      <w:r>
-        <w:rPr>
-          <w:rFonts w:ascii="Consolas" w:eastAsia="Times New Roman" w:hAnsi="Consolas" w:cs="Times New Roman"/>
-          <w:color w:val="0070C1"/>
-          <w:kern w:val="0"/>
-          <w:sz w:val="21"/>
-          <w:szCs w:val="21"/>
-          <w14:ligatures w14:val="none"/>
-        </w:rPr>
-        <w:t>F</w:t>
-      </w:r>
-      <w:r>
-        <w:rPr>
-          <w:rFonts w:ascii="Consolas" w:eastAsia="Times New Roman" w:hAnsi="Consolas" w:cs="Times New Roman"/>
-          <w:color w:val="3B3B3B"/>
-          <w:kern w:val="0"/>
-          <w:sz w:val="21"/>
-          <w:szCs w:val="21"/>
-          <w14:ligatures w14:val="none"/>
-        </w:rPr>
-        <w:t>.</w:t>
-      </w:r>
-      <w:r>
-        <w:rPr>
-          <w:rFonts w:ascii="Consolas" w:eastAsia="Times New Roman" w:hAnsi="Consolas" w:cs="Times New Roman"/>
-          <w:color w:val="001080"/>
-          <w:kern w:val="0"/>
-          <w:sz w:val="21"/>
-          <w:szCs w:val="21"/>
-          <w14:ligatures w14:val="none"/>
-        </w:rPr>
-        <w:t>text</w:t>
-      </w:r>
-      <w:r>
-        <w:rPr>
-          <w:rFonts w:ascii="Consolas" w:eastAsia="Times New Roman" w:hAnsi="Consolas" w:cs="Times New Roman"/>
-          <w:color w:val="3B3B3B"/>
-          <w:kern w:val="0"/>
-          <w:sz w:val="21"/>
-          <w:szCs w:val="21"/>
-          <w14:ligatures w14:val="none"/>
-        </w:rPr>
-        <w:t xml:space="preserve"> </w:t>
-      </w:r>
-      <w:r>
-        <w:rPr>
-          <w:rFonts w:ascii="Consolas" w:eastAsia="Times New Roman" w:hAnsi="Consolas" w:cs="Times New Roman"/>
-          <w:color w:val="795E26"/>
-          <w:kern w:val="0"/>
-          <w:sz w:val="21"/>
-          <w:szCs w:val="21"/>
-          <w14:ligatures w14:val="none"/>
-        </w:rPr>
-        <w:t>==</w:t>
-      </w:r>
-      <w:r>
-        <w:rPr>
-          <w:rFonts w:ascii="Consolas" w:eastAsia="Times New Roman" w:hAnsi="Consolas" w:cs="Times New Roman"/>
-          <w:color w:val="3B3B3B"/>
-          <w:kern w:val="0"/>
-          <w:sz w:val="21"/>
-          <w:szCs w:val="21"/>
-          <w14:ligatures w14:val="none"/>
-        </w:rPr>
-        <w:t xml:space="preserve"> </w:t>
-      </w:r>
-      <w:r>
-        <w:rPr>
-          <w:rFonts w:ascii="Consolas" w:eastAsia="Times New Roman" w:hAnsi="Consolas" w:cs="Times New Roman"/>
-          <w:color w:val="A31515"/>
-          <w:kern w:val="0"/>
-          <w:sz w:val="21"/>
-          <w:szCs w:val="21"/>
-          <w14:ligatures w14:val="none"/>
-        </w:rPr>
-        <w:t>"Inline"</w:t>
-      </w:r>
-      <w:r>
-        <w:rPr>
-          <w:rFonts w:ascii="Consolas" w:eastAsia="Times New Roman" w:hAnsi="Consolas" w:cs="Times New Roman"/>
-          <w:color w:val="3B3B3B"/>
-          <w:kern w:val="0"/>
-          <w:sz w:val="21"/>
-          <w:szCs w:val="21"/>
-          <w14:ligatures w14:val="none"/>
-        </w:rPr>
-        <w:t>)</w:t>
-      </w:r>
-    </w:p>
-    <w:p>
-      <w:pPr>
-        <w:shd w:val="clear" w:color="auto" w:fill="FFFFFF"/>
-        <w:spacing w:after="0" w:line="285" w:lineRule="atLeast"/>
-        <w:rPr>
-          <w:rFonts w:ascii="Consolas" w:eastAsia="Times New Roman" w:hAnsi="Consolas" w:cs="Times New Roman"/>
-          <w:color w:val="3B3B3B"/>
-          <w:kern w:val="0"/>
-          <w:sz w:val="21"/>
-          <w:szCs w:val="21"/>
-          <w14:ligatures w14:val="none"/>
-        </w:rPr>
-      </w:pPr>
-      <w:r>
-        <w:rPr>
-          <w:rFonts w:ascii="Consolas" w:eastAsia="Times New Roman" w:hAnsi="Consolas" w:cs="Times New Roman"/>
-          <w:color w:val="0000FF"/>
-          <w:kern w:val="0"/>
-          <w:sz w:val="21"/>
-          <w:szCs w:val="21"/>
-          <w14:ligatures w14:val="none"/>
-        </w:rPr>
-        <w:t>async</w:t>
-      </w:r>
-      <w:r>
-        <w:rPr>
-          <w:rFonts w:ascii="Consolas" w:eastAsia="Times New Roman" w:hAnsi="Consolas" w:cs="Times New Roman"/>
-          <w:color w:val="3B3B3B"/>
-          <w:kern w:val="0"/>
-          <w:sz w:val="21"/>
-          <w:szCs w:val="21"/>
-          <w14:ligatures w14:val="none"/>
-        </w:rPr>
-        <w:t xml:space="preserve"> </w:t>
-      </w:r>
-      <w:r>
-        <w:rPr>
-          <w:rFonts w:ascii="Consolas" w:eastAsia="Times New Roman" w:hAnsi="Consolas" w:cs="Times New Roman"/>
-          <w:color w:val="0000FF"/>
-          <w:kern w:val="0"/>
-          <w:sz w:val="21"/>
-          <w:szCs w:val="21"/>
-          <w14:ligatures w14:val="none"/>
-        </w:rPr>
-        <w:t>def</w:t>
-      </w:r>
-      <w:r>
-        <w:rPr>
-          <w:rFonts w:ascii="Consolas" w:eastAsia="Times New Roman" w:hAnsi="Consolas" w:cs="Times New Roman"/>
-          <w:color w:val="3B3B3B"/>
-          <w:kern w:val="0"/>
-          <w:sz w:val="21"/>
-          <w:szCs w:val="21"/>
-          <w14:ligatures w14:val="none"/>
-        </w:rPr>
-        <w:t xml:space="preserve"> </w:t>
-      </w:r>
-      <w:r>
-        <w:rPr>
-          <w:rFonts w:ascii="Consolas" w:eastAsia="Times New Roman" w:hAnsi="Consolas" w:cs="Times New Roman"/>
-          <w:color w:val="795E26"/>
-          <w:kern w:val="0"/>
-          <w:sz w:val="21"/>
-          <w:szCs w:val="21"/>
-          <w14:ligatures w14:val="none"/>
-        </w:rPr>
-        <w:t>get_inline_kb</w:t>
-      </w:r>
-      <w:r>
-        <w:rPr>
-          <w:rFonts w:ascii="Consolas" w:eastAsia="Times New Roman" w:hAnsi="Consolas" w:cs="Times New Roman"/>
-          <w:color w:val="3B3B3B"/>
-          <w:kern w:val="0"/>
-          <w:sz w:val="21"/>
-          <w:szCs w:val="21"/>
-          <w14:ligatures w14:val="none"/>
-        </w:rPr>
-        <w:t>(</w:t>
-      </w:r>
-      <w:r>
-        <w:rPr>
-          <w:rFonts w:ascii="Consolas" w:eastAsia="Times New Roman" w:hAnsi="Consolas" w:cs="Times New Roman"/>
-          <w:color w:val="001080"/>
-          <w:kern w:val="0"/>
-          <w:sz w:val="21"/>
-          <w:szCs w:val="21"/>
-          <w14:ligatures w14:val="none"/>
-        </w:rPr>
-        <w:t>message</w:t>
-      </w:r>
-      <w:r>
-        <w:rPr>
-          <w:rFonts w:ascii="Consolas" w:eastAsia="Times New Roman" w:hAnsi="Consolas" w:cs="Times New Roman"/>
-          <w:color w:val="3B3B3B"/>
-          <w:kern w:val="0"/>
-          <w:sz w:val="21"/>
-          <w:szCs w:val="21"/>
-          <w14:ligatures w14:val="none"/>
-        </w:rPr>
-        <w:t>):</w:t>
-      </w:r>
-    </w:p>
-    <w:p>
-      <w:pPr>
-        <w:shd w:val="clear" w:color="auto" w:fill="FFFFFF"/>
-        <w:spacing w:after="0" w:line="285" w:lineRule="atLeast"/>
-        <w:rPr>
-          <w:rFonts w:ascii="Consolas" w:eastAsia="Times New Roman" w:hAnsi="Consolas" w:cs="Times New Roman"/>
-          <w:color w:val="3B3B3B"/>
-          <w:kern w:val="0"/>
-          <w:sz w:val="21"/>
-          <w:szCs w:val="21"/>
-          <w14:ligatures w14:val="none"/>
-        </w:rPr>
-      </w:pPr>
-      <w:r>
-        <w:rPr>
-          <w:rFonts w:ascii="Consolas" w:eastAsia="Times New Roman" w:hAnsi="Consolas" w:cs="Times New Roman"/>
-          <w:color w:val="3B3B3B"/>
-          <w:kern w:val="0"/>
-          <w:sz w:val="21"/>
-          <w:szCs w:val="21"/>
-          <w14:ligatures w14:val="none"/>
-        </w:rPr>
-        <w:t xml:space="preserve">    </w:t>
-      </w:r>
-      <w:r>
-        <w:rPr>
-          <w:rFonts w:ascii="Consolas" w:eastAsia="Times New Roman" w:hAnsi="Consolas" w:cs="Times New Roman"/>
-          <w:color w:val="AF00DB"/>
-          <w:kern w:val="0"/>
-          <w:sz w:val="21"/>
-          <w:szCs w:val="21"/>
-          <w14:ligatures w14:val="none"/>
-        </w:rPr>
-        <w:t>await</w:t>
-      </w:r>
-      <w:r>
-        <w:rPr>
-          <w:rFonts w:ascii="Consolas" w:eastAsia="Times New Roman" w:hAnsi="Consolas" w:cs="Times New Roman"/>
-          <w:color w:val="3B3B3B"/>
-          <w:kern w:val="0"/>
-          <w:sz w:val="21"/>
-          <w:szCs w:val="21"/>
-          <w14:ligatures w14:val="none"/>
-        </w:rPr>
-        <w:t xml:space="preserve"> </w:t>
-      </w:r>
-      <w:proofErr w:type="gramStart"/>
-      <w:r>
-        <w:rPr>
-          <w:rFonts w:ascii="Consolas" w:eastAsia="Times New Roman" w:hAnsi="Consolas" w:cs="Times New Roman"/>
-          <w:color w:val="001080"/>
-          <w:kern w:val="0"/>
-          <w:sz w:val="21"/>
-          <w:szCs w:val="21"/>
-          <w14:ligatures w14:val="none"/>
-        </w:rPr>
-        <w:t>message</w:t>
-      </w:r>
-      <w:r>
-        <w:rPr>
-          <w:rFonts w:ascii="Consolas" w:eastAsia="Times New Roman" w:hAnsi="Consolas" w:cs="Times New Roman"/>
-          <w:color w:val="3B3B3B"/>
-          <w:kern w:val="0"/>
-          <w:sz w:val="21"/>
-          <w:szCs w:val="21"/>
-          <w14:ligatures w14:val="none"/>
-        </w:rPr>
-        <w:t>.answer</w:t>
-      </w:r>
-      <w:proofErr w:type="gramEnd"/>
-      <w:r>
-        <w:rPr>
-          <w:rFonts w:ascii="Consolas" w:eastAsia="Times New Roman" w:hAnsi="Consolas" w:cs="Times New Roman"/>
-          <w:color w:val="3B3B3B"/>
-          <w:kern w:val="0"/>
-          <w:sz w:val="21"/>
-          <w:szCs w:val="21"/>
-          <w14:ligatures w14:val="none"/>
-        </w:rPr>
-        <w:t>(</w:t>
-      </w:r>
-      <w:r>
-        <w:rPr>
-          <w:rFonts w:ascii="Consolas" w:eastAsia="Times New Roman" w:hAnsi="Consolas" w:cs="Times New Roman"/>
-          <w:color w:val="A31515"/>
-          <w:kern w:val="0"/>
-          <w:sz w:val="21"/>
-          <w:szCs w:val="21"/>
-          <w14:ligatures w14:val="none"/>
-        </w:rPr>
-        <w:t>"Yo</w:t>
-      </w:r>
-      <w:r>
-        <w:rPr>
-          <w:rFonts w:ascii="Consolas" w:eastAsia="Times New Roman" w:hAnsi="Consolas" w:cs="Times New Roman"/>
-          <w:color w:val="A31515"/>
-          <w:kern w:val="0"/>
-          <w:sz w:val="21"/>
-          <w:szCs w:val="21"/>
-          <w14:ligatures w14:val="none"/>
-        </w:rPr>
-        <w:t>u</w:t>
-      </w:r>
-      <w:r>
-        <w:rPr>
-          <w:rFonts w:ascii="Consolas" w:eastAsia="Times New Roman" w:hAnsi="Consolas" w:cs="Times New Roman"/>
-          <w:color w:val="A31515"/>
-          <w:kern w:val="0"/>
-          <w:sz w:val="21"/>
-          <w:szCs w:val="21"/>
-          <w14:ligatures w14:val="none"/>
-        </w:rPr>
-        <w:t xml:space="preserve"> request inline keyboard"</w:t>
-      </w:r>
-      <w:r>
-        <w:rPr>
-          <w:rFonts w:ascii="Consolas" w:eastAsia="Times New Roman" w:hAnsi="Consolas" w:cs="Times New Roman"/>
-          <w:color w:val="3B3B3B"/>
-          <w:kern w:val="0"/>
-          <w:sz w:val="21"/>
-          <w:szCs w:val="21"/>
-          <w14:ligatures w14:val="none"/>
-        </w:rPr>
-        <w:t xml:space="preserve">, </w:t>
-      </w:r>
-      <w:r>
-        <w:rPr>
-          <w:rFonts w:ascii="Consolas" w:eastAsia="Times New Roman" w:hAnsi="Consolas" w:cs="Times New Roman"/>
-          <w:color w:val="001080"/>
-          <w:kern w:val="0"/>
-          <w:sz w:val="21"/>
-          <w:szCs w:val="21"/>
-          <w14:ligatures w14:val="none"/>
-        </w:rPr>
-        <w:t>reply_markup</w:t>
-      </w:r>
-      <w:r>
-        <w:rPr>
-          <w:rFonts w:ascii="Consolas" w:eastAsia="Times New Roman" w:hAnsi="Consolas" w:cs="Times New Roman"/>
-          <w:color w:val="000000"/>
-          <w:kern w:val="0"/>
-          <w:sz w:val="21"/>
-          <w:szCs w:val="21"/>
-          <w14:ligatures w14:val="none"/>
-        </w:rPr>
-        <w:t>=</w:t>
-      </w:r>
-      <w:r>
-        <w:rPr>
-          <w:rFonts w:ascii="Consolas" w:eastAsia="Times New Roman" w:hAnsi="Consolas" w:cs="Times New Roman"/>
-          <w:color w:val="001080"/>
-          <w:kern w:val="0"/>
-          <w:sz w:val="21"/>
-          <w:szCs w:val="21"/>
-          <w14:ligatures w14:val="none"/>
-        </w:rPr>
-        <w:t>inline_kb</w:t>
-      </w:r>
-      <w:r>
-        <w:rPr>
-          <w:rFonts w:ascii="Consolas" w:eastAsia="Times New Roman" w:hAnsi="Consolas" w:cs="Times New Roman"/>
-          <w:color w:val="3B3B3B"/>
-          <w:kern w:val="0"/>
-          <w:sz w:val="21"/>
-          <w:szCs w:val="21"/>
-          <w14:ligatures w14:val="none"/>
-        </w:rPr>
-        <w:t>)</w:t>
-      </w:r>
-    </w:p>
-    <w:p>
-      <w:pPr>
-        <w:shd w:val="clear" w:color="auto" w:fill="FFFFFF"/>
-        <w:spacing w:after="0" w:line="285" w:lineRule="atLeast"/>
-        <w:rPr>
-          <w:rFonts w:ascii="Consolas" w:eastAsia="Times New Roman" w:hAnsi="Consolas" w:cs="Times New Roman"/>
-          <w:color w:val="3B3B3B"/>
-          <w:kern w:val="0"/>
-          <w:sz w:val="21"/>
-          <w:szCs w:val="21"/>
-          <w14:ligatures w14:val="none"/>
-        </w:rPr>
-      </w:pPr>
-    </w:p>
-    <w:p>
-      <w:pPr>
-        <w:shd w:val="clear" w:color="auto" w:fill="FFFFFF"/>
-        <w:spacing w:after="0" w:line="285" w:lineRule="atLeast"/>
-        <w:rPr>
-          <w:rFonts w:ascii="Consolas" w:eastAsia="Times New Roman" w:hAnsi="Consolas" w:cs="Times New Roman"/>
-          <w:color w:val="3B3B3B"/>
-          <w:kern w:val="0"/>
-          <w:sz w:val="21"/>
-          <w:szCs w:val="21"/>
-          <w14:ligatures w14:val="none"/>
-        </w:rPr>
-      </w:pPr>
-      <w:r>
-        <w:rPr>
-          <w:rFonts w:ascii="Consolas" w:eastAsia="Times New Roman" w:hAnsi="Consolas" w:cs="Times New Roman"/>
-          <w:color w:val="008000"/>
-          <w:kern w:val="0"/>
-          <w:sz w:val="21"/>
-          <w:szCs w:val="21"/>
-          <w14:ligatures w14:val="none"/>
-        </w:rPr>
-        <w:t># If we set this handler first, then it will capture all messages.</w:t>
-      </w:r>
-    </w:p>
-    <w:p>
-      <w:pPr>
-        <w:shd w:val="clear" w:color="auto" w:fill="FFFFFF"/>
-        <w:spacing w:after="0" w:line="285" w:lineRule="atLeast"/>
-        <w:rPr>
-          <w:rFonts w:ascii="Consolas" w:eastAsia="Times New Roman" w:hAnsi="Consolas" w:cs="Times New Roman"/>
-          <w:color w:val="3B3B3B"/>
-          <w:kern w:val="0"/>
-          <w:sz w:val="21"/>
-          <w:szCs w:val="21"/>
-          <w14:ligatures w14:val="none"/>
-        </w:rPr>
-      </w:pPr>
-      <w:r>
-        <w:rPr>
-          <w:rFonts w:ascii="Consolas" w:eastAsia="Times New Roman" w:hAnsi="Consolas" w:cs="Times New Roman"/>
-          <w:color w:val="795E26"/>
-          <w:kern w:val="0"/>
-          <w:sz w:val="21"/>
-          <w:szCs w:val="21"/>
-          <w14:ligatures w14:val="none"/>
-        </w:rPr>
-        <w:t>@</w:t>
-      </w:r>
-      <w:proofErr w:type="gramStart"/>
-      <w:r>
-        <w:rPr>
-          <w:rFonts w:ascii="Consolas" w:eastAsia="Times New Roman" w:hAnsi="Consolas" w:cs="Times New Roman"/>
-          <w:color w:val="001080"/>
-          <w:kern w:val="0"/>
-          <w:sz w:val="21"/>
-          <w:szCs w:val="21"/>
-          <w14:ligatures w14:val="none"/>
-        </w:rPr>
-        <w:t>router</w:t>
-      </w:r>
-      <w:r>
-        <w:rPr>
-          <w:rFonts w:ascii="Consolas" w:eastAsia="Times New Roman" w:hAnsi="Consolas" w:cs="Times New Roman"/>
-          <w:color w:val="795E26"/>
-          <w:kern w:val="0"/>
-          <w:sz w:val="21"/>
-          <w:szCs w:val="21"/>
-          <w14:ligatures w14:val="none"/>
-        </w:rPr>
-        <w:t>.</w:t>
-      </w:r>
-      <w:r>
-        <w:rPr>
-          <w:rFonts w:ascii="Consolas" w:eastAsia="Times New Roman" w:hAnsi="Consolas" w:cs="Times New Roman"/>
-          <w:color w:val="001080"/>
-          <w:kern w:val="0"/>
-          <w:sz w:val="21"/>
-          <w:szCs w:val="21"/>
-          <w14:ligatures w14:val="none"/>
-        </w:rPr>
-        <w:t>message</w:t>
-      </w:r>
-      <w:proofErr w:type="gramEnd"/>
-      <w:r>
-        <w:rPr>
-          <w:rFonts w:ascii="Consolas" w:eastAsia="Times New Roman" w:hAnsi="Consolas" w:cs="Times New Roman"/>
-          <w:color w:val="3B3B3B"/>
-          <w:kern w:val="0"/>
-          <w:sz w:val="21"/>
-          <w:szCs w:val="21"/>
-          <w14:ligatures w14:val="none"/>
-        </w:rPr>
-        <w:t>()</w:t>
-      </w:r>
-    </w:p>
-    <w:p>
-      <w:pPr>
-        <w:shd w:val="clear" w:color="auto" w:fill="FFFFFF"/>
-        <w:spacing w:after="0" w:line="285" w:lineRule="atLeast"/>
-        <w:rPr>
-          <w:rFonts w:ascii="Consolas" w:eastAsia="Times New Roman" w:hAnsi="Consolas" w:cs="Times New Roman"/>
-          <w:color w:val="3B3B3B"/>
-          <w:kern w:val="0"/>
-          <w:sz w:val="21"/>
-          <w:szCs w:val="21"/>
-          <w14:ligatures w14:val="none"/>
-        </w:rPr>
-      </w:pPr>
-      <w:r>
-        <w:rPr>
-          <w:rFonts w:ascii="Consolas" w:eastAsia="Times New Roman" w:hAnsi="Consolas" w:cs="Times New Roman"/>
-          <w:color w:val="0000FF"/>
-          <w:kern w:val="0"/>
-          <w:sz w:val="21"/>
-          <w:szCs w:val="21"/>
-          <w14:ligatures w14:val="none"/>
-        </w:rPr>
-        <w:t>async</w:t>
-      </w:r>
-      <w:r>
-        <w:rPr>
-          <w:rFonts w:ascii="Consolas" w:eastAsia="Times New Roman" w:hAnsi="Consolas" w:cs="Times New Roman"/>
-          <w:color w:val="3B3B3B"/>
-          <w:kern w:val="0"/>
-          <w:sz w:val="21"/>
-          <w:szCs w:val="21"/>
-          <w14:ligatures w14:val="none"/>
-        </w:rPr>
-        <w:t xml:space="preserve"> </w:t>
-      </w:r>
-      <w:r>
-        <w:rPr>
-          <w:rFonts w:ascii="Consolas" w:eastAsia="Times New Roman" w:hAnsi="Consolas" w:cs="Times New Roman"/>
-          <w:color w:val="0000FF"/>
-          <w:kern w:val="0"/>
-          <w:sz w:val="21"/>
-          <w:szCs w:val="21"/>
-          <w14:ligatures w14:val="none"/>
-        </w:rPr>
-        <w:t>def</w:t>
-      </w:r>
-      <w:r>
-        <w:rPr>
-          <w:rFonts w:ascii="Consolas" w:eastAsia="Times New Roman" w:hAnsi="Consolas" w:cs="Times New Roman"/>
-          <w:color w:val="3B3B3B"/>
-          <w:kern w:val="0"/>
-          <w:sz w:val="21"/>
-          <w:szCs w:val="21"/>
-          <w14:ligatures w14:val="none"/>
-        </w:rPr>
-        <w:t xml:space="preserve"> </w:t>
-      </w:r>
-      <w:r>
-        <w:rPr>
-          <w:rFonts w:ascii="Consolas" w:eastAsia="Times New Roman" w:hAnsi="Consolas" w:cs="Times New Roman"/>
-          <w:color w:val="795E26"/>
-          <w:kern w:val="0"/>
-          <w:sz w:val="21"/>
-          <w:szCs w:val="21"/>
-          <w14:ligatures w14:val="none"/>
-        </w:rPr>
-        <w:t>check_message</w:t>
-      </w:r>
-      <w:r>
-        <w:rPr>
-          <w:rFonts w:ascii="Consolas" w:eastAsia="Times New Roman" w:hAnsi="Consolas" w:cs="Times New Roman"/>
-          <w:color w:val="3B3B3B"/>
-          <w:kern w:val="0"/>
-          <w:sz w:val="21"/>
-          <w:szCs w:val="21"/>
-          <w14:ligatures w14:val="none"/>
-        </w:rPr>
-        <w:t>(</w:t>
-      </w:r>
-      <w:r>
-        <w:rPr>
-          <w:rFonts w:ascii="Consolas" w:eastAsia="Times New Roman" w:hAnsi="Consolas" w:cs="Times New Roman"/>
-          <w:color w:val="001080"/>
-          <w:kern w:val="0"/>
-          <w:sz w:val="21"/>
-          <w:szCs w:val="21"/>
-          <w14:ligatures w14:val="none"/>
-        </w:rPr>
-        <w:t>message</w:t>
-      </w:r>
-      <w:r>
-        <w:rPr>
-          <w:rFonts w:ascii="Consolas" w:eastAsia="Times New Roman" w:hAnsi="Consolas" w:cs="Times New Roman"/>
-          <w:color w:val="3B3B3B"/>
-          <w:kern w:val="0"/>
-          <w:sz w:val="21"/>
-          <w:szCs w:val="21"/>
-          <w14:ligatures w14:val="none"/>
-        </w:rPr>
-        <w:t>):</w:t>
-      </w:r>
-    </w:p>
-    <w:p>
-      <w:pPr>
-        <w:shd w:val="clear" w:color="auto" w:fill="FFFFFF"/>
-        <w:spacing w:after="0" w:line="285" w:lineRule="atLeast"/>
-        <w:rPr>
-          <w:rFonts w:ascii="Consolas" w:eastAsia="Times New Roman" w:hAnsi="Consolas" w:cs="Times New Roman"/>
-          <w:color w:val="3B3B3B"/>
-          <w:kern w:val="0"/>
-          <w:sz w:val="21"/>
-          <w:szCs w:val="21"/>
-          <w14:ligatures w14:val="none"/>
-        </w:rPr>
-      </w:pPr>
-      <w:r>
-        <w:rPr>
-          <w:rFonts w:ascii="Consolas" w:eastAsia="Times New Roman" w:hAnsi="Consolas" w:cs="Times New Roman"/>
-          <w:color w:val="3B3B3B"/>
-          <w:kern w:val="0"/>
-          <w:sz w:val="21"/>
-          <w:szCs w:val="21"/>
-          <w14:ligatures w14:val="none"/>
-        </w:rPr>
-        <w:t xml:space="preserve">    </w:t>
-      </w:r>
-      <w:proofErr w:type="gramStart"/>
-      <w:r>
-        <w:rPr>
-          <w:rFonts w:ascii="Consolas" w:eastAsia="Times New Roman" w:hAnsi="Consolas" w:cs="Times New Roman"/>
-          <w:color w:val="795E26"/>
-          <w:kern w:val="0"/>
-          <w:sz w:val="21"/>
-          <w:szCs w:val="21"/>
-          <w14:ligatures w14:val="none"/>
-        </w:rPr>
-        <w:t>print</w:t>
-      </w:r>
-      <w:r>
-        <w:rPr>
-          <w:rFonts w:ascii="Consolas" w:eastAsia="Times New Roman" w:hAnsi="Consolas" w:cs="Times New Roman"/>
-          <w:color w:val="3B3B3B"/>
-          <w:kern w:val="0"/>
-          <w:sz w:val="21"/>
-          <w:szCs w:val="21"/>
-          <w14:ligatures w14:val="none"/>
-        </w:rPr>
-        <w:t>(</w:t>
-      </w:r>
-      <w:proofErr w:type="gramEnd"/>
-      <w:r>
-        <w:rPr>
-          <w:rFonts w:ascii="Consolas" w:eastAsia="Times New Roman" w:hAnsi="Consolas" w:cs="Times New Roman"/>
-          <w:color w:val="0000FF"/>
-          <w:kern w:val="0"/>
-          <w:sz w:val="21"/>
-          <w:szCs w:val="21"/>
-          <w14:ligatures w14:val="none"/>
-        </w:rPr>
-        <w:t>f</w:t>
-      </w:r>
-      <w:r>
-        <w:rPr>
-          <w:rFonts w:ascii="Consolas" w:eastAsia="Times New Roman" w:hAnsi="Consolas" w:cs="Times New Roman"/>
-          <w:color w:val="A31515"/>
-          <w:kern w:val="0"/>
-          <w:sz w:val="21"/>
-          <w:szCs w:val="21"/>
-          <w14:ligatures w14:val="none"/>
-        </w:rPr>
-        <w:t xml:space="preserve">'Getting message: </w:t>
-      </w:r>
-      <w:r>
-        <w:rPr>
-          <w:rFonts w:ascii="Consolas" w:eastAsia="Times New Roman" w:hAnsi="Consolas" w:cs="Times New Roman"/>
-          <w:color w:val="0000FF"/>
-          <w:kern w:val="0"/>
-          <w:sz w:val="21"/>
-          <w:szCs w:val="21"/>
-          <w14:ligatures w14:val="none"/>
-        </w:rPr>
-        <w:t>{</w:t>
-      </w:r>
-      <w:r>
-        <w:rPr>
-          <w:rFonts w:ascii="Consolas" w:eastAsia="Times New Roman" w:hAnsi="Consolas" w:cs="Times New Roman"/>
-          <w:color w:val="001080"/>
-          <w:kern w:val="0"/>
-          <w:sz w:val="21"/>
-          <w:szCs w:val="21"/>
-          <w14:ligatures w14:val="none"/>
-        </w:rPr>
-        <w:t>message</w:t>
-      </w:r>
-      <w:r>
-        <w:rPr>
-          <w:rFonts w:ascii="Consolas" w:eastAsia="Times New Roman" w:hAnsi="Consolas" w:cs="Times New Roman"/>
-          <w:color w:val="3B3B3B"/>
-          <w:kern w:val="0"/>
-          <w:sz w:val="21"/>
-          <w:szCs w:val="21"/>
-          <w14:ligatures w14:val="none"/>
-        </w:rPr>
-        <w:t>.text</w:t>
-      </w:r>
-      <w:r>
-        <w:rPr>
-          <w:rFonts w:ascii="Consolas" w:eastAsia="Times New Roman" w:hAnsi="Consolas" w:cs="Times New Roman"/>
-          <w:color w:val="0000FF"/>
-          <w:kern w:val="0"/>
-          <w:sz w:val="21"/>
-          <w:szCs w:val="21"/>
-          <w14:ligatures w14:val="none"/>
-        </w:rPr>
-        <w:t>}</w:t>
-      </w:r>
-      <w:r>
-        <w:rPr>
-          <w:rFonts w:ascii="Consolas" w:eastAsia="Times New Roman" w:hAnsi="Consolas" w:cs="Times New Roman"/>
-          <w:color w:val="A31515"/>
-          <w:kern w:val="0"/>
-          <w:sz w:val="21"/>
-          <w:szCs w:val="21"/>
-          <w14:ligatures w14:val="none"/>
-        </w:rPr>
-        <w:t>'</w:t>
-      </w:r>
-      <w:r>
-        <w:rPr>
-          <w:rFonts w:ascii="Consolas" w:eastAsia="Times New Roman" w:hAnsi="Consolas" w:cs="Times New Roman"/>
-          <w:color w:val="3B3B3B"/>
-          <w:kern w:val="0"/>
-          <w:sz w:val="21"/>
-          <w:szCs w:val="21"/>
-          <w14:ligatures w14:val="none"/>
-        </w:rPr>
-        <w:t>)</w:t>
-      </w:r>
-    </w:p>
-    <w:p>
-      <w:pPr>
-        <w:shd w:val="clear" w:color="auto" w:fill="FFFFFF"/>
-        <w:spacing w:after="0" w:line="285" w:lineRule="atLeast"/>
-        <w:rPr>
-          <w:rFonts w:ascii="Consolas" w:eastAsia="Times New Roman" w:hAnsi="Consolas" w:cs="Times New Roman"/>
-          <w:color w:val="3B3B3B"/>
-          <w:kern w:val="0"/>
-          <w:sz w:val="21"/>
-          <w:szCs w:val="21"/>
-          <w14:ligatures w14:val="none"/>
-        </w:rPr>
-      </w:pPr>
-      <w:r>
-        <w:rPr>
-          <w:rFonts w:ascii="Consolas" w:eastAsia="Times New Roman" w:hAnsi="Consolas" w:cs="Times New Roman"/>
-          <w:color w:val="3B3B3B"/>
-          <w:kern w:val="0"/>
-          <w:sz w:val="21"/>
-          <w:szCs w:val="21"/>
-          <w14:ligatures w14:val="none"/>
-        </w:rPr>
-        <w:t xml:space="preserve">    </w:t>
-      </w:r>
-      <w:r>
-        <w:rPr>
-          <w:rFonts w:ascii="Consolas" w:eastAsia="Times New Roman" w:hAnsi="Consolas" w:cs="Times New Roman"/>
-          <w:color w:val="008000"/>
-          <w:kern w:val="0"/>
-          <w:sz w:val="21"/>
-          <w:szCs w:val="21"/>
-          <w14:ligatures w14:val="none"/>
-        </w:rPr>
-        <w:t xml:space="preserve"># </w:t>
-      </w:r>
-      <w:proofErr w:type="gramStart"/>
-      <w:r>
-        <w:rPr>
-          <w:rFonts w:ascii="Consolas" w:eastAsia="Times New Roman" w:hAnsi="Consolas" w:cs="Times New Roman"/>
-          <w:color w:val="008000"/>
-          <w:kern w:val="0"/>
-          <w:sz w:val="21"/>
-          <w:szCs w:val="21"/>
-          <w14:ligatures w14:val="none"/>
-        </w:rPr>
-        <w:t>the</w:t>
-      </w:r>
-      <w:proofErr w:type="gramEnd"/>
-      <w:r>
-        <w:rPr>
-          <w:rFonts w:ascii="Consolas" w:eastAsia="Times New Roman" w:hAnsi="Consolas" w:cs="Times New Roman"/>
-          <w:color w:val="008000"/>
-          <w:kern w:val="0"/>
-          <w:sz w:val="21"/>
-          <w:szCs w:val="21"/>
-          <w14:ligatures w14:val="none"/>
-        </w:rPr>
-        <w:t xml:space="preserve"> answer method must be shorter than 1024 characters. </w:t>
-      </w:r>
-    </w:p>
-    <w:p>
-      <w:pPr>
-        <w:shd w:val="clear" w:color="auto" w:fill="FFFFFF"/>
-        <w:spacing w:after="0" w:line="285" w:lineRule="atLeast"/>
-        <w:rPr>
-          <w:rFonts w:ascii="Consolas" w:eastAsia="Times New Roman" w:hAnsi="Consolas" w:cs="Times New Roman"/>
-          <w:color w:val="3B3B3B"/>
-          <w:kern w:val="0"/>
-          <w:sz w:val="21"/>
-          <w:szCs w:val="21"/>
-          <w14:ligatures w14:val="none"/>
-        </w:rPr>
-      </w:pPr>
-      <w:r>
-        <w:rPr>
-          <w:rFonts w:ascii="Consolas" w:eastAsia="Times New Roman" w:hAnsi="Consolas" w:cs="Times New Roman"/>
-          <w:color w:val="3B3B3B"/>
-          <w:kern w:val="0"/>
-          <w:sz w:val="21"/>
-          <w:szCs w:val="21"/>
-          <w14:ligatures w14:val="none"/>
-        </w:rPr>
-        <w:t xml:space="preserve">    </w:t>
-      </w:r>
-      <w:r>
-        <w:rPr>
-          <w:rFonts w:ascii="Consolas" w:eastAsia="Times New Roman" w:hAnsi="Consolas" w:cs="Times New Roman"/>
-          <w:color w:val="008000"/>
-          <w:kern w:val="0"/>
-          <w:sz w:val="21"/>
-          <w:szCs w:val="21"/>
-          <w14:ligatures w14:val="none"/>
-        </w:rPr>
-        <w:t># This limitation is related to the Telegram API.</w:t>
-      </w:r>
-    </w:p>
-    <w:p>
-      <w:pPr>
-        <w:shd w:val="clear" w:color="auto" w:fill="FFFFFF"/>
-        <w:spacing w:after="0" w:line="285" w:lineRule="atLeast"/>
-        <w:rPr>
-          <w:rFonts w:ascii="Consolas" w:eastAsia="Times New Roman" w:hAnsi="Consolas" w:cs="Times New Roman"/>
-          <w:color w:val="3B3B3B"/>
-          <w:kern w:val="0"/>
-          <w:sz w:val="21"/>
-          <w:szCs w:val="21"/>
-          <w14:ligatures w14:val="none"/>
-        </w:rPr>
-      </w:pPr>
-      <w:r>
-        <w:rPr>
-          <w:rFonts w:ascii="Consolas" w:eastAsia="Times New Roman" w:hAnsi="Consolas" w:cs="Times New Roman"/>
-          <w:color w:val="3B3B3B"/>
-          <w:kern w:val="0"/>
-          <w:sz w:val="21"/>
-          <w:szCs w:val="21"/>
-          <w14:ligatures w14:val="none"/>
-        </w:rPr>
-        <w:t xml:space="preserve">    </w:t>
-      </w:r>
-      <w:r>
-        <w:rPr>
-          <w:rFonts w:ascii="Consolas" w:eastAsia="Times New Roman" w:hAnsi="Consolas" w:cs="Times New Roman"/>
-          <w:color w:val="AF00DB"/>
-          <w:kern w:val="0"/>
-          <w:sz w:val="21"/>
-          <w:szCs w:val="21"/>
-          <w14:ligatures w14:val="none"/>
-        </w:rPr>
-        <w:t>await</w:t>
-      </w:r>
-      <w:r>
-        <w:rPr>
-          <w:rFonts w:ascii="Consolas" w:eastAsia="Times New Roman" w:hAnsi="Consolas" w:cs="Times New Roman"/>
-          <w:color w:val="3B3B3B"/>
-          <w:kern w:val="0"/>
-          <w:sz w:val="21"/>
-          <w:szCs w:val="21"/>
-          <w14:ligatures w14:val="none"/>
-        </w:rPr>
-        <w:t xml:space="preserve"> </w:t>
-      </w:r>
-      <w:proofErr w:type="gramStart"/>
-      <w:r>
-        <w:rPr>
-          <w:rFonts w:ascii="Consolas" w:eastAsia="Times New Roman" w:hAnsi="Consolas" w:cs="Times New Roman"/>
-          <w:color w:val="001080"/>
-          <w:kern w:val="0"/>
-          <w:sz w:val="21"/>
-          <w:szCs w:val="21"/>
-          <w14:ligatures w14:val="none"/>
-        </w:rPr>
-        <w:t>message</w:t>
-      </w:r>
-      <w:r>
-        <w:rPr>
-          <w:rFonts w:ascii="Consolas" w:eastAsia="Times New Roman" w:hAnsi="Consolas" w:cs="Times New Roman"/>
-          <w:color w:val="3B3B3B"/>
-          <w:kern w:val="0"/>
-          <w:sz w:val="21"/>
-          <w:szCs w:val="21"/>
-          <w14:ligatures w14:val="none"/>
-        </w:rPr>
-        <w:t>.answer</w:t>
-      </w:r>
-      <w:proofErr w:type="gramEnd"/>
-      <w:r>
-        <w:rPr>
-          <w:rFonts w:ascii="Consolas" w:eastAsia="Times New Roman" w:hAnsi="Consolas" w:cs="Times New Roman"/>
-          <w:color w:val="3B3B3B"/>
-          <w:kern w:val="0"/>
-          <w:sz w:val="21"/>
-          <w:szCs w:val="21"/>
-          <w14:ligatures w14:val="none"/>
-        </w:rPr>
-        <w:t>(</w:t>
-      </w:r>
-      <w:proofErr w:type="gramStart"/>
-      <w:r>
-        <w:rPr>
-          <w:rFonts w:ascii="Consolas" w:eastAsia="Times New Roman" w:hAnsi="Consolas" w:cs="Times New Roman"/>
-          <w:color w:val="267F99"/>
-          <w:kern w:val="0"/>
-          <w:sz w:val="21"/>
-          <w:szCs w:val="21"/>
-          <w14:ligatures w14:val="none"/>
-        </w:rPr>
-        <w:t>texts</w:t>
-      </w:r>
-      <w:r>
-        <w:rPr>
-          <w:rFonts w:ascii="Consolas" w:eastAsia="Times New Roman" w:hAnsi="Consolas" w:cs="Times New Roman"/>
-          <w:color w:val="3B3B3B"/>
-          <w:kern w:val="0"/>
-          <w:sz w:val="21"/>
-          <w:szCs w:val="21"/>
-          <w14:ligatures w14:val="none"/>
-        </w:rPr>
-        <w:t>.</w:t>
-      </w:r>
-      <w:r>
-        <w:rPr>
-          <w:rFonts w:ascii="Consolas" w:eastAsia="Times New Roman" w:hAnsi="Consolas" w:cs="Times New Roman"/>
-          <w:color w:val="001080"/>
-          <w:kern w:val="0"/>
-          <w:sz w:val="21"/>
-          <w:szCs w:val="21"/>
-          <w14:ligatures w14:val="none"/>
-        </w:rPr>
         <w:t>hello</w:t>
       </w:r>
-      <w:proofErr w:type="gramEnd"/>
       <w:r>
         <w:rPr>
           <w:rFonts w:ascii="Consolas" w:eastAsia="Times New Roman" w:hAnsi="Consolas" w:cs="Times New Roman"/>
@@ -4716,7 +4464,6 @@
         </w:rPr>
         <w:t xml:space="preserve"> </w:t>
       </w:r>
-      <w:proofErr w:type="gramStart"/>
       <w:r>
         <w:rPr>
           <w:rFonts w:ascii="Consolas" w:eastAsia="Times New Roman" w:hAnsi="Consolas" w:cs="Times New Roman"/>
@@ -4737,9 +4484,168 @@
           <w:szCs w:val="21"/>
           <w14:ligatures w14:val="none"/>
         </w:rPr>
+        <w:t>()</w:t>
+      </w:r>
+    </w:p>
+    <w:p>
+      <w:pPr>
+        <w:shd w:val="clear" w:color="auto" w:fill="FFFFFF"/>
+        <w:spacing w:after="0" w:line="285" w:lineRule="atLeast"/>
+        <w:rPr>
+          <w:rFonts w:ascii="Consolas" w:eastAsia="Times New Roman" w:hAnsi="Consolas" w:cs="Times New Roman"/>
+          <w:color w:val="3B3B3B"/>
+          <w:kern w:val="0"/>
+          <w:sz w:val="21"/>
+          <w:szCs w:val="21"/>
+          <w14:ligatures w14:val="none"/>
+        </w:rPr>
+      </w:pPr>
+    </w:p>
+    <w:p>
+      <w:pPr>
+        <w:shd w:val="clear" w:color="auto" w:fill="FFFFFF"/>
+        <w:spacing w:after="0" w:line="285" w:lineRule="atLeast"/>
+        <w:rPr>
+          <w:rFonts w:ascii="Consolas" w:eastAsia="Times New Roman" w:hAnsi="Consolas" w:cs="Times New Roman"/>
+          <w:color w:val="3B3B3B"/>
+          <w:kern w:val="0"/>
+          <w:sz w:val="21"/>
+          <w:szCs w:val="21"/>
+          <w14:ligatures w14:val="none"/>
+        </w:rPr>
+      </w:pPr>
+      <w:r>
+        <w:rPr>
+          <w:rFonts w:ascii="Consolas" w:eastAsia="Times New Roman" w:hAnsi="Consolas" w:cs="Times New Roman"/>
+          <w:color w:val="795E26"/>
+          <w:kern w:val="0"/>
+          <w:sz w:val="21"/>
+          <w:szCs w:val="21"/>
+          <w14:ligatures w14:val="none"/>
+        </w:rPr>
+        <w:t>@</w:t>
+      </w:r>
+      <w:r>
+        <w:rPr>
+          <w:rFonts w:ascii="Consolas" w:eastAsia="Times New Roman" w:hAnsi="Consolas" w:cs="Times New Roman"/>
+          <w:color w:val="001080"/>
+          <w:kern w:val="0"/>
+          <w:sz w:val="21"/>
+          <w:szCs w:val="21"/>
+          <w14:ligatures w14:val="none"/>
+        </w:rPr>
+        <w:t>router</w:t>
+      </w:r>
+      <w:r>
+        <w:rPr>
+          <w:rFonts w:ascii="Consolas" w:eastAsia="Times New Roman" w:hAnsi="Consolas" w:cs="Times New Roman"/>
+          <w:color w:val="795E26"/>
+          <w:kern w:val="0"/>
+          <w:sz w:val="21"/>
+          <w:szCs w:val="21"/>
+          <w14:ligatures w14:val="none"/>
+        </w:rPr>
+        <w:t>.</w:t>
+      </w:r>
+      <w:r>
+        <w:rPr>
+          <w:rFonts w:ascii="Consolas" w:eastAsia="Times New Roman" w:hAnsi="Consolas" w:cs="Times New Roman"/>
+          <w:color w:val="001080"/>
+          <w:kern w:val="0"/>
+          <w:sz w:val="21"/>
+          <w:szCs w:val="21"/>
+          <w14:ligatures w14:val="none"/>
+        </w:rPr>
+        <w:t>callback_query</w:t>
+      </w:r>
+      <w:r>
+        <w:rPr>
+          <w:rFonts w:ascii="Consolas" w:eastAsia="Times New Roman" w:hAnsi="Consolas" w:cs="Times New Roman"/>
+          <w:color w:val="3B3B3B"/>
+          <w:kern w:val="0"/>
+          <w:sz w:val="21"/>
+          <w:szCs w:val="21"/>
+          <w14:ligatures w14:val="none"/>
+        </w:rPr>
         <w:t>(</w:t>
       </w:r>
-      <w:proofErr w:type="gramEnd"/>
+      <w:r>
+        <w:rPr>
+          <w:rFonts w:ascii="Consolas" w:eastAsia="Times New Roman" w:hAnsi="Consolas" w:cs="Times New Roman"/>
+          <w:color w:val="0070C1"/>
+          <w:kern w:val="0"/>
+          <w:sz w:val="21"/>
+          <w:szCs w:val="21"/>
+          <w14:ligatures w14:val="none"/>
+        </w:rPr>
+        <w:t>F</w:t>
+      </w:r>
+      <w:r>
+        <w:rPr>
+          <w:rFonts w:ascii="Consolas" w:eastAsia="Times New Roman" w:hAnsi="Consolas" w:cs="Times New Roman"/>
+          <w:color w:val="3B3B3B"/>
+          <w:kern w:val="0"/>
+          <w:sz w:val="21"/>
+          <w:szCs w:val="21"/>
+          <w14:ligatures w14:val="none"/>
+        </w:rPr>
+        <w:t>.</w:t>
+      </w:r>
+      <w:r>
+        <w:rPr>
+          <w:rFonts w:ascii="Consolas" w:eastAsia="Times New Roman" w:hAnsi="Consolas" w:cs="Times New Roman"/>
+          <w:color w:val="001080"/>
+          <w:kern w:val="0"/>
+          <w:sz w:val="21"/>
+          <w:szCs w:val="21"/>
+          <w14:ligatures w14:val="none"/>
+        </w:rPr>
+        <w:t>data</w:t>
+      </w:r>
+      <w:r>
+        <w:rPr>
+          <w:rFonts w:ascii="Consolas" w:eastAsia="Times New Roman" w:hAnsi="Consolas" w:cs="Times New Roman"/>
+          <w:color w:val="3B3B3B"/>
+          <w:kern w:val="0"/>
+          <w:sz w:val="21"/>
+          <w:szCs w:val="21"/>
+          <w14:ligatures w14:val="none"/>
+        </w:rPr>
+        <w:t xml:space="preserve"> </w:t>
+      </w:r>
+      <w:r>
+        <w:rPr>
+          <w:rFonts w:ascii="Consolas" w:eastAsia="Times New Roman" w:hAnsi="Consolas" w:cs="Times New Roman"/>
+          <w:color w:val="795E26"/>
+          <w:kern w:val="0"/>
+          <w:sz w:val="21"/>
+          <w:szCs w:val="21"/>
+          <w14:ligatures w14:val="none"/>
+        </w:rPr>
+        <w:t>==</w:t>
+      </w:r>
+      <w:r>
+        <w:rPr>
+          <w:rFonts w:ascii="Consolas" w:eastAsia="Times New Roman" w:hAnsi="Consolas" w:cs="Times New Roman"/>
+          <w:color w:val="3B3B3B"/>
+          <w:kern w:val="0"/>
+          <w:sz w:val="21"/>
+          <w:szCs w:val="21"/>
+          <w14:ligatures w14:val="none"/>
+        </w:rPr>
+        <w:t xml:space="preserve"> </w:t>
+      </w:r>
+      <w:r>
+        <w:rPr>
+          <w:rFonts w:ascii="Consolas" w:eastAsia="Times New Roman" w:hAnsi="Consolas" w:cs="Times New Roman"/>
+          <w:color w:val="A31515"/>
+          <w:kern w:val="0"/>
+          <w:sz w:val="21"/>
+          <w:szCs w:val="21"/>
+          <w14:ligatures w14:val="none"/>
+        </w:rPr>
+        <w:t>'Russian/English/Arabic'</w:t>
+      </w:r>
       <w:r>
         <w:rPr>
           <w:rFonts w:ascii="Consolas" w:eastAsia="Times New Roman" w:hAnsi="Consolas" w:cs="Times New Roman"/>
@@ -4765,20 +4671,50 @@
           <w14:ligatures w14:val="none"/>
         </w:rPr>
       </w:pPr>
-    </w:p>
-    <w:p>
-      <w:pPr>
-        <w:shd w:val="clear" w:color="auto" w:fill="FFFFFF"/>
-        <w:spacing w:after="0" w:line="285" w:lineRule="atLeast"/>
-        <w:rPr>
-          <w:rFonts w:ascii="Consolas" w:eastAsia="Times New Roman" w:hAnsi="Consolas" w:cs="Times New Roman"/>
-          <w:color w:val="3B3B3B"/>
-          <w:kern w:val="0"/>
-          <w:sz w:val="21"/>
-          <w:szCs w:val="21"/>
-          <w14:ligatures w14:val="none"/>
-        </w:rPr>
-      </w:pPr>
+      <w:r>
+        <w:rPr>
+          <w:rFonts w:ascii="Consolas" w:eastAsia="Times New Roman" w:hAnsi="Consolas" w:cs="Times New Roman"/>
+          <w:color w:val="0000FF"/>
+          <w:kern w:val="0"/>
+          <w:sz w:val="21"/>
+          <w:szCs w:val="21"/>
+          <w14:ligatures w14:val="none"/>
+        </w:rPr>
+        <w:t>async</w:t>
+      </w:r>
+      <w:r>
+        <w:rPr>
+          <w:rFonts w:ascii="Consolas" w:eastAsia="Times New Roman" w:hAnsi="Consolas" w:cs="Times New Roman"/>
+          <w:color w:val="3B3B3B"/>
+          <w:kern w:val="0"/>
+          <w:sz w:val="21"/>
+          <w:szCs w:val="21"/>
+          <w14:ligatures w14:val="none"/>
+        </w:rPr>
+        <w:t xml:space="preserve"> </w:t>
+      </w:r>
+      <w:r>
+        <w:rPr>
+          <w:rFonts w:ascii="Consolas" w:eastAsia="Times New Roman" w:hAnsi="Consolas" w:cs="Times New Roman"/>
+          <w:color w:val="0000FF"/>
+          <w:kern w:val="0"/>
+          <w:sz w:val="21"/>
+          <w:szCs w:val="21"/>
+          <w14:ligatures w14:val="none"/>
+        </w:rPr>
+        <w:t>def</w:t>
+      </w:r>
+      <w:r>
+        <w:rPr>
+          <w:rFonts w:ascii="Consolas" w:eastAsia="Times New Roman" w:hAnsi="Consolas" w:cs="Times New Roman"/>
+          <w:color w:val="3B3B3B"/>
+          <w:kern w:val="0"/>
+          <w:sz w:val="21"/>
+          <w:szCs w:val="21"/>
+          <w14:ligatures w14:val="none"/>
+        </w:rPr>
+        <w:t xml:space="preserve"> </w:t>
+      </w:r>
       <w:r>
         <w:rPr>
           <w:rFonts w:ascii="Consolas" w:eastAsia="Times New Roman" w:hAnsi="Consolas" w:cs="Times New Roman"/>
@@ -4788,9 +4724,237 @@
           <w:szCs w:val="21"/>
           <w14:ligatures w14:val="none"/>
         </w:rPr>
+        <w:t>get_languages</w:t>
+      </w:r>
+      <w:r>
+        <w:rPr>
+          <w:rFonts w:ascii="Consolas" w:eastAsia="Times New Roman" w:hAnsi="Consolas" w:cs="Times New Roman"/>
+          <w:color w:val="3B3B3B"/>
+          <w:kern w:val="0"/>
+          <w:sz w:val="21"/>
+          <w:szCs w:val="21"/>
+          <w14:ligatures w14:val="none"/>
+        </w:rPr>
+        <w:t>(</w:t>
+      </w:r>
+      <w:r>
+        <w:rPr>
+          <w:rFonts w:ascii="Consolas" w:eastAsia="Times New Roman" w:hAnsi="Consolas" w:cs="Times New Roman"/>
+          <w:color w:val="001080"/>
+          <w:kern w:val="0"/>
+          <w:sz w:val="21"/>
+          <w:szCs w:val="21"/>
+          <w14:ligatures w14:val="none"/>
+        </w:rPr>
+        <w:t>message</w:t>
+      </w:r>
+      <w:r>
+        <w:rPr>
+          <w:rFonts w:ascii="Consolas" w:eastAsia="Times New Roman" w:hAnsi="Consolas" w:cs="Times New Roman"/>
+          <w:color w:val="3B3B3B"/>
+          <w:kern w:val="0"/>
+          <w:sz w:val="21"/>
+          <w:szCs w:val="21"/>
+          <w14:ligatures w14:val="none"/>
+        </w:rPr>
+        <w:t>):</w:t>
+      </w:r>
+    </w:p>
+    <w:p>
+      <w:pPr>
+        <w:shd w:val="clear" w:color="auto" w:fill="FFFFFF"/>
+        <w:spacing w:after="0" w:line="285" w:lineRule="atLeast"/>
+        <w:rPr>
+          <w:rFonts w:ascii="Consolas" w:eastAsia="Times New Roman" w:hAnsi="Consolas" w:cs="Times New Roman"/>
+          <w:color w:val="3B3B3B"/>
+          <w:kern w:val="0"/>
+          <w:sz w:val="21"/>
+          <w:szCs w:val="21"/>
+          <w14:ligatures w14:val="none"/>
+        </w:rPr>
+      </w:pPr>
+      <w:r>
+        <w:rPr>
+          <w:rFonts w:ascii="Consolas" w:eastAsia="Times New Roman" w:hAnsi="Consolas" w:cs="Times New Roman"/>
+          <w:color w:val="3B3B3B"/>
+          <w:kern w:val="0"/>
+          <w:sz w:val="21"/>
+          <w:szCs w:val="21"/>
+          <w14:ligatures w14:val="none"/>
+        </w:rPr>
+        <w:t xml:space="preserve">    </w:t>
+      </w:r>
+      <w:r>
+        <w:rPr>
+          <w:rFonts w:ascii="Consolas" w:eastAsia="Times New Roman" w:hAnsi="Consolas" w:cs="Times New Roman"/>
+          <w:color w:val="AF00DB"/>
+          <w:kern w:val="0"/>
+          <w:sz w:val="21"/>
+          <w:szCs w:val="21"/>
+          <w14:ligatures w14:val="none"/>
+        </w:rPr>
+        <w:t>await</w:t>
+      </w:r>
+      <w:r>
+        <w:rPr>
+          <w:rFonts w:ascii="Consolas" w:eastAsia="Times New Roman" w:hAnsi="Consolas" w:cs="Times New Roman"/>
+          <w:color w:val="3B3B3B"/>
+          <w:kern w:val="0"/>
+          <w:sz w:val="21"/>
+          <w:szCs w:val="21"/>
+          <w14:ligatures w14:val="none"/>
+        </w:rPr>
+        <w:t xml:space="preserve"> </w:t>
+      </w:r>
+      <w:r>
+        <w:rPr>
+          <w:rFonts w:ascii="Consolas" w:eastAsia="Times New Roman" w:hAnsi="Consolas" w:cs="Times New Roman"/>
+          <w:color w:val="001080"/>
+          <w:kern w:val="0"/>
+          <w:sz w:val="21"/>
+          <w:szCs w:val="21"/>
+          <w14:ligatures w14:val="none"/>
+        </w:rPr>
+        <w:t>message</w:t>
+      </w:r>
+      <w:r>
+        <w:rPr>
+          <w:rFonts w:ascii="Consolas" w:eastAsia="Times New Roman" w:hAnsi="Consolas" w:cs="Times New Roman"/>
+          <w:color w:val="3B3B3B"/>
+          <w:kern w:val="0"/>
+          <w:sz w:val="21"/>
+          <w:szCs w:val="21"/>
+          <w14:ligatures w14:val="none"/>
+        </w:rPr>
+        <w:t>.answer(</w:t>
+      </w:r>
+      <w:r>
+        <w:rPr>
+          <w:rFonts w:ascii="Consolas" w:eastAsia="Times New Roman" w:hAnsi="Consolas" w:cs="Times New Roman"/>
+          <w:color w:val="A31515"/>
+          <w:kern w:val="0"/>
+          <w:sz w:val="21"/>
+          <w:szCs w:val="21"/>
+          <w14:ligatures w14:val="none"/>
+        </w:rPr>
+        <w:t xml:space="preserve">"My Languages are: </w:t>
+      </w:r>
+      <w:r>
+        <w:rPr>
+          <w:rFonts w:ascii="Consolas" w:eastAsia="Times New Roman" w:hAnsi="Consolas" w:cs="Times New Roman"/>
+          <w:color w:val="EE0000"/>
+          <w:kern w:val="0"/>
+          <w:sz w:val="21"/>
+          <w:szCs w:val="21"/>
+          <w14:ligatures w14:val="none"/>
+        </w:rPr>
+        <w:t>\n</w:t>
+      </w:r>
+      <w:r>
+        <w:rPr>
+          <w:rFonts w:ascii="Consolas" w:eastAsia="Times New Roman" w:hAnsi="Consolas" w:cs="Times New Roman"/>
+          <w:color w:val="A31515"/>
+          <w:kern w:val="0"/>
+          <w:sz w:val="21"/>
+          <w:szCs w:val="21"/>
+          <w14:ligatures w14:val="none"/>
+        </w:rPr>
+        <w:t>1. Russian</w:t>
+      </w:r>
+      <w:r>
+        <w:rPr>
+          <w:rFonts w:ascii="Consolas" w:eastAsia="Times New Roman" w:hAnsi="Consolas" w:cs="Times New Roman"/>
+          <w:color w:val="EE0000"/>
+          <w:kern w:val="0"/>
+          <w:sz w:val="21"/>
+          <w:szCs w:val="21"/>
+          <w14:ligatures w14:val="none"/>
+        </w:rPr>
+        <w:t>\n</w:t>
+      </w:r>
+      <w:r>
+        <w:rPr>
+          <w:rFonts w:ascii="Consolas" w:eastAsia="Times New Roman" w:hAnsi="Consolas" w:cs="Times New Roman"/>
+          <w:color w:val="A31515"/>
+          <w:kern w:val="0"/>
+          <w:sz w:val="21"/>
+          <w:szCs w:val="21"/>
+          <w14:ligatures w14:val="none"/>
+        </w:rPr>
+        <w:t>2. Arabic</w:t>
+      </w:r>
+      <w:r>
+        <w:rPr>
+          <w:rFonts w:ascii="Consolas" w:eastAsia="Times New Roman" w:hAnsi="Consolas" w:cs="Times New Roman"/>
+          <w:color w:val="EE0000"/>
+          <w:kern w:val="0"/>
+          <w:sz w:val="21"/>
+          <w:szCs w:val="21"/>
+          <w14:ligatures w14:val="none"/>
+        </w:rPr>
+        <w:t>\n</w:t>
+      </w:r>
+      <w:r>
+        <w:rPr>
+          <w:rFonts w:ascii="Consolas" w:eastAsia="Times New Roman" w:hAnsi="Consolas" w:cs="Times New Roman"/>
+          <w:color w:val="A31515"/>
+          <w:kern w:val="0"/>
+          <w:sz w:val="21"/>
+          <w:szCs w:val="21"/>
+          <w14:ligatures w14:val="none"/>
+        </w:rPr>
+        <w:t>3. English"</w:t>
+      </w:r>
+      <w:r>
+        <w:rPr>
+          <w:rFonts w:ascii="Consolas" w:eastAsia="Times New Roman" w:hAnsi="Consolas" w:cs="Times New Roman"/>
+          <w:color w:val="3B3B3B"/>
+          <w:kern w:val="0"/>
+          <w:sz w:val="21"/>
+          <w:szCs w:val="21"/>
+          <w14:ligatures w14:val="none"/>
+        </w:rPr>
+        <w:t>)</w:t>
+      </w:r>
+    </w:p>
+    <w:p>
+      <w:pPr>
+        <w:shd w:val="clear" w:color="auto" w:fill="FFFFFF"/>
+        <w:spacing w:after="0" w:line="285" w:lineRule="atLeast"/>
+        <w:rPr>
+          <w:rFonts w:ascii="Consolas" w:eastAsia="Times New Roman" w:hAnsi="Consolas" w:cs="Times New Roman"/>
+          <w:color w:val="3B3B3B"/>
+          <w:kern w:val="0"/>
+          <w:sz w:val="21"/>
+          <w:szCs w:val="21"/>
+          <w14:ligatures w14:val="none"/>
+        </w:rPr>
+      </w:pPr>
+    </w:p>
+    <w:p>
+      <w:pPr>
+        <w:shd w:val="clear" w:color="auto" w:fill="FFFFFF"/>
+        <w:spacing w:after="0" w:line="285" w:lineRule="atLeast"/>
+        <w:rPr>
+          <w:rFonts w:ascii="Consolas" w:eastAsia="Times New Roman" w:hAnsi="Consolas" w:cs="Times New Roman"/>
+          <w:color w:val="3B3B3B"/>
+          <w:kern w:val="0"/>
+          <w:sz w:val="21"/>
+          <w:szCs w:val="21"/>
+          <w14:ligatures w14:val="none"/>
+        </w:rPr>
+      </w:pPr>
+      <w:r>
+        <w:rPr>
+          <w:rFonts w:ascii="Consolas" w:eastAsia="Times New Roman" w:hAnsi="Consolas" w:cs="Times New Roman"/>
+          <w:color w:val="795E26"/>
+          <w:kern w:val="0"/>
+          <w:sz w:val="21"/>
+          <w:szCs w:val="21"/>
+          <w14:ligatures w14:val="none"/>
+        </w:rPr>
         <w:t>@</w:t>
       </w:r>
-      <w:proofErr w:type="gramStart"/>
       <w:r>
         <w:rPr>
           <w:rFonts w:ascii="Consolas" w:eastAsia="Times New Roman" w:hAnsi="Consolas" w:cs="Times New Roman"/>
@@ -4822,31 +4986,7 @@
           <w:szCs w:val="21"/>
           <w14:ligatures w14:val="none"/>
         </w:rPr>
-        <w:t>callback</w:t>
-      </w:r>
-      <w:proofErr w:type="gramEnd"/>
-      <w:r>
-        <w:rPr>
-          <w:rFonts w:ascii="Consolas" w:eastAsia="Times New Roman" w:hAnsi="Consolas" w:cs="Times New Roman"/>
-          <w:color w:val="001080"/>
-          <w:kern w:val="0"/>
-          <w:sz w:val="21"/>
-          <w:szCs w:val="21"/>
-          <w14:ligatures w14:val="none"/>
-        </w:rPr>
-        <w:t>_</w:t>
-      </w:r>
-      <w:proofErr w:type="gramStart"/>
-      <w:r>
-        <w:rPr>
-          <w:rFonts w:ascii="Consolas" w:eastAsia="Times New Roman" w:hAnsi="Consolas" w:cs="Times New Roman"/>
-          <w:color w:val="001080"/>
-          <w:kern w:val="0"/>
-          <w:sz w:val="21"/>
-          <w:szCs w:val="21"/>
-          <w14:ligatures w14:val="none"/>
-        </w:rPr>
-        <w:t>query</w:t>
+        <w:t>callback_query</w:t>
       </w:r>
       <w:r>
         <w:rPr>
@@ -4859,476 +4999,6 @@
         </w:rPr>
         <w:t>(</w:t>
       </w:r>
-      <w:proofErr w:type="gramEnd"/>
-      <w:r>
-        <w:rPr>
-          <w:rFonts w:ascii="Consolas" w:eastAsia="Times New Roman" w:hAnsi="Consolas" w:cs="Times New Roman"/>
-          <w:color w:val="0070C1"/>
-          <w:kern w:val="0"/>
-          <w:sz w:val="21"/>
-          <w:szCs w:val="21"/>
-          <w14:ligatures w14:val="none"/>
-        </w:rPr>
-        <w:t>F</w:t>
-      </w:r>
-      <w:r>
-        <w:rPr>
-          <w:rFonts w:ascii="Consolas" w:eastAsia="Times New Roman" w:hAnsi="Consolas" w:cs="Times New Roman"/>
-          <w:color w:val="3B3B3B"/>
-          <w:kern w:val="0"/>
-          <w:sz w:val="21"/>
-          <w:szCs w:val="21"/>
-          <w14:ligatures w14:val="none"/>
-        </w:rPr>
-        <w:t>.</w:t>
-      </w:r>
-      <w:r>
-        <w:rPr>
-          <w:rFonts w:ascii="Consolas" w:eastAsia="Times New Roman" w:hAnsi="Consolas" w:cs="Times New Roman"/>
-          <w:color w:val="001080"/>
-          <w:kern w:val="0"/>
-          <w:sz w:val="21"/>
-          <w:szCs w:val="21"/>
-          <w14:ligatures w14:val="none"/>
-        </w:rPr>
-        <w:t>data</w:t>
-      </w:r>
-      <w:r>
-        <w:rPr>
-          <w:rFonts w:ascii="Consolas" w:eastAsia="Times New Roman" w:hAnsi="Consolas" w:cs="Times New Roman"/>
-          <w:color w:val="3B3B3B"/>
-          <w:kern w:val="0"/>
-          <w:sz w:val="21"/>
-          <w:szCs w:val="21"/>
-          <w14:ligatures w14:val="none"/>
-        </w:rPr>
-        <w:t xml:space="preserve"> </w:t>
-      </w:r>
-      <w:r>
-        <w:rPr>
-          <w:rFonts w:ascii="Consolas" w:eastAsia="Times New Roman" w:hAnsi="Consolas" w:cs="Times New Roman"/>
-          <w:color w:val="795E26"/>
-          <w:kern w:val="0"/>
-          <w:sz w:val="21"/>
-          <w:szCs w:val="21"/>
-          <w14:ligatures w14:val="none"/>
-        </w:rPr>
-        <w:t>==</w:t>
-      </w:r>
-      <w:r>
-        <w:rPr>
-          <w:rFonts w:ascii="Consolas" w:eastAsia="Times New Roman" w:hAnsi="Consolas" w:cs="Times New Roman"/>
-          <w:color w:val="3B3B3B"/>
-          <w:kern w:val="0"/>
-          <w:sz w:val="21"/>
-          <w:szCs w:val="21"/>
-          <w14:ligatures w14:val="none"/>
-        </w:rPr>
-        <w:t xml:space="preserve"> </w:t>
-      </w:r>
-      <w:r>
-        <w:rPr>
-          <w:rFonts w:ascii="Consolas" w:eastAsia="Times New Roman" w:hAnsi="Consolas" w:cs="Times New Roman"/>
-          <w:color w:val="A31515"/>
-          <w:kern w:val="0"/>
-          <w:sz w:val="21"/>
-          <w:szCs w:val="21"/>
-          <w14:ligatures w14:val="none"/>
-        </w:rPr>
-        <w:t>'Russian/English/Arabic'</w:t>
-      </w:r>
-      <w:r>
-        <w:rPr>
-          <w:rFonts w:ascii="Consolas" w:eastAsia="Times New Roman" w:hAnsi="Consolas" w:cs="Times New Roman"/>
-          <w:color w:val="3B3B3B"/>
-          <w:kern w:val="0"/>
-          <w:sz w:val="21"/>
-          <w:szCs w:val="21"/>
-          <w14:ligatures w14:val="none"/>
-        </w:rPr>
-        <w:t>)</w:t>
-      </w:r>
-    </w:p>
-    <w:p>
-      <w:pPr>
-        <w:shd w:val="clear" w:color="auto" w:fill="FFFFFF"/>
-        <w:spacing w:after="0" w:line="285" w:lineRule="atLeast"/>
-        <w:rPr>
-          <w:rFonts w:ascii="Consolas" w:eastAsia="Times New Roman" w:hAnsi="Consolas" w:cs="Times New Roman"/>
-          <w:color w:val="3B3B3B"/>
-          <w:kern w:val="0"/>
-          <w:sz w:val="21"/>
-          <w:szCs w:val="21"/>
-          <w14:ligatures w14:val="none"/>
-        </w:rPr>
-      </w:pPr>
-      <w:r>
-        <w:rPr>
-          <w:rFonts w:ascii="Consolas" w:eastAsia="Times New Roman" w:hAnsi="Consolas" w:cs="Times New Roman"/>
-          <w:color w:val="0000FF"/>
-          <w:kern w:val="0"/>
-          <w:sz w:val="21"/>
-          <w:szCs w:val="21"/>
-          <w14:ligatures w14:val="none"/>
-        </w:rPr>
-        <w:t>async</w:t>
-      </w:r>
-      <w:r>
-        <w:rPr>
-          <w:rFonts w:ascii="Consolas" w:eastAsia="Times New Roman" w:hAnsi="Consolas" w:cs="Times New Roman"/>
-          <w:color w:val="3B3B3B"/>
-          <w:kern w:val="0"/>
-          <w:sz w:val="21"/>
-          <w:szCs w:val="21"/>
-          <w14:ligatures w14:val="none"/>
-        </w:rPr>
-        <w:t xml:space="preserve"> </w:t>
-      </w:r>
-      <w:r>
-        <w:rPr>
-          <w:rFonts w:ascii="Consolas" w:eastAsia="Times New Roman" w:hAnsi="Consolas" w:cs="Times New Roman"/>
-          <w:color w:val="0000FF"/>
-          <w:kern w:val="0"/>
-          <w:sz w:val="21"/>
-          <w:szCs w:val="21"/>
-          <w14:ligatures w14:val="none"/>
-        </w:rPr>
-        <w:t>def</w:t>
-      </w:r>
-      <w:r>
-        <w:rPr>
-          <w:rFonts w:ascii="Consolas" w:eastAsia="Times New Roman" w:hAnsi="Consolas" w:cs="Times New Roman"/>
-          <w:color w:val="3B3B3B"/>
-          <w:kern w:val="0"/>
-          <w:sz w:val="21"/>
-          <w:szCs w:val="21"/>
-          <w14:ligatures w14:val="none"/>
-        </w:rPr>
-        <w:t xml:space="preserve"> </w:t>
-      </w:r>
-      <w:r>
-        <w:rPr>
-          <w:rFonts w:ascii="Consolas" w:eastAsia="Times New Roman" w:hAnsi="Consolas" w:cs="Times New Roman"/>
-          <w:color w:val="795E26"/>
-          <w:kern w:val="0"/>
-          <w:sz w:val="21"/>
-          <w:szCs w:val="21"/>
-          <w14:ligatures w14:val="none"/>
-        </w:rPr>
-        <w:t>get_languages</w:t>
-      </w:r>
-      <w:r>
-        <w:rPr>
-          <w:rFonts w:ascii="Consolas" w:eastAsia="Times New Roman" w:hAnsi="Consolas" w:cs="Times New Roman"/>
-          <w:color w:val="3B3B3B"/>
-          <w:kern w:val="0"/>
-          <w:sz w:val="21"/>
-          <w:szCs w:val="21"/>
-          <w14:ligatures w14:val="none"/>
-        </w:rPr>
-        <w:t>(</w:t>
-      </w:r>
-      <w:r>
-        <w:rPr>
-          <w:rFonts w:ascii="Consolas" w:eastAsia="Times New Roman" w:hAnsi="Consolas" w:cs="Times New Roman"/>
-          <w:color w:val="001080"/>
-          <w:kern w:val="0"/>
-          <w:sz w:val="21"/>
-          <w:szCs w:val="21"/>
-          <w14:ligatures w14:val="none"/>
-        </w:rPr>
-        <w:t>message</w:t>
-      </w:r>
-      <w:r>
-        <w:rPr>
-          <w:rFonts w:ascii="Consolas" w:eastAsia="Times New Roman" w:hAnsi="Consolas" w:cs="Times New Roman"/>
-          <w:color w:val="3B3B3B"/>
-          <w:kern w:val="0"/>
-          <w:sz w:val="21"/>
-          <w:szCs w:val="21"/>
-          <w14:ligatures w14:val="none"/>
-        </w:rPr>
-        <w:t>):</w:t>
-      </w:r>
-    </w:p>
-    <w:p>
-      <w:pPr>
-        <w:shd w:val="clear" w:color="auto" w:fill="FFFFFF"/>
-        <w:spacing w:after="0" w:line="285" w:lineRule="atLeast"/>
-        <w:rPr>
-          <w:rFonts w:ascii="Consolas" w:eastAsia="Times New Roman" w:hAnsi="Consolas" w:cs="Times New Roman"/>
-          <w:color w:val="3B3B3B"/>
-          <w:kern w:val="0"/>
-          <w:sz w:val="21"/>
-          <w:szCs w:val="21"/>
-          <w14:ligatures w14:val="none"/>
-        </w:rPr>
-      </w:pPr>
-      <w:r>
-        <w:rPr>
-          <w:rFonts w:ascii="Consolas" w:eastAsia="Times New Roman" w:hAnsi="Consolas" w:cs="Times New Roman"/>
-          <w:color w:val="3B3B3B"/>
-          <w:kern w:val="0"/>
-          <w:sz w:val="21"/>
-          <w:szCs w:val="21"/>
-          <w14:ligatures w14:val="none"/>
-        </w:rPr>
-        <w:t xml:space="preserve">    </w:t>
-      </w:r>
-      <w:r>
-        <w:rPr>
-          <w:rFonts w:ascii="Consolas" w:eastAsia="Times New Roman" w:hAnsi="Consolas" w:cs="Times New Roman"/>
-          <w:color w:val="AF00DB"/>
-          <w:kern w:val="0"/>
-          <w:sz w:val="21"/>
-          <w:szCs w:val="21"/>
-          <w14:ligatures w14:val="none"/>
-        </w:rPr>
-        <w:t>await</w:t>
-      </w:r>
-      <w:r>
-        <w:rPr>
-          <w:rFonts w:ascii="Consolas" w:eastAsia="Times New Roman" w:hAnsi="Consolas" w:cs="Times New Roman"/>
-          <w:color w:val="3B3B3B"/>
-          <w:kern w:val="0"/>
-          <w:sz w:val="21"/>
-          <w:szCs w:val="21"/>
-          <w14:ligatures w14:val="none"/>
-        </w:rPr>
-        <w:t xml:space="preserve"> </w:t>
-      </w:r>
-      <w:proofErr w:type="gramStart"/>
-      <w:r>
-        <w:rPr>
-          <w:rFonts w:ascii="Consolas" w:eastAsia="Times New Roman" w:hAnsi="Consolas" w:cs="Times New Roman"/>
-          <w:color w:val="001080"/>
-          <w:kern w:val="0"/>
-          <w:sz w:val="21"/>
-          <w:szCs w:val="21"/>
-          <w14:ligatures w14:val="none"/>
-        </w:rPr>
-        <w:t>message</w:t>
-      </w:r>
-      <w:r>
-        <w:rPr>
-          <w:rFonts w:ascii="Consolas" w:eastAsia="Times New Roman" w:hAnsi="Consolas" w:cs="Times New Roman"/>
-          <w:color w:val="3B3B3B"/>
-          <w:kern w:val="0"/>
-          <w:sz w:val="21"/>
-          <w:szCs w:val="21"/>
-          <w14:ligatures w14:val="none"/>
-        </w:rPr>
-        <w:t>.answer</w:t>
-      </w:r>
-      <w:proofErr w:type="gramEnd"/>
-      <w:r>
-        <w:rPr>
-          <w:rFonts w:ascii="Consolas" w:eastAsia="Times New Roman" w:hAnsi="Consolas" w:cs="Times New Roman"/>
-          <w:color w:val="3B3B3B"/>
-          <w:kern w:val="0"/>
-          <w:sz w:val="21"/>
-          <w:szCs w:val="21"/>
-          <w14:ligatures w14:val="none"/>
-        </w:rPr>
-        <w:t>(</w:t>
-      </w:r>
-      <w:r>
-        <w:rPr>
-          <w:rFonts w:ascii="Consolas" w:eastAsia="Times New Roman" w:hAnsi="Consolas" w:cs="Times New Roman"/>
-          <w:color w:val="A31515"/>
-          <w:kern w:val="0"/>
-          <w:sz w:val="21"/>
-          <w:szCs w:val="21"/>
-          <w14:ligatures w14:val="none"/>
-        </w:rPr>
-        <w:t xml:space="preserve">"My Languages are: </w:t>
-      </w:r>
-      <w:r>
-        <w:rPr>
-          <w:rFonts w:ascii="Consolas" w:eastAsia="Times New Roman" w:hAnsi="Consolas" w:cs="Times New Roman"/>
-          <w:color w:val="EE0000"/>
-          <w:kern w:val="0"/>
-          <w:sz w:val="21"/>
-          <w:szCs w:val="21"/>
-          <w14:ligatures w14:val="none"/>
-        </w:rPr>
-        <w:t>\n</w:t>
-      </w:r>
-      <w:r>
-        <w:rPr>
-          <w:rFonts w:ascii="Consolas" w:eastAsia="Times New Roman" w:hAnsi="Consolas" w:cs="Times New Roman"/>
-          <w:color w:val="A31515"/>
-          <w:kern w:val="0"/>
-          <w:sz w:val="21"/>
-          <w:szCs w:val="21"/>
-          <w14:ligatures w14:val="none"/>
-        </w:rPr>
-        <w:t>1. Russian</w:t>
-      </w:r>
-      <w:r>
-        <w:rPr>
-          <w:rFonts w:ascii="Consolas" w:eastAsia="Times New Roman" w:hAnsi="Consolas" w:cs="Times New Roman"/>
-          <w:color w:val="EE0000"/>
-          <w:kern w:val="0"/>
-          <w:sz w:val="21"/>
-          <w:szCs w:val="21"/>
-          <w14:ligatures w14:val="none"/>
-        </w:rPr>
-        <w:t>\n</w:t>
-      </w:r>
-      <w:r>
-        <w:rPr>
-          <w:rFonts w:ascii="Consolas" w:eastAsia="Times New Roman" w:hAnsi="Consolas" w:cs="Times New Roman"/>
-          <w:color w:val="A31515"/>
-          <w:kern w:val="0"/>
-          <w:sz w:val="21"/>
-          <w:szCs w:val="21"/>
-          <w14:ligatures w14:val="none"/>
-        </w:rPr>
-        <w:t>2. Arabic</w:t>
-      </w:r>
-      <w:r>
-        <w:rPr>
-          <w:rFonts w:ascii="Consolas" w:eastAsia="Times New Roman" w:hAnsi="Consolas" w:cs="Times New Roman"/>
-          <w:color w:val="EE0000"/>
-          <w:kern w:val="0"/>
-          <w:sz w:val="21"/>
-          <w:szCs w:val="21"/>
-          <w14:ligatures w14:val="none"/>
-        </w:rPr>
-        <w:t>\n</w:t>
-      </w:r>
-      <w:r>
-        <w:rPr>
-          <w:rFonts w:ascii="Consolas" w:eastAsia="Times New Roman" w:hAnsi="Consolas" w:cs="Times New Roman"/>
-          <w:color w:val="A31515"/>
-          <w:kern w:val="0"/>
-          <w:sz w:val="21"/>
-          <w:szCs w:val="21"/>
-          <w14:ligatures w14:val="none"/>
-        </w:rPr>
-        <w:t>3. English"</w:t>
-      </w:r>
-      <w:r>
-        <w:rPr>
-          <w:rFonts w:ascii="Consolas" w:eastAsia="Times New Roman" w:hAnsi="Consolas" w:cs="Times New Roman"/>
-          <w:color w:val="3B3B3B"/>
-          <w:kern w:val="0"/>
-          <w:sz w:val="21"/>
-          <w:szCs w:val="21"/>
-          <w14:ligatures w14:val="none"/>
-        </w:rPr>
-        <w:t>)</w:t>
-      </w:r>
-    </w:p>
-    <w:p>
-      <w:pPr>
-        <w:shd w:val="clear" w:color="auto" w:fill="FFFFFF"/>
-        <w:spacing w:after="0" w:line="285" w:lineRule="atLeast"/>
-        <w:rPr>
-          <w:rFonts w:ascii="Consolas" w:eastAsia="Times New Roman" w:hAnsi="Consolas" w:cs="Times New Roman"/>
-          <w:color w:val="3B3B3B"/>
-          <w:kern w:val="0"/>
-          <w:sz w:val="21"/>
-          <w:szCs w:val="21"/>
-          <w14:ligatures w14:val="none"/>
-        </w:rPr>
-      </w:pPr>
-    </w:p>
-    <w:p>
-      <w:pPr>
-        <w:shd w:val="clear" w:color="auto" w:fill="FFFFFF"/>
-        <w:spacing w:after="0" w:line="285" w:lineRule="atLeast"/>
-        <w:rPr>
-          <w:rFonts w:ascii="Consolas" w:eastAsia="Times New Roman" w:hAnsi="Consolas" w:cs="Times New Roman"/>
-          <w:color w:val="3B3B3B"/>
-          <w:kern w:val="0"/>
-          <w:sz w:val="21"/>
-          <w:szCs w:val="21"/>
-          <w14:ligatures w14:val="none"/>
-        </w:rPr>
-      </w:pPr>
-      <w:r>
-        <w:rPr>
-          <w:rFonts w:ascii="Consolas" w:eastAsia="Times New Roman" w:hAnsi="Consolas" w:cs="Times New Roman"/>
-          <w:color w:val="795E26"/>
-          <w:kern w:val="0"/>
-          <w:sz w:val="21"/>
-          <w:szCs w:val="21"/>
-          <w14:ligatures w14:val="none"/>
-        </w:rPr>
-        <w:t>@</w:t>
-      </w:r>
-      <w:proofErr w:type="gramStart"/>
-      <w:r>
-        <w:rPr>
-          <w:rFonts w:ascii="Consolas" w:eastAsia="Times New Roman" w:hAnsi="Consolas" w:cs="Times New Roman"/>
-          <w:color w:val="001080"/>
-          <w:kern w:val="0"/>
-          <w:sz w:val="21"/>
-          <w:szCs w:val="21"/>
-          <w14:ligatures w14:val="none"/>
-        </w:rPr>
-        <w:t>router</w:t>
-      </w:r>
-      <w:r>
-        <w:rPr>
-          <w:rFonts w:ascii="Consolas" w:eastAsia="Times New Roman" w:hAnsi="Consolas" w:cs="Times New Roman"/>
-          <w:color w:val="795E26"/>
-          <w:kern w:val="0"/>
-          <w:sz w:val="21"/>
-          <w:szCs w:val="21"/>
-          <w14:ligatures w14:val="none"/>
-        </w:rPr>
-        <w:t>.</w:t>
-      </w:r>
-      <w:r>
-        <w:rPr>
-          <w:rFonts w:ascii="Consolas" w:eastAsia="Times New Roman" w:hAnsi="Consolas" w:cs="Times New Roman"/>
-          <w:color w:val="001080"/>
-          <w:kern w:val="0"/>
-          <w:sz w:val="21"/>
-          <w:szCs w:val="21"/>
-          <w14:ligatures w14:val="none"/>
-        </w:rPr>
-        <w:t>callback</w:t>
-      </w:r>
-      <w:proofErr w:type="gramEnd"/>
-      <w:r>
-        <w:rPr>
-          <w:rFonts w:ascii="Consolas" w:eastAsia="Times New Roman" w:hAnsi="Consolas" w:cs="Times New Roman"/>
-          <w:color w:val="001080"/>
-          <w:kern w:val="0"/>
-          <w:sz w:val="21"/>
-          <w:szCs w:val="21"/>
-          <w14:ligatures w14:val="none"/>
-        </w:rPr>
-        <w:t>_</w:t>
-      </w:r>
-      <w:proofErr w:type="gramStart"/>
-      <w:r>
-        <w:rPr>
-          <w:rFonts w:ascii="Consolas" w:eastAsia="Times New Roman" w:hAnsi="Consolas" w:cs="Times New Roman"/>
-          <w:color w:val="001080"/>
-          <w:kern w:val="0"/>
-          <w:sz w:val="21"/>
-          <w:szCs w:val="21"/>
-          <w14:ligatures w14:val="none"/>
-        </w:rPr>
-        <w:t>query</w:t>
-      </w:r>
-      <w:r>
-        <w:rPr>
-          <w:rFonts w:ascii="Consolas" w:eastAsia="Times New Roman" w:hAnsi="Consolas" w:cs="Times New Roman"/>
-          <w:color w:val="3B3B3B"/>
-          <w:kern w:val="0"/>
-          <w:sz w:val="21"/>
-          <w:szCs w:val="21"/>
-          <w14:ligatures w14:val="none"/>
-        </w:rPr>
-        <w:t>(</w:t>
-      </w:r>
-      <w:proofErr w:type="gramEnd"/>
       <w:r>
         <w:rPr>
           <w:rFonts w:ascii="Consolas" w:eastAsia="Times New Roman" w:hAnsi="Consolas" w:cs="Times New Roman"/>
@@ -6571,7 +6241,6 @@
         </w:rPr>
         <w:t xml:space="preserve"> </w:t>
       </w:r>
-      <w:proofErr w:type="gramStart"/>
       <w:r>
         <w:rPr>
           <w:rFonts w:ascii="Consolas" w:eastAsia="Times New Roman" w:hAnsi="Consolas" w:cs="Times New Roman"/>
@@ -6592,9 +6261,315 @@
           <w:szCs w:val="21"/>
           <w14:ligatures w14:val="none"/>
         </w:rPr>
+        <w:t>()</w:t>
+      </w:r>
+    </w:p>
+    <w:p>
+      <w:pPr>
+        <w:shd w:val="clear" w:color="auto" w:fill="FFFFFF"/>
+        <w:spacing w:after="0" w:line="285" w:lineRule="atLeast"/>
+        <w:rPr>
+          <w:rFonts w:ascii="Consolas" w:eastAsia="Times New Roman" w:hAnsi="Consolas" w:cs="Times New Roman"/>
+          <w:color w:val="3B3B3B"/>
+          <w:kern w:val="0"/>
+          <w:sz w:val="21"/>
+          <w:szCs w:val="21"/>
+          <w14:ligatures w14:val="none"/>
+        </w:rPr>
+      </w:pPr>
+    </w:p>
+    <w:p>
+      <w:pPr>
+        <w:shd w:val="clear" w:color="auto" w:fill="FFFFFF"/>
+        <w:spacing w:after="0" w:line="285" w:lineRule="atLeast"/>
+        <w:rPr>
+          <w:rFonts w:ascii="Consolas" w:eastAsia="Times New Roman" w:hAnsi="Consolas" w:cs="Times New Roman"/>
+          <w:color w:val="3B3B3B"/>
+          <w:kern w:val="0"/>
+          <w:sz w:val="21"/>
+          <w:szCs w:val="21"/>
+          <w14:ligatures w14:val="none"/>
+        </w:rPr>
+      </w:pPr>
+      <w:r>
+        <w:rPr>
+          <w:rFonts w:ascii="Consolas" w:eastAsia="Times New Roman" w:hAnsi="Consolas" w:cs="Times New Roman"/>
+          <w:color w:val="A31515"/>
+          <w:kern w:val="0"/>
+          <w:sz w:val="21"/>
+          <w:szCs w:val="21"/>
+          <w14:ligatures w14:val="none"/>
+        </w:rPr>
+        <w:t>"""</w:t>
+      </w:r>
+    </w:p>
+    <w:p>
+      <w:pPr>
+        <w:shd w:val="clear" w:color="auto" w:fill="FFFFFF"/>
+        <w:spacing w:after="0" w:line="285" w:lineRule="atLeast"/>
+        <w:rPr>
+          <w:rFonts w:ascii="Consolas" w:eastAsia="Times New Roman" w:hAnsi="Consolas" w:cs="Times New Roman"/>
+          <w:color w:val="3B3B3B"/>
+          <w:kern w:val="0"/>
+          <w:sz w:val="21"/>
+          <w:szCs w:val="21"/>
+          <w14:ligatures w14:val="none"/>
+        </w:rPr>
+      </w:pPr>
+      <w:r>
+        <w:rPr>
+          <w:rFonts w:ascii="Consolas" w:eastAsia="Times New Roman" w:hAnsi="Consolas" w:cs="Times New Roman"/>
+          <w:color w:val="A31515"/>
+          <w:kern w:val="0"/>
+          <w:sz w:val="21"/>
+          <w:szCs w:val="21"/>
+          <w14:ligatures w14:val="none"/>
+        </w:rPr>
+        <w:t>The method message.</w:t>
+      </w:r>
+      <w:r>
+        <w:rPr>
+          <w:rFonts w:ascii="Consolas" w:eastAsia="Times New Roman" w:hAnsi="Consolas" w:cs="Times New Roman"/>
+          <w:color w:val="538135" w:themeColor="accent6" w:themeShade="BF"/>
+          <w:kern w:val="0"/>
+          <w:sz w:val="21"/>
+          <w:szCs w:val="21"/>
+          <w14:ligatures w14:val="none"/>
+        </w:rPr>
+        <w:t>photo</w:t>
+      </w:r>
+      <w:r>
+        <w:rPr>
+          <w:rFonts w:ascii="Consolas" w:eastAsia="Times New Roman" w:hAnsi="Consolas" w:cs="Times New Roman"/>
+          <w:color w:val="A31515"/>
+          <w:kern w:val="0"/>
+          <w:sz w:val="21"/>
+          <w:szCs w:val="21"/>
+          <w14:ligatures w14:val="none"/>
+        </w:rPr>
+        <w:t xml:space="preserve">[-1].file_id allows </w:t>
+      </w:r>
+      <w:r>
+        <w:rPr>
+          <w:rFonts w:ascii="Consolas" w:eastAsia="Times New Roman" w:hAnsi="Consolas" w:cs="Times New Roman"/>
+          <w:color w:val="A31515"/>
+          <w:kern w:val="0"/>
+          <w:sz w:val="21"/>
+          <w:szCs w:val="21"/>
+          <w14:ligatures w14:val="none"/>
+        </w:rPr>
+        <w:t>us</w:t>
+      </w:r>
+      <w:r>
+        <w:rPr>
+          <w:rFonts w:ascii="Consolas" w:eastAsia="Times New Roman" w:hAnsi="Consolas" w:cs="Times New Roman"/>
+          <w:color w:val="A31515"/>
+          <w:kern w:val="0"/>
+          <w:sz w:val="21"/>
+          <w:szCs w:val="21"/>
+          <w14:ligatures w14:val="none"/>
+        </w:rPr>
+        <w:t xml:space="preserve"> to get the ID of the sent photo in the highest quality. </w:t>
+      </w:r>
+    </w:p>
+    <w:p>
+      <w:pPr>
+        <w:shd w:val="clear" w:color="auto" w:fill="FFFFFF"/>
+        <w:spacing w:after="0" w:line="285" w:lineRule="atLeast"/>
+        <w:rPr>
+          <w:rFonts w:ascii="Consolas" w:eastAsia="Times New Roman" w:hAnsi="Consolas" w:cs="Times New Roman"/>
+          <w:color w:val="3B3B3B"/>
+          <w:kern w:val="0"/>
+          <w:sz w:val="21"/>
+          <w:szCs w:val="21"/>
+          <w14:ligatures w14:val="none"/>
+        </w:rPr>
+      </w:pPr>
+      <w:r>
+        <w:rPr>
+          <w:rFonts w:ascii="Consolas" w:eastAsia="Times New Roman" w:hAnsi="Consolas" w:cs="Times New Roman"/>
+          <w:color w:val="A31515"/>
+          <w:kern w:val="0"/>
+          <w:sz w:val="21"/>
+          <w:szCs w:val="21"/>
+          <w14:ligatures w14:val="none"/>
+        </w:rPr>
+        <w:t xml:space="preserve">If </w:t>
+      </w:r>
+      <w:r>
+        <w:rPr>
+          <w:rFonts w:ascii="Consolas" w:eastAsia="Times New Roman" w:hAnsi="Consolas" w:cs="Times New Roman"/>
+          <w:color w:val="A31515"/>
+          <w:kern w:val="0"/>
+          <w:sz w:val="21"/>
+          <w:szCs w:val="21"/>
+          <w14:ligatures w14:val="none"/>
+        </w:rPr>
+        <w:t>we</w:t>
+      </w:r>
+      <w:r>
+        <w:rPr>
+          <w:rFonts w:ascii="Consolas" w:eastAsia="Times New Roman" w:hAnsi="Consolas" w:cs="Times New Roman"/>
+          <w:color w:val="A31515"/>
+          <w:kern w:val="0"/>
+          <w:sz w:val="21"/>
+          <w:szCs w:val="21"/>
+          <w14:ligatures w14:val="none"/>
+        </w:rPr>
+        <w:t xml:space="preserve"> specify 0 instead of -1, the quality will be the lowest available for download. </w:t>
+      </w:r>
+    </w:p>
+    <w:p>
+      <w:pPr>
+        <w:shd w:val="clear" w:color="auto" w:fill="FFFFFF"/>
+        <w:spacing w:after="0" w:line="285" w:lineRule="atLeast"/>
+        <w:rPr>
+          <w:rFonts w:ascii="Consolas" w:eastAsia="Times New Roman" w:hAnsi="Consolas" w:cs="Times New Roman"/>
+          <w:color w:val="3B3B3B"/>
+          <w:kern w:val="0"/>
+          <w:sz w:val="21"/>
+          <w:szCs w:val="21"/>
+          <w14:ligatures w14:val="none"/>
+        </w:rPr>
+      </w:pPr>
+      <w:r>
+        <w:rPr>
+          <w:rFonts w:ascii="Consolas" w:eastAsia="Times New Roman" w:hAnsi="Consolas" w:cs="Times New Roman"/>
+          <w:color w:val="A31515"/>
+          <w:kern w:val="0"/>
+          <w:sz w:val="21"/>
+          <w:szCs w:val="21"/>
+          <w14:ligatures w14:val="none"/>
+        </w:rPr>
+        <w:t>The file_id can be used to resend the image.</w:t>
+      </w:r>
+    </w:p>
+    <w:p>
+      <w:pPr>
+        <w:shd w:val="clear" w:color="auto" w:fill="FFFFFF"/>
+        <w:spacing w:after="0" w:line="285" w:lineRule="atLeast"/>
+        <w:rPr>
+          <w:rFonts w:ascii="Consolas" w:eastAsia="Times New Roman" w:hAnsi="Consolas" w:cs="Times New Roman"/>
+          <w:color w:val="3B3B3B"/>
+          <w:kern w:val="0"/>
+          <w:sz w:val="21"/>
+          <w:szCs w:val="21"/>
+          <w14:ligatures w14:val="none"/>
+        </w:rPr>
+      </w:pPr>
+      <w:r>
+        <w:rPr>
+          <w:rFonts w:ascii="Consolas" w:eastAsia="Times New Roman" w:hAnsi="Consolas" w:cs="Times New Roman"/>
+          <w:color w:val="A31515"/>
+          <w:kern w:val="0"/>
+          <w:sz w:val="21"/>
+          <w:szCs w:val="21"/>
+          <w14:ligatures w14:val="none"/>
+        </w:rPr>
+        <w:t>"""</w:t>
+      </w:r>
+    </w:p>
+    <w:p>
+      <w:pPr>
+        <w:shd w:val="clear" w:color="auto" w:fill="FFFFFF"/>
+        <w:spacing w:after="0" w:line="285" w:lineRule="atLeast"/>
+        <w:rPr>
+          <w:rFonts w:ascii="Consolas" w:eastAsia="Times New Roman" w:hAnsi="Consolas" w:cs="Times New Roman"/>
+          <w:color w:val="3B3B3B"/>
+          <w:kern w:val="0"/>
+          <w:sz w:val="21"/>
+          <w:szCs w:val="21"/>
+          <w14:ligatures w14:val="none"/>
+        </w:rPr>
+      </w:pPr>
+      <w:r>
+        <w:rPr>
+          <w:rFonts w:ascii="Consolas" w:eastAsia="Times New Roman" w:hAnsi="Consolas" w:cs="Times New Roman"/>
+          <w:color w:val="795E26"/>
+          <w:kern w:val="0"/>
+          <w:sz w:val="21"/>
+          <w:szCs w:val="21"/>
+          <w14:ligatures w14:val="none"/>
+        </w:rPr>
+        <w:t>@</w:t>
+      </w:r>
+      <w:r>
+        <w:rPr>
+          <w:rFonts w:ascii="Consolas" w:eastAsia="Times New Roman" w:hAnsi="Consolas" w:cs="Times New Roman"/>
+          <w:color w:val="001080"/>
+          <w:kern w:val="0"/>
+          <w:sz w:val="21"/>
+          <w:szCs w:val="21"/>
+          <w14:ligatures w14:val="none"/>
+        </w:rPr>
+        <w:t>router</w:t>
+      </w:r>
+      <w:r>
+        <w:rPr>
+          <w:rFonts w:ascii="Consolas" w:eastAsia="Times New Roman" w:hAnsi="Consolas" w:cs="Times New Roman"/>
+          <w:color w:val="795E26"/>
+          <w:kern w:val="0"/>
+          <w:sz w:val="21"/>
+          <w:szCs w:val="21"/>
+          <w14:ligatures w14:val="none"/>
+        </w:rPr>
+        <w:t>.</w:t>
+      </w:r>
+      <w:r>
+        <w:rPr>
+          <w:rFonts w:ascii="Consolas" w:eastAsia="Times New Roman" w:hAnsi="Consolas" w:cs="Times New Roman"/>
+          <w:color w:val="001080"/>
+          <w:kern w:val="0"/>
+          <w:sz w:val="21"/>
+          <w:szCs w:val="21"/>
+          <w14:ligatures w14:val="none"/>
+        </w:rPr>
+        <w:t>message</w:t>
+      </w:r>
+      <w:r>
+        <w:rPr>
+          <w:rFonts w:ascii="Consolas" w:eastAsia="Times New Roman" w:hAnsi="Consolas" w:cs="Times New Roman"/>
+          <w:color w:val="3B3B3B"/>
+          <w:kern w:val="0"/>
+          <w:sz w:val="21"/>
+          <w:szCs w:val="21"/>
+          <w14:ligatures w14:val="none"/>
+        </w:rPr>
         <w:t>(</w:t>
       </w:r>
-      <w:proofErr w:type="gramEnd"/>
+      <w:r>
+        <w:rPr>
+          <w:rFonts w:ascii="Consolas" w:eastAsia="Times New Roman" w:hAnsi="Consolas" w:cs="Times New Roman"/>
+          <w:color w:val="0070C1"/>
+          <w:kern w:val="0"/>
+          <w:sz w:val="21"/>
+          <w:szCs w:val="21"/>
+          <w14:ligatures w14:val="none"/>
+        </w:rPr>
+        <w:t>F</w:t>
+      </w:r>
+      <w:r>
+        <w:rPr>
+          <w:rFonts w:ascii="Consolas" w:eastAsia="Times New Roman" w:hAnsi="Consolas" w:cs="Times New Roman"/>
+          <w:color w:val="3B3B3B"/>
+          <w:kern w:val="0"/>
+          <w:sz w:val="21"/>
+          <w:szCs w:val="21"/>
+          <w14:ligatures w14:val="none"/>
+        </w:rPr>
+        <w:t>.</w:t>
+      </w:r>
+      <w:r>
+        <w:rPr>
+          <w:rFonts w:ascii="Consolas" w:eastAsia="Times New Roman" w:hAnsi="Consolas" w:cs="Times New Roman"/>
+          <w:color w:val="001080"/>
+          <w:kern w:val="0"/>
+          <w:sz w:val="21"/>
+          <w:szCs w:val="21"/>
+          <w14:ligatures w14:val="none"/>
+        </w:rPr>
+        <w:t>photo</w:t>
+      </w:r>
       <w:r>
         <w:rPr>
           <w:rFonts w:ascii="Consolas" w:eastAsia="Times New Roman" w:hAnsi="Consolas" w:cs="Times New Roman"/>
@@ -6620,248 +6595,50 @@
           <w14:ligatures w14:val="none"/>
         </w:rPr>
       </w:pPr>
-    </w:p>
-    <w:p>
-      <w:pPr>
-        <w:shd w:val="clear" w:color="auto" w:fill="FFFFFF"/>
-        <w:spacing w:after="0" w:line="285" w:lineRule="atLeast"/>
-        <w:rPr>
-          <w:rFonts w:ascii="Consolas" w:eastAsia="Times New Roman" w:hAnsi="Consolas" w:cs="Times New Roman"/>
-          <w:color w:val="3B3B3B"/>
-          <w:kern w:val="0"/>
-          <w:sz w:val="21"/>
-          <w:szCs w:val="21"/>
-          <w14:ligatures w14:val="none"/>
-        </w:rPr>
-      </w:pPr>
-      <w:r>
-        <w:rPr>
-          <w:rFonts w:ascii="Consolas" w:eastAsia="Times New Roman" w:hAnsi="Consolas" w:cs="Times New Roman"/>
-          <w:color w:val="A31515"/>
-          <w:kern w:val="0"/>
-          <w:sz w:val="21"/>
-          <w:szCs w:val="21"/>
-          <w14:ligatures w14:val="none"/>
-        </w:rPr>
-        <w:t>"""</w:t>
-      </w:r>
-    </w:p>
-    <w:p>
-      <w:pPr>
-        <w:shd w:val="clear" w:color="auto" w:fill="FFFFFF"/>
-        <w:spacing w:after="0" w:line="285" w:lineRule="atLeast"/>
-        <w:rPr>
-          <w:rFonts w:ascii="Consolas" w:eastAsia="Times New Roman" w:hAnsi="Consolas" w:cs="Times New Roman"/>
-          <w:color w:val="3B3B3B"/>
-          <w:kern w:val="0"/>
-          <w:sz w:val="21"/>
-          <w:szCs w:val="21"/>
-          <w14:ligatures w14:val="none"/>
-        </w:rPr>
-      </w:pPr>
-      <w:r>
-        <w:rPr>
-          <w:rFonts w:ascii="Consolas" w:eastAsia="Times New Roman" w:hAnsi="Consolas" w:cs="Times New Roman"/>
-          <w:color w:val="A31515"/>
-          <w:kern w:val="0"/>
-          <w:sz w:val="21"/>
-          <w:szCs w:val="21"/>
-          <w14:ligatures w14:val="none"/>
-        </w:rPr>
-        <w:t xml:space="preserve">The method </w:t>
-      </w:r>
-      <w:proofErr w:type="gramStart"/>
-      <w:r>
-        <w:rPr>
-          <w:rFonts w:ascii="Consolas" w:eastAsia="Times New Roman" w:hAnsi="Consolas" w:cs="Times New Roman"/>
-          <w:color w:val="A31515"/>
-          <w:kern w:val="0"/>
-          <w:sz w:val="21"/>
-          <w:szCs w:val="21"/>
-          <w14:ligatures w14:val="none"/>
-        </w:rPr>
-        <w:t>message.</w:t>
-      </w:r>
-      <w:r>
-        <w:rPr>
-          <w:rFonts w:ascii="Consolas" w:eastAsia="Times New Roman" w:hAnsi="Consolas" w:cs="Times New Roman"/>
-          <w:color w:val="538135" w:themeColor="accent6" w:themeShade="BF"/>
-          <w:kern w:val="0"/>
-          <w:sz w:val="21"/>
-          <w:szCs w:val="21"/>
-          <w14:ligatures w14:val="none"/>
-        </w:rPr>
-        <w:t>photo</w:t>
-      </w:r>
-      <w:proofErr w:type="gramEnd"/>
-      <w:r>
-        <w:rPr>
-          <w:rFonts w:ascii="Consolas" w:eastAsia="Times New Roman" w:hAnsi="Consolas" w:cs="Times New Roman"/>
-          <w:color w:val="A31515"/>
-          <w:kern w:val="0"/>
-          <w:sz w:val="21"/>
-          <w:szCs w:val="21"/>
-          <w14:ligatures w14:val="none"/>
-        </w:rPr>
-        <w:t>[-1</w:t>
-      </w:r>
-      <w:proofErr w:type="gramStart"/>
-      <w:r>
-        <w:rPr>
-          <w:rFonts w:ascii="Consolas" w:eastAsia="Times New Roman" w:hAnsi="Consolas" w:cs="Times New Roman"/>
-          <w:color w:val="A31515"/>
-          <w:kern w:val="0"/>
-          <w:sz w:val="21"/>
-          <w:szCs w:val="21"/>
-          <w14:ligatures w14:val="none"/>
-        </w:rPr>
-        <w:t>].file</w:t>
-      </w:r>
-      <w:proofErr w:type="gramEnd"/>
-      <w:r>
-        <w:rPr>
-          <w:rFonts w:ascii="Consolas" w:eastAsia="Times New Roman" w:hAnsi="Consolas" w:cs="Times New Roman"/>
-          <w:color w:val="A31515"/>
-          <w:kern w:val="0"/>
-          <w:sz w:val="21"/>
-          <w:szCs w:val="21"/>
-          <w14:ligatures w14:val="none"/>
-        </w:rPr>
-        <w:t xml:space="preserve">_id allows </w:t>
-      </w:r>
-      <w:r>
-        <w:rPr>
-          <w:rFonts w:ascii="Consolas" w:eastAsia="Times New Roman" w:hAnsi="Consolas" w:cs="Times New Roman"/>
-          <w:color w:val="A31515"/>
-          <w:kern w:val="0"/>
-          <w:sz w:val="21"/>
-          <w:szCs w:val="21"/>
-          <w14:ligatures w14:val="none"/>
-        </w:rPr>
-        <w:t>us</w:t>
-      </w:r>
-      <w:r>
-        <w:rPr>
-          <w:rFonts w:ascii="Consolas" w:eastAsia="Times New Roman" w:hAnsi="Consolas" w:cs="Times New Roman"/>
-          <w:color w:val="A31515"/>
-          <w:kern w:val="0"/>
-          <w:sz w:val="21"/>
-          <w:szCs w:val="21"/>
-          <w14:ligatures w14:val="none"/>
-        </w:rPr>
-        <w:t xml:space="preserve"> to get the ID of the sent photo in the highest quality. </w:t>
-      </w:r>
-    </w:p>
-    <w:p>
-      <w:pPr>
-        <w:shd w:val="clear" w:color="auto" w:fill="FFFFFF"/>
-        <w:spacing w:after="0" w:line="285" w:lineRule="atLeast"/>
-        <w:rPr>
-          <w:rFonts w:ascii="Consolas" w:eastAsia="Times New Roman" w:hAnsi="Consolas" w:cs="Times New Roman"/>
-          <w:color w:val="3B3B3B"/>
-          <w:kern w:val="0"/>
-          <w:sz w:val="21"/>
-          <w:szCs w:val="21"/>
-          <w14:ligatures w14:val="none"/>
-        </w:rPr>
-      </w:pPr>
-      <w:r>
-        <w:rPr>
-          <w:rFonts w:ascii="Consolas" w:eastAsia="Times New Roman" w:hAnsi="Consolas" w:cs="Times New Roman"/>
-          <w:color w:val="A31515"/>
-          <w:kern w:val="0"/>
-          <w:sz w:val="21"/>
-          <w:szCs w:val="21"/>
-          <w14:ligatures w14:val="none"/>
-        </w:rPr>
-        <w:t xml:space="preserve">If </w:t>
-      </w:r>
-      <w:r>
-        <w:rPr>
-          <w:rFonts w:ascii="Consolas" w:eastAsia="Times New Roman" w:hAnsi="Consolas" w:cs="Times New Roman"/>
-          <w:color w:val="A31515"/>
-          <w:kern w:val="0"/>
-          <w:sz w:val="21"/>
-          <w:szCs w:val="21"/>
-          <w14:ligatures w14:val="none"/>
-        </w:rPr>
-        <w:t>we</w:t>
-      </w:r>
-      <w:r>
-        <w:rPr>
-          <w:rFonts w:ascii="Consolas" w:eastAsia="Times New Roman" w:hAnsi="Consolas" w:cs="Times New Roman"/>
-          <w:color w:val="A31515"/>
-          <w:kern w:val="0"/>
-          <w:sz w:val="21"/>
-          <w:szCs w:val="21"/>
-          <w14:ligatures w14:val="none"/>
-        </w:rPr>
-        <w:t xml:space="preserve"> specify 0 instead of -1, the quality will be the lowest available for download. </w:t>
-      </w:r>
-    </w:p>
-    <w:p>
-      <w:pPr>
-        <w:shd w:val="clear" w:color="auto" w:fill="FFFFFF"/>
-        <w:spacing w:after="0" w:line="285" w:lineRule="atLeast"/>
-        <w:rPr>
-          <w:rFonts w:ascii="Consolas" w:eastAsia="Times New Roman" w:hAnsi="Consolas" w:cs="Times New Roman"/>
-          <w:color w:val="3B3B3B"/>
-          <w:kern w:val="0"/>
-          <w:sz w:val="21"/>
-          <w:szCs w:val="21"/>
-          <w14:ligatures w14:val="none"/>
-        </w:rPr>
-      </w:pPr>
-      <w:r>
-        <w:rPr>
-          <w:rFonts w:ascii="Consolas" w:eastAsia="Times New Roman" w:hAnsi="Consolas" w:cs="Times New Roman"/>
-          <w:color w:val="A31515"/>
-          <w:kern w:val="0"/>
-          <w:sz w:val="21"/>
-          <w:szCs w:val="21"/>
-          <w14:ligatures w14:val="none"/>
-        </w:rPr>
-        <w:t>The file_id can be used to resend the image.</w:t>
-      </w:r>
-    </w:p>
-    <w:p>
-      <w:pPr>
-        <w:shd w:val="clear" w:color="auto" w:fill="FFFFFF"/>
-        <w:spacing w:after="0" w:line="285" w:lineRule="atLeast"/>
-        <w:rPr>
-          <w:rFonts w:ascii="Consolas" w:eastAsia="Times New Roman" w:hAnsi="Consolas" w:cs="Times New Roman"/>
-          <w:color w:val="3B3B3B"/>
-          <w:kern w:val="0"/>
-          <w:sz w:val="21"/>
-          <w:szCs w:val="21"/>
-          <w14:ligatures w14:val="none"/>
-        </w:rPr>
-      </w:pPr>
-      <w:r>
-        <w:rPr>
-          <w:rFonts w:ascii="Consolas" w:eastAsia="Times New Roman" w:hAnsi="Consolas" w:cs="Times New Roman"/>
-          <w:color w:val="A31515"/>
-          <w:kern w:val="0"/>
-          <w:sz w:val="21"/>
-          <w:szCs w:val="21"/>
-          <w14:ligatures w14:val="none"/>
-        </w:rPr>
-        <w:t>"""</w:t>
-      </w:r>
-    </w:p>
-    <w:p>
-      <w:pPr>
-        <w:shd w:val="clear" w:color="auto" w:fill="FFFFFF"/>
-        <w:spacing w:after="0" w:line="285" w:lineRule="atLeast"/>
-        <w:rPr>
-          <w:rFonts w:ascii="Consolas" w:eastAsia="Times New Roman" w:hAnsi="Consolas" w:cs="Times New Roman"/>
-          <w:color w:val="3B3B3B"/>
-          <w:kern w:val="0"/>
-          <w:sz w:val="21"/>
-          <w:szCs w:val="21"/>
-          <w14:ligatures w14:val="none"/>
-        </w:rPr>
-      </w:pPr>
+      <w:r>
+        <w:rPr>
+          <w:rFonts w:ascii="Consolas" w:eastAsia="Times New Roman" w:hAnsi="Consolas" w:cs="Times New Roman"/>
+          <w:color w:val="0000FF"/>
+          <w:kern w:val="0"/>
+          <w:sz w:val="21"/>
+          <w:szCs w:val="21"/>
+          <w14:ligatures w14:val="none"/>
+        </w:rPr>
+        <w:t>async</w:t>
+      </w:r>
+      <w:r>
+        <w:rPr>
+          <w:rFonts w:ascii="Consolas" w:eastAsia="Times New Roman" w:hAnsi="Consolas" w:cs="Times New Roman"/>
+          <w:color w:val="3B3B3B"/>
+          <w:kern w:val="0"/>
+          <w:sz w:val="21"/>
+          <w:szCs w:val="21"/>
+          <w14:ligatures w14:val="none"/>
+        </w:rPr>
+        <w:t xml:space="preserve"> </w:t>
+      </w:r>
+      <w:r>
+        <w:rPr>
+          <w:rFonts w:ascii="Consolas" w:eastAsia="Times New Roman" w:hAnsi="Consolas" w:cs="Times New Roman"/>
+          <w:color w:val="0000FF"/>
+          <w:kern w:val="0"/>
+          <w:sz w:val="21"/>
+          <w:szCs w:val="21"/>
+          <w14:ligatures w14:val="none"/>
+        </w:rPr>
+        <w:t>def</w:t>
+      </w:r>
+      <w:r>
+        <w:rPr>
+          <w:rFonts w:ascii="Consolas" w:eastAsia="Times New Roman" w:hAnsi="Consolas" w:cs="Times New Roman"/>
+          <w:color w:val="3B3B3B"/>
+          <w:kern w:val="0"/>
+          <w:sz w:val="21"/>
+          <w:szCs w:val="21"/>
+          <w14:ligatures w14:val="none"/>
+        </w:rPr>
+        <w:t xml:space="preserve"> </w:t>
+      </w:r>
       <w:r>
         <w:rPr>
           <w:rFonts w:ascii="Consolas" w:eastAsia="Times New Roman" w:hAnsi="Consolas" w:cs="Times New Roman"/>
@@ -6871,9 +6648,19 @@
           <w:szCs w:val="21"/>
           <w14:ligatures w14:val="none"/>
         </w:rPr>
-        <w:t>@</w:t>
-      </w:r>
-      <w:proofErr w:type="gramStart"/>
+        <w:t>get_message_01</w:t>
+      </w:r>
+      <w:r>
+        <w:rPr>
+          <w:rFonts w:ascii="Consolas" w:eastAsia="Times New Roman" w:hAnsi="Consolas" w:cs="Times New Roman"/>
+          <w:color w:val="3B3B3B"/>
+          <w:kern w:val="0"/>
+          <w:sz w:val="21"/>
+          <w:szCs w:val="21"/>
+          <w14:ligatures w14:val="none"/>
+        </w:rPr>
+        <w:t>(</w:t>
+      </w:r>
       <w:r>
         <w:rPr>
           <w:rFonts w:ascii="Consolas" w:eastAsia="Times New Roman" w:hAnsi="Consolas" w:cs="Times New Roman"/>
@@ -6883,18 +6670,43 @@
           <w:szCs w:val="21"/>
           <w14:ligatures w14:val="none"/>
         </w:rPr>
-        <w:t>router</w:t>
-      </w:r>
-      <w:r>
-        <w:rPr>
-          <w:rFonts w:ascii="Consolas" w:eastAsia="Times New Roman" w:hAnsi="Consolas" w:cs="Times New Roman"/>
-          <w:color w:val="795E26"/>
-          <w:kern w:val="0"/>
-          <w:sz w:val="21"/>
-          <w:szCs w:val="21"/>
-          <w14:ligatures w14:val="none"/>
-        </w:rPr>
-        <w:t>.</w:t>
+        <w:t>message</w:t>
+      </w:r>
+      <w:r>
+        <w:rPr>
+          <w:rFonts w:ascii="Consolas" w:eastAsia="Times New Roman" w:hAnsi="Consolas" w:cs="Times New Roman"/>
+          <w:color w:val="3B3B3B"/>
+          <w:kern w:val="0"/>
+          <w:sz w:val="21"/>
+          <w:szCs w:val="21"/>
+          <w14:ligatures w14:val="none"/>
+        </w:rPr>
+        <w:t>):</w:t>
+      </w:r>
+    </w:p>
+    <w:p>
+      <w:pPr>
+        <w:shd w:val="clear" w:color="auto" w:fill="FFFFFF"/>
+        <w:spacing w:after="0" w:line="285" w:lineRule="atLeast"/>
+        <w:rPr>
+          <w:rFonts w:ascii="Consolas" w:eastAsia="Times New Roman" w:hAnsi="Consolas" w:cs="Times New Roman"/>
+          <w:color w:val="3B3B3B"/>
+          <w:kern w:val="0"/>
+          <w:sz w:val="21"/>
+          <w:szCs w:val="21"/>
+          <w14:ligatures w14:val="none"/>
+        </w:rPr>
+      </w:pPr>
+      <w:r>
+        <w:rPr>
+          <w:rFonts w:ascii="Consolas" w:eastAsia="Times New Roman" w:hAnsi="Consolas" w:cs="Times New Roman"/>
+          <w:color w:val="3B3B3B"/>
+          <w:kern w:val="0"/>
+          <w:sz w:val="21"/>
+          <w:szCs w:val="21"/>
+          <w14:ligatures w14:val="none"/>
+        </w:rPr>
+        <w:t xml:space="preserve">    </w:t>
       </w:r>
       <w:r>
         <w:rPr>
@@ -6905,42 +6717,142 @@
           <w:szCs w:val="21"/>
           <w14:ligatures w14:val="none"/>
         </w:rPr>
+        <w:t>file_id</w:t>
+      </w:r>
+      <w:r>
+        <w:rPr>
+          <w:rFonts w:ascii="Consolas" w:eastAsia="Times New Roman" w:hAnsi="Consolas" w:cs="Times New Roman"/>
+          <w:color w:val="3B3B3B"/>
+          <w:kern w:val="0"/>
+          <w:sz w:val="21"/>
+          <w:szCs w:val="21"/>
+          <w14:ligatures w14:val="none"/>
+        </w:rPr>
+        <w:t xml:space="preserve"> </w:t>
+      </w:r>
+      <w:r>
+        <w:rPr>
+          <w:rFonts w:ascii="Consolas" w:eastAsia="Times New Roman" w:hAnsi="Consolas" w:cs="Times New Roman"/>
+          <w:color w:val="000000"/>
+          <w:kern w:val="0"/>
+          <w:sz w:val="21"/>
+          <w:szCs w:val="21"/>
+          <w14:ligatures w14:val="none"/>
+        </w:rPr>
+        <w:t>=</w:t>
+      </w:r>
+      <w:r>
+        <w:rPr>
+          <w:rFonts w:ascii="Consolas" w:eastAsia="Times New Roman" w:hAnsi="Consolas" w:cs="Times New Roman"/>
+          <w:color w:val="3B3B3B"/>
+          <w:kern w:val="0"/>
+          <w:sz w:val="21"/>
+          <w:szCs w:val="21"/>
+          <w14:ligatures w14:val="none"/>
+        </w:rPr>
+        <w:t xml:space="preserve"> </w:t>
+      </w:r>
+      <w:r>
+        <w:rPr>
+          <w:rFonts w:ascii="Consolas" w:eastAsia="Times New Roman" w:hAnsi="Consolas" w:cs="Times New Roman"/>
+          <w:color w:val="001080"/>
+          <w:kern w:val="0"/>
+          <w:sz w:val="21"/>
+          <w:szCs w:val="21"/>
+          <w14:ligatures w14:val="none"/>
+        </w:rPr>
         <w:t>message</w:t>
       </w:r>
-      <w:proofErr w:type="gramEnd"/>
-      <w:r>
-        <w:rPr>
-          <w:rFonts w:ascii="Consolas" w:eastAsia="Times New Roman" w:hAnsi="Consolas" w:cs="Times New Roman"/>
-          <w:color w:val="3B3B3B"/>
-          <w:kern w:val="0"/>
-          <w:sz w:val="21"/>
-          <w:szCs w:val="21"/>
-          <w14:ligatures w14:val="none"/>
-        </w:rPr>
-        <w:t>(</w:t>
-      </w:r>
-      <w:proofErr w:type="gramStart"/>
-      <w:r>
-        <w:rPr>
-          <w:rFonts w:ascii="Consolas" w:eastAsia="Times New Roman" w:hAnsi="Consolas" w:cs="Times New Roman"/>
-          <w:color w:val="0070C1"/>
-          <w:kern w:val="0"/>
-          <w:sz w:val="21"/>
-          <w:szCs w:val="21"/>
-          <w14:ligatures w14:val="none"/>
-        </w:rPr>
-        <w:t>F</w:t>
-      </w:r>
-      <w:r>
-        <w:rPr>
-          <w:rFonts w:ascii="Consolas" w:eastAsia="Times New Roman" w:hAnsi="Consolas" w:cs="Times New Roman"/>
-          <w:color w:val="3B3B3B"/>
-          <w:kern w:val="0"/>
-          <w:sz w:val="21"/>
-          <w:szCs w:val="21"/>
-          <w14:ligatures w14:val="none"/>
-        </w:rPr>
-        <w:t>.</w:t>
+      <w:r>
+        <w:rPr>
+          <w:rFonts w:ascii="Consolas" w:eastAsia="Times New Roman" w:hAnsi="Consolas" w:cs="Times New Roman"/>
+          <w:color w:val="3B3B3B"/>
+          <w:kern w:val="0"/>
+          <w:sz w:val="21"/>
+          <w:szCs w:val="21"/>
+          <w14:ligatures w14:val="none"/>
+        </w:rPr>
+        <w:t>.photo[</w:t>
+      </w:r>
+      <w:r>
+        <w:rPr>
+          <w:rFonts w:ascii="Consolas" w:eastAsia="Times New Roman" w:hAnsi="Consolas" w:cs="Times New Roman"/>
+          <w:color w:val="000000"/>
+          <w:kern w:val="0"/>
+          <w:sz w:val="21"/>
+          <w:szCs w:val="21"/>
+          <w14:ligatures w14:val="none"/>
+        </w:rPr>
+        <w:t>-</w:t>
+      </w:r>
+      <w:r>
+        <w:rPr>
+          <w:rFonts w:ascii="Consolas" w:eastAsia="Times New Roman" w:hAnsi="Consolas" w:cs="Times New Roman"/>
+          <w:color w:val="098658"/>
+          <w:kern w:val="0"/>
+          <w:sz w:val="21"/>
+          <w:szCs w:val="21"/>
+          <w14:ligatures w14:val="none"/>
+        </w:rPr>
+        <w:t>1</w:t>
+      </w:r>
+      <w:r>
+        <w:rPr>
+          <w:rFonts w:ascii="Consolas" w:eastAsia="Times New Roman" w:hAnsi="Consolas" w:cs="Times New Roman"/>
+          <w:color w:val="3B3B3B"/>
+          <w:kern w:val="0"/>
+          <w:sz w:val="21"/>
+          <w:szCs w:val="21"/>
+          <w14:ligatures w14:val="none"/>
+        </w:rPr>
+        <w:t>].file_id</w:t>
+      </w:r>
+    </w:p>
+    <w:p>
+      <w:pPr>
+        <w:shd w:val="clear" w:color="auto" w:fill="FFFFFF"/>
+        <w:spacing w:after="0" w:line="285" w:lineRule="atLeast"/>
+        <w:rPr>
+          <w:rFonts w:ascii="Consolas" w:eastAsia="Times New Roman" w:hAnsi="Consolas" w:cs="Times New Roman"/>
+          <w:color w:val="3B3B3B"/>
+          <w:kern w:val="0"/>
+          <w:sz w:val="21"/>
+          <w:szCs w:val="21"/>
+          <w14:ligatures w14:val="none"/>
+        </w:rPr>
+      </w:pPr>
+      <w:r>
+        <w:rPr>
+          <w:rFonts w:ascii="Consolas" w:eastAsia="Times New Roman" w:hAnsi="Consolas" w:cs="Times New Roman"/>
+          <w:color w:val="3B3B3B"/>
+          <w:kern w:val="0"/>
+          <w:sz w:val="21"/>
+          <w:szCs w:val="21"/>
+          <w14:ligatures w14:val="none"/>
+        </w:rPr>
+        <w:t xml:space="preserve">    </w:t>
+      </w:r>
+      <w:r>
+        <w:rPr>
+          <w:rFonts w:ascii="Consolas" w:eastAsia="Times New Roman" w:hAnsi="Consolas" w:cs="Times New Roman"/>
+          <w:color w:val="AF00DB"/>
+          <w:kern w:val="0"/>
+          <w:sz w:val="21"/>
+          <w:szCs w:val="21"/>
+          <w14:ligatures w14:val="none"/>
+        </w:rPr>
+        <w:t>await</w:t>
+      </w:r>
+      <w:r>
+        <w:rPr>
+          <w:rFonts w:ascii="Consolas" w:eastAsia="Times New Roman" w:hAnsi="Consolas" w:cs="Times New Roman"/>
+          <w:color w:val="3B3B3B"/>
+          <w:kern w:val="0"/>
+          <w:sz w:val="21"/>
+          <w:szCs w:val="21"/>
+          <w14:ligatures w14:val="none"/>
+        </w:rPr>
+        <w:t xml:space="preserve"> </w:t>
       </w:r>
       <w:r>
         <w:rPr>
@@ -6951,109 +6863,6 @@
           <w:szCs w:val="21"/>
           <w14:ligatures w14:val="none"/>
         </w:rPr>
-        <w:t>photo</w:t>
-      </w:r>
-      <w:proofErr w:type="gramEnd"/>
-      <w:r>
-        <w:rPr>
-          <w:rFonts w:ascii="Consolas" w:eastAsia="Times New Roman" w:hAnsi="Consolas" w:cs="Times New Roman"/>
-          <w:color w:val="3B3B3B"/>
-          <w:kern w:val="0"/>
-          <w:sz w:val="21"/>
-          <w:szCs w:val="21"/>
-          <w14:ligatures w14:val="none"/>
-        </w:rPr>
-        <w:t>)</w:t>
-      </w:r>
-    </w:p>
-    <w:p>
-      <w:pPr>
-        <w:shd w:val="clear" w:color="auto" w:fill="FFFFFF"/>
-        <w:spacing w:after="0" w:line="285" w:lineRule="atLeast"/>
-        <w:rPr>
-          <w:rFonts w:ascii="Consolas" w:eastAsia="Times New Roman" w:hAnsi="Consolas" w:cs="Times New Roman"/>
-          <w:color w:val="3B3B3B"/>
-          <w:kern w:val="0"/>
-          <w:sz w:val="21"/>
-          <w:szCs w:val="21"/>
-          <w14:ligatures w14:val="none"/>
-        </w:rPr>
-      </w:pPr>
-      <w:r>
-        <w:rPr>
-          <w:rFonts w:ascii="Consolas" w:eastAsia="Times New Roman" w:hAnsi="Consolas" w:cs="Times New Roman"/>
-          <w:color w:val="0000FF"/>
-          <w:kern w:val="0"/>
-          <w:sz w:val="21"/>
-          <w:szCs w:val="21"/>
-          <w14:ligatures w14:val="none"/>
-        </w:rPr>
-        <w:t>async</w:t>
-      </w:r>
-      <w:r>
-        <w:rPr>
-          <w:rFonts w:ascii="Consolas" w:eastAsia="Times New Roman" w:hAnsi="Consolas" w:cs="Times New Roman"/>
-          <w:color w:val="3B3B3B"/>
-          <w:kern w:val="0"/>
-          <w:sz w:val="21"/>
-          <w:szCs w:val="21"/>
-          <w14:ligatures w14:val="none"/>
-        </w:rPr>
-        <w:t xml:space="preserve"> </w:t>
-      </w:r>
-      <w:r>
-        <w:rPr>
-          <w:rFonts w:ascii="Consolas" w:eastAsia="Times New Roman" w:hAnsi="Consolas" w:cs="Times New Roman"/>
-          <w:color w:val="0000FF"/>
-          <w:kern w:val="0"/>
-          <w:sz w:val="21"/>
-          <w:szCs w:val="21"/>
-          <w14:ligatures w14:val="none"/>
-        </w:rPr>
-        <w:t>def</w:t>
-      </w:r>
-      <w:r>
-        <w:rPr>
-          <w:rFonts w:ascii="Consolas" w:eastAsia="Times New Roman" w:hAnsi="Consolas" w:cs="Times New Roman"/>
-          <w:color w:val="3B3B3B"/>
-          <w:kern w:val="0"/>
-          <w:sz w:val="21"/>
-          <w:szCs w:val="21"/>
-          <w14:ligatures w14:val="none"/>
-        </w:rPr>
-        <w:t xml:space="preserve"> </w:t>
-      </w:r>
-      <w:r>
-        <w:rPr>
-          <w:rFonts w:ascii="Consolas" w:eastAsia="Times New Roman" w:hAnsi="Consolas" w:cs="Times New Roman"/>
-          <w:color w:val="795E26"/>
-          <w:kern w:val="0"/>
-          <w:sz w:val="21"/>
-          <w:szCs w:val="21"/>
-          <w14:ligatures w14:val="none"/>
-        </w:rPr>
-        <w:t>get_message_01</w:t>
-      </w:r>
-      <w:r>
-        <w:rPr>
-          <w:rFonts w:ascii="Consolas" w:eastAsia="Times New Roman" w:hAnsi="Consolas" w:cs="Times New Roman"/>
-          <w:color w:val="3B3B3B"/>
-          <w:kern w:val="0"/>
-          <w:sz w:val="21"/>
-          <w:szCs w:val="21"/>
-          <w14:ligatures w14:val="none"/>
-        </w:rPr>
-        <w:t>(</w:t>
-      </w:r>
-      <w:r>
-        <w:rPr>
-          <w:rFonts w:ascii="Consolas" w:eastAsia="Times New Roman" w:hAnsi="Consolas" w:cs="Times New Roman"/>
-          <w:color w:val="001080"/>
-          <w:kern w:val="0"/>
-          <w:sz w:val="21"/>
-          <w:szCs w:val="21"/>
-          <w14:ligatures w14:val="none"/>
-        </w:rPr>
         <w:t>message</w:t>
       </w:r>
       <w:r>
@@ -7065,253 +6874,8 @@
           <w:szCs w:val="21"/>
           <w14:ligatures w14:val="none"/>
         </w:rPr>
-        <w:t>):</w:t>
-      </w:r>
-    </w:p>
-    <w:p>
-      <w:pPr>
-        <w:shd w:val="clear" w:color="auto" w:fill="FFFFFF"/>
-        <w:spacing w:after="0" w:line="285" w:lineRule="atLeast"/>
-        <w:rPr>
-          <w:rFonts w:ascii="Consolas" w:eastAsia="Times New Roman" w:hAnsi="Consolas" w:cs="Times New Roman"/>
-          <w:color w:val="3B3B3B"/>
-          <w:kern w:val="0"/>
-          <w:sz w:val="21"/>
-          <w:szCs w:val="21"/>
-          <w14:ligatures w14:val="none"/>
-        </w:rPr>
-      </w:pPr>
-      <w:r>
-        <w:rPr>
-          <w:rFonts w:ascii="Consolas" w:eastAsia="Times New Roman" w:hAnsi="Consolas" w:cs="Times New Roman"/>
-          <w:color w:val="3B3B3B"/>
-          <w:kern w:val="0"/>
-          <w:sz w:val="21"/>
-          <w:szCs w:val="21"/>
-          <w14:ligatures w14:val="none"/>
-        </w:rPr>
-        <w:t xml:space="preserve">    </w:t>
-      </w:r>
-      <w:r>
-        <w:rPr>
-          <w:rFonts w:ascii="Consolas" w:eastAsia="Times New Roman" w:hAnsi="Consolas" w:cs="Times New Roman"/>
-          <w:color w:val="001080"/>
-          <w:kern w:val="0"/>
-          <w:sz w:val="21"/>
-          <w:szCs w:val="21"/>
-          <w14:ligatures w14:val="none"/>
-        </w:rPr>
-        <w:t>file_id</w:t>
-      </w:r>
-      <w:r>
-        <w:rPr>
-          <w:rFonts w:ascii="Consolas" w:eastAsia="Times New Roman" w:hAnsi="Consolas" w:cs="Times New Roman"/>
-          <w:color w:val="3B3B3B"/>
-          <w:kern w:val="0"/>
-          <w:sz w:val="21"/>
-          <w:szCs w:val="21"/>
-          <w14:ligatures w14:val="none"/>
-        </w:rPr>
-        <w:t xml:space="preserve"> </w:t>
-      </w:r>
-      <w:r>
-        <w:rPr>
-          <w:rFonts w:ascii="Consolas" w:eastAsia="Times New Roman" w:hAnsi="Consolas" w:cs="Times New Roman"/>
-          <w:color w:val="000000"/>
-          <w:kern w:val="0"/>
-          <w:sz w:val="21"/>
-          <w:szCs w:val="21"/>
-          <w14:ligatures w14:val="none"/>
-        </w:rPr>
-        <w:t>=</w:t>
-      </w:r>
-      <w:r>
-        <w:rPr>
-          <w:rFonts w:ascii="Consolas" w:eastAsia="Times New Roman" w:hAnsi="Consolas" w:cs="Times New Roman"/>
-          <w:color w:val="3B3B3B"/>
-          <w:kern w:val="0"/>
-          <w:sz w:val="21"/>
-          <w:szCs w:val="21"/>
-          <w14:ligatures w14:val="none"/>
-        </w:rPr>
-        <w:t xml:space="preserve"> </w:t>
-      </w:r>
-      <w:proofErr w:type="gramStart"/>
-      <w:r>
-        <w:rPr>
-          <w:rFonts w:ascii="Consolas" w:eastAsia="Times New Roman" w:hAnsi="Consolas" w:cs="Times New Roman"/>
-          <w:color w:val="001080"/>
-          <w:kern w:val="0"/>
-          <w:sz w:val="21"/>
-          <w:szCs w:val="21"/>
-          <w14:ligatures w14:val="none"/>
-        </w:rPr>
-        <w:t>message</w:t>
-      </w:r>
-      <w:r>
-        <w:rPr>
-          <w:rFonts w:ascii="Consolas" w:eastAsia="Times New Roman" w:hAnsi="Consolas" w:cs="Times New Roman"/>
-          <w:color w:val="3B3B3B"/>
-          <w:kern w:val="0"/>
-          <w:sz w:val="21"/>
-          <w:szCs w:val="21"/>
-          <w14:ligatures w14:val="none"/>
-        </w:rPr>
-        <w:t>.photo</w:t>
-      </w:r>
-      <w:proofErr w:type="gramEnd"/>
-      <w:r>
-        <w:rPr>
-          <w:rFonts w:ascii="Consolas" w:eastAsia="Times New Roman" w:hAnsi="Consolas" w:cs="Times New Roman"/>
-          <w:color w:val="3B3B3B"/>
-          <w:kern w:val="0"/>
-          <w:sz w:val="21"/>
-          <w:szCs w:val="21"/>
-          <w14:ligatures w14:val="none"/>
-        </w:rPr>
-        <w:t>[</w:t>
-      </w:r>
-      <w:r>
-        <w:rPr>
-          <w:rFonts w:ascii="Consolas" w:eastAsia="Times New Roman" w:hAnsi="Consolas" w:cs="Times New Roman"/>
-          <w:color w:val="000000"/>
-          <w:kern w:val="0"/>
-          <w:sz w:val="21"/>
-          <w:szCs w:val="21"/>
-          <w14:ligatures w14:val="none"/>
-        </w:rPr>
-        <w:t>-</w:t>
-      </w:r>
-      <w:r>
-        <w:rPr>
-          <w:rFonts w:ascii="Consolas" w:eastAsia="Times New Roman" w:hAnsi="Consolas" w:cs="Times New Roman"/>
-          <w:color w:val="098658"/>
-          <w:kern w:val="0"/>
-          <w:sz w:val="21"/>
-          <w:szCs w:val="21"/>
-          <w14:ligatures w14:val="none"/>
-        </w:rPr>
-        <w:t>1</w:t>
-      </w:r>
-      <w:proofErr w:type="gramStart"/>
-      <w:r>
-        <w:rPr>
-          <w:rFonts w:ascii="Consolas" w:eastAsia="Times New Roman" w:hAnsi="Consolas" w:cs="Times New Roman"/>
-          <w:color w:val="3B3B3B"/>
-          <w:kern w:val="0"/>
-          <w:sz w:val="21"/>
-          <w:szCs w:val="21"/>
-          <w14:ligatures w14:val="none"/>
-        </w:rPr>
-        <w:t>].file</w:t>
-      </w:r>
-      <w:proofErr w:type="gramEnd"/>
-      <w:r>
-        <w:rPr>
-          <w:rFonts w:ascii="Consolas" w:eastAsia="Times New Roman" w:hAnsi="Consolas" w:cs="Times New Roman"/>
-          <w:color w:val="3B3B3B"/>
-          <w:kern w:val="0"/>
-          <w:sz w:val="21"/>
-          <w:szCs w:val="21"/>
-          <w14:ligatures w14:val="none"/>
-        </w:rPr>
-        <w:t>_id</w:t>
-      </w:r>
-    </w:p>
-    <w:p>
-      <w:pPr>
-        <w:shd w:val="clear" w:color="auto" w:fill="FFFFFF"/>
-        <w:spacing w:after="0" w:line="285" w:lineRule="atLeast"/>
-        <w:rPr>
-          <w:rFonts w:ascii="Consolas" w:eastAsia="Times New Roman" w:hAnsi="Consolas" w:cs="Times New Roman"/>
-          <w:color w:val="3B3B3B"/>
-          <w:kern w:val="0"/>
-          <w:sz w:val="21"/>
-          <w:szCs w:val="21"/>
-          <w14:ligatures w14:val="none"/>
-        </w:rPr>
-      </w:pPr>
-      <w:r>
-        <w:rPr>
-          <w:rFonts w:ascii="Consolas" w:eastAsia="Times New Roman" w:hAnsi="Consolas" w:cs="Times New Roman"/>
-          <w:color w:val="3B3B3B"/>
-          <w:kern w:val="0"/>
-          <w:sz w:val="21"/>
-          <w:szCs w:val="21"/>
-          <w14:ligatures w14:val="none"/>
-        </w:rPr>
-        <w:t xml:space="preserve">    </w:t>
-      </w:r>
-      <w:r>
-        <w:rPr>
-          <w:rFonts w:ascii="Consolas" w:eastAsia="Times New Roman" w:hAnsi="Consolas" w:cs="Times New Roman"/>
-          <w:color w:val="AF00DB"/>
-          <w:kern w:val="0"/>
-          <w:sz w:val="21"/>
-          <w:szCs w:val="21"/>
-          <w14:ligatures w14:val="none"/>
-        </w:rPr>
-        <w:t>await</w:t>
-      </w:r>
-      <w:r>
-        <w:rPr>
-          <w:rFonts w:ascii="Consolas" w:eastAsia="Times New Roman" w:hAnsi="Consolas" w:cs="Times New Roman"/>
-          <w:color w:val="3B3B3B"/>
-          <w:kern w:val="0"/>
-          <w:sz w:val="21"/>
-          <w:szCs w:val="21"/>
-          <w14:ligatures w14:val="none"/>
-        </w:rPr>
-        <w:t xml:space="preserve"> </w:t>
-      </w:r>
-      <w:proofErr w:type="gramStart"/>
-      <w:r>
-        <w:rPr>
-          <w:rFonts w:ascii="Consolas" w:eastAsia="Times New Roman" w:hAnsi="Consolas" w:cs="Times New Roman"/>
-          <w:color w:val="001080"/>
-          <w:kern w:val="0"/>
-          <w:sz w:val="21"/>
-          <w:szCs w:val="21"/>
-          <w14:ligatures w14:val="none"/>
-        </w:rPr>
-        <w:t>message</w:t>
-      </w:r>
-      <w:r>
-        <w:rPr>
-          <w:rFonts w:ascii="Consolas" w:eastAsia="Times New Roman" w:hAnsi="Consolas" w:cs="Times New Roman"/>
-          <w:color w:val="3B3B3B"/>
-          <w:kern w:val="0"/>
-          <w:sz w:val="21"/>
-          <w:szCs w:val="21"/>
-          <w14:ligatures w14:val="none"/>
-        </w:rPr>
-        <w:t>.answer</w:t>
-      </w:r>
-      <w:proofErr w:type="gramEnd"/>
-      <w:r>
-        <w:rPr>
-          <w:rFonts w:ascii="Consolas" w:eastAsia="Times New Roman" w:hAnsi="Consolas" w:cs="Times New Roman"/>
-          <w:color w:val="3B3B3B"/>
-          <w:kern w:val="0"/>
-          <w:sz w:val="21"/>
-          <w:szCs w:val="21"/>
-          <w14:ligatures w14:val="none"/>
-        </w:rPr>
-        <w:t>_</w:t>
-      </w:r>
-      <w:proofErr w:type="gramStart"/>
-      <w:r>
-        <w:rPr>
-          <w:rFonts w:ascii="Consolas" w:eastAsia="Times New Roman" w:hAnsi="Consolas" w:cs="Times New Roman"/>
-          <w:color w:val="3B3B3B"/>
-          <w:kern w:val="0"/>
-          <w:sz w:val="21"/>
-          <w:szCs w:val="21"/>
-          <w14:ligatures w14:val="none"/>
-        </w:rPr>
-        <w:t>photo(</w:t>
-      </w:r>
-      <w:proofErr w:type="gramEnd"/>
+        <w:t>.answer_photo(</w:t>
+      </w:r>
       <w:r>
         <w:rPr>
           <w:rFonts w:ascii="Consolas" w:eastAsia="Times New Roman" w:hAnsi="Consolas" w:cs="Times New Roman"/>
@@ -7424,6 +6988,241 @@
                     <a:xfrm>
                       <a:off x="0" y="0"/>
                       <a:ext cx="5943600" cy="3681730"/>
+                    </a:xfrm>
+                    <a:prstGeom prst="rect">
+                      <a:avLst/>
+                    </a:prstGeom>
+                  </pic:spPr>
+                </pic:pic>
+              </a:graphicData>
+            </a:graphic>
+          </wp:inline>
+        </w:drawing>
+      </w:r>
+    </w:p>
+    <w:p>
+      <w:pPr>
+        <w:ind w:left="1080" w:firstLine="360"/>
+      </w:pPr>
+      <w:r>
+        <w:t>=============================================</w:t>
+      </w:r>
+    </w:p>
+    <w:p>
+      <w:pPr>
+        <w:rPr>
+          <w:rFonts w:ascii="Sakkal Majalla" w:hAnsi="Sakkal Majalla" w:cs="Sakkal Majalla"/>
+          <w:sz w:val="28"/>
+          <w:szCs w:val="28"/>
+          <w:rtl/>
+        </w:rPr>
+      </w:pPr>
+      <w:r>
+        <w:rPr>
+          <w:noProof/>
+        </w:rPr>
+        <w:lastRenderedPageBreak/>
+        <w:drawing>
+          <wp:inline distT="0" distB="0" distL="0" distR="0" wp14:anchorId="7DCBD138" wp14:editId="710EE215">
+            <wp:extent cx="5943600" cy="2910840"/>
+            <wp:effectExtent l="0" t="0" r="0" b="3810"/>
+            <wp:docPr id="700209136" name="Picture 1"/>
+            <wp:cNvGraphicFramePr>
+              <a:graphicFrameLocks xmlns:a="http://schemas.openxmlformats.org/drawingml/2006/main" noChangeAspect="1"/>
+            </wp:cNvGraphicFramePr>
+            <a:graphic xmlns:a="http://schemas.openxmlformats.org/drawingml/2006/main">
+              <a:graphicData uri="http://schemas.openxmlformats.org/drawingml/2006/picture">
+                <pic:pic xmlns:pic="http://schemas.openxmlformats.org/drawingml/2006/picture">
+                  <pic:nvPicPr>
+                    <pic:cNvPr id="700209136" name=""/>
+                    <pic:cNvPicPr/>
+                  </pic:nvPicPr>
+                  <pic:blipFill>
+                    <a:blip r:embed="rId6"/>
+                    <a:stretch>
+                      <a:fillRect/>
+                    </a:stretch>
+                  </pic:blipFill>
+                  <pic:spPr>
+                    <a:xfrm>
+                      <a:off x="0" y="0"/>
+                      <a:ext cx="5943600" cy="2910840"/>
+                    </a:xfrm>
+                    <a:prstGeom prst="rect">
+                      <a:avLst/>
+                    </a:prstGeom>
+                  </pic:spPr>
+                </pic:pic>
+              </a:graphicData>
+            </a:graphic>
+          </wp:inline>
+        </w:drawing>
+      </w:r>
+    </w:p>
+    <w:p>
+      <w:pPr>
+        <w:ind w:left="1080" w:firstLine="360"/>
+      </w:pPr>
+      <w:r>
+        <w:t>=============================================</w:t>
+      </w:r>
+    </w:p>
+    <w:p>
+      <w:pPr>
+        <w:rPr>
+          <w:rFonts w:ascii="Sakkal Majalla" w:hAnsi="Sakkal Majalla" w:cs="Sakkal Majalla"/>
+          <w:sz w:val="28"/>
+          <w:szCs w:val="28"/>
+        </w:rPr>
+      </w:pPr>
+      <w:r>
+        <w:rPr>
+          <w:rFonts w:ascii="Segoe UI Emoji" w:hAnsi="Segoe UI Emoji" w:cs="Segoe UI Emoji"/>
+          <w:sz w:val="28"/>
+          <w:szCs w:val="28"/>
+        </w:rPr>
+        <w:t>💡</w:t>
+      </w:r>
+      <w:r>
+        <w:rPr>
+          <w:rFonts w:ascii="Sakkal Majalla" w:hAnsi="Sakkal Majalla" w:cs="Sakkal Majalla"/>
+          <w:sz w:val="28"/>
+          <w:szCs w:val="28"/>
+        </w:rPr>
+        <w:t> </w:t>
+      </w:r>
+      <w:r>
+        <w:rPr>
+          <w:rFonts w:ascii="Sakkal Majalla" w:hAnsi="Sakkal Majalla" w:cs="Sakkal Majalla"/>
+          <w:b/>
+          <w:bCs/>
+          <w:sz w:val="28"/>
+          <w:szCs w:val="28"/>
+        </w:rPr>
+        <w:t>Tip for Developers</w:t>
+      </w:r>
+      <w:r>
+        <w:rPr>
+          <w:rFonts w:ascii="Sakkal Majalla" w:hAnsi="Sakkal Majalla" w:cs="Sakkal Majalla"/>
+          <w:sz w:val="28"/>
+          <w:szCs w:val="28"/>
+        </w:rPr>
+        <w:t>: When implementing broadcasting, always handle exceptions (e.g., </w:t>
+      </w:r>
+      <w:r>
+        <w:rPr>
+          <w:rFonts w:ascii="Sakkal Majalla" w:hAnsi="Sakkal Majalla" w:cs="Sakkal Majalla"/>
+          <w:b/>
+          <w:bCs/>
+          <w:color w:val="538135" w:themeColor="accent6" w:themeShade="BF"/>
+          <w:sz w:val="28"/>
+          <w:szCs w:val="28"/>
+        </w:rPr>
+        <w:t>ChatNotFound</w:t>
+      </w:r>
+      <w:r>
+        <w:rPr>
+          <w:rFonts w:ascii="Sakkal Majalla" w:hAnsi="Sakkal Majalla" w:cs="Sakkal Majalla"/>
+          <w:sz w:val="28"/>
+          <w:szCs w:val="28"/>
+        </w:rPr>
+        <w:t>, </w:t>
+      </w:r>
+      <w:r>
+        <w:rPr>
+          <w:rFonts w:ascii="Sakkal Majalla" w:hAnsi="Sakkal Majalla" w:cs="Sakkal Majalla"/>
+          <w:b/>
+          <w:bCs/>
+          <w:color w:val="538135" w:themeColor="accent6" w:themeShade="BF"/>
+          <w:sz w:val="28"/>
+          <w:szCs w:val="28"/>
+        </w:rPr>
+        <w:t>Forbidden</w:t>
+      </w:r>
+      <w:r>
+        <w:rPr>
+          <w:rFonts w:ascii="Sakkal Majalla" w:hAnsi="Sakkal Majalla" w:cs="Sakkal Majalla"/>
+          <w:sz w:val="28"/>
+          <w:szCs w:val="28"/>
+        </w:rPr>
+        <w:t xml:space="preserve">) to avoid bot crashes when sending messages to users who have blocked the bot or deleted their accounts. </w:t>
+      </w:r>
+      <w:r>
+        <w:rPr>
+          <w:rFonts w:ascii="Sakkal Majalla" w:hAnsi="Sakkal Majalla" w:cs="Sakkal Majalla"/>
+          <w:b/>
+          <w:bCs/>
+          <w:color w:val="538135" w:themeColor="accent6" w:themeShade="BF"/>
+          <w:sz w:val="28"/>
+          <w:szCs w:val="28"/>
+        </w:rPr>
+        <w:t xml:space="preserve">Consider storing user IDs in a database with status flags </w:t>
+      </w:r>
+      <w:r>
+        <w:rPr>
+          <w:rFonts w:ascii="Sakkal Majalla" w:hAnsi="Sakkal Majalla" w:cs="Sakkal Majalla"/>
+          <w:b/>
+          <w:bCs/>
+          <w:color w:val="538135" w:themeColor="accent6" w:themeShade="BF"/>
+          <w:sz w:val="28"/>
+          <w:szCs w:val="28"/>
+        </w:rPr>
+        <w:t>to improve scalability and error handling</w:t>
+      </w:r>
+      <w:r>
+        <w:rPr>
+          <w:rFonts w:ascii="Sakkal Majalla" w:hAnsi="Sakkal Majalla" w:cs="Sakkal Majalla"/>
+          <w:sz w:val="28"/>
+          <w:szCs w:val="28"/>
+        </w:rPr>
+        <w:t>.</w:t>
+      </w:r>
+    </w:p>
+    <w:p>
+      <w:pPr>
+        <w:ind w:left="1080" w:firstLine="360"/>
+      </w:pPr>
+      <w:r>
+        <w:t>=============================================</w:t>
+      </w:r>
+    </w:p>
+    <w:p>
+      <w:pPr>
+        <w:rPr>
+          <w:rFonts w:ascii="Sakkal Majalla" w:hAnsi="Sakkal Majalla" w:cs="Sakkal Majalla"/>
+          <w:sz w:val="28"/>
+          <w:szCs w:val="28"/>
+        </w:rPr>
+      </w:pPr>
+      <w:r>
+        <w:rPr>
+          <w:noProof/>
+        </w:rPr>
+        <w:drawing>
+          <wp:inline distT="0" distB="0" distL="0" distR="0" wp14:anchorId="43AAFA9D" wp14:editId="7A72C3FF">
+            <wp:extent cx="6586510" cy="2524125"/>
+            <wp:effectExtent l="0" t="0" r="5080" b="0"/>
+            <wp:docPr id="632949013" name="Picture 1"/>
+            <wp:cNvGraphicFramePr>
+              <a:graphicFrameLocks xmlns:a="http://schemas.openxmlformats.org/drawingml/2006/main" noChangeAspect="1"/>
+            </wp:cNvGraphicFramePr>
+            <a:graphic xmlns:a="http://schemas.openxmlformats.org/drawingml/2006/main">
+              <a:graphicData uri="http://schemas.openxmlformats.org/drawingml/2006/picture">
+                <pic:pic xmlns:pic="http://schemas.openxmlformats.org/drawingml/2006/picture">
+                  <pic:nvPicPr>
+                    <pic:cNvPr id="632949013" name=""/>
+                    <pic:cNvPicPr/>
+                  </pic:nvPicPr>
+                  <pic:blipFill>
+                    <a:blip r:embed="rId7"/>
+                    <a:stretch>
+                      <a:fillRect/>
+                    </a:stretch>
+                  </pic:blipFill>
+                  <pic:spPr>
+                    <a:xfrm>
+                      <a:off x="0" y="0"/>
+                      <a:ext cx="6594628" cy="2527236"/>
                     </a:xfrm>
                     <a:prstGeom prst="rect">
                       <a:avLst/>
@@ -8187,7 +7986,6 @@
   <w:style w:type="character" w:default="1" w:styleId="DefaultParagraphFont">
     <w:name w:val="Default Paragraph Font"/>
     <w:uiPriority w:val="1"/>
-    <w:semiHidden/>
     <w:unhideWhenUsed/>
   </w:style>
   <w:style w:type="table" w:default="1" w:styleId="TableNormal">

--- a/Telegram-Bot/Telegram-Bot-Notes-01.docx
+++ b/Telegram-Bot/Telegram-Bot-Notes-01.docx
@@ -86,6 +86,7 @@
         </w:rPr>
         <w:t xml:space="preserve"> </w:t>
       </w:r>
+      <w:proofErr w:type="gramStart"/>
       <w:r>
         <w:rPr>
           <w:rFonts w:ascii="Consolas" w:eastAsia="Times New Roman" w:hAnsi="Consolas" w:cs="Times New Roman"/>
@@ -119,6 +120,7 @@
         </w:rPr>
         <w:t>types</w:t>
       </w:r>
+      <w:proofErr w:type="gramEnd"/>
       <w:r>
         <w:rPr>
           <w:rFonts w:ascii="Consolas" w:eastAsia="Times New Roman" w:hAnsi="Consolas" w:cs="Times New Roman"/>
@@ -519,36 +521,9 @@
           <w:szCs w:val="21"/>
           <w14:ligatures w14:val="none"/>
         </w:rPr>
-        <w:t>from aiogram.types import ReplyKeyboardRemove</w:t>
-      </w:r>
-    </w:p>
-    <w:p>
-      <w:pPr>
-        <w:shd w:val="clear" w:color="auto" w:fill="FFFFFF"/>
-        <w:spacing w:after="0" w:line="285" w:lineRule="atLeast"/>
-        <w:rPr>
-          <w:rFonts w:ascii="Consolas" w:eastAsia="Times New Roman" w:hAnsi="Consolas" w:cs="Times New Roman"/>
-          <w:color w:val="3B3B3B"/>
-          <w:kern w:val="0"/>
-          <w:sz w:val="21"/>
-          <w:szCs w:val="21"/>
-          <w14:ligatures w14:val="none"/>
-        </w:rPr>
-      </w:pPr>
-    </w:p>
-    <w:p>
-      <w:pPr>
-        <w:shd w:val="clear" w:color="auto" w:fill="FFFFFF"/>
-        <w:spacing w:after="0" w:line="285" w:lineRule="atLeast"/>
-        <w:rPr>
-          <w:rFonts w:ascii="Consolas" w:eastAsia="Times New Roman" w:hAnsi="Consolas" w:cs="Times New Roman"/>
-          <w:color w:val="3B3B3B"/>
-          <w:kern w:val="0"/>
-          <w:sz w:val="21"/>
-          <w:szCs w:val="21"/>
-          <w14:ligatures w14:val="none"/>
-        </w:rPr>
-      </w:pPr>
+        <w:t xml:space="preserve">from </w:t>
+      </w:r>
+      <w:proofErr w:type="gramStart"/>
       <w:r>
         <w:rPr>
           <w:rFonts w:ascii="Consolas" w:eastAsia="Times New Roman" w:hAnsi="Consolas" w:cs="Times New Roman"/>
@@ -558,22 +533,9 @@
           <w:szCs w:val="21"/>
           <w14:ligatures w14:val="none"/>
         </w:rPr>
-        <w:t>remove = ReplyKeyboardRemove()</w:t>
-      </w:r>
-    </w:p>
-    <w:p>
-      <w:pPr>
-        <w:shd w:val="clear" w:color="auto" w:fill="FFFFFF"/>
-        <w:spacing w:after="0" w:line="285" w:lineRule="atLeast"/>
-        <w:rPr>
-          <w:rFonts w:ascii="Consolas" w:eastAsia="Times New Roman" w:hAnsi="Consolas" w:cs="Times New Roman"/>
-          <w:color w:val="3B3B3B"/>
-          <w:kern w:val="0"/>
-          <w:sz w:val="21"/>
-          <w:szCs w:val="21"/>
-          <w14:ligatures w14:val="none"/>
-        </w:rPr>
-      </w:pPr>
+        <w:t>aiogram.types</w:t>
+      </w:r>
+      <w:proofErr w:type="gramEnd"/>
       <w:r>
         <w:rPr>
           <w:rFonts w:ascii="Consolas" w:eastAsia="Times New Roman" w:hAnsi="Consolas" w:cs="Times New Roman"/>
@@ -583,6 +545,94 @@
           <w:szCs w:val="21"/>
           <w14:ligatures w14:val="none"/>
         </w:rPr>
+        <w:t xml:space="preserve"> import ReplyKeyboardRemove</w:t>
+      </w:r>
+    </w:p>
+    <w:p>
+      <w:pPr>
+        <w:shd w:val="clear" w:color="auto" w:fill="FFFFFF"/>
+        <w:spacing w:after="0" w:line="285" w:lineRule="atLeast"/>
+        <w:rPr>
+          <w:rFonts w:ascii="Consolas" w:eastAsia="Times New Roman" w:hAnsi="Consolas" w:cs="Times New Roman"/>
+          <w:color w:val="3B3B3B"/>
+          <w:kern w:val="0"/>
+          <w:sz w:val="21"/>
+          <w:szCs w:val="21"/>
+          <w14:ligatures w14:val="none"/>
+        </w:rPr>
+      </w:pPr>
+    </w:p>
+    <w:p>
+      <w:pPr>
+        <w:shd w:val="clear" w:color="auto" w:fill="FFFFFF"/>
+        <w:spacing w:after="0" w:line="285" w:lineRule="atLeast"/>
+        <w:rPr>
+          <w:rFonts w:ascii="Consolas" w:eastAsia="Times New Roman" w:hAnsi="Consolas" w:cs="Times New Roman"/>
+          <w:color w:val="3B3B3B"/>
+          <w:kern w:val="0"/>
+          <w:sz w:val="21"/>
+          <w:szCs w:val="21"/>
+          <w14:ligatures w14:val="none"/>
+        </w:rPr>
+      </w:pPr>
+      <w:r>
+        <w:rPr>
+          <w:rFonts w:ascii="Consolas" w:eastAsia="Times New Roman" w:hAnsi="Consolas" w:cs="Times New Roman"/>
+          <w:color w:val="A31515"/>
+          <w:kern w:val="0"/>
+          <w:sz w:val="21"/>
+          <w:szCs w:val="21"/>
+          <w14:ligatures w14:val="none"/>
+        </w:rPr>
+        <w:t xml:space="preserve">remove = </w:t>
+      </w:r>
+      <w:proofErr w:type="gramStart"/>
+      <w:r>
+        <w:rPr>
+          <w:rFonts w:ascii="Consolas" w:eastAsia="Times New Roman" w:hAnsi="Consolas" w:cs="Times New Roman"/>
+          <w:color w:val="A31515"/>
+          <w:kern w:val="0"/>
+          <w:sz w:val="21"/>
+          <w:szCs w:val="21"/>
+          <w14:ligatures w14:val="none"/>
+        </w:rPr>
+        <w:t>ReplyKeyboardRemove(</w:t>
+      </w:r>
+      <w:proofErr w:type="gramEnd"/>
+      <w:r>
+        <w:rPr>
+          <w:rFonts w:ascii="Consolas" w:eastAsia="Times New Roman" w:hAnsi="Consolas" w:cs="Times New Roman"/>
+          <w:color w:val="A31515"/>
+          <w:kern w:val="0"/>
+          <w:sz w:val="21"/>
+          <w:szCs w:val="21"/>
+          <w14:ligatures w14:val="none"/>
+        </w:rPr>
+        <w:t>)</w:t>
+      </w:r>
+    </w:p>
+    <w:p>
+      <w:pPr>
+        <w:shd w:val="clear" w:color="auto" w:fill="FFFFFF"/>
+        <w:spacing w:after="0" w:line="285" w:lineRule="atLeast"/>
+        <w:rPr>
+          <w:rFonts w:ascii="Consolas" w:eastAsia="Times New Roman" w:hAnsi="Consolas" w:cs="Times New Roman"/>
+          <w:color w:val="3B3B3B"/>
+          <w:kern w:val="0"/>
+          <w:sz w:val="21"/>
+          <w:szCs w:val="21"/>
+          <w14:ligatures w14:val="none"/>
+        </w:rPr>
+      </w:pPr>
+      <w:r>
+        <w:rPr>
+          <w:rFonts w:ascii="Consolas" w:eastAsia="Times New Roman" w:hAnsi="Consolas" w:cs="Times New Roman"/>
+          <w:color w:val="A31515"/>
+          <w:kern w:val="0"/>
+          <w:sz w:val="21"/>
+          <w:szCs w:val="21"/>
+          <w14:ligatures w14:val="none"/>
+        </w:rPr>
         <w:t># Pass `remove` to the `reply_markup` parameter when sending a message to hide the current keyboard.</w:t>
       </w:r>
     </w:p>
@@ -697,36 +747,9 @@
           <w:szCs w:val="21"/>
           <w14:ligatures w14:val="none"/>
         </w:rPr>
-        <w:t>from aiogram.types import ForceReply</w:t>
-      </w:r>
-    </w:p>
-    <w:p>
-      <w:pPr>
-        <w:shd w:val="clear" w:color="auto" w:fill="FFFFFF"/>
-        <w:spacing w:after="0" w:line="285" w:lineRule="atLeast"/>
-        <w:rPr>
-          <w:rFonts w:ascii="Consolas" w:eastAsia="Times New Roman" w:hAnsi="Consolas" w:cs="Times New Roman"/>
-          <w:color w:val="3B3B3B"/>
-          <w:kern w:val="0"/>
-          <w:sz w:val="21"/>
-          <w:szCs w:val="21"/>
-          <w14:ligatures w14:val="none"/>
-        </w:rPr>
-      </w:pPr>
-    </w:p>
-    <w:p>
-      <w:pPr>
-        <w:shd w:val="clear" w:color="auto" w:fill="FFFFFF"/>
-        <w:spacing w:after="0" w:line="285" w:lineRule="atLeast"/>
-        <w:rPr>
-          <w:rFonts w:ascii="Consolas" w:eastAsia="Times New Roman" w:hAnsi="Consolas" w:cs="Times New Roman"/>
-          <w:color w:val="3B3B3B"/>
-          <w:kern w:val="0"/>
-          <w:sz w:val="21"/>
-          <w:szCs w:val="21"/>
-          <w14:ligatures w14:val="none"/>
-        </w:rPr>
-      </w:pPr>
+        <w:t xml:space="preserve">from </w:t>
+      </w:r>
+      <w:proofErr w:type="gramStart"/>
       <w:r>
         <w:rPr>
           <w:rFonts w:ascii="Consolas" w:eastAsia="Times New Roman" w:hAnsi="Consolas" w:cs="Times New Roman"/>
@@ -736,22 +759,9 @@
           <w:szCs w:val="21"/>
           <w14:ligatures w14:val="none"/>
         </w:rPr>
-        <w:t>replyer = ForceReply()</w:t>
-      </w:r>
-    </w:p>
-    <w:p>
-      <w:pPr>
-        <w:shd w:val="clear" w:color="auto" w:fill="FFFFFF"/>
-        <w:spacing w:after="0" w:line="285" w:lineRule="atLeast"/>
-        <w:rPr>
-          <w:rFonts w:ascii="Consolas" w:eastAsia="Times New Roman" w:hAnsi="Consolas" w:cs="Times New Roman"/>
-          <w:color w:val="3B3B3B"/>
-          <w:kern w:val="0"/>
-          <w:sz w:val="21"/>
-          <w:szCs w:val="21"/>
-          <w14:ligatures w14:val="none"/>
-        </w:rPr>
-      </w:pPr>
+        <w:t>aiogram.types</w:t>
+      </w:r>
+      <w:proofErr w:type="gramEnd"/>
       <w:r>
         <w:rPr>
           <w:rFonts w:ascii="Consolas" w:eastAsia="Times New Roman" w:hAnsi="Consolas" w:cs="Times New Roman"/>
@@ -761,6 +771,94 @@
           <w:szCs w:val="21"/>
           <w14:ligatures w14:val="none"/>
         </w:rPr>
+        <w:t xml:space="preserve"> import ForceReply</w:t>
+      </w:r>
+    </w:p>
+    <w:p>
+      <w:pPr>
+        <w:shd w:val="clear" w:color="auto" w:fill="FFFFFF"/>
+        <w:spacing w:after="0" w:line="285" w:lineRule="atLeast"/>
+        <w:rPr>
+          <w:rFonts w:ascii="Consolas" w:eastAsia="Times New Roman" w:hAnsi="Consolas" w:cs="Times New Roman"/>
+          <w:color w:val="3B3B3B"/>
+          <w:kern w:val="0"/>
+          <w:sz w:val="21"/>
+          <w:szCs w:val="21"/>
+          <w14:ligatures w14:val="none"/>
+        </w:rPr>
+      </w:pPr>
+    </w:p>
+    <w:p>
+      <w:pPr>
+        <w:shd w:val="clear" w:color="auto" w:fill="FFFFFF"/>
+        <w:spacing w:after="0" w:line="285" w:lineRule="atLeast"/>
+        <w:rPr>
+          <w:rFonts w:ascii="Consolas" w:eastAsia="Times New Roman" w:hAnsi="Consolas" w:cs="Times New Roman"/>
+          <w:color w:val="3B3B3B"/>
+          <w:kern w:val="0"/>
+          <w:sz w:val="21"/>
+          <w:szCs w:val="21"/>
+          <w14:ligatures w14:val="none"/>
+        </w:rPr>
+      </w:pPr>
+      <w:r>
+        <w:rPr>
+          <w:rFonts w:ascii="Consolas" w:eastAsia="Times New Roman" w:hAnsi="Consolas" w:cs="Times New Roman"/>
+          <w:color w:val="A31515"/>
+          <w:kern w:val="0"/>
+          <w:sz w:val="21"/>
+          <w:szCs w:val="21"/>
+          <w14:ligatures w14:val="none"/>
+        </w:rPr>
+        <w:t xml:space="preserve">replyer = </w:t>
+      </w:r>
+      <w:proofErr w:type="gramStart"/>
+      <w:r>
+        <w:rPr>
+          <w:rFonts w:ascii="Consolas" w:eastAsia="Times New Roman" w:hAnsi="Consolas" w:cs="Times New Roman"/>
+          <w:color w:val="A31515"/>
+          <w:kern w:val="0"/>
+          <w:sz w:val="21"/>
+          <w:szCs w:val="21"/>
+          <w14:ligatures w14:val="none"/>
+        </w:rPr>
+        <w:t>ForceReply(</w:t>
+      </w:r>
+      <w:proofErr w:type="gramEnd"/>
+      <w:r>
+        <w:rPr>
+          <w:rFonts w:ascii="Consolas" w:eastAsia="Times New Roman" w:hAnsi="Consolas" w:cs="Times New Roman"/>
+          <w:color w:val="A31515"/>
+          <w:kern w:val="0"/>
+          <w:sz w:val="21"/>
+          <w:szCs w:val="21"/>
+          <w14:ligatures w14:val="none"/>
+        </w:rPr>
+        <w:t>)</w:t>
+      </w:r>
+    </w:p>
+    <w:p>
+      <w:pPr>
+        <w:shd w:val="clear" w:color="auto" w:fill="FFFFFF"/>
+        <w:spacing w:after="0" w:line="285" w:lineRule="atLeast"/>
+        <w:rPr>
+          <w:rFonts w:ascii="Consolas" w:eastAsia="Times New Roman" w:hAnsi="Consolas" w:cs="Times New Roman"/>
+          <w:color w:val="3B3B3B"/>
+          <w:kern w:val="0"/>
+          <w:sz w:val="21"/>
+          <w:szCs w:val="21"/>
+          <w14:ligatures w14:val="none"/>
+        </w:rPr>
+      </w:pPr>
+      <w:r>
+        <w:rPr>
+          <w:rFonts w:ascii="Consolas" w:eastAsia="Times New Roman" w:hAnsi="Consolas" w:cs="Times New Roman"/>
+          <w:color w:val="A31515"/>
+          <w:kern w:val="0"/>
+          <w:sz w:val="21"/>
+          <w:szCs w:val="21"/>
+          <w14:ligatures w14:val="none"/>
+        </w:rPr>
         <w:t># Attach to a message to highlight it and prompt the user to reply directly.</w:t>
       </w:r>
     </w:p>
@@ -885,6 +983,7 @@
         </w:rPr>
         <w:t xml:space="preserve"> </w:t>
       </w:r>
+      <w:proofErr w:type="gramStart"/>
       <w:r>
         <w:rPr>
           <w:rFonts w:ascii="Consolas" w:eastAsia="Times New Roman" w:hAnsi="Consolas" w:cs="Times New Roman"/>
@@ -907,6 +1006,7 @@
         </w:rPr>
         <w:t>(</w:t>
       </w:r>
+      <w:proofErr w:type="gramEnd"/>
     </w:p>
     <w:p>
       <w:pPr>
@@ -943,6 +1043,7 @@
         </w:rPr>
         <w:t>keyboard</w:t>
       </w:r>
+      <w:proofErr w:type="gramStart"/>
       <w:r>
         <w:rPr>
           <w:rFonts w:ascii="Consolas" w:eastAsia="Times New Roman" w:hAnsi="Consolas" w:cs="Times New Roman"/>
@@ -965,6 +1066,7 @@
         </w:rPr>
         <w:t>[</w:t>
       </w:r>
+      <w:proofErr w:type="gramEnd"/>
     </w:p>
     <w:p>
       <w:pPr>
@@ -1045,16 +1147,29 @@
         </w:rPr>
         <w:t>"Information"</w:t>
       </w:r>
-      <w:r>
-        <w:rPr>
-          <w:rFonts w:ascii="Consolas" w:eastAsia="Times New Roman" w:hAnsi="Consolas" w:cs="Times New Roman"/>
-          <w:color w:val="3B3B3B"/>
-          <w:kern w:val="0"/>
-          <w:sz w:val="21"/>
-          <w:szCs w:val="21"/>
-          <w14:ligatures w14:val="none"/>
-        </w:rPr>
-        <w:t xml:space="preserve">) ], </w:t>
+      <w:proofErr w:type="gramStart"/>
+      <w:r>
+        <w:rPr>
+          <w:rFonts w:ascii="Consolas" w:eastAsia="Times New Roman" w:hAnsi="Consolas" w:cs="Times New Roman"/>
+          <w:color w:val="3B3B3B"/>
+          <w:kern w:val="0"/>
+          <w:sz w:val="21"/>
+          <w:szCs w:val="21"/>
+          <w14:ligatures w14:val="none"/>
+        </w:rPr>
+        <w:t>) ]</w:t>
+      </w:r>
+      <w:proofErr w:type="gramEnd"/>
+      <w:r>
+        <w:rPr>
+          <w:rFonts w:ascii="Consolas" w:eastAsia="Times New Roman" w:hAnsi="Consolas" w:cs="Times New Roman"/>
+          <w:color w:val="3B3B3B"/>
+          <w:kern w:val="0"/>
+          <w:sz w:val="21"/>
+          <w:szCs w:val="21"/>
+          <w14:ligatures w14:val="none"/>
+        </w:rPr>
+        <w:t xml:space="preserve">, </w:t>
       </w:r>
     </w:p>
     <w:p>
@@ -1081,6 +1196,7 @@
         </w:rPr>
         <w:t xml:space="preserve">        [ </w:t>
       </w:r>
+      <w:proofErr w:type="gramStart"/>
       <w:r>
         <w:rPr>
           <w:rFonts w:ascii="Consolas" w:eastAsia="Times New Roman" w:hAnsi="Consolas" w:cs="Times New Roman"/>
@@ -1103,6 +1219,7 @@
         </w:rPr>
         <w:t>(</w:t>
       </w:r>
+      <w:proofErr w:type="gramEnd"/>
       <w:r>
         <w:rPr>
           <w:rFonts w:ascii="Consolas" w:eastAsia="Times New Roman" w:hAnsi="Consolas" w:cs="Times New Roman"/>
@@ -1147,6 +1264,7 @@
         </w:rPr>
         <w:t xml:space="preserve">), </w:t>
       </w:r>
+      <w:proofErr w:type="gramStart"/>
       <w:r>
         <w:rPr>
           <w:rFonts w:ascii="Consolas" w:eastAsia="Times New Roman" w:hAnsi="Consolas" w:cs="Times New Roman"/>
@@ -1169,6 +1287,7 @@
         </w:rPr>
         <w:t>(</w:t>
       </w:r>
+      <w:proofErr w:type="gramEnd"/>
       <w:r>
         <w:rPr>
           <w:rFonts w:ascii="Consolas" w:eastAsia="Times New Roman" w:hAnsi="Consolas" w:cs="Times New Roman"/>
@@ -1363,7 +1482,55 @@
           <w:szCs w:val="21"/>
           <w14:ligatures w14:val="none"/>
         </w:rPr>
-        <w:t>"JLoka Option To Verifying..."</w:t>
+        <w:t>"</w:t>
+      </w:r>
+      <w:proofErr w:type="spellStart"/>
+      <w:r>
+        <w:rPr>
+          <w:rFonts w:ascii="Consolas" w:eastAsia="Times New Roman" w:hAnsi="Consolas" w:cs="Times New Roman"/>
+          <w:color w:val="A31515"/>
+          <w:kern w:val="0"/>
+          <w:sz w:val="21"/>
+          <w:szCs w:val="21"/>
+          <w14:ligatures w14:val="none"/>
+        </w:rPr>
+        <w:t>JLoka</w:t>
+      </w:r>
+      <w:proofErr w:type="spellEnd"/>
+      <w:r>
+        <w:rPr>
+          <w:rFonts w:ascii="Consolas" w:eastAsia="Times New Roman" w:hAnsi="Consolas" w:cs="Times New Roman"/>
+          <w:color w:val="A31515"/>
+          <w:kern w:val="0"/>
+          <w:sz w:val="21"/>
+          <w:szCs w:val="21"/>
+          <w14:ligatures w14:val="none"/>
+        </w:rPr>
+        <w:t xml:space="preserve"> Option </w:t>
+      </w:r>
+      <w:proofErr w:type="gramStart"/>
+      <w:r>
+        <w:rPr>
+          <w:rFonts w:ascii="Consolas" w:eastAsia="Times New Roman" w:hAnsi="Consolas" w:cs="Times New Roman"/>
+          <w:color w:val="A31515"/>
+          <w:kern w:val="0"/>
+          <w:sz w:val="21"/>
+          <w:szCs w:val="21"/>
+          <w14:ligatures w14:val="none"/>
+        </w:rPr>
+        <w:t>To</w:t>
+      </w:r>
+      <w:proofErr w:type="gramEnd"/>
+      <w:r>
+        <w:rPr>
+          <w:rFonts w:ascii="Consolas" w:eastAsia="Times New Roman" w:hAnsi="Consolas" w:cs="Times New Roman"/>
+          <w:color w:val="A31515"/>
+          <w:kern w:val="0"/>
+          <w:sz w:val="21"/>
+          <w:szCs w:val="21"/>
+          <w14:ligatures w14:val="none"/>
+        </w:rPr>
+        <w:t xml:space="preserve"> Verifying..."</w:t>
       </w:r>
       <w:r>
         <w:rPr>
@@ -1532,6 +1699,7 @@
         </w:rPr>
         <w:t xml:space="preserve"> </w:t>
       </w:r>
+      <w:proofErr w:type="gramStart"/>
       <w:r>
         <w:rPr>
           <w:rFonts w:ascii="Consolas" w:eastAsia="Times New Roman" w:hAnsi="Consolas" w:cs="Times New Roman"/>
@@ -1554,6 +1722,7 @@
         </w:rPr>
         <w:t>(</w:t>
       </w:r>
+      <w:proofErr w:type="gramEnd"/>
     </w:p>
     <w:p>
       <w:pPr>
@@ -1580,6 +1749,7 @@
         </w:rPr>
         <w:t>inline_keyboard</w:t>
       </w:r>
+      <w:proofErr w:type="gramStart"/>
       <w:r>
         <w:rPr>
           <w:rFonts w:ascii="Consolas" w:eastAsia="Times New Roman" w:hAnsi="Consolas" w:cs="Times New Roman"/>
@@ -1602,6 +1772,7 @@
         </w:rPr>
         <w:t>[</w:t>
       </w:r>
+      <w:proofErr w:type="gramEnd"/>
     </w:p>
     <w:p>
       <w:pPr>
@@ -1708,6 +1879,7 @@
         </w:rPr>
         <w:tab/>
       </w:r>
+      <w:proofErr w:type="gramStart"/>
       <w:r>
         <w:rPr>
           <w:rFonts w:ascii="Consolas" w:eastAsia="Times New Roman" w:hAnsi="Consolas" w:cs="Times New Roman"/>
@@ -1730,6 +1902,7 @@
         </w:rPr>
         <w:t>(</w:t>
       </w:r>
+      <w:proofErr w:type="gramEnd"/>
       <w:r>
         <w:rPr>
           <w:rFonts w:ascii="Consolas" w:eastAsia="Times New Roman" w:hAnsi="Consolas" w:cs="Times New Roman"/>
@@ -1843,6 +2016,7 @@
         </w:rPr>
         <w:t xml:space="preserve">        </w:t>
       </w:r>
+      <w:proofErr w:type="gramStart"/>
       <w:r>
         <w:rPr>
           <w:rFonts w:ascii="Consolas" w:eastAsia="Times New Roman" w:hAnsi="Consolas" w:cs="Times New Roman"/>
@@ -1865,6 +2039,7 @@
         </w:rPr>
         <w:t>(</w:t>
       </w:r>
+      <w:proofErr w:type="gramEnd"/>
       <w:r>
         <w:rPr>
           <w:rFonts w:ascii="Consolas" w:eastAsia="Times New Roman" w:hAnsi="Consolas" w:cs="Times New Roman"/>
@@ -2437,6 +2612,7 @@
         </w:rPr>
         <w:t xml:space="preserve"> </w:t>
       </w:r>
+      <w:proofErr w:type="gramStart"/>
       <w:r>
         <w:rPr>
           <w:rFonts w:ascii="Consolas" w:eastAsia="Times New Roman" w:hAnsi="Consolas" w:cs="Times New Roman"/>
@@ -2457,6 +2633,1378 @@
           <w:szCs w:val="21"/>
           <w14:ligatures w14:val="none"/>
         </w:rPr>
+        <w:t>(</w:t>
+      </w:r>
+      <w:proofErr w:type="gramEnd"/>
+      <w:r>
+        <w:rPr>
+          <w:rFonts w:ascii="Consolas" w:eastAsia="Times New Roman" w:hAnsi="Consolas" w:cs="Times New Roman"/>
+          <w:color w:val="3B3B3B"/>
+          <w:kern w:val="0"/>
+          <w:sz w:val="21"/>
+          <w:szCs w:val="21"/>
+          <w14:ligatures w14:val="none"/>
+        </w:rPr>
+        <w:t>)</w:t>
+      </w:r>
+    </w:p>
+    <w:p>
+      <w:pPr>
+        <w:shd w:val="clear" w:color="auto" w:fill="FFFFFF"/>
+        <w:spacing w:after="0" w:line="285" w:lineRule="atLeast"/>
+        <w:rPr>
+          <w:rFonts w:ascii="Consolas" w:eastAsia="Times New Roman" w:hAnsi="Consolas" w:cs="Times New Roman"/>
+          <w:color w:val="3B3B3B"/>
+          <w:kern w:val="0"/>
+          <w:sz w:val="21"/>
+          <w:szCs w:val="21"/>
+          <w14:ligatures w14:val="none"/>
+        </w:rPr>
+      </w:pPr>
+    </w:p>
+    <w:p>
+      <w:pPr>
+        <w:shd w:val="clear" w:color="auto" w:fill="FFFFFF"/>
+        <w:spacing w:after="0" w:line="285" w:lineRule="atLeast"/>
+        <w:rPr>
+          <w:rFonts w:ascii="Consolas" w:eastAsia="Times New Roman" w:hAnsi="Consolas" w:cs="Times New Roman"/>
+          <w:color w:val="3B3B3B"/>
+          <w:kern w:val="0"/>
+          <w:sz w:val="21"/>
+          <w:szCs w:val="21"/>
+          <w14:ligatures w14:val="none"/>
+        </w:rPr>
+      </w:pPr>
+      <w:r>
+        <w:rPr>
+          <w:rFonts w:ascii="Consolas" w:eastAsia="Times New Roman" w:hAnsi="Consolas" w:cs="Times New Roman"/>
+          <w:color w:val="008000"/>
+          <w:kern w:val="0"/>
+          <w:sz w:val="21"/>
+          <w:szCs w:val="21"/>
+          <w14:ligatures w14:val="none"/>
+        </w:rPr>
+        <w:t># Here we should organize the messages with filters first</w:t>
+      </w:r>
+    </w:p>
+    <w:p>
+      <w:pPr>
+        <w:shd w:val="clear" w:color="auto" w:fill="FFFFFF"/>
+        <w:spacing w:after="0" w:line="285" w:lineRule="atLeast"/>
+        <w:rPr>
+          <w:rFonts w:ascii="Consolas" w:eastAsia="Times New Roman" w:hAnsi="Consolas" w:cs="Times New Roman"/>
+          <w:color w:val="3B3B3B"/>
+          <w:kern w:val="0"/>
+          <w:sz w:val="21"/>
+          <w:szCs w:val="21"/>
+          <w14:ligatures w14:val="none"/>
+        </w:rPr>
+      </w:pPr>
+      <w:r>
+        <w:rPr>
+          <w:rFonts w:ascii="Consolas" w:eastAsia="Times New Roman" w:hAnsi="Consolas" w:cs="Times New Roman"/>
+          <w:color w:val="795E26"/>
+          <w:kern w:val="0"/>
+          <w:sz w:val="21"/>
+          <w:szCs w:val="21"/>
+          <w14:ligatures w14:val="none"/>
+        </w:rPr>
+        <w:t>@</w:t>
+      </w:r>
+      <w:proofErr w:type="gramStart"/>
+      <w:r>
+        <w:rPr>
+          <w:rFonts w:ascii="Consolas" w:eastAsia="Times New Roman" w:hAnsi="Consolas" w:cs="Times New Roman"/>
+          <w:color w:val="001080"/>
+          <w:kern w:val="0"/>
+          <w:sz w:val="21"/>
+          <w:szCs w:val="21"/>
+          <w14:ligatures w14:val="none"/>
+        </w:rPr>
+        <w:t>router</w:t>
+      </w:r>
+      <w:r>
+        <w:rPr>
+          <w:rFonts w:ascii="Consolas" w:eastAsia="Times New Roman" w:hAnsi="Consolas" w:cs="Times New Roman"/>
+          <w:color w:val="795E26"/>
+          <w:kern w:val="0"/>
+          <w:sz w:val="21"/>
+          <w:szCs w:val="21"/>
+          <w14:ligatures w14:val="none"/>
+        </w:rPr>
+        <w:t>.</w:t>
+      </w:r>
+      <w:r>
+        <w:rPr>
+          <w:rFonts w:ascii="Consolas" w:eastAsia="Times New Roman" w:hAnsi="Consolas" w:cs="Times New Roman"/>
+          <w:color w:val="001080"/>
+          <w:kern w:val="0"/>
+          <w:sz w:val="21"/>
+          <w:szCs w:val="21"/>
+          <w14:ligatures w14:val="none"/>
+        </w:rPr>
+        <w:t>message</w:t>
+      </w:r>
+      <w:proofErr w:type="gramEnd"/>
+      <w:r>
+        <w:rPr>
+          <w:rFonts w:ascii="Consolas" w:eastAsia="Times New Roman" w:hAnsi="Consolas" w:cs="Times New Roman"/>
+          <w:color w:val="3B3B3B"/>
+          <w:kern w:val="0"/>
+          <w:sz w:val="21"/>
+          <w:szCs w:val="21"/>
+          <w14:ligatures w14:val="none"/>
+        </w:rPr>
+        <w:t>(</w:t>
+      </w:r>
+      <w:r>
+        <w:rPr>
+          <w:rFonts w:ascii="Consolas" w:eastAsia="Times New Roman" w:hAnsi="Consolas" w:cs="Times New Roman"/>
+          <w:color w:val="0070C1"/>
+          <w:kern w:val="0"/>
+          <w:sz w:val="21"/>
+          <w:szCs w:val="21"/>
+          <w14:ligatures w14:val="none"/>
+        </w:rPr>
+        <w:t>F</w:t>
+      </w:r>
+      <w:r>
+        <w:rPr>
+          <w:rFonts w:ascii="Consolas" w:eastAsia="Times New Roman" w:hAnsi="Consolas" w:cs="Times New Roman"/>
+          <w:color w:val="3B3B3B"/>
+          <w:kern w:val="0"/>
+          <w:sz w:val="21"/>
+          <w:szCs w:val="21"/>
+          <w14:ligatures w14:val="none"/>
+        </w:rPr>
+        <w:t>.</w:t>
+      </w:r>
+      <w:r>
+        <w:rPr>
+          <w:rFonts w:ascii="Consolas" w:eastAsia="Times New Roman" w:hAnsi="Consolas" w:cs="Times New Roman"/>
+          <w:color w:val="001080"/>
+          <w:kern w:val="0"/>
+          <w:sz w:val="21"/>
+          <w:szCs w:val="21"/>
+          <w14:ligatures w14:val="none"/>
+        </w:rPr>
+        <w:t>text</w:t>
+      </w:r>
+      <w:r>
+        <w:rPr>
+          <w:rFonts w:ascii="Consolas" w:eastAsia="Times New Roman" w:hAnsi="Consolas" w:cs="Times New Roman"/>
+          <w:color w:val="3B3B3B"/>
+          <w:kern w:val="0"/>
+          <w:sz w:val="21"/>
+          <w:szCs w:val="21"/>
+          <w14:ligatures w14:val="none"/>
+        </w:rPr>
+        <w:t xml:space="preserve"> </w:t>
+      </w:r>
+      <w:r>
+        <w:rPr>
+          <w:rFonts w:ascii="Consolas" w:eastAsia="Times New Roman" w:hAnsi="Consolas" w:cs="Times New Roman"/>
+          <w:color w:val="795E26"/>
+          <w:kern w:val="0"/>
+          <w:sz w:val="21"/>
+          <w:szCs w:val="21"/>
+          <w14:ligatures w14:val="none"/>
+        </w:rPr>
+        <w:t>==</w:t>
+      </w:r>
+      <w:r>
+        <w:rPr>
+          <w:rFonts w:ascii="Consolas" w:eastAsia="Times New Roman" w:hAnsi="Consolas" w:cs="Times New Roman"/>
+          <w:color w:val="3B3B3B"/>
+          <w:kern w:val="0"/>
+          <w:sz w:val="21"/>
+          <w:szCs w:val="21"/>
+          <w14:ligatures w14:val="none"/>
+        </w:rPr>
+        <w:t xml:space="preserve"> </w:t>
+      </w:r>
+      <w:r>
+        <w:rPr>
+          <w:rFonts w:ascii="Consolas" w:eastAsia="Times New Roman" w:hAnsi="Consolas" w:cs="Times New Roman"/>
+          <w:color w:val="A31515"/>
+          <w:kern w:val="0"/>
+          <w:sz w:val="21"/>
+          <w:szCs w:val="21"/>
+          <w14:ligatures w14:val="none"/>
+        </w:rPr>
+        <w:t>'Hello'</w:t>
+      </w:r>
+      <w:r>
+        <w:rPr>
+          <w:rFonts w:ascii="Consolas" w:eastAsia="Times New Roman" w:hAnsi="Consolas" w:cs="Times New Roman"/>
+          <w:color w:val="3B3B3B"/>
+          <w:kern w:val="0"/>
+          <w:sz w:val="21"/>
+          <w:szCs w:val="21"/>
+          <w14:ligatures w14:val="none"/>
+        </w:rPr>
+        <w:t>)</w:t>
+      </w:r>
+    </w:p>
+    <w:p>
+      <w:pPr>
+        <w:shd w:val="clear" w:color="auto" w:fill="FFFFFF"/>
+        <w:spacing w:after="0" w:line="285" w:lineRule="atLeast"/>
+        <w:rPr>
+          <w:rFonts w:ascii="Consolas" w:eastAsia="Times New Roman" w:hAnsi="Consolas" w:cs="Times New Roman"/>
+          <w:color w:val="3B3B3B"/>
+          <w:kern w:val="0"/>
+          <w:sz w:val="21"/>
+          <w:szCs w:val="21"/>
+          <w14:ligatures w14:val="none"/>
+        </w:rPr>
+      </w:pPr>
+      <w:r>
+        <w:rPr>
+          <w:rFonts w:ascii="Consolas" w:eastAsia="Times New Roman" w:hAnsi="Consolas" w:cs="Times New Roman"/>
+          <w:color w:val="0000FF"/>
+          <w:kern w:val="0"/>
+          <w:sz w:val="21"/>
+          <w:szCs w:val="21"/>
+          <w14:ligatures w14:val="none"/>
+        </w:rPr>
+        <w:t>async</w:t>
+      </w:r>
+      <w:r>
+        <w:rPr>
+          <w:rFonts w:ascii="Consolas" w:eastAsia="Times New Roman" w:hAnsi="Consolas" w:cs="Times New Roman"/>
+          <w:color w:val="3B3B3B"/>
+          <w:kern w:val="0"/>
+          <w:sz w:val="21"/>
+          <w:szCs w:val="21"/>
+          <w14:ligatures w14:val="none"/>
+        </w:rPr>
+        <w:t xml:space="preserve"> </w:t>
+      </w:r>
+      <w:r>
+        <w:rPr>
+          <w:rFonts w:ascii="Consolas" w:eastAsia="Times New Roman" w:hAnsi="Consolas" w:cs="Times New Roman"/>
+          <w:color w:val="0000FF"/>
+          <w:kern w:val="0"/>
+          <w:sz w:val="21"/>
+          <w:szCs w:val="21"/>
+          <w14:ligatures w14:val="none"/>
+        </w:rPr>
+        <w:t>def</w:t>
+      </w:r>
+      <w:r>
+        <w:rPr>
+          <w:rFonts w:ascii="Consolas" w:eastAsia="Times New Roman" w:hAnsi="Consolas" w:cs="Times New Roman"/>
+          <w:color w:val="3B3B3B"/>
+          <w:kern w:val="0"/>
+          <w:sz w:val="21"/>
+          <w:szCs w:val="21"/>
+          <w14:ligatures w14:val="none"/>
+        </w:rPr>
+        <w:t xml:space="preserve"> </w:t>
+      </w:r>
+      <w:r>
+        <w:rPr>
+          <w:rFonts w:ascii="Consolas" w:eastAsia="Times New Roman" w:hAnsi="Consolas" w:cs="Times New Roman"/>
+          <w:color w:val="795E26"/>
+          <w:kern w:val="0"/>
+          <w:sz w:val="21"/>
+          <w:szCs w:val="21"/>
+          <w14:ligatures w14:val="none"/>
+        </w:rPr>
+        <w:t>check_hello</w:t>
+      </w:r>
+      <w:r>
+        <w:rPr>
+          <w:rFonts w:ascii="Consolas" w:eastAsia="Times New Roman" w:hAnsi="Consolas" w:cs="Times New Roman"/>
+          <w:color w:val="3B3B3B"/>
+          <w:kern w:val="0"/>
+          <w:sz w:val="21"/>
+          <w:szCs w:val="21"/>
+          <w14:ligatures w14:val="none"/>
+        </w:rPr>
+        <w:t>(</w:t>
+      </w:r>
+      <w:r>
+        <w:rPr>
+          <w:rFonts w:ascii="Consolas" w:eastAsia="Times New Roman" w:hAnsi="Consolas" w:cs="Times New Roman"/>
+          <w:color w:val="001080"/>
+          <w:kern w:val="0"/>
+          <w:sz w:val="21"/>
+          <w:szCs w:val="21"/>
+          <w14:ligatures w14:val="none"/>
+        </w:rPr>
+        <w:t>message</w:t>
+      </w:r>
+      <w:r>
+        <w:rPr>
+          <w:rFonts w:ascii="Consolas" w:eastAsia="Times New Roman" w:hAnsi="Consolas" w:cs="Times New Roman"/>
+          <w:color w:val="3B3B3B"/>
+          <w:kern w:val="0"/>
+          <w:sz w:val="21"/>
+          <w:szCs w:val="21"/>
+          <w14:ligatures w14:val="none"/>
+        </w:rPr>
+        <w:t>):</w:t>
+      </w:r>
+    </w:p>
+    <w:p>
+      <w:pPr>
+        <w:shd w:val="clear" w:color="auto" w:fill="FFFFFF"/>
+        <w:spacing w:after="0" w:line="285" w:lineRule="atLeast"/>
+        <w:rPr>
+          <w:rFonts w:ascii="Consolas" w:eastAsia="Times New Roman" w:hAnsi="Consolas" w:cs="Times New Roman"/>
+          <w:color w:val="3B3B3B"/>
+          <w:kern w:val="0"/>
+          <w:sz w:val="21"/>
+          <w:szCs w:val="21"/>
+          <w14:ligatures w14:val="none"/>
+        </w:rPr>
+      </w:pPr>
+      <w:r>
+        <w:rPr>
+          <w:rFonts w:ascii="Consolas" w:eastAsia="Times New Roman" w:hAnsi="Consolas" w:cs="Times New Roman"/>
+          <w:color w:val="3B3B3B"/>
+          <w:kern w:val="0"/>
+          <w:sz w:val="21"/>
+          <w:szCs w:val="21"/>
+          <w14:ligatures w14:val="none"/>
+        </w:rPr>
+        <w:t xml:space="preserve">    </w:t>
+      </w:r>
+      <w:r>
+        <w:rPr>
+          <w:rFonts w:ascii="Consolas" w:eastAsia="Times New Roman" w:hAnsi="Consolas" w:cs="Times New Roman"/>
+          <w:color w:val="AF00DB"/>
+          <w:kern w:val="0"/>
+          <w:sz w:val="21"/>
+          <w:szCs w:val="21"/>
+          <w14:ligatures w14:val="none"/>
+        </w:rPr>
+        <w:t>await</w:t>
+      </w:r>
+      <w:r>
+        <w:rPr>
+          <w:rFonts w:ascii="Consolas" w:eastAsia="Times New Roman" w:hAnsi="Consolas" w:cs="Times New Roman"/>
+          <w:color w:val="3B3B3B"/>
+          <w:kern w:val="0"/>
+          <w:sz w:val="21"/>
+          <w:szCs w:val="21"/>
+          <w14:ligatures w14:val="none"/>
+        </w:rPr>
+        <w:t xml:space="preserve"> </w:t>
+      </w:r>
+      <w:proofErr w:type="gramStart"/>
+      <w:r>
+        <w:rPr>
+          <w:rFonts w:ascii="Consolas" w:eastAsia="Times New Roman" w:hAnsi="Consolas" w:cs="Times New Roman"/>
+          <w:color w:val="001080"/>
+          <w:kern w:val="0"/>
+          <w:sz w:val="21"/>
+          <w:szCs w:val="21"/>
+          <w14:ligatures w14:val="none"/>
+        </w:rPr>
+        <w:t>message</w:t>
+      </w:r>
+      <w:r>
+        <w:rPr>
+          <w:rFonts w:ascii="Consolas" w:eastAsia="Times New Roman" w:hAnsi="Consolas" w:cs="Times New Roman"/>
+          <w:color w:val="3B3B3B"/>
+          <w:kern w:val="0"/>
+          <w:sz w:val="21"/>
+          <w:szCs w:val="21"/>
+          <w14:ligatures w14:val="none"/>
+        </w:rPr>
+        <w:t>.answer</w:t>
+      </w:r>
+      <w:proofErr w:type="gramEnd"/>
+      <w:r>
+        <w:rPr>
+          <w:rFonts w:ascii="Consolas" w:eastAsia="Times New Roman" w:hAnsi="Consolas" w:cs="Times New Roman"/>
+          <w:color w:val="3B3B3B"/>
+          <w:kern w:val="0"/>
+          <w:sz w:val="21"/>
+          <w:szCs w:val="21"/>
+          <w14:ligatures w14:val="none"/>
+        </w:rPr>
+        <w:t>(</w:t>
+      </w:r>
+      <w:r>
+        <w:rPr>
+          <w:rFonts w:ascii="Consolas" w:eastAsia="Times New Roman" w:hAnsi="Consolas" w:cs="Times New Roman"/>
+          <w:color w:val="267F99"/>
+          <w:kern w:val="0"/>
+          <w:sz w:val="21"/>
+          <w:szCs w:val="21"/>
+          <w14:ligatures w14:val="none"/>
+        </w:rPr>
+        <w:t>texts</w:t>
+      </w:r>
+      <w:r>
+        <w:rPr>
+          <w:rFonts w:ascii="Consolas" w:eastAsia="Times New Roman" w:hAnsi="Consolas" w:cs="Times New Roman"/>
+          <w:color w:val="3B3B3B"/>
+          <w:kern w:val="0"/>
+          <w:sz w:val="21"/>
+          <w:szCs w:val="21"/>
+          <w14:ligatures w14:val="none"/>
+        </w:rPr>
+        <w:t>.</w:t>
+      </w:r>
+      <w:r>
+        <w:rPr>
+          <w:rFonts w:ascii="Consolas" w:eastAsia="Times New Roman" w:hAnsi="Consolas" w:cs="Times New Roman"/>
+          <w:color w:val="001080"/>
+          <w:kern w:val="0"/>
+          <w:sz w:val="21"/>
+          <w:szCs w:val="21"/>
+          <w14:ligatures w14:val="none"/>
+        </w:rPr>
+        <w:t>say_hello</w:t>
+      </w:r>
+      <w:r>
+        <w:rPr>
+          <w:rFonts w:ascii="Consolas" w:eastAsia="Times New Roman" w:hAnsi="Consolas" w:cs="Times New Roman"/>
+          <w:color w:val="3B3B3B"/>
+          <w:kern w:val="0"/>
+          <w:sz w:val="21"/>
+          <w:szCs w:val="21"/>
+          <w14:ligatures w14:val="none"/>
+        </w:rPr>
+        <w:t>)</w:t>
+      </w:r>
+    </w:p>
+    <w:p>
+      <w:pPr>
+        <w:shd w:val="clear" w:color="auto" w:fill="FFFFFF"/>
+        <w:spacing w:after="0" w:line="285" w:lineRule="atLeast"/>
+        <w:rPr>
+          <w:rFonts w:ascii="Consolas" w:eastAsia="Times New Roman" w:hAnsi="Consolas" w:cs="Times New Roman"/>
+          <w:color w:val="3B3B3B"/>
+          <w:kern w:val="0"/>
+          <w:sz w:val="21"/>
+          <w:szCs w:val="21"/>
+          <w14:ligatures w14:val="none"/>
+        </w:rPr>
+      </w:pPr>
+    </w:p>
+    <w:p>
+      <w:pPr>
+        <w:shd w:val="clear" w:color="auto" w:fill="FFFFFF"/>
+        <w:spacing w:after="0" w:line="285" w:lineRule="atLeast"/>
+        <w:rPr>
+          <w:rFonts w:ascii="Consolas" w:eastAsia="Times New Roman" w:hAnsi="Consolas" w:cs="Times New Roman"/>
+          <w:color w:val="3B3B3B"/>
+          <w:kern w:val="0"/>
+          <w:sz w:val="21"/>
+          <w:szCs w:val="21"/>
+          <w14:ligatures w14:val="none"/>
+        </w:rPr>
+      </w:pPr>
+      <w:r>
+        <w:rPr>
+          <w:rFonts w:ascii="Consolas" w:eastAsia="Times New Roman" w:hAnsi="Consolas" w:cs="Times New Roman"/>
+          <w:color w:val="795E26"/>
+          <w:kern w:val="0"/>
+          <w:sz w:val="21"/>
+          <w:szCs w:val="21"/>
+          <w14:ligatures w14:val="none"/>
+        </w:rPr>
+        <w:t>@</w:t>
+      </w:r>
+      <w:proofErr w:type="gramStart"/>
+      <w:r>
+        <w:rPr>
+          <w:rFonts w:ascii="Consolas" w:eastAsia="Times New Roman" w:hAnsi="Consolas" w:cs="Times New Roman"/>
+          <w:color w:val="001080"/>
+          <w:kern w:val="0"/>
+          <w:sz w:val="21"/>
+          <w:szCs w:val="21"/>
+          <w14:ligatures w14:val="none"/>
+        </w:rPr>
+        <w:t>router</w:t>
+      </w:r>
+      <w:r>
+        <w:rPr>
+          <w:rFonts w:ascii="Consolas" w:eastAsia="Times New Roman" w:hAnsi="Consolas" w:cs="Times New Roman"/>
+          <w:color w:val="795E26"/>
+          <w:kern w:val="0"/>
+          <w:sz w:val="21"/>
+          <w:szCs w:val="21"/>
+          <w14:ligatures w14:val="none"/>
+        </w:rPr>
+        <w:t>.</w:t>
+      </w:r>
+      <w:r>
+        <w:rPr>
+          <w:rFonts w:ascii="Consolas" w:eastAsia="Times New Roman" w:hAnsi="Consolas" w:cs="Times New Roman"/>
+          <w:color w:val="001080"/>
+          <w:kern w:val="0"/>
+          <w:sz w:val="21"/>
+          <w:szCs w:val="21"/>
+          <w14:ligatures w14:val="none"/>
+        </w:rPr>
+        <w:t>message</w:t>
+      </w:r>
+      <w:proofErr w:type="gramEnd"/>
+      <w:r>
+        <w:rPr>
+          <w:rFonts w:ascii="Consolas" w:eastAsia="Times New Roman" w:hAnsi="Consolas" w:cs="Times New Roman"/>
+          <w:color w:val="3B3B3B"/>
+          <w:kern w:val="0"/>
+          <w:sz w:val="21"/>
+          <w:szCs w:val="21"/>
+          <w14:ligatures w14:val="none"/>
+        </w:rPr>
+        <w:t>(</w:t>
+      </w:r>
+      <w:r>
+        <w:rPr>
+          <w:rFonts w:ascii="Consolas" w:eastAsia="Times New Roman" w:hAnsi="Consolas" w:cs="Times New Roman"/>
+          <w:color w:val="0070C1"/>
+          <w:kern w:val="0"/>
+          <w:sz w:val="21"/>
+          <w:szCs w:val="21"/>
+          <w14:ligatures w14:val="none"/>
+        </w:rPr>
+        <w:t>F</w:t>
+      </w:r>
+      <w:r>
+        <w:rPr>
+          <w:rFonts w:ascii="Consolas" w:eastAsia="Times New Roman" w:hAnsi="Consolas" w:cs="Times New Roman"/>
+          <w:color w:val="3B3B3B"/>
+          <w:kern w:val="0"/>
+          <w:sz w:val="21"/>
+          <w:szCs w:val="21"/>
+          <w14:ligatures w14:val="none"/>
+        </w:rPr>
+        <w:t>.</w:t>
+      </w:r>
+      <w:r>
+        <w:rPr>
+          <w:rFonts w:ascii="Consolas" w:eastAsia="Times New Roman" w:hAnsi="Consolas" w:cs="Times New Roman"/>
+          <w:color w:val="001080"/>
+          <w:kern w:val="0"/>
+          <w:sz w:val="21"/>
+          <w:szCs w:val="21"/>
+          <w14:ligatures w14:val="none"/>
+        </w:rPr>
+        <w:t>text</w:t>
+      </w:r>
+      <w:r>
+        <w:rPr>
+          <w:rFonts w:ascii="Consolas" w:eastAsia="Times New Roman" w:hAnsi="Consolas" w:cs="Times New Roman"/>
+          <w:color w:val="3B3B3B"/>
+          <w:kern w:val="0"/>
+          <w:sz w:val="21"/>
+          <w:szCs w:val="21"/>
+          <w14:ligatures w14:val="none"/>
+        </w:rPr>
+        <w:t xml:space="preserve"> </w:t>
+      </w:r>
+      <w:r>
+        <w:rPr>
+          <w:rFonts w:ascii="Consolas" w:eastAsia="Times New Roman" w:hAnsi="Consolas" w:cs="Times New Roman"/>
+          <w:color w:val="795E26"/>
+          <w:kern w:val="0"/>
+          <w:sz w:val="21"/>
+          <w:szCs w:val="21"/>
+          <w14:ligatures w14:val="none"/>
+        </w:rPr>
+        <w:t>==</w:t>
+      </w:r>
+      <w:r>
+        <w:rPr>
+          <w:rFonts w:ascii="Consolas" w:eastAsia="Times New Roman" w:hAnsi="Consolas" w:cs="Times New Roman"/>
+          <w:color w:val="3B3B3B"/>
+          <w:kern w:val="0"/>
+          <w:sz w:val="21"/>
+          <w:szCs w:val="21"/>
+          <w14:ligatures w14:val="none"/>
+        </w:rPr>
+        <w:t xml:space="preserve"> </w:t>
+      </w:r>
+      <w:r>
+        <w:rPr>
+          <w:rFonts w:ascii="Consolas" w:eastAsia="Times New Roman" w:hAnsi="Consolas" w:cs="Times New Roman"/>
+          <w:color w:val="A31515"/>
+          <w:kern w:val="0"/>
+          <w:sz w:val="21"/>
+          <w:szCs w:val="21"/>
+          <w14:ligatures w14:val="none"/>
+        </w:rPr>
+        <w:t>'Information'</w:t>
+      </w:r>
+      <w:r>
+        <w:rPr>
+          <w:rFonts w:ascii="Consolas" w:eastAsia="Times New Roman" w:hAnsi="Consolas" w:cs="Times New Roman"/>
+          <w:color w:val="3B3B3B"/>
+          <w:kern w:val="0"/>
+          <w:sz w:val="21"/>
+          <w:szCs w:val="21"/>
+          <w14:ligatures w14:val="none"/>
+        </w:rPr>
+        <w:t>)</w:t>
+      </w:r>
+    </w:p>
+    <w:p>
+      <w:pPr>
+        <w:shd w:val="clear" w:color="auto" w:fill="FFFFFF"/>
+        <w:spacing w:after="0" w:line="285" w:lineRule="atLeast"/>
+        <w:rPr>
+          <w:rFonts w:ascii="Consolas" w:eastAsia="Times New Roman" w:hAnsi="Consolas" w:cs="Times New Roman"/>
+          <w:color w:val="3B3B3B"/>
+          <w:kern w:val="0"/>
+          <w:sz w:val="21"/>
+          <w:szCs w:val="21"/>
+          <w14:ligatures w14:val="none"/>
+        </w:rPr>
+      </w:pPr>
+      <w:r>
+        <w:rPr>
+          <w:rFonts w:ascii="Consolas" w:eastAsia="Times New Roman" w:hAnsi="Consolas" w:cs="Times New Roman"/>
+          <w:color w:val="0000FF"/>
+          <w:kern w:val="0"/>
+          <w:sz w:val="21"/>
+          <w:szCs w:val="21"/>
+          <w14:ligatures w14:val="none"/>
+        </w:rPr>
+        <w:t>async</w:t>
+      </w:r>
+      <w:r>
+        <w:rPr>
+          <w:rFonts w:ascii="Consolas" w:eastAsia="Times New Roman" w:hAnsi="Consolas" w:cs="Times New Roman"/>
+          <w:color w:val="3B3B3B"/>
+          <w:kern w:val="0"/>
+          <w:sz w:val="21"/>
+          <w:szCs w:val="21"/>
+          <w14:ligatures w14:val="none"/>
+        </w:rPr>
+        <w:t xml:space="preserve"> </w:t>
+      </w:r>
+      <w:r>
+        <w:rPr>
+          <w:rFonts w:ascii="Consolas" w:eastAsia="Times New Roman" w:hAnsi="Consolas" w:cs="Times New Roman"/>
+          <w:color w:val="0000FF"/>
+          <w:kern w:val="0"/>
+          <w:sz w:val="21"/>
+          <w:szCs w:val="21"/>
+          <w14:ligatures w14:val="none"/>
+        </w:rPr>
+        <w:t>def</w:t>
+      </w:r>
+      <w:r>
+        <w:rPr>
+          <w:rFonts w:ascii="Consolas" w:eastAsia="Times New Roman" w:hAnsi="Consolas" w:cs="Times New Roman"/>
+          <w:color w:val="3B3B3B"/>
+          <w:kern w:val="0"/>
+          <w:sz w:val="21"/>
+          <w:szCs w:val="21"/>
+          <w14:ligatures w14:val="none"/>
+        </w:rPr>
+        <w:t xml:space="preserve"> </w:t>
+      </w:r>
+      <w:r>
+        <w:rPr>
+          <w:rFonts w:ascii="Consolas" w:eastAsia="Times New Roman" w:hAnsi="Consolas" w:cs="Times New Roman"/>
+          <w:color w:val="795E26"/>
+          <w:kern w:val="0"/>
+          <w:sz w:val="21"/>
+          <w:szCs w:val="21"/>
+          <w14:ligatures w14:val="none"/>
+        </w:rPr>
+        <w:t>get_information</w:t>
+      </w:r>
+      <w:r>
+        <w:rPr>
+          <w:rFonts w:ascii="Consolas" w:eastAsia="Times New Roman" w:hAnsi="Consolas" w:cs="Times New Roman"/>
+          <w:color w:val="3B3B3B"/>
+          <w:kern w:val="0"/>
+          <w:sz w:val="21"/>
+          <w:szCs w:val="21"/>
+          <w14:ligatures w14:val="none"/>
+        </w:rPr>
+        <w:t>(</w:t>
+      </w:r>
+      <w:r>
+        <w:rPr>
+          <w:rFonts w:ascii="Consolas" w:eastAsia="Times New Roman" w:hAnsi="Consolas" w:cs="Times New Roman"/>
+          <w:color w:val="001080"/>
+          <w:kern w:val="0"/>
+          <w:sz w:val="21"/>
+          <w:szCs w:val="21"/>
+          <w14:ligatures w14:val="none"/>
+        </w:rPr>
+        <w:t>message</w:t>
+      </w:r>
+      <w:r>
+        <w:rPr>
+          <w:rFonts w:ascii="Consolas" w:eastAsia="Times New Roman" w:hAnsi="Consolas" w:cs="Times New Roman"/>
+          <w:color w:val="3B3B3B"/>
+          <w:kern w:val="0"/>
+          <w:sz w:val="21"/>
+          <w:szCs w:val="21"/>
+          <w14:ligatures w14:val="none"/>
+        </w:rPr>
+        <w:t>):</w:t>
+      </w:r>
+    </w:p>
+    <w:p>
+      <w:pPr>
+        <w:shd w:val="clear" w:color="auto" w:fill="FFFFFF"/>
+        <w:spacing w:after="0" w:line="285" w:lineRule="atLeast"/>
+        <w:rPr>
+          <w:rFonts w:ascii="Consolas" w:eastAsia="Times New Roman" w:hAnsi="Consolas" w:cs="Times New Roman"/>
+          <w:color w:val="3B3B3B"/>
+          <w:kern w:val="0"/>
+          <w:sz w:val="21"/>
+          <w:szCs w:val="21"/>
+          <w14:ligatures w14:val="none"/>
+        </w:rPr>
+      </w:pPr>
+      <w:r>
+        <w:rPr>
+          <w:rFonts w:ascii="Consolas" w:eastAsia="Times New Roman" w:hAnsi="Consolas" w:cs="Times New Roman"/>
+          <w:color w:val="3B3B3B"/>
+          <w:kern w:val="0"/>
+          <w:sz w:val="21"/>
+          <w:szCs w:val="21"/>
+          <w14:ligatures w14:val="none"/>
+        </w:rPr>
+        <w:t xml:space="preserve">    </w:t>
+      </w:r>
+      <w:r>
+        <w:rPr>
+          <w:rFonts w:ascii="Consolas" w:eastAsia="Times New Roman" w:hAnsi="Consolas" w:cs="Times New Roman"/>
+          <w:color w:val="AF00DB"/>
+          <w:kern w:val="0"/>
+          <w:sz w:val="21"/>
+          <w:szCs w:val="21"/>
+          <w14:ligatures w14:val="none"/>
+        </w:rPr>
+        <w:t>await</w:t>
+      </w:r>
+      <w:r>
+        <w:rPr>
+          <w:rFonts w:ascii="Consolas" w:eastAsia="Times New Roman" w:hAnsi="Consolas" w:cs="Times New Roman"/>
+          <w:color w:val="3B3B3B"/>
+          <w:kern w:val="0"/>
+          <w:sz w:val="21"/>
+          <w:szCs w:val="21"/>
+          <w14:ligatures w14:val="none"/>
+        </w:rPr>
+        <w:t xml:space="preserve"> </w:t>
+      </w:r>
+      <w:proofErr w:type="gramStart"/>
+      <w:r>
+        <w:rPr>
+          <w:rFonts w:ascii="Consolas" w:eastAsia="Times New Roman" w:hAnsi="Consolas" w:cs="Times New Roman"/>
+          <w:color w:val="001080"/>
+          <w:kern w:val="0"/>
+          <w:sz w:val="21"/>
+          <w:szCs w:val="21"/>
+          <w14:ligatures w14:val="none"/>
+        </w:rPr>
+        <w:t>message</w:t>
+      </w:r>
+      <w:r>
+        <w:rPr>
+          <w:rFonts w:ascii="Consolas" w:eastAsia="Times New Roman" w:hAnsi="Consolas" w:cs="Times New Roman"/>
+          <w:color w:val="3B3B3B"/>
+          <w:kern w:val="0"/>
+          <w:sz w:val="21"/>
+          <w:szCs w:val="21"/>
+          <w14:ligatures w14:val="none"/>
+        </w:rPr>
+        <w:t>.answer</w:t>
+      </w:r>
+      <w:proofErr w:type="gramEnd"/>
+      <w:r>
+        <w:rPr>
+          <w:rFonts w:ascii="Consolas" w:eastAsia="Times New Roman" w:hAnsi="Consolas" w:cs="Times New Roman"/>
+          <w:color w:val="3B3B3B"/>
+          <w:kern w:val="0"/>
+          <w:sz w:val="21"/>
+          <w:szCs w:val="21"/>
+          <w14:ligatures w14:val="none"/>
+        </w:rPr>
+        <w:t>(</w:t>
+      </w:r>
+      <w:r>
+        <w:rPr>
+          <w:rFonts w:ascii="Consolas" w:eastAsia="Times New Roman" w:hAnsi="Consolas" w:cs="Times New Roman"/>
+          <w:color w:val="A31515"/>
+          <w:kern w:val="0"/>
+          <w:sz w:val="21"/>
+          <w:szCs w:val="21"/>
+          <w14:ligatures w14:val="none"/>
+        </w:rPr>
+        <w:t>"You can find all the necessary information on our website"</w:t>
+      </w:r>
+      <w:r>
+        <w:rPr>
+          <w:rFonts w:ascii="Consolas" w:eastAsia="Times New Roman" w:hAnsi="Consolas" w:cs="Times New Roman"/>
+          <w:color w:val="3B3B3B"/>
+          <w:kern w:val="0"/>
+          <w:sz w:val="21"/>
+          <w:szCs w:val="21"/>
+          <w14:ligatures w14:val="none"/>
+        </w:rPr>
+        <w:t>)</w:t>
+      </w:r>
+    </w:p>
+    <w:p>
+      <w:pPr>
+        <w:shd w:val="clear" w:color="auto" w:fill="FFFFFF"/>
+        <w:spacing w:after="0" w:line="285" w:lineRule="atLeast"/>
+        <w:rPr>
+          <w:rFonts w:ascii="Consolas" w:eastAsia="Times New Roman" w:hAnsi="Consolas" w:cs="Times New Roman"/>
+          <w:color w:val="3B3B3B"/>
+          <w:kern w:val="0"/>
+          <w:sz w:val="21"/>
+          <w:szCs w:val="21"/>
+          <w14:ligatures w14:val="none"/>
+        </w:rPr>
+      </w:pPr>
+    </w:p>
+    <w:p>
+      <w:pPr>
+        <w:shd w:val="clear" w:color="auto" w:fill="FFFFFF"/>
+        <w:spacing w:after="0" w:line="285" w:lineRule="atLeast"/>
+        <w:rPr>
+          <w:rFonts w:ascii="Consolas" w:eastAsia="Times New Roman" w:hAnsi="Consolas" w:cs="Times New Roman"/>
+          <w:color w:val="3B3B3B"/>
+          <w:kern w:val="0"/>
+          <w:sz w:val="21"/>
+          <w:szCs w:val="21"/>
+          <w14:ligatures w14:val="none"/>
+        </w:rPr>
+      </w:pPr>
+      <w:r>
+        <w:rPr>
+          <w:rFonts w:ascii="Consolas" w:eastAsia="Times New Roman" w:hAnsi="Consolas" w:cs="Times New Roman"/>
+          <w:color w:val="795E26"/>
+          <w:kern w:val="0"/>
+          <w:sz w:val="21"/>
+          <w:szCs w:val="21"/>
+          <w14:ligatures w14:val="none"/>
+        </w:rPr>
+        <w:t>@</w:t>
+      </w:r>
+      <w:proofErr w:type="gramStart"/>
+      <w:r>
+        <w:rPr>
+          <w:rFonts w:ascii="Consolas" w:eastAsia="Times New Roman" w:hAnsi="Consolas" w:cs="Times New Roman"/>
+          <w:color w:val="001080"/>
+          <w:kern w:val="0"/>
+          <w:sz w:val="21"/>
+          <w:szCs w:val="21"/>
+          <w14:ligatures w14:val="none"/>
+        </w:rPr>
+        <w:t>router</w:t>
+      </w:r>
+      <w:r>
+        <w:rPr>
+          <w:rFonts w:ascii="Consolas" w:eastAsia="Times New Roman" w:hAnsi="Consolas" w:cs="Times New Roman"/>
+          <w:color w:val="795E26"/>
+          <w:kern w:val="0"/>
+          <w:sz w:val="21"/>
+          <w:szCs w:val="21"/>
+          <w14:ligatures w14:val="none"/>
+        </w:rPr>
+        <w:t>.</w:t>
+      </w:r>
+      <w:r>
+        <w:rPr>
+          <w:rFonts w:ascii="Consolas" w:eastAsia="Times New Roman" w:hAnsi="Consolas" w:cs="Times New Roman"/>
+          <w:color w:val="001080"/>
+          <w:kern w:val="0"/>
+          <w:sz w:val="21"/>
+          <w:szCs w:val="21"/>
+          <w14:ligatures w14:val="none"/>
+        </w:rPr>
+        <w:t>message</w:t>
+      </w:r>
+      <w:proofErr w:type="gramEnd"/>
+      <w:r>
+        <w:rPr>
+          <w:rFonts w:ascii="Consolas" w:eastAsia="Times New Roman" w:hAnsi="Consolas" w:cs="Times New Roman"/>
+          <w:color w:val="3B3B3B"/>
+          <w:kern w:val="0"/>
+          <w:sz w:val="21"/>
+          <w:szCs w:val="21"/>
+          <w14:ligatures w14:val="none"/>
+        </w:rPr>
+        <w:t>(</w:t>
+      </w:r>
+      <w:r>
+        <w:rPr>
+          <w:rFonts w:ascii="Consolas" w:eastAsia="Times New Roman" w:hAnsi="Consolas" w:cs="Times New Roman"/>
+          <w:color w:val="0070C1"/>
+          <w:kern w:val="0"/>
+          <w:sz w:val="21"/>
+          <w:szCs w:val="21"/>
+          <w14:ligatures w14:val="none"/>
+        </w:rPr>
+        <w:t>F</w:t>
+      </w:r>
+      <w:r>
+        <w:rPr>
+          <w:rFonts w:ascii="Consolas" w:eastAsia="Times New Roman" w:hAnsi="Consolas" w:cs="Times New Roman"/>
+          <w:color w:val="3B3B3B"/>
+          <w:kern w:val="0"/>
+          <w:sz w:val="21"/>
+          <w:szCs w:val="21"/>
+          <w14:ligatures w14:val="none"/>
+        </w:rPr>
+        <w:t>.</w:t>
+      </w:r>
+      <w:r>
+        <w:rPr>
+          <w:rFonts w:ascii="Consolas" w:eastAsia="Times New Roman" w:hAnsi="Consolas" w:cs="Times New Roman"/>
+          <w:color w:val="001080"/>
+          <w:kern w:val="0"/>
+          <w:sz w:val="21"/>
+          <w:szCs w:val="21"/>
+          <w14:ligatures w14:val="none"/>
+        </w:rPr>
+        <w:t>text</w:t>
+      </w:r>
+      <w:r>
+        <w:rPr>
+          <w:rFonts w:ascii="Consolas" w:eastAsia="Times New Roman" w:hAnsi="Consolas" w:cs="Times New Roman"/>
+          <w:color w:val="3B3B3B"/>
+          <w:kern w:val="0"/>
+          <w:sz w:val="21"/>
+          <w:szCs w:val="21"/>
+          <w14:ligatures w14:val="none"/>
+        </w:rPr>
+        <w:t xml:space="preserve"> </w:t>
+      </w:r>
+      <w:r>
+        <w:rPr>
+          <w:rFonts w:ascii="Consolas" w:eastAsia="Times New Roman" w:hAnsi="Consolas" w:cs="Times New Roman"/>
+          <w:color w:val="795E26"/>
+          <w:kern w:val="0"/>
+          <w:sz w:val="21"/>
+          <w:szCs w:val="21"/>
+          <w14:ligatures w14:val="none"/>
+        </w:rPr>
+        <w:t>==</w:t>
+      </w:r>
+      <w:r>
+        <w:rPr>
+          <w:rFonts w:ascii="Consolas" w:eastAsia="Times New Roman" w:hAnsi="Consolas" w:cs="Times New Roman"/>
+          <w:color w:val="3B3B3B"/>
+          <w:kern w:val="0"/>
+          <w:sz w:val="21"/>
+          <w:szCs w:val="21"/>
+          <w14:ligatures w14:val="none"/>
+        </w:rPr>
+        <w:t xml:space="preserve"> </w:t>
+      </w:r>
+      <w:r>
+        <w:rPr>
+          <w:rFonts w:ascii="Consolas" w:eastAsia="Times New Roman" w:hAnsi="Consolas" w:cs="Times New Roman"/>
+          <w:color w:val="A31515"/>
+          <w:kern w:val="0"/>
+          <w:sz w:val="21"/>
+          <w:szCs w:val="21"/>
+          <w14:ligatures w14:val="none"/>
+        </w:rPr>
+        <w:t>"Inline"</w:t>
+      </w:r>
+      <w:r>
+        <w:rPr>
+          <w:rFonts w:ascii="Consolas" w:eastAsia="Times New Roman" w:hAnsi="Consolas" w:cs="Times New Roman"/>
+          <w:color w:val="3B3B3B"/>
+          <w:kern w:val="0"/>
+          <w:sz w:val="21"/>
+          <w:szCs w:val="21"/>
+          <w14:ligatures w14:val="none"/>
+        </w:rPr>
+        <w:t>)</w:t>
+      </w:r>
+    </w:p>
+    <w:p>
+      <w:pPr>
+        <w:shd w:val="clear" w:color="auto" w:fill="FFFFFF"/>
+        <w:spacing w:after="0" w:line="285" w:lineRule="atLeast"/>
+        <w:rPr>
+          <w:rFonts w:ascii="Consolas" w:eastAsia="Times New Roman" w:hAnsi="Consolas" w:cs="Times New Roman"/>
+          <w:color w:val="3B3B3B"/>
+          <w:kern w:val="0"/>
+          <w:sz w:val="21"/>
+          <w:szCs w:val="21"/>
+          <w14:ligatures w14:val="none"/>
+        </w:rPr>
+      </w:pPr>
+      <w:r>
+        <w:rPr>
+          <w:rFonts w:ascii="Consolas" w:eastAsia="Times New Roman" w:hAnsi="Consolas" w:cs="Times New Roman"/>
+          <w:color w:val="0000FF"/>
+          <w:kern w:val="0"/>
+          <w:sz w:val="21"/>
+          <w:szCs w:val="21"/>
+          <w14:ligatures w14:val="none"/>
+        </w:rPr>
+        <w:t>async</w:t>
+      </w:r>
+      <w:r>
+        <w:rPr>
+          <w:rFonts w:ascii="Consolas" w:eastAsia="Times New Roman" w:hAnsi="Consolas" w:cs="Times New Roman"/>
+          <w:color w:val="3B3B3B"/>
+          <w:kern w:val="0"/>
+          <w:sz w:val="21"/>
+          <w:szCs w:val="21"/>
+          <w14:ligatures w14:val="none"/>
+        </w:rPr>
+        <w:t xml:space="preserve"> </w:t>
+      </w:r>
+      <w:r>
+        <w:rPr>
+          <w:rFonts w:ascii="Consolas" w:eastAsia="Times New Roman" w:hAnsi="Consolas" w:cs="Times New Roman"/>
+          <w:color w:val="0000FF"/>
+          <w:kern w:val="0"/>
+          <w:sz w:val="21"/>
+          <w:szCs w:val="21"/>
+          <w14:ligatures w14:val="none"/>
+        </w:rPr>
+        <w:t>def</w:t>
+      </w:r>
+      <w:r>
+        <w:rPr>
+          <w:rFonts w:ascii="Consolas" w:eastAsia="Times New Roman" w:hAnsi="Consolas" w:cs="Times New Roman"/>
+          <w:color w:val="3B3B3B"/>
+          <w:kern w:val="0"/>
+          <w:sz w:val="21"/>
+          <w:szCs w:val="21"/>
+          <w14:ligatures w14:val="none"/>
+        </w:rPr>
+        <w:t xml:space="preserve"> </w:t>
+      </w:r>
+      <w:r>
+        <w:rPr>
+          <w:rFonts w:ascii="Consolas" w:eastAsia="Times New Roman" w:hAnsi="Consolas" w:cs="Times New Roman"/>
+          <w:color w:val="795E26"/>
+          <w:kern w:val="0"/>
+          <w:sz w:val="21"/>
+          <w:szCs w:val="21"/>
+          <w14:ligatures w14:val="none"/>
+        </w:rPr>
+        <w:t>get_inline_kb</w:t>
+      </w:r>
+      <w:r>
+        <w:rPr>
+          <w:rFonts w:ascii="Consolas" w:eastAsia="Times New Roman" w:hAnsi="Consolas" w:cs="Times New Roman"/>
+          <w:color w:val="3B3B3B"/>
+          <w:kern w:val="0"/>
+          <w:sz w:val="21"/>
+          <w:szCs w:val="21"/>
+          <w14:ligatures w14:val="none"/>
+        </w:rPr>
+        <w:t>(</w:t>
+      </w:r>
+      <w:r>
+        <w:rPr>
+          <w:rFonts w:ascii="Consolas" w:eastAsia="Times New Roman" w:hAnsi="Consolas" w:cs="Times New Roman"/>
+          <w:color w:val="001080"/>
+          <w:kern w:val="0"/>
+          <w:sz w:val="21"/>
+          <w:szCs w:val="21"/>
+          <w14:ligatures w14:val="none"/>
+        </w:rPr>
+        <w:t>message</w:t>
+      </w:r>
+      <w:r>
+        <w:rPr>
+          <w:rFonts w:ascii="Consolas" w:eastAsia="Times New Roman" w:hAnsi="Consolas" w:cs="Times New Roman"/>
+          <w:color w:val="3B3B3B"/>
+          <w:kern w:val="0"/>
+          <w:sz w:val="21"/>
+          <w:szCs w:val="21"/>
+          <w14:ligatures w14:val="none"/>
+        </w:rPr>
+        <w:t>):</w:t>
+      </w:r>
+    </w:p>
+    <w:p>
+      <w:pPr>
+        <w:shd w:val="clear" w:color="auto" w:fill="FFFFFF"/>
+        <w:spacing w:after="0" w:line="285" w:lineRule="atLeast"/>
+        <w:rPr>
+          <w:rFonts w:ascii="Consolas" w:eastAsia="Times New Roman" w:hAnsi="Consolas" w:cs="Times New Roman"/>
+          <w:color w:val="3B3B3B"/>
+          <w:kern w:val="0"/>
+          <w:sz w:val="21"/>
+          <w:szCs w:val="21"/>
+          <w14:ligatures w14:val="none"/>
+        </w:rPr>
+      </w:pPr>
+      <w:r>
+        <w:rPr>
+          <w:rFonts w:ascii="Consolas" w:eastAsia="Times New Roman" w:hAnsi="Consolas" w:cs="Times New Roman"/>
+          <w:color w:val="3B3B3B"/>
+          <w:kern w:val="0"/>
+          <w:sz w:val="21"/>
+          <w:szCs w:val="21"/>
+          <w14:ligatures w14:val="none"/>
+        </w:rPr>
+        <w:t xml:space="preserve">    </w:t>
+      </w:r>
+      <w:r>
+        <w:rPr>
+          <w:rFonts w:ascii="Consolas" w:eastAsia="Times New Roman" w:hAnsi="Consolas" w:cs="Times New Roman"/>
+          <w:color w:val="AF00DB"/>
+          <w:kern w:val="0"/>
+          <w:sz w:val="21"/>
+          <w:szCs w:val="21"/>
+          <w14:ligatures w14:val="none"/>
+        </w:rPr>
+        <w:t>await</w:t>
+      </w:r>
+      <w:r>
+        <w:rPr>
+          <w:rFonts w:ascii="Consolas" w:eastAsia="Times New Roman" w:hAnsi="Consolas" w:cs="Times New Roman"/>
+          <w:color w:val="3B3B3B"/>
+          <w:kern w:val="0"/>
+          <w:sz w:val="21"/>
+          <w:szCs w:val="21"/>
+          <w14:ligatures w14:val="none"/>
+        </w:rPr>
+        <w:t xml:space="preserve"> </w:t>
+      </w:r>
+      <w:proofErr w:type="gramStart"/>
+      <w:r>
+        <w:rPr>
+          <w:rFonts w:ascii="Consolas" w:eastAsia="Times New Roman" w:hAnsi="Consolas" w:cs="Times New Roman"/>
+          <w:color w:val="001080"/>
+          <w:kern w:val="0"/>
+          <w:sz w:val="21"/>
+          <w:szCs w:val="21"/>
+          <w14:ligatures w14:val="none"/>
+        </w:rPr>
+        <w:t>message</w:t>
+      </w:r>
+      <w:r>
+        <w:rPr>
+          <w:rFonts w:ascii="Consolas" w:eastAsia="Times New Roman" w:hAnsi="Consolas" w:cs="Times New Roman"/>
+          <w:color w:val="3B3B3B"/>
+          <w:kern w:val="0"/>
+          <w:sz w:val="21"/>
+          <w:szCs w:val="21"/>
+          <w14:ligatures w14:val="none"/>
+        </w:rPr>
+        <w:t>.answer</w:t>
+      </w:r>
+      <w:proofErr w:type="gramEnd"/>
+      <w:r>
+        <w:rPr>
+          <w:rFonts w:ascii="Consolas" w:eastAsia="Times New Roman" w:hAnsi="Consolas" w:cs="Times New Roman"/>
+          <w:color w:val="3B3B3B"/>
+          <w:kern w:val="0"/>
+          <w:sz w:val="21"/>
+          <w:szCs w:val="21"/>
+          <w14:ligatures w14:val="none"/>
+        </w:rPr>
+        <w:t>(</w:t>
+      </w:r>
+      <w:r>
+        <w:rPr>
+          <w:rFonts w:ascii="Consolas" w:eastAsia="Times New Roman" w:hAnsi="Consolas" w:cs="Times New Roman"/>
+          <w:color w:val="A31515"/>
+          <w:kern w:val="0"/>
+          <w:sz w:val="21"/>
+          <w:szCs w:val="21"/>
+          <w14:ligatures w14:val="none"/>
+        </w:rPr>
+        <w:t>"Yo</w:t>
+      </w:r>
+      <w:r>
+        <w:rPr>
+          <w:rFonts w:ascii="Consolas" w:eastAsia="Times New Roman" w:hAnsi="Consolas" w:cs="Times New Roman"/>
+          <w:color w:val="A31515"/>
+          <w:kern w:val="0"/>
+          <w:sz w:val="21"/>
+          <w:szCs w:val="21"/>
+          <w14:ligatures w14:val="none"/>
+        </w:rPr>
+        <w:t>u</w:t>
+      </w:r>
+      <w:r>
+        <w:rPr>
+          <w:rFonts w:ascii="Consolas" w:eastAsia="Times New Roman" w:hAnsi="Consolas" w:cs="Times New Roman"/>
+          <w:color w:val="A31515"/>
+          <w:kern w:val="0"/>
+          <w:sz w:val="21"/>
+          <w:szCs w:val="21"/>
+          <w14:ligatures w14:val="none"/>
+        </w:rPr>
+        <w:t xml:space="preserve"> request inline keyboard"</w:t>
+      </w:r>
+      <w:r>
+        <w:rPr>
+          <w:rFonts w:ascii="Consolas" w:eastAsia="Times New Roman" w:hAnsi="Consolas" w:cs="Times New Roman"/>
+          <w:color w:val="3B3B3B"/>
+          <w:kern w:val="0"/>
+          <w:sz w:val="21"/>
+          <w:szCs w:val="21"/>
+          <w14:ligatures w14:val="none"/>
+        </w:rPr>
+        <w:t xml:space="preserve">, </w:t>
+      </w:r>
+      <w:r>
+        <w:rPr>
+          <w:rFonts w:ascii="Consolas" w:eastAsia="Times New Roman" w:hAnsi="Consolas" w:cs="Times New Roman"/>
+          <w:color w:val="001080"/>
+          <w:kern w:val="0"/>
+          <w:sz w:val="21"/>
+          <w:szCs w:val="21"/>
+          <w14:ligatures w14:val="none"/>
+        </w:rPr>
+        <w:t>reply_markup</w:t>
+      </w:r>
+      <w:r>
+        <w:rPr>
+          <w:rFonts w:ascii="Consolas" w:eastAsia="Times New Roman" w:hAnsi="Consolas" w:cs="Times New Roman"/>
+          <w:color w:val="000000"/>
+          <w:kern w:val="0"/>
+          <w:sz w:val="21"/>
+          <w:szCs w:val="21"/>
+          <w14:ligatures w14:val="none"/>
+        </w:rPr>
+        <w:t>=</w:t>
+      </w:r>
+      <w:r>
+        <w:rPr>
+          <w:rFonts w:ascii="Consolas" w:eastAsia="Times New Roman" w:hAnsi="Consolas" w:cs="Times New Roman"/>
+          <w:color w:val="001080"/>
+          <w:kern w:val="0"/>
+          <w:sz w:val="21"/>
+          <w:szCs w:val="21"/>
+          <w14:ligatures w14:val="none"/>
+        </w:rPr>
+        <w:t>inline_kb</w:t>
+      </w:r>
+      <w:r>
+        <w:rPr>
+          <w:rFonts w:ascii="Consolas" w:eastAsia="Times New Roman" w:hAnsi="Consolas" w:cs="Times New Roman"/>
+          <w:color w:val="3B3B3B"/>
+          <w:kern w:val="0"/>
+          <w:sz w:val="21"/>
+          <w:szCs w:val="21"/>
+          <w14:ligatures w14:val="none"/>
+        </w:rPr>
+        <w:t>)</w:t>
+      </w:r>
+    </w:p>
+    <w:p>
+      <w:pPr>
+        <w:shd w:val="clear" w:color="auto" w:fill="FFFFFF"/>
+        <w:spacing w:after="0" w:line="285" w:lineRule="atLeast"/>
+        <w:rPr>
+          <w:rFonts w:ascii="Consolas" w:eastAsia="Times New Roman" w:hAnsi="Consolas" w:cs="Times New Roman"/>
+          <w:color w:val="3B3B3B"/>
+          <w:kern w:val="0"/>
+          <w:sz w:val="21"/>
+          <w:szCs w:val="21"/>
+          <w14:ligatures w14:val="none"/>
+        </w:rPr>
+      </w:pPr>
+    </w:p>
+    <w:p>
+      <w:pPr>
+        <w:shd w:val="clear" w:color="auto" w:fill="FFFFFF"/>
+        <w:spacing w:after="0" w:line="285" w:lineRule="atLeast"/>
+        <w:rPr>
+          <w:rFonts w:ascii="Consolas" w:eastAsia="Times New Roman" w:hAnsi="Consolas" w:cs="Times New Roman"/>
+          <w:color w:val="3B3B3B"/>
+          <w:kern w:val="0"/>
+          <w:sz w:val="21"/>
+          <w:szCs w:val="21"/>
+          <w14:ligatures w14:val="none"/>
+        </w:rPr>
+      </w:pPr>
+      <w:r>
+        <w:rPr>
+          <w:rFonts w:ascii="Consolas" w:eastAsia="Times New Roman" w:hAnsi="Consolas" w:cs="Times New Roman"/>
+          <w:color w:val="008000"/>
+          <w:kern w:val="0"/>
+          <w:sz w:val="21"/>
+          <w:szCs w:val="21"/>
+          <w14:ligatures w14:val="none"/>
+        </w:rPr>
+        <w:t># If we set this handler first, then it will capture all messages.</w:t>
+      </w:r>
+    </w:p>
+    <w:p>
+      <w:pPr>
+        <w:shd w:val="clear" w:color="auto" w:fill="FFFFFF"/>
+        <w:spacing w:after="0" w:line="285" w:lineRule="atLeast"/>
+        <w:rPr>
+          <w:rFonts w:ascii="Consolas" w:eastAsia="Times New Roman" w:hAnsi="Consolas" w:cs="Times New Roman"/>
+          <w:color w:val="3B3B3B"/>
+          <w:kern w:val="0"/>
+          <w:sz w:val="21"/>
+          <w:szCs w:val="21"/>
+          <w14:ligatures w14:val="none"/>
+        </w:rPr>
+      </w:pPr>
+      <w:r>
+        <w:rPr>
+          <w:rFonts w:ascii="Consolas" w:eastAsia="Times New Roman" w:hAnsi="Consolas" w:cs="Times New Roman"/>
+          <w:color w:val="795E26"/>
+          <w:kern w:val="0"/>
+          <w:sz w:val="21"/>
+          <w:szCs w:val="21"/>
+          <w14:ligatures w14:val="none"/>
+        </w:rPr>
+        <w:t>@</w:t>
+      </w:r>
+      <w:proofErr w:type="gramStart"/>
+      <w:r>
+        <w:rPr>
+          <w:rFonts w:ascii="Consolas" w:eastAsia="Times New Roman" w:hAnsi="Consolas" w:cs="Times New Roman"/>
+          <w:color w:val="001080"/>
+          <w:kern w:val="0"/>
+          <w:sz w:val="21"/>
+          <w:szCs w:val="21"/>
+          <w14:ligatures w14:val="none"/>
+        </w:rPr>
+        <w:t>router</w:t>
+      </w:r>
+      <w:r>
+        <w:rPr>
+          <w:rFonts w:ascii="Consolas" w:eastAsia="Times New Roman" w:hAnsi="Consolas" w:cs="Times New Roman"/>
+          <w:color w:val="795E26"/>
+          <w:kern w:val="0"/>
+          <w:sz w:val="21"/>
+          <w:szCs w:val="21"/>
+          <w14:ligatures w14:val="none"/>
+        </w:rPr>
+        <w:t>.</w:t>
+      </w:r>
+      <w:r>
+        <w:rPr>
+          <w:rFonts w:ascii="Consolas" w:eastAsia="Times New Roman" w:hAnsi="Consolas" w:cs="Times New Roman"/>
+          <w:color w:val="001080"/>
+          <w:kern w:val="0"/>
+          <w:sz w:val="21"/>
+          <w:szCs w:val="21"/>
+          <w14:ligatures w14:val="none"/>
+        </w:rPr>
+        <w:t>message</w:t>
+      </w:r>
+      <w:proofErr w:type="gramEnd"/>
+      <w:r>
+        <w:rPr>
+          <w:rFonts w:ascii="Consolas" w:eastAsia="Times New Roman" w:hAnsi="Consolas" w:cs="Times New Roman"/>
+          <w:color w:val="3B3B3B"/>
+          <w:kern w:val="0"/>
+          <w:sz w:val="21"/>
+          <w:szCs w:val="21"/>
+          <w14:ligatures w14:val="none"/>
+        </w:rPr>
         <w:t>()</w:t>
       </w:r>
     </w:p>
@@ -2473,20 +4021,256 @@
           <w14:ligatures w14:val="none"/>
         </w:rPr>
       </w:pPr>
-    </w:p>
-    <w:p>
-      <w:pPr>
-        <w:shd w:val="clear" w:color="auto" w:fill="FFFFFF"/>
-        <w:spacing w:after="0" w:line="285" w:lineRule="atLeast"/>
-        <w:rPr>
-          <w:rFonts w:ascii="Consolas" w:eastAsia="Times New Roman" w:hAnsi="Consolas" w:cs="Times New Roman"/>
-          <w:color w:val="3B3B3B"/>
-          <w:kern w:val="0"/>
-          <w:sz w:val="21"/>
-          <w:szCs w:val="21"/>
-          <w14:ligatures w14:val="none"/>
-        </w:rPr>
-      </w:pPr>
+      <w:r>
+        <w:rPr>
+          <w:rFonts w:ascii="Consolas" w:eastAsia="Times New Roman" w:hAnsi="Consolas" w:cs="Times New Roman"/>
+          <w:color w:val="0000FF"/>
+          <w:kern w:val="0"/>
+          <w:sz w:val="21"/>
+          <w:szCs w:val="21"/>
+          <w14:ligatures w14:val="none"/>
+        </w:rPr>
+        <w:t>async</w:t>
+      </w:r>
+      <w:r>
+        <w:rPr>
+          <w:rFonts w:ascii="Consolas" w:eastAsia="Times New Roman" w:hAnsi="Consolas" w:cs="Times New Roman"/>
+          <w:color w:val="3B3B3B"/>
+          <w:kern w:val="0"/>
+          <w:sz w:val="21"/>
+          <w:szCs w:val="21"/>
+          <w14:ligatures w14:val="none"/>
+        </w:rPr>
+        <w:t xml:space="preserve"> </w:t>
+      </w:r>
+      <w:r>
+        <w:rPr>
+          <w:rFonts w:ascii="Consolas" w:eastAsia="Times New Roman" w:hAnsi="Consolas" w:cs="Times New Roman"/>
+          <w:color w:val="0000FF"/>
+          <w:kern w:val="0"/>
+          <w:sz w:val="21"/>
+          <w:szCs w:val="21"/>
+          <w14:ligatures w14:val="none"/>
+        </w:rPr>
+        <w:t>def</w:t>
+      </w:r>
+      <w:r>
+        <w:rPr>
+          <w:rFonts w:ascii="Consolas" w:eastAsia="Times New Roman" w:hAnsi="Consolas" w:cs="Times New Roman"/>
+          <w:color w:val="3B3B3B"/>
+          <w:kern w:val="0"/>
+          <w:sz w:val="21"/>
+          <w:szCs w:val="21"/>
+          <w14:ligatures w14:val="none"/>
+        </w:rPr>
+        <w:t xml:space="preserve"> </w:t>
+      </w:r>
+      <w:r>
+        <w:rPr>
+          <w:rFonts w:ascii="Consolas" w:eastAsia="Times New Roman" w:hAnsi="Consolas" w:cs="Times New Roman"/>
+          <w:color w:val="795E26"/>
+          <w:kern w:val="0"/>
+          <w:sz w:val="21"/>
+          <w:szCs w:val="21"/>
+          <w14:ligatures w14:val="none"/>
+        </w:rPr>
+        <w:t>check_message</w:t>
+      </w:r>
+      <w:r>
+        <w:rPr>
+          <w:rFonts w:ascii="Consolas" w:eastAsia="Times New Roman" w:hAnsi="Consolas" w:cs="Times New Roman"/>
+          <w:color w:val="3B3B3B"/>
+          <w:kern w:val="0"/>
+          <w:sz w:val="21"/>
+          <w:szCs w:val="21"/>
+          <w14:ligatures w14:val="none"/>
+        </w:rPr>
+        <w:t>(</w:t>
+      </w:r>
+      <w:r>
+        <w:rPr>
+          <w:rFonts w:ascii="Consolas" w:eastAsia="Times New Roman" w:hAnsi="Consolas" w:cs="Times New Roman"/>
+          <w:color w:val="001080"/>
+          <w:kern w:val="0"/>
+          <w:sz w:val="21"/>
+          <w:szCs w:val="21"/>
+          <w14:ligatures w14:val="none"/>
+        </w:rPr>
+        <w:t>message</w:t>
+      </w:r>
+      <w:r>
+        <w:rPr>
+          <w:rFonts w:ascii="Consolas" w:eastAsia="Times New Roman" w:hAnsi="Consolas" w:cs="Times New Roman"/>
+          <w:color w:val="3B3B3B"/>
+          <w:kern w:val="0"/>
+          <w:sz w:val="21"/>
+          <w:szCs w:val="21"/>
+          <w14:ligatures w14:val="none"/>
+        </w:rPr>
+        <w:t>):</w:t>
+      </w:r>
+    </w:p>
+    <w:p>
+      <w:pPr>
+        <w:shd w:val="clear" w:color="auto" w:fill="FFFFFF"/>
+        <w:spacing w:after="0" w:line="285" w:lineRule="atLeast"/>
+        <w:rPr>
+          <w:rFonts w:ascii="Consolas" w:eastAsia="Times New Roman" w:hAnsi="Consolas" w:cs="Times New Roman"/>
+          <w:color w:val="3B3B3B"/>
+          <w:kern w:val="0"/>
+          <w:sz w:val="21"/>
+          <w:szCs w:val="21"/>
+          <w14:ligatures w14:val="none"/>
+        </w:rPr>
+      </w:pPr>
+      <w:r>
+        <w:rPr>
+          <w:rFonts w:ascii="Consolas" w:eastAsia="Times New Roman" w:hAnsi="Consolas" w:cs="Times New Roman"/>
+          <w:color w:val="3B3B3B"/>
+          <w:kern w:val="0"/>
+          <w:sz w:val="21"/>
+          <w:szCs w:val="21"/>
+          <w14:ligatures w14:val="none"/>
+        </w:rPr>
+        <w:t xml:space="preserve">    </w:t>
+      </w:r>
+      <w:proofErr w:type="gramStart"/>
+      <w:r>
+        <w:rPr>
+          <w:rFonts w:ascii="Consolas" w:eastAsia="Times New Roman" w:hAnsi="Consolas" w:cs="Times New Roman"/>
+          <w:color w:val="795E26"/>
+          <w:kern w:val="0"/>
+          <w:sz w:val="21"/>
+          <w:szCs w:val="21"/>
+          <w14:ligatures w14:val="none"/>
+        </w:rPr>
+        <w:t>print</w:t>
+      </w:r>
+      <w:r>
+        <w:rPr>
+          <w:rFonts w:ascii="Consolas" w:eastAsia="Times New Roman" w:hAnsi="Consolas" w:cs="Times New Roman"/>
+          <w:color w:val="3B3B3B"/>
+          <w:kern w:val="0"/>
+          <w:sz w:val="21"/>
+          <w:szCs w:val="21"/>
+          <w14:ligatures w14:val="none"/>
+        </w:rPr>
+        <w:t>(</w:t>
+      </w:r>
+      <w:proofErr w:type="gramEnd"/>
+      <w:r>
+        <w:rPr>
+          <w:rFonts w:ascii="Consolas" w:eastAsia="Times New Roman" w:hAnsi="Consolas" w:cs="Times New Roman"/>
+          <w:color w:val="0000FF"/>
+          <w:kern w:val="0"/>
+          <w:sz w:val="21"/>
+          <w:szCs w:val="21"/>
+          <w14:ligatures w14:val="none"/>
+        </w:rPr>
+        <w:t>f</w:t>
+      </w:r>
+      <w:r>
+        <w:rPr>
+          <w:rFonts w:ascii="Consolas" w:eastAsia="Times New Roman" w:hAnsi="Consolas" w:cs="Times New Roman"/>
+          <w:color w:val="A31515"/>
+          <w:kern w:val="0"/>
+          <w:sz w:val="21"/>
+          <w:szCs w:val="21"/>
+          <w14:ligatures w14:val="none"/>
+        </w:rPr>
+        <w:t xml:space="preserve">'Getting message: </w:t>
+      </w:r>
+      <w:r>
+        <w:rPr>
+          <w:rFonts w:ascii="Consolas" w:eastAsia="Times New Roman" w:hAnsi="Consolas" w:cs="Times New Roman"/>
+          <w:color w:val="0000FF"/>
+          <w:kern w:val="0"/>
+          <w:sz w:val="21"/>
+          <w:szCs w:val="21"/>
+          <w14:ligatures w14:val="none"/>
+        </w:rPr>
+        <w:t>{</w:t>
+      </w:r>
+      <w:r>
+        <w:rPr>
+          <w:rFonts w:ascii="Consolas" w:eastAsia="Times New Roman" w:hAnsi="Consolas" w:cs="Times New Roman"/>
+          <w:color w:val="001080"/>
+          <w:kern w:val="0"/>
+          <w:sz w:val="21"/>
+          <w:szCs w:val="21"/>
+          <w14:ligatures w14:val="none"/>
+        </w:rPr>
+        <w:t>message</w:t>
+      </w:r>
+      <w:r>
+        <w:rPr>
+          <w:rFonts w:ascii="Consolas" w:eastAsia="Times New Roman" w:hAnsi="Consolas" w:cs="Times New Roman"/>
+          <w:color w:val="3B3B3B"/>
+          <w:kern w:val="0"/>
+          <w:sz w:val="21"/>
+          <w:szCs w:val="21"/>
+          <w14:ligatures w14:val="none"/>
+        </w:rPr>
+        <w:t>.text</w:t>
+      </w:r>
+      <w:r>
+        <w:rPr>
+          <w:rFonts w:ascii="Consolas" w:eastAsia="Times New Roman" w:hAnsi="Consolas" w:cs="Times New Roman"/>
+          <w:color w:val="0000FF"/>
+          <w:kern w:val="0"/>
+          <w:sz w:val="21"/>
+          <w:szCs w:val="21"/>
+          <w14:ligatures w14:val="none"/>
+        </w:rPr>
+        <w:t>}</w:t>
+      </w:r>
+      <w:r>
+        <w:rPr>
+          <w:rFonts w:ascii="Consolas" w:eastAsia="Times New Roman" w:hAnsi="Consolas" w:cs="Times New Roman"/>
+          <w:color w:val="A31515"/>
+          <w:kern w:val="0"/>
+          <w:sz w:val="21"/>
+          <w:szCs w:val="21"/>
+          <w14:ligatures w14:val="none"/>
+        </w:rPr>
+        <w:t>'</w:t>
+      </w:r>
+      <w:r>
+        <w:rPr>
+          <w:rFonts w:ascii="Consolas" w:eastAsia="Times New Roman" w:hAnsi="Consolas" w:cs="Times New Roman"/>
+          <w:color w:val="3B3B3B"/>
+          <w:kern w:val="0"/>
+          <w:sz w:val="21"/>
+          <w:szCs w:val="21"/>
+          <w14:ligatures w14:val="none"/>
+        </w:rPr>
+        <w:t>)</w:t>
+      </w:r>
+    </w:p>
+    <w:p>
+      <w:pPr>
+        <w:shd w:val="clear" w:color="auto" w:fill="FFFFFF"/>
+        <w:spacing w:after="0" w:line="285" w:lineRule="atLeast"/>
+        <w:rPr>
+          <w:rFonts w:ascii="Consolas" w:eastAsia="Times New Roman" w:hAnsi="Consolas" w:cs="Times New Roman"/>
+          <w:color w:val="3B3B3B"/>
+          <w:kern w:val="0"/>
+          <w:sz w:val="21"/>
+          <w:szCs w:val="21"/>
+          <w14:ligatures w14:val="none"/>
+        </w:rPr>
+      </w:pPr>
+      <w:r>
+        <w:rPr>
+          <w:rFonts w:ascii="Consolas" w:eastAsia="Times New Roman" w:hAnsi="Consolas" w:cs="Times New Roman"/>
+          <w:color w:val="3B3B3B"/>
+          <w:kern w:val="0"/>
+          <w:sz w:val="21"/>
+          <w:szCs w:val="21"/>
+          <w14:ligatures w14:val="none"/>
+        </w:rPr>
+        <w:t xml:space="preserve">    </w:t>
+      </w:r>
       <w:r>
         <w:rPr>
           <w:rFonts w:ascii="Consolas" w:eastAsia="Times New Roman" w:hAnsi="Consolas" w:cs="Times New Roman"/>
@@ -2496,33 +4280,116 @@
           <w:szCs w:val="21"/>
           <w14:ligatures w14:val="none"/>
         </w:rPr>
-        <w:t># Here we should organize the messages with filters first</w:t>
-      </w:r>
-    </w:p>
-    <w:p>
-      <w:pPr>
-        <w:shd w:val="clear" w:color="auto" w:fill="FFFFFF"/>
-        <w:spacing w:after="0" w:line="285" w:lineRule="atLeast"/>
-        <w:rPr>
-          <w:rFonts w:ascii="Consolas" w:eastAsia="Times New Roman" w:hAnsi="Consolas" w:cs="Times New Roman"/>
-          <w:color w:val="3B3B3B"/>
-          <w:kern w:val="0"/>
-          <w:sz w:val="21"/>
-          <w:szCs w:val="21"/>
-          <w14:ligatures w14:val="none"/>
-        </w:rPr>
-      </w:pPr>
-      <w:r>
-        <w:rPr>
-          <w:rFonts w:ascii="Consolas" w:eastAsia="Times New Roman" w:hAnsi="Consolas" w:cs="Times New Roman"/>
-          <w:color w:val="795E26"/>
-          <w:kern w:val="0"/>
-          <w:sz w:val="21"/>
-          <w:szCs w:val="21"/>
-          <w14:ligatures w14:val="none"/>
-        </w:rPr>
-        <w:t>@</w:t>
-      </w:r>
+        <w:t xml:space="preserve"># </w:t>
+      </w:r>
+      <w:proofErr w:type="gramStart"/>
+      <w:r>
+        <w:rPr>
+          <w:rFonts w:ascii="Consolas" w:eastAsia="Times New Roman" w:hAnsi="Consolas" w:cs="Times New Roman"/>
+          <w:color w:val="008000"/>
+          <w:kern w:val="0"/>
+          <w:sz w:val="21"/>
+          <w:szCs w:val="21"/>
+          <w14:ligatures w14:val="none"/>
+        </w:rPr>
+        <w:t>the</w:t>
+      </w:r>
+      <w:proofErr w:type="gramEnd"/>
+      <w:r>
+        <w:rPr>
+          <w:rFonts w:ascii="Consolas" w:eastAsia="Times New Roman" w:hAnsi="Consolas" w:cs="Times New Roman"/>
+          <w:color w:val="008000"/>
+          <w:kern w:val="0"/>
+          <w:sz w:val="21"/>
+          <w:szCs w:val="21"/>
+          <w14:ligatures w14:val="none"/>
+        </w:rPr>
+        <w:t xml:space="preserve"> answer method must be shorter than 1024 characters. </w:t>
+      </w:r>
+    </w:p>
+    <w:p>
+      <w:pPr>
+        <w:shd w:val="clear" w:color="auto" w:fill="FFFFFF"/>
+        <w:spacing w:after="0" w:line="285" w:lineRule="atLeast"/>
+        <w:rPr>
+          <w:rFonts w:ascii="Consolas" w:eastAsia="Times New Roman" w:hAnsi="Consolas" w:cs="Times New Roman"/>
+          <w:color w:val="3B3B3B"/>
+          <w:kern w:val="0"/>
+          <w:sz w:val="21"/>
+          <w:szCs w:val="21"/>
+          <w14:ligatures w14:val="none"/>
+        </w:rPr>
+      </w:pPr>
+      <w:r>
+        <w:rPr>
+          <w:rFonts w:ascii="Consolas" w:eastAsia="Times New Roman" w:hAnsi="Consolas" w:cs="Times New Roman"/>
+          <w:color w:val="3B3B3B"/>
+          <w:kern w:val="0"/>
+          <w:sz w:val="21"/>
+          <w:szCs w:val="21"/>
+          <w14:ligatures w14:val="none"/>
+        </w:rPr>
+        <w:t xml:space="preserve">    </w:t>
+      </w:r>
+      <w:r>
+        <w:rPr>
+          <w:rFonts w:ascii="Consolas" w:eastAsia="Times New Roman" w:hAnsi="Consolas" w:cs="Times New Roman"/>
+          <w:color w:val="008000"/>
+          <w:kern w:val="0"/>
+          <w:sz w:val="21"/>
+          <w:szCs w:val="21"/>
+          <w14:ligatures w14:val="none"/>
+        </w:rPr>
+        <w:t># This limitation is related to the Telegram API.</w:t>
+      </w:r>
+    </w:p>
+    <w:p>
+      <w:pPr>
+        <w:shd w:val="clear" w:color="auto" w:fill="FFFFFF"/>
+        <w:spacing w:after="0" w:line="285" w:lineRule="atLeast"/>
+        <w:rPr>
+          <w:rFonts w:ascii="Consolas" w:eastAsia="Times New Roman" w:hAnsi="Consolas" w:cs="Times New Roman"/>
+          <w:color w:val="3B3B3B"/>
+          <w:kern w:val="0"/>
+          <w:sz w:val="21"/>
+          <w:szCs w:val="21"/>
+          <w14:ligatures w14:val="none"/>
+        </w:rPr>
+      </w:pPr>
+      <w:r>
+        <w:rPr>
+          <w:rFonts w:ascii="Consolas" w:eastAsia="Times New Roman" w:hAnsi="Consolas" w:cs="Times New Roman"/>
+          <w:color w:val="3B3B3B"/>
+          <w:kern w:val="0"/>
+          <w:sz w:val="21"/>
+          <w:szCs w:val="21"/>
+          <w14:ligatures w14:val="none"/>
+        </w:rPr>
+        <w:t xml:space="preserve">    </w:t>
+      </w:r>
+      <w:r>
+        <w:rPr>
+          <w:rFonts w:ascii="Consolas" w:eastAsia="Times New Roman" w:hAnsi="Consolas" w:cs="Times New Roman"/>
+          <w:color w:val="AF00DB"/>
+          <w:kern w:val="0"/>
+          <w:sz w:val="21"/>
+          <w:szCs w:val="21"/>
+          <w14:ligatures w14:val="none"/>
+        </w:rPr>
+        <w:t>await</w:t>
+      </w:r>
+      <w:r>
+        <w:rPr>
+          <w:rFonts w:ascii="Consolas" w:eastAsia="Times New Roman" w:hAnsi="Consolas" w:cs="Times New Roman"/>
+          <w:color w:val="3B3B3B"/>
+          <w:kern w:val="0"/>
+          <w:sz w:val="21"/>
+          <w:szCs w:val="21"/>
+          <w14:ligatures w14:val="none"/>
+        </w:rPr>
+        <w:t xml:space="preserve"> </w:t>
+      </w:r>
+      <w:proofErr w:type="gramStart"/>
       <w:r>
         <w:rPr>
           <w:rFonts w:ascii="Consolas" w:eastAsia="Times New Roman" w:hAnsi="Consolas" w:cs="Times New Roman"/>
@@ -2532,12 +4399,47 @@
           <w:szCs w:val="21"/>
           <w14:ligatures w14:val="none"/>
         </w:rPr>
-        <w:t>router</w:t>
-      </w:r>
-      <w:r>
-        <w:rPr>
-          <w:rFonts w:ascii="Consolas" w:eastAsia="Times New Roman" w:hAnsi="Consolas" w:cs="Times New Roman"/>
-          <w:color w:val="795E26"/>
+        <w:t>message</w:t>
+      </w:r>
+      <w:r>
+        <w:rPr>
+          <w:rFonts w:ascii="Consolas" w:eastAsia="Times New Roman" w:hAnsi="Consolas" w:cs="Times New Roman"/>
+          <w:color w:val="3B3B3B"/>
+          <w:kern w:val="0"/>
+          <w:sz w:val="21"/>
+          <w:szCs w:val="21"/>
+          <w14:ligatures w14:val="none"/>
+        </w:rPr>
+        <w:t>.answer</w:t>
+      </w:r>
+      <w:proofErr w:type="gramEnd"/>
+      <w:r>
+        <w:rPr>
+          <w:rFonts w:ascii="Consolas" w:eastAsia="Times New Roman" w:hAnsi="Consolas" w:cs="Times New Roman"/>
+          <w:color w:val="3B3B3B"/>
+          <w:kern w:val="0"/>
+          <w:sz w:val="21"/>
+          <w:szCs w:val="21"/>
+          <w14:ligatures w14:val="none"/>
+        </w:rPr>
+        <w:t>(</w:t>
+      </w:r>
+      <w:proofErr w:type="gramStart"/>
+      <w:r>
+        <w:rPr>
+          <w:rFonts w:ascii="Consolas" w:eastAsia="Times New Roman" w:hAnsi="Consolas" w:cs="Times New Roman"/>
+          <w:color w:val="267F99"/>
+          <w:kern w:val="0"/>
+          <w:sz w:val="21"/>
+          <w:szCs w:val="21"/>
+          <w14:ligatures w14:val="none"/>
+        </w:rPr>
+        <w:t>texts</w:t>
+      </w:r>
+      <w:r>
+        <w:rPr>
+          <w:rFonts w:ascii="Consolas" w:eastAsia="Times New Roman" w:hAnsi="Consolas" w:cs="Times New Roman"/>
+          <w:color w:val="3B3B3B"/>
           <w:kern w:val="0"/>
           <w:sz w:val="21"/>
           <w:szCs w:val="21"/>
@@ -2554,1635 +4456,9 @@
           <w:szCs w:val="21"/>
           <w14:ligatures w14:val="none"/>
         </w:rPr>
-        <w:t>message</w:t>
-      </w:r>
-      <w:r>
-        <w:rPr>
-          <w:rFonts w:ascii="Consolas" w:eastAsia="Times New Roman" w:hAnsi="Consolas" w:cs="Times New Roman"/>
-          <w:color w:val="3B3B3B"/>
-          <w:kern w:val="0"/>
-          <w:sz w:val="21"/>
-          <w:szCs w:val="21"/>
-          <w14:ligatures w14:val="none"/>
-        </w:rPr>
-        <w:t>(</w:t>
-      </w:r>
-      <w:r>
-        <w:rPr>
-          <w:rFonts w:ascii="Consolas" w:eastAsia="Times New Roman" w:hAnsi="Consolas" w:cs="Times New Roman"/>
-          <w:color w:val="0070C1"/>
-          <w:kern w:val="0"/>
-          <w:sz w:val="21"/>
-          <w:szCs w:val="21"/>
-          <w14:ligatures w14:val="none"/>
-        </w:rPr>
-        <w:t>F</w:t>
-      </w:r>
-      <w:r>
-        <w:rPr>
-          <w:rFonts w:ascii="Consolas" w:eastAsia="Times New Roman" w:hAnsi="Consolas" w:cs="Times New Roman"/>
-          <w:color w:val="3B3B3B"/>
-          <w:kern w:val="0"/>
-          <w:sz w:val="21"/>
-          <w:szCs w:val="21"/>
-          <w14:ligatures w14:val="none"/>
-        </w:rPr>
-        <w:t>.</w:t>
-      </w:r>
-      <w:r>
-        <w:rPr>
-          <w:rFonts w:ascii="Consolas" w:eastAsia="Times New Roman" w:hAnsi="Consolas" w:cs="Times New Roman"/>
-          <w:color w:val="001080"/>
-          <w:kern w:val="0"/>
-          <w:sz w:val="21"/>
-          <w:szCs w:val="21"/>
-          <w14:ligatures w14:val="none"/>
-        </w:rPr>
-        <w:t>text</w:t>
-      </w:r>
-      <w:r>
-        <w:rPr>
-          <w:rFonts w:ascii="Consolas" w:eastAsia="Times New Roman" w:hAnsi="Consolas" w:cs="Times New Roman"/>
-          <w:color w:val="3B3B3B"/>
-          <w:kern w:val="0"/>
-          <w:sz w:val="21"/>
-          <w:szCs w:val="21"/>
-          <w14:ligatures w14:val="none"/>
-        </w:rPr>
-        <w:t xml:space="preserve"> </w:t>
-      </w:r>
-      <w:r>
-        <w:rPr>
-          <w:rFonts w:ascii="Consolas" w:eastAsia="Times New Roman" w:hAnsi="Consolas" w:cs="Times New Roman"/>
-          <w:color w:val="795E26"/>
-          <w:kern w:val="0"/>
-          <w:sz w:val="21"/>
-          <w:szCs w:val="21"/>
-          <w14:ligatures w14:val="none"/>
-        </w:rPr>
-        <w:t>==</w:t>
-      </w:r>
-      <w:r>
-        <w:rPr>
-          <w:rFonts w:ascii="Consolas" w:eastAsia="Times New Roman" w:hAnsi="Consolas" w:cs="Times New Roman"/>
-          <w:color w:val="3B3B3B"/>
-          <w:kern w:val="0"/>
-          <w:sz w:val="21"/>
-          <w:szCs w:val="21"/>
-          <w14:ligatures w14:val="none"/>
-        </w:rPr>
-        <w:t xml:space="preserve"> </w:t>
-      </w:r>
-      <w:r>
-        <w:rPr>
-          <w:rFonts w:ascii="Consolas" w:eastAsia="Times New Roman" w:hAnsi="Consolas" w:cs="Times New Roman"/>
-          <w:color w:val="A31515"/>
-          <w:kern w:val="0"/>
-          <w:sz w:val="21"/>
-          <w:szCs w:val="21"/>
-          <w14:ligatures w14:val="none"/>
-        </w:rPr>
-        <w:t>'Hello'</w:t>
-      </w:r>
-      <w:r>
-        <w:rPr>
-          <w:rFonts w:ascii="Consolas" w:eastAsia="Times New Roman" w:hAnsi="Consolas" w:cs="Times New Roman"/>
-          <w:color w:val="3B3B3B"/>
-          <w:kern w:val="0"/>
-          <w:sz w:val="21"/>
-          <w:szCs w:val="21"/>
-          <w14:ligatures w14:val="none"/>
-        </w:rPr>
-        <w:t>)</w:t>
-      </w:r>
-    </w:p>
-    <w:p>
-      <w:pPr>
-        <w:shd w:val="clear" w:color="auto" w:fill="FFFFFF"/>
-        <w:spacing w:after="0" w:line="285" w:lineRule="atLeast"/>
-        <w:rPr>
-          <w:rFonts w:ascii="Consolas" w:eastAsia="Times New Roman" w:hAnsi="Consolas" w:cs="Times New Roman"/>
-          <w:color w:val="3B3B3B"/>
-          <w:kern w:val="0"/>
-          <w:sz w:val="21"/>
-          <w:szCs w:val="21"/>
-          <w14:ligatures w14:val="none"/>
-        </w:rPr>
-      </w:pPr>
-      <w:r>
-        <w:rPr>
-          <w:rFonts w:ascii="Consolas" w:eastAsia="Times New Roman" w:hAnsi="Consolas" w:cs="Times New Roman"/>
-          <w:color w:val="0000FF"/>
-          <w:kern w:val="0"/>
-          <w:sz w:val="21"/>
-          <w:szCs w:val="21"/>
-          <w14:ligatures w14:val="none"/>
-        </w:rPr>
-        <w:t>async</w:t>
-      </w:r>
-      <w:r>
-        <w:rPr>
-          <w:rFonts w:ascii="Consolas" w:eastAsia="Times New Roman" w:hAnsi="Consolas" w:cs="Times New Roman"/>
-          <w:color w:val="3B3B3B"/>
-          <w:kern w:val="0"/>
-          <w:sz w:val="21"/>
-          <w:szCs w:val="21"/>
-          <w14:ligatures w14:val="none"/>
-        </w:rPr>
-        <w:t xml:space="preserve"> </w:t>
-      </w:r>
-      <w:r>
-        <w:rPr>
-          <w:rFonts w:ascii="Consolas" w:eastAsia="Times New Roman" w:hAnsi="Consolas" w:cs="Times New Roman"/>
-          <w:color w:val="0000FF"/>
-          <w:kern w:val="0"/>
-          <w:sz w:val="21"/>
-          <w:szCs w:val="21"/>
-          <w14:ligatures w14:val="none"/>
-        </w:rPr>
-        <w:t>def</w:t>
-      </w:r>
-      <w:r>
-        <w:rPr>
-          <w:rFonts w:ascii="Consolas" w:eastAsia="Times New Roman" w:hAnsi="Consolas" w:cs="Times New Roman"/>
-          <w:color w:val="3B3B3B"/>
-          <w:kern w:val="0"/>
-          <w:sz w:val="21"/>
-          <w:szCs w:val="21"/>
-          <w14:ligatures w14:val="none"/>
-        </w:rPr>
-        <w:t xml:space="preserve"> </w:t>
-      </w:r>
-      <w:r>
-        <w:rPr>
-          <w:rFonts w:ascii="Consolas" w:eastAsia="Times New Roman" w:hAnsi="Consolas" w:cs="Times New Roman"/>
-          <w:color w:val="795E26"/>
-          <w:kern w:val="0"/>
-          <w:sz w:val="21"/>
-          <w:szCs w:val="21"/>
-          <w14:ligatures w14:val="none"/>
-        </w:rPr>
-        <w:t>check_hello</w:t>
-      </w:r>
-      <w:r>
-        <w:rPr>
-          <w:rFonts w:ascii="Consolas" w:eastAsia="Times New Roman" w:hAnsi="Consolas" w:cs="Times New Roman"/>
-          <w:color w:val="3B3B3B"/>
-          <w:kern w:val="0"/>
-          <w:sz w:val="21"/>
-          <w:szCs w:val="21"/>
-          <w14:ligatures w14:val="none"/>
-        </w:rPr>
-        <w:t>(</w:t>
-      </w:r>
-      <w:r>
-        <w:rPr>
-          <w:rFonts w:ascii="Consolas" w:eastAsia="Times New Roman" w:hAnsi="Consolas" w:cs="Times New Roman"/>
-          <w:color w:val="001080"/>
-          <w:kern w:val="0"/>
-          <w:sz w:val="21"/>
-          <w:szCs w:val="21"/>
-          <w14:ligatures w14:val="none"/>
-        </w:rPr>
-        <w:t>message</w:t>
-      </w:r>
-      <w:r>
-        <w:rPr>
-          <w:rFonts w:ascii="Consolas" w:eastAsia="Times New Roman" w:hAnsi="Consolas" w:cs="Times New Roman"/>
-          <w:color w:val="3B3B3B"/>
-          <w:kern w:val="0"/>
-          <w:sz w:val="21"/>
-          <w:szCs w:val="21"/>
-          <w14:ligatures w14:val="none"/>
-        </w:rPr>
-        <w:t>):</w:t>
-      </w:r>
-    </w:p>
-    <w:p>
-      <w:pPr>
-        <w:shd w:val="clear" w:color="auto" w:fill="FFFFFF"/>
-        <w:spacing w:after="0" w:line="285" w:lineRule="atLeast"/>
-        <w:rPr>
-          <w:rFonts w:ascii="Consolas" w:eastAsia="Times New Roman" w:hAnsi="Consolas" w:cs="Times New Roman"/>
-          <w:color w:val="3B3B3B"/>
-          <w:kern w:val="0"/>
-          <w:sz w:val="21"/>
-          <w:szCs w:val="21"/>
-          <w14:ligatures w14:val="none"/>
-        </w:rPr>
-      </w:pPr>
-      <w:r>
-        <w:rPr>
-          <w:rFonts w:ascii="Consolas" w:eastAsia="Times New Roman" w:hAnsi="Consolas" w:cs="Times New Roman"/>
-          <w:color w:val="3B3B3B"/>
-          <w:kern w:val="0"/>
-          <w:sz w:val="21"/>
-          <w:szCs w:val="21"/>
-          <w14:ligatures w14:val="none"/>
-        </w:rPr>
-        <w:t xml:space="preserve">    </w:t>
-      </w:r>
-      <w:r>
-        <w:rPr>
-          <w:rFonts w:ascii="Consolas" w:eastAsia="Times New Roman" w:hAnsi="Consolas" w:cs="Times New Roman"/>
-          <w:color w:val="AF00DB"/>
-          <w:kern w:val="0"/>
-          <w:sz w:val="21"/>
-          <w:szCs w:val="21"/>
-          <w14:ligatures w14:val="none"/>
-        </w:rPr>
-        <w:t>await</w:t>
-      </w:r>
-      <w:r>
-        <w:rPr>
-          <w:rFonts w:ascii="Consolas" w:eastAsia="Times New Roman" w:hAnsi="Consolas" w:cs="Times New Roman"/>
-          <w:color w:val="3B3B3B"/>
-          <w:kern w:val="0"/>
-          <w:sz w:val="21"/>
-          <w:szCs w:val="21"/>
-          <w14:ligatures w14:val="none"/>
-        </w:rPr>
-        <w:t xml:space="preserve"> </w:t>
-      </w:r>
-      <w:r>
-        <w:rPr>
-          <w:rFonts w:ascii="Consolas" w:eastAsia="Times New Roman" w:hAnsi="Consolas" w:cs="Times New Roman"/>
-          <w:color w:val="001080"/>
-          <w:kern w:val="0"/>
-          <w:sz w:val="21"/>
-          <w:szCs w:val="21"/>
-          <w14:ligatures w14:val="none"/>
-        </w:rPr>
-        <w:t>message</w:t>
-      </w:r>
-      <w:r>
-        <w:rPr>
-          <w:rFonts w:ascii="Consolas" w:eastAsia="Times New Roman" w:hAnsi="Consolas" w:cs="Times New Roman"/>
-          <w:color w:val="3B3B3B"/>
-          <w:kern w:val="0"/>
-          <w:sz w:val="21"/>
-          <w:szCs w:val="21"/>
-          <w14:ligatures w14:val="none"/>
-        </w:rPr>
-        <w:t>.answer(</w:t>
-      </w:r>
-      <w:r>
-        <w:rPr>
-          <w:rFonts w:ascii="Consolas" w:eastAsia="Times New Roman" w:hAnsi="Consolas" w:cs="Times New Roman"/>
-          <w:color w:val="267F99"/>
-          <w:kern w:val="0"/>
-          <w:sz w:val="21"/>
-          <w:szCs w:val="21"/>
-          <w14:ligatures w14:val="none"/>
-        </w:rPr>
-        <w:t>texts</w:t>
-      </w:r>
-      <w:r>
-        <w:rPr>
-          <w:rFonts w:ascii="Consolas" w:eastAsia="Times New Roman" w:hAnsi="Consolas" w:cs="Times New Roman"/>
-          <w:color w:val="3B3B3B"/>
-          <w:kern w:val="0"/>
-          <w:sz w:val="21"/>
-          <w:szCs w:val="21"/>
-          <w14:ligatures w14:val="none"/>
-        </w:rPr>
-        <w:t>.</w:t>
-      </w:r>
-      <w:r>
-        <w:rPr>
-          <w:rFonts w:ascii="Consolas" w:eastAsia="Times New Roman" w:hAnsi="Consolas" w:cs="Times New Roman"/>
-          <w:color w:val="001080"/>
-          <w:kern w:val="0"/>
-          <w:sz w:val="21"/>
-          <w:szCs w:val="21"/>
-          <w14:ligatures w14:val="none"/>
-        </w:rPr>
-        <w:t>say_hello</w:t>
-      </w:r>
-      <w:r>
-        <w:rPr>
-          <w:rFonts w:ascii="Consolas" w:eastAsia="Times New Roman" w:hAnsi="Consolas" w:cs="Times New Roman"/>
-          <w:color w:val="3B3B3B"/>
-          <w:kern w:val="0"/>
-          <w:sz w:val="21"/>
-          <w:szCs w:val="21"/>
-          <w14:ligatures w14:val="none"/>
-        </w:rPr>
-        <w:t>)</w:t>
-      </w:r>
-    </w:p>
-    <w:p>
-      <w:pPr>
-        <w:shd w:val="clear" w:color="auto" w:fill="FFFFFF"/>
-        <w:spacing w:after="0" w:line="285" w:lineRule="atLeast"/>
-        <w:rPr>
-          <w:rFonts w:ascii="Consolas" w:eastAsia="Times New Roman" w:hAnsi="Consolas" w:cs="Times New Roman"/>
-          <w:color w:val="3B3B3B"/>
-          <w:kern w:val="0"/>
-          <w:sz w:val="21"/>
-          <w:szCs w:val="21"/>
-          <w14:ligatures w14:val="none"/>
-        </w:rPr>
-      </w:pPr>
-    </w:p>
-    <w:p>
-      <w:pPr>
-        <w:shd w:val="clear" w:color="auto" w:fill="FFFFFF"/>
-        <w:spacing w:after="0" w:line="285" w:lineRule="atLeast"/>
-        <w:rPr>
-          <w:rFonts w:ascii="Consolas" w:eastAsia="Times New Roman" w:hAnsi="Consolas" w:cs="Times New Roman"/>
-          <w:color w:val="3B3B3B"/>
-          <w:kern w:val="0"/>
-          <w:sz w:val="21"/>
-          <w:szCs w:val="21"/>
-          <w14:ligatures w14:val="none"/>
-        </w:rPr>
-      </w:pPr>
-      <w:r>
-        <w:rPr>
-          <w:rFonts w:ascii="Consolas" w:eastAsia="Times New Roman" w:hAnsi="Consolas" w:cs="Times New Roman"/>
-          <w:color w:val="795E26"/>
-          <w:kern w:val="0"/>
-          <w:sz w:val="21"/>
-          <w:szCs w:val="21"/>
-          <w14:ligatures w14:val="none"/>
-        </w:rPr>
-        <w:t>@</w:t>
-      </w:r>
-      <w:r>
-        <w:rPr>
-          <w:rFonts w:ascii="Consolas" w:eastAsia="Times New Roman" w:hAnsi="Consolas" w:cs="Times New Roman"/>
-          <w:color w:val="001080"/>
-          <w:kern w:val="0"/>
-          <w:sz w:val="21"/>
-          <w:szCs w:val="21"/>
-          <w14:ligatures w14:val="none"/>
-        </w:rPr>
-        <w:t>router</w:t>
-      </w:r>
-      <w:r>
-        <w:rPr>
-          <w:rFonts w:ascii="Consolas" w:eastAsia="Times New Roman" w:hAnsi="Consolas" w:cs="Times New Roman"/>
-          <w:color w:val="795E26"/>
-          <w:kern w:val="0"/>
-          <w:sz w:val="21"/>
-          <w:szCs w:val="21"/>
-          <w14:ligatures w14:val="none"/>
-        </w:rPr>
-        <w:t>.</w:t>
-      </w:r>
-      <w:r>
-        <w:rPr>
-          <w:rFonts w:ascii="Consolas" w:eastAsia="Times New Roman" w:hAnsi="Consolas" w:cs="Times New Roman"/>
-          <w:color w:val="001080"/>
-          <w:kern w:val="0"/>
-          <w:sz w:val="21"/>
-          <w:szCs w:val="21"/>
-          <w14:ligatures w14:val="none"/>
-        </w:rPr>
-        <w:t>message</w:t>
-      </w:r>
-      <w:r>
-        <w:rPr>
-          <w:rFonts w:ascii="Consolas" w:eastAsia="Times New Roman" w:hAnsi="Consolas" w:cs="Times New Roman"/>
-          <w:color w:val="3B3B3B"/>
-          <w:kern w:val="0"/>
-          <w:sz w:val="21"/>
-          <w:szCs w:val="21"/>
-          <w14:ligatures w14:val="none"/>
-        </w:rPr>
-        <w:t>(</w:t>
-      </w:r>
-      <w:r>
-        <w:rPr>
-          <w:rFonts w:ascii="Consolas" w:eastAsia="Times New Roman" w:hAnsi="Consolas" w:cs="Times New Roman"/>
-          <w:color w:val="0070C1"/>
-          <w:kern w:val="0"/>
-          <w:sz w:val="21"/>
-          <w:szCs w:val="21"/>
-          <w14:ligatures w14:val="none"/>
-        </w:rPr>
-        <w:t>F</w:t>
-      </w:r>
-      <w:r>
-        <w:rPr>
-          <w:rFonts w:ascii="Consolas" w:eastAsia="Times New Roman" w:hAnsi="Consolas" w:cs="Times New Roman"/>
-          <w:color w:val="3B3B3B"/>
-          <w:kern w:val="0"/>
-          <w:sz w:val="21"/>
-          <w:szCs w:val="21"/>
-          <w14:ligatures w14:val="none"/>
-        </w:rPr>
-        <w:t>.</w:t>
-      </w:r>
-      <w:r>
-        <w:rPr>
-          <w:rFonts w:ascii="Consolas" w:eastAsia="Times New Roman" w:hAnsi="Consolas" w:cs="Times New Roman"/>
-          <w:color w:val="001080"/>
-          <w:kern w:val="0"/>
-          <w:sz w:val="21"/>
-          <w:szCs w:val="21"/>
-          <w14:ligatures w14:val="none"/>
-        </w:rPr>
-        <w:t>text</w:t>
-      </w:r>
-      <w:r>
-        <w:rPr>
-          <w:rFonts w:ascii="Consolas" w:eastAsia="Times New Roman" w:hAnsi="Consolas" w:cs="Times New Roman"/>
-          <w:color w:val="3B3B3B"/>
-          <w:kern w:val="0"/>
-          <w:sz w:val="21"/>
-          <w:szCs w:val="21"/>
-          <w14:ligatures w14:val="none"/>
-        </w:rPr>
-        <w:t xml:space="preserve"> </w:t>
-      </w:r>
-      <w:r>
-        <w:rPr>
-          <w:rFonts w:ascii="Consolas" w:eastAsia="Times New Roman" w:hAnsi="Consolas" w:cs="Times New Roman"/>
-          <w:color w:val="795E26"/>
-          <w:kern w:val="0"/>
-          <w:sz w:val="21"/>
-          <w:szCs w:val="21"/>
-          <w14:ligatures w14:val="none"/>
-        </w:rPr>
-        <w:t>==</w:t>
-      </w:r>
-      <w:r>
-        <w:rPr>
-          <w:rFonts w:ascii="Consolas" w:eastAsia="Times New Roman" w:hAnsi="Consolas" w:cs="Times New Roman"/>
-          <w:color w:val="3B3B3B"/>
-          <w:kern w:val="0"/>
-          <w:sz w:val="21"/>
-          <w:szCs w:val="21"/>
-          <w14:ligatures w14:val="none"/>
-        </w:rPr>
-        <w:t xml:space="preserve"> </w:t>
-      </w:r>
-      <w:r>
-        <w:rPr>
-          <w:rFonts w:ascii="Consolas" w:eastAsia="Times New Roman" w:hAnsi="Consolas" w:cs="Times New Roman"/>
-          <w:color w:val="A31515"/>
-          <w:kern w:val="0"/>
-          <w:sz w:val="21"/>
-          <w:szCs w:val="21"/>
-          <w14:ligatures w14:val="none"/>
-        </w:rPr>
-        <w:t>'Information'</w:t>
-      </w:r>
-      <w:r>
-        <w:rPr>
-          <w:rFonts w:ascii="Consolas" w:eastAsia="Times New Roman" w:hAnsi="Consolas" w:cs="Times New Roman"/>
-          <w:color w:val="3B3B3B"/>
-          <w:kern w:val="0"/>
-          <w:sz w:val="21"/>
-          <w:szCs w:val="21"/>
-          <w14:ligatures w14:val="none"/>
-        </w:rPr>
-        <w:t>)</w:t>
-      </w:r>
-    </w:p>
-    <w:p>
-      <w:pPr>
-        <w:shd w:val="clear" w:color="auto" w:fill="FFFFFF"/>
-        <w:spacing w:after="0" w:line="285" w:lineRule="atLeast"/>
-        <w:rPr>
-          <w:rFonts w:ascii="Consolas" w:eastAsia="Times New Roman" w:hAnsi="Consolas" w:cs="Times New Roman"/>
-          <w:color w:val="3B3B3B"/>
-          <w:kern w:val="0"/>
-          <w:sz w:val="21"/>
-          <w:szCs w:val="21"/>
-          <w14:ligatures w14:val="none"/>
-        </w:rPr>
-      </w:pPr>
-      <w:r>
-        <w:rPr>
-          <w:rFonts w:ascii="Consolas" w:eastAsia="Times New Roman" w:hAnsi="Consolas" w:cs="Times New Roman"/>
-          <w:color w:val="0000FF"/>
-          <w:kern w:val="0"/>
-          <w:sz w:val="21"/>
-          <w:szCs w:val="21"/>
-          <w14:ligatures w14:val="none"/>
-        </w:rPr>
-        <w:t>async</w:t>
-      </w:r>
-      <w:r>
-        <w:rPr>
-          <w:rFonts w:ascii="Consolas" w:eastAsia="Times New Roman" w:hAnsi="Consolas" w:cs="Times New Roman"/>
-          <w:color w:val="3B3B3B"/>
-          <w:kern w:val="0"/>
-          <w:sz w:val="21"/>
-          <w:szCs w:val="21"/>
-          <w14:ligatures w14:val="none"/>
-        </w:rPr>
-        <w:t xml:space="preserve"> </w:t>
-      </w:r>
-      <w:r>
-        <w:rPr>
-          <w:rFonts w:ascii="Consolas" w:eastAsia="Times New Roman" w:hAnsi="Consolas" w:cs="Times New Roman"/>
-          <w:color w:val="0000FF"/>
-          <w:kern w:val="0"/>
-          <w:sz w:val="21"/>
-          <w:szCs w:val="21"/>
-          <w14:ligatures w14:val="none"/>
-        </w:rPr>
-        <w:t>def</w:t>
-      </w:r>
-      <w:r>
-        <w:rPr>
-          <w:rFonts w:ascii="Consolas" w:eastAsia="Times New Roman" w:hAnsi="Consolas" w:cs="Times New Roman"/>
-          <w:color w:val="3B3B3B"/>
-          <w:kern w:val="0"/>
-          <w:sz w:val="21"/>
-          <w:szCs w:val="21"/>
-          <w14:ligatures w14:val="none"/>
-        </w:rPr>
-        <w:t xml:space="preserve"> </w:t>
-      </w:r>
-      <w:r>
-        <w:rPr>
-          <w:rFonts w:ascii="Consolas" w:eastAsia="Times New Roman" w:hAnsi="Consolas" w:cs="Times New Roman"/>
-          <w:color w:val="795E26"/>
-          <w:kern w:val="0"/>
-          <w:sz w:val="21"/>
-          <w:szCs w:val="21"/>
-          <w14:ligatures w14:val="none"/>
-        </w:rPr>
-        <w:t>get_information</w:t>
-      </w:r>
-      <w:r>
-        <w:rPr>
-          <w:rFonts w:ascii="Consolas" w:eastAsia="Times New Roman" w:hAnsi="Consolas" w:cs="Times New Roman"/>
-          <w:color w:val="3B3B3B"/>
-          <w:kern w:val="0"/>
-          <w:sz w:val="21"/>
-          <w:szCs w:val="21"/>
-          <w14:ligatures w14:val="none"/>
-        </w:rPr>
-        <w:t>(</w:t>
-      </w:r>
-      <w:r>
-        <w:rPr>
-          <w:rFonts w:ascii="Consolas" w:eastAsia="Times New Roman" w:hAnsi="Consolas" w:cs="Times New Roman"/>
-          <w:color w:val="001080"/>
-          <w:kern w:val="0"/>
-          <w:sz w:val="21"/>
-          <w:szCs w:val="21"/>
-          <w14:ligatures w14:val="none"/>
-        </w:rPr>
-        <w:t>message</w:t>
-      </w:r>
-      <w:r>
-        <w:rPr>
-          <w:rFonts w:ascii="Consolas" w:eastAsia="Times New Roman" w:hAnsi="Consolas" w:cs="Times New Roman"/>
-          <w:color w:val="3B3B3B"/>
-          <w:kern w:val="0"/>
-          <w:sz w:val="21"/>
-          <w:szCs w:val="21"/>
-          <w14:ligatures w14:val="none"/>
-        </w:rPr>
-        <w:t>):</w:t>
-      </w:r>
-    </w:p>
-    <w:p>
-      <w:pPr>
-        <w:shd w:val="clear" w:color="auto" w:fill="FFFFFF"/>
-        <w:spacing w:after="0" w:line="285" w:lineRule="atLeast"/>
-        <w:rPr>
-          <w:rFonts w:ascii="Consolas" w:eastAsia="Times New Roman" w:hAnsi="Consolas" w:cs="Times New Roman"/>
-          <w:color w:val="3B3B3B"/>
-          <w:kern w:val="0"/>
-          <w:sz w:val="21"/>
-          <w:szCs w:val="21"/>
-          <w14:ligatures w14:val="none"/>
-        </w:rPr>
-      </w:pPr>
-      <w:r>
-        <w:rPr>
-          <w:rFonts w:ascii="Consolas" w:eastAsia="Times New Roman" w:hAnsi="Consolas" w:cs="Times New Roman"/>
-          <w:color w:val="3B3B3B"/>
-          <w:kern w:val="0"/>
-          <w:sz w:val="21"/>
-          <w:szCs w:val="21"/>
-          <w14:ligatures w14:val="none"/>
-        </w:rPr>
-        <w:t xml:space="preserve">    </w:t>
-      </w:r>
-      <w:r>
-        <w:rPr>
-          <w:rFonts w:ascii="Consolas" w:eastAsia="Times New Roman" w:hAnsi="Consolas" w:cs="Times New Roman"/>
-          <w:color w:val="AF00DB"/>
-          <w:kern w:val="0"/>
-          <w:sz w:val="21"/>
-          <w:szCs w:val="21"/>
-          <w14:ligatures w14:val="none"/>
-        </w:rPr>
-        <w:t>await</w:t>
-      </w:r>
-      <w:r>
-        <w:rPr>
-          <w:rFonts w:ascii="Consolas" w:eastAsia="Times New Roman" w:hAnsi="Consolas" w:cs="Times New Roman"/>
-          <w:color w:val="3B3B3B"/>
-          <w:kern w:val="0"/>
-          <w:sz w:val="21"/>
-          <w:szCs w:val="21"/>
-          <w14:ligatures w14:val="none"/>
-        </w:rPr>
-        <w:t xml:space="preserve"> </w:t>
-      </w:r>
-      <w:r>
-        <w:rPr>
-          <w:rFonts w:ascii="Consolas" w:eastAsia="Times New Roman" w:hAnsi="Consolas" w:cs="Times New Roman"/>
-          <w:color w:val="001080"/>
-          <w:kern w:val="0"/>
-          <w:sz w:val="21"/>
-          <w:szCs w:val="21"/>
-          <w14:ligatures w14:val="none"/>
-        </w:rPr>
-        <w:t>message</w:t>
-      </w:r>
-      <w:r>
-        <w:rPr>
-          <w:rFonts w:ascii="Consolas" w:eastAsia="Times New Roman" w:hAnsi="Consolas" w:cs="Times New Roman"/>
-          <w:color w:val="3B3B3B"/>
-          <w:kern w:val="0"/>
-          <w:sz w:val="21"/>
-          <w:szCs w:val="21"/>
-          <w14:ligatures w14:val="none"/>
-        </w:rPr>
-        <w:t>.answer(</w:t>
-      </w:r>
-      <w:r>
-        <w:rPr>
-          <w:rFonts w:ascii="Consolas" w:eastAsia="Times New Roman" w:hAnsi="Consolas" w:cs="Times New Roman"/>
-          <w:color w:val="A31515"/>
-          <w:kern w:val="0"/>
-          <w:sz w:val="21"/>
-          <w:szCs w:val="21"/>
-          <w14:ligatures w14:val="none"/>
-        </w:rPr>
-        <w:t>"You can find all the necessary information on our website"</w:t>
-      </w:r>
-      <w:r>
-        <w:rPr>
-          <w:rFonts w:ascii="Consolas" w:eastAsia="Times New Roman" w:hAnsi="Consolas" w:cs="Times New Roman"/>
-          <w:color w:val="3B3B3B"/>
-          <w:kern w:val="0"/>
-          <w:sz w:val="21"/>
-          <w:szCs w:val="21"/>
-          <w14:ligatures w14:val="none"/>
-        </w:rPr>
-        <w:t>)</w:t>
-      </w:r>
-    </w:p>
-    <w:p>
-      <w:pPr>
-        <w:shd w:val="clear" w:color="auto" w:fill="FFFFFF"/>
-        <w:spacing w:after="0" w:line="285" w:lineRule="atLeast"/>
-        <w:rPr>
-          <w:rFonts w:ascii="Consolas" w:eastAsia="Times New Roman" w:hAnsi="Consolas" w:cs="Times New Roman"/>
-          <w:color w:val="3B3B3B"/>
-          <w:kern w:val="0"/>
-          <w:sz w:val="21"/>
-          <w:szCs w:val="21"/>
-          <w14:ligatures w14:val="none"/>
-        </w:rPr>
-      </w:pPr>
-    </w:p>
-    <w:p>
-      <w:pPr>
-        <w:shd w:val="clear" w:color="auto" w:fill="FFFFFF"/>
-        <w:spacing w:after="0" w:line="285" w:lineRule="atLeast"/>
-        <w:rPr>
-          <w:rFonts w:ascii="Consolas" w:eastAsia="Times New Roman" w:hAnsi="Consolas" w:cs="Times New Roman"/>
-          <w:color w:val="3B3B3B"/>
-          <w:kern w:val="0"/>
-          <w:sz w:val="21"/>
-          <w:szCs w:val="21"/>
-          <w14:ligatures w14:val="none"/>
-        </w:rPr>
-      </w:pPr>
-      <w:r>
-        <w:rPr>
-          <w:rFonts w:ascii="Consolas" w:eastAsia="Times New Roman" w:hAnsi="Consolas" w:cs="Times New Roman"/>
-          <w:color w:val="795E26"/>
-          <w:kern w:val="0"/>
-          <w:sz w:val="21"/>
-          <w:szCs w:val="21"/>
-          <w14:ligatures w14:val="none"/>
-        </w:rPr>
-        <w:t>@</w:t>
-      </w:r>
-      <w:r>
-        <w:rPr>
-          <w:rFonts w:ascii="Consolas" w:eastAsia="Times New Roman" w:hAnsi="Consolas" w:cs="Times New Roman"/>
-          <w:color w:val="001080"/>
-          <w:kern w:val="0"/>
-          <w:sz w:val="21"/>
-          <w:szCs w:val="21"/>
-          <w14:ligatures w14:val="none"/>
-        </w:rPr>
-        <w:t>router</w:t>
-      </w:r>
-      <w:r>
-        <w:rPr>
-          <w:rFonts w:ascii="Consolas" w:eastAsia="Times New Roman" w:hAnsi="Consolas" w:cs="Times New Roman"/>
-          <w:color w:val="795E26"/>
-          <w:kern w:val="0"/>
-          <w:sz w:val="21"/>
-          <w:szCs w:val="21"/>
-          <w14:ligatures w14:val="none"/>
-        </w:rPr>
-        <w:t>.</w:t>
-      </w:r>
-      <w:r>
-        <w:rPr>
-          <w:rFonts w:ascii="Consolas" w:eastAsia="Times New Roman" w:hAnsi="Consolas" w:cs="Times New Roman"/>
-          <w:color w:val="001080"/>
-          <w:kern w:val="0"/>
-          <w:sz w:val="21"/>
-          <w:szCs w:val="21"/>
-          <w14:ligatures w14:val="none"/>
-        </w:rPr>
-        <w:t>message</w:t>
-      </w:r>
-      <w:r>
-        <w:rPr>
-          <w:rFonts w:ascii="Consolas" w:eastAsia="Times New Roman" w:hAnsi="Consolas" w:cs="Times New Roman"/>
-          <w:color w:val="3B3B3B"/>
-          <w:kern w:val="0"/>
-          <w:sz w:val="21"/>
-          <w:szCs w:val="21"/>
-          <w14:ligatures w14:val="none"/>
-        </w:rPr>
-        <w:t>(</w:t>
-      </w:r>
-      <w:r>
-        <w:rPr>
-          <w:rFonts w:ascii="Consolas" w:eastAsia="Times New Roman" w:hAnsi="Consolas" w:cs="Times New Roman"/>
-          <w:color w:val="0070C1"/>
-          <w:kern w:val="0"/>
-          <w:sz w:val="21"/>
-          <w:szCs w:val="21"/>
-          <w14:ligatures w14:val="none"/>
-        </w:rPr>
-        <w:t>F</w:t>
-      </w:r>
-      <w:r>
-        <w:rPr>
-          <w:rFonts w:ascii="Consolas" w:eastAsia="Times New Roman" w:hAnsi="Consolas" w:cs="Times New Roman"/>
-          <w:color w:val="3B3B3B"/>
-          <w:kern w:val="0"/>
-          <w:sz w:val="21"/>
-          <w:szCs w:val="21"/>
-          <w14:ligatures w14:val="none"/>
-        </w:rPr>
-        <w:t>.</w:t>
-      </w:r>
-      <w:r>
-        <w:rPr>
-          <w:rFonts w:ascii="Consolas" w:eastAsia="Times New Roman" w:hAnsi="Consolas" w:cs="Times New Roman"/>
-          <w:color w:val="001080"/>
-          <w:kern w:val="0"/>
-          <w:sz w:val="21"/>
-          <w:szCs w:val="21"/>
-          <w14:ligatures w14:val="none"/>
-        </w:rPr>
-        <w:t>text</w:t>
-      </w:r>
-      <w:r>
-        <w:rPr>
-          <w:rFonts w:ascii="Consolas" w:eastAsia="Times New Roman" w:hAnsi="Consolas" w:cs="Times New Roman"/>
-          <w:color w:val="3B3B3B"/>
-          <w:kern w:val="0"/>
-          <w:sz w:val="21"/>
-          <w:szCs w:val="21"/>
-          <w14:ligatures w14:val="none"/>
-        </w:rPr>
-        <w:t xml:space="preserve"> </w:t>
-      </w:r>
-      <w:r>
-        <w:rPr>
-          <w:rFonts w:ascii="Consolas" w:eastAsia="Times New Roman" w:hAnsi="Consolas" w:cs="Times New Roman"/>
-          <w:color w:val="795E26"/>
-          <w:kern w:val="0"/>
-          <w:sz w:val="21"/>
-          <w:szCs w:val="21"/>
-          <w14:ligatures w14:val="none"/>
-        </w:rPr>
-        <w:t>==</w:t>
-      </w:r>
-      <w:r>
-        <w:rPr>
-          <w:rFonts w:ascii="Consolas" w:eastAsia="Times New Roman" w:hAnsi="Consolas" w:cs="Times New Roman"/>
-          <w:color w:val="3B3B3B"/>
-          <w:kern w:val="0"/>
-          <w:sz w:val="21"/>
-          <w:szCs w:val="21"/>
-          <w14:ligatures w14:val="none"/>
-        </w:rPr>
-        <w:t xml:space="preserve"> </w:t>
-      </w:r>
-      <w:r>
-        <w:rPr>
-          <w:rFonts w:ascii="Consolas" w:eastAsia="Times New Roman" w:hAnsi="Consolas" w:cs="Times New Roman"/>
-          <w:color w:val="A31515"/>
-          <w:kern w:val="0"/>
-          <w:sz w:val="21"/>
-          <w:szCs w:val="21"/>
-          <w14:ligatures w14:val="none"/>
-        </w:rPr>
-        <w:t>"Inline"</w:t>
-      </w:r>
-      <w:r>
-        <w:rPr>
-          <w:rFonts w:ascii="Consolas" w:eastAsia="Times New Roman" w:hAnsi="Consolas" w:cs="Times New Roman"/>
-          <w:color w:val="3B3B3B"/>
-          <w:kern w:val="0"/>
-          <w:sz w:val="21"/>
-          <w:szCs w:val="21"/>
-          <w14:ligatures w14:val="none"/>
-        </w:rPr>
-        <w:t>)</w:t>
-      </w:r>
-    </w:p>
-    <w:p>
-      <w:pPr>
-        <w:shd w:val="clear" w:color="auto" w:fill="FFFFFF"/>
-        <w:spacing w:after="0" w:line="285" w:lineRule="atLeast"/>
-        <w:rPr>
-          <w:rFonts w:ascii="Consolas" w:eastAsia="Times New Roman" w:hAnsi="Consolas" w:cs="Times New Roman"/>
-          <w:color w:val="3B3B3B"/>
-          <w:kern w:val="0"/>
-          <w:sz w:val="21"/>
-          <w:szCs w:val="21"/>
-          <w14:ligatures w14:val="none"/>
-        </w:rPr>
-      </w:pPr>
-      <w:r>
-        <w:rPr>
-          <w:rFonts w:ascii="Consolas" w:eastAsia="Times New Roman" w:hAnsi="Consolas" w:cs="Times New Roman"/>
-          <w:color w:val="0000FF"/>
-          <w:kern w:val="0"/>
-          <w:sz w:val="21"/>
-          <w:szCs w:val="21"/>
-          <w14:ligatures w14:val="none"/>
-        </w:rPr>
-        <w:t>async</w:t>
-      </w:r>
-      <w:r>
-        <w:rPr>
-          <w:rFonts w:ascii="Consolas" w:eastAsia="Times New Roman" w:hAnsi="Consolas" w:cs="Times New Roman"/>
-          <w:color w:val="3B3B3B"/>
-          <w:kern w:val="0"/>
-          <w:sz w:val="21"/>
-          <w:szCs w:val="21"/>
-          <w14:ligatures w14:val="none"/>
-        </w:rPr>
-        <w:t xml:space="preserve"> </w:t>
-      </w:r>
-      <w:r>
-        <w:rPr>
-          <w:rFonts w:ascii="Consolas" w:eastAsia="Times New Roman" w:hAnsi="Consolas" w:cs="Times New Roman"/>
-          <w:color w:val="0000FF"/>
-          <w:kern w:val="0"/>
-          <w:sz w:val="21"/>
-          <w:szCs w:val="21"/>
-          <w14:ligatures w14:val="none"/>
-        </w:rPr>
-        <w:t>def</w:t>
-      </w:r>
-      <w:r>
-        <w:rPr>
-          <w:rFonts w:ascii="Consolas" w:eastAsia="Times New Roman" w:hAnsi="Consolas" w:cs="Times New Roman"/>
-          <w:color w:val="3B3B3B"/>
-          <w:kern w:val="0"/>
-          <w:sz w:val="21"/>
-          <w:szCs w:val="21"/>
-          <w14:ligatures w14:val="none"/>
-        </w:rPr>
-        <w:t xml:space="preserve"> </w:t>
-      </w:r>
-      <w:r>
-        <w:rPr>
-          <w:rFonts w:ascii="Consolas" w:eastAsia="Times New Roman" w:hAnsi="Consolas" w:cs="Times New Roman"/>
-          <w:color w:val="795E26"/>
-          <w:kern w:val="0"/>
-          <w:sz w:val="21"/>
-          <w:szCs w:val="21"/>
-          <w14:ligatures w14:val="none"/>
-        </w:rPr>
-        <w:t>get_inline_kb</w:t>
-      </w:r>
-      <w:r>
-        <w:rPr>
-          <w:rFonts w:ascii="Consolas" w:eastAsia="Times New Roman" w:hAnsi="Consolas" w:cs="Times New Roman"/>
-          <w:color w:val="3B3B3B"/>
-          <w:kern w:val="0"/>
-          <w:sz w:val="21"/>
-          <w:szCs w:val="21"/>
-          <w14:ligatures w14:val="none"/>
-        </w:rPr>
-        <w:t>(</w:t>
-      </w:r>
-      <w:r>
-        <w:rPr>
-          <w:rFonts w:ascii="Consolas" w:eastAsia="Times New Roman" w:hAnsi="Consolas" w:cs="Times New Roman"/>
-          <w:color w:val="001080"/>
-          <w:kern w:val="0"/>
-          <w:sz w:val="21"/>
-          <w:szCs w:val="21"/>
-          <w14:ligatures w14:val="none"/>
-        </w:rPr>
-        <w:t>message</w:t>
-      </w:r>
-      <w:r>
-        <w:rPr>
-          <w:rFonts w:ascii="Consolas" w:eastAsia="Times New Roman" w:hAnsi="Consolas" w:cs="Times New Roman"/>
-          <w:color w:val="3B3B3B"/>
-          <w:kern w:val="0"/>
-          <w:sz w:val="21"/>
-          <w:szCs w:val="21"/>
-          <w14:ligatures w14:val="none"/>
-        </w:rPr>
-        <w:t>):</w:t>
-      </w:r>
-    </w:p>
-    <w:p>
-      <w:pPr>
-        <w:shd w:val="clear" w:color="auto" w:fill="FFFFFF"/>
-        <w:spacing w:after="0" w:line="285" w:lineRule="atLeast"/>
-        <w:rPr>
-          <w:rFonts w:ascii="Consolas" w:eastAsia="Times New Roman" w:hAnsi="Consolas" w:cs="Times New Roman"/>
-          <w:color w:val="3B3B3B"/>
-          <w:kern w:val="0"/>
-          <w:sz w:val="21"/>
-          <w:szCs w:val="21"/>
-          <w14:ligatures w14:val="none"/>
-        </w:rPr>
-      </w:pPr>
-      <w:r>
-        <w:rPr>
-          <w:rFonts w:ascii="Consolas" w:eastAsia="Times New Roman" w:hAnsi="Consolas" w:cs="Times New Roman"/>
-          <w:color w:val="3B3B3B"/>
-          <w:kern w:val="0"/>
-          <w:sz w:val="21"/>
-          <w:szCs w:val="21"/>
-          <w14:ligatures w14:val="none"/>
-        </w:rPr>
-        <w:t xml:space="preserve">    </w:t>
-      </w:r>
-      <w:r>
-        <w:rPr>
-          <w:rFonts w:ascii="Consolas" w:eastAsia="Times New Roman" w:hAnsi="Consolas" w:cs="Times New Roman"/>
-          <w:color w:val="AF00DB"/>
-          <w:kern w:val="0"/>
-          <w:sz w:val="21"/>
-          <w:szCs w:val="21"/>
-          <w14:ligatures w14:val="none"/>
-        </w:rPr>
-        <w:t>await</w:t>
-      </w:r>
-      <w:r>
-        <w:rPr>
-          <w:rFonts w:ascii="Consolas" w:eastAsia="Times New Roman" w:hAnsi="Consolas" w:cs="Times New Roman"/>
-          <w:color w:val="3B3B3B"/>
-          <w:kern w:val="0"/>
-          <w:sz w:val="21"/>
-          <w:szCs w:val="21"/>
-          <w14:ligatures w14:val="none"/>
-        </w:rPr>
-        <w:t xml:space="preserve"> </w:t>
-      </w:r>
-      <w:r>
-        <w:rPr>
-          <w:rFonts w:ascii="Consolas" w:eastAsia="Times New Roman" w:hAnsi="Consolas" w:cs="Times New Roman"/>
-          <w:color w:val="001080"/>
-          <w:kern w:val="0"/>
-          <w:sz w:val="21"/>
-          <w:szCs w:val="21"/>
-          <w14:ligatures w14:val="none"/>
-        </w:rPr>
-        <w:t>message</w:t>
-      </w:r>
-      <w:r>
-        <w:rPr>
-          <w:rFonts w:ascii="Consolas" w:eastAsia="Times New Roman" w:hAnsi="Consolas" w:cs="Times New Roman"/>
-          <w:color w:val="3B3B3B"/>
-          <w:kern w:val="0"/>
-          <w:sz w:val="21"/>
-          <w:szCs w:val="21"/>
-          <w14:ligatures w14:val="none"/>
-        </w:rPr>
-        <w:t>.answer(</w:t>
-      </w:r>
-      <w:r>
-        <w:rPr>
-          <w:rFonts w:ascii="Consolas" w:eastAsia="Times New Roman" w:hAnsi="Consolas" w:cs="Times New Roman"/>
-          <w:color w:val="A31515"/>
-          <w:kern w:val="0"/>
-          <w:sz w:val="21"/>
-          <w:szCs w:val="21"/>
-          <w14:ligatures w14:val="none"/>
-        </w:rPr>
-        <w:t>"Yo</w:t>
-      </w:r>
-      <w:r>
-        <w:rPr>
-          <w:rFonts w:ascii="Consolas" w:eastAsia="Times New Roman" w:hAnsi="Consolas" w:cs="Times New Roman"/>
-          <w:color w:val="A31515"/>
-          <w:kern w:val="0"/>
-          <w:sz w:val="21"/>
-          <w:szCs w:val="21"/>
-          <w14:ligatures w14:val="none"/>
-        </w:rPr>
-        <w:t>u</w:t>
-      </w:r>
-      <w:r>
-        <w:rPr>
-          <w:rFonts w:ascii="Consolas" w:eastAsia="Times New Roman" w:hAnsi="Consolas" w:cs="Times New Roman"/>
-          <w:color w:val="A31515"/>
-          <w:kern w:val="0"/>
-          <w:sz w:val="21"/>
-          <w:szCs w:val="21"/>
-          <w14:ligatures w14:val="none"/>
-        </w:rPr>
-        <w:t xml:space="preserve"> request inline keyboard"</w:t>
-      </w:r>
-      <w:r>
-        <w:rPr>
-          <w:rFonts w:ascii="Consolas" w:eastAsia="Times New Roman" w:hAnsi="Consolas" w:cs="Times New Roman"/>
-          <w:color w:val="3B3B3B"/>
-          <w:kern w:val="0"/>
-          <w:sz w:val="21"/>
-          <w:szCs w:val="21"/>
-          <w14:ligatures w14:val="none"/>
-        </w:rPr>
-        <w:t xml:space="preserve">, </w:t>
-      </w:r>
-      <w:r>
-        <w:rPr>
-          <w:rFonts w:ascii="Consolas" w:eastAsia="Times New Roman" w:hAnsi="Consolas" w:cs="Times New Roman"/>
-          <w:color w:val="001080"/>
-          <w:kern w:val="0"/>
-          <w:sz w:val="21"/>
-          <w:szCs w:val="21"/>
-          <w14:ligatures w14:val="none"/>
-        </w:rPr>
-        <w:t>reply_markup</w:t>
-      </w:r>
-      <w:r>
-        <w:rPr>
-          <w:rFonts w:ascii="Consolas" w:eastAsia="Times New Roman" w:hAnsi="Consolas" w:cs="Times New Roman"/>
-          <w:color w:val="000000"/>
-          <w:kern w:val="0"/>
-          <w:sz w:val="21"/>
-          <w:szCs w:val="21"/>
-          <w14:ligatures w14:val="none"/>
-        </w:rPr>
-        <w:t>=</w:t>
-      </w:r>
-      <w:r>
-        <w:rPr>
-          <w:rFonts w:ascii="Consolas" w:eastAsia="Times New Roman" w:hAnsi="Consolas" w:cs="Times New Roman"/>
-          <w:color w:val="001080"/>
-          <w:kern w:val="0"/>
-          <w:sz w:val="21"/>
-          <w:szCs w:val="21"/>
-          <w14:ligatures w14:val="none"/>
-        </w:rPr>
-        <w:t>inline_kb</w:t>
-      </w:r>
-      <w:r>
-        <w:rPr>
-          <w:rFonts w:ascii="Consolas" w:eastAsia="Times New Roman" w:hAnsi="Consolas" w:cs="Times New Roman"/>
-          <w:color w:val="3B3B3B"/>
-          <w:kern w:val="0"/>
-          <w:sz w:val="21"/>
-          <w:szCs w:val="21"/>
-          <w14:ligatures w14:val="none"/>
-        </w:rPr>
-        <w:t>)</w:t>
-      </w:r>
-    </w:p>
-    <w:p>
-      <w:pPr>
-        <w:shd w:val="clear" w:color="auto" w:fill="FFFFFF"/>
-        <w:spacing w:after="0" w:line="285" w:lineRule="atLeast"/>
-        <w:rPr>
-          <w:rFonts w:ascii="Consolas" w:eastAsia="Times New Roman" w:hAnsi="Consolas" w:cs="Times New Roman"/>
-          <w:color w:val="3B3B3B"/>
-          <w:kern w:val="0"/>
-          <w:sz w:val="21"/>
-          <w:szCs w:val="21"/>
-          <w14:ligatures w14:val="none"/>
-        </w:rPr>
-      </w:pPr>
-    </w:p>
-    <w:p>
-      <w:pPr>
-        <w:shd w:val="clear" w:color="auto" w:fill="FFFFFF"/>
-        <w:spacing w:after="0" w:line="285" w:lineRule="atLeast"/>
-        <w:rPr>
-          <w:rFonts w:ascii="Consolas" w:eastAsia="Times New Roman" w:hAnsi="Consolas" w:cs="Times New Roman"/>
-          <w:color w:val="3B3B3B"/>
-          <w:kern w:val="0"/>
-          <w:sz w:val="21"/>
-          <w:szCs w:val="21"/>
-          <w14:ligatures w14:val="none"/>
-        </w:rPr>
-      </w:pPr>
-      <w:r>
-        <w:rPr>
-          <w:rFonts w:ascii="Consolas" w:eastAsia="Times New Roman" w:hAnsi="Consolas" w:cs="Times New Roman"/>
-          <w:color w:val="008000"/>
-          <w:kern w:val="0"/>
-          <w:sz w:val="21"/>
-          <w:szCs w:val="21"/>
-          <w14:ligatures w14:val="none"/>
-        </w:rPr>
-        <w:t># If we set this handler first, then it will capture all messages.</w:t>
-      </w:r>
-    </w:p>
-    <w:p>
-      <w:pPr>
-        <w:shd w:val="clear" w:color="auto" w:fill="FFFFFF"/>
-        <w:spacing w:after="0" w:line="285" w:lineRule="atLeast"/>
-        <w:rPr>
-          <w:rFonts w:ascii="Consolas" w:eastAsia="Times New Roman" w:hAnsi="Consolas" w:cs="Times New Roman"/>
-          <w:color w:val="3B3B3B"/>
-          <w:kern w:val="0"/>
-          <w:sz w:val="21"/>
-          <w:szCs w:val="21"/>
-          <w14:ligatures w14:val="none"/>
-        </w:rPr>
-      </w:pPr>
-      <w:r>
-        <w:rPr>
-          <w:rFonts w:ascii="Consolas" w:eastAsia="Times New Roman" w:hAnsi="Consolas" w:cs="Times New Roman"/>
-          <w:color w:val="795E26"/>
-          <w:kern w:val="0"/>
-          <w:sz w:val="21"/>
-          <w:szCs w:val="21"/>
-          <w14:ligatures w14:val="none"/>
-        </w:rPr>
-        <w:t>@</w:t>
-      </w:r>
-      <w:r>
-        <w:rPr>
-          <w:rFonts w:ascii="Consolas" w:eastAsia="Times New Roman" w:hAnsi="Consolas" w:cs="Times New Roman"/>
-          <w:color w:val="001080"/>
-          <w:kern w:val="0"/>
-          <w:sz w:val="21"/>
-          <w:szCs w:val="21"/>
-          <w14:ligatures w14:val="none"/>
-        </w:rPr>
-        <w:t>router</w:t>
-      </w:r>
-      <w:r>
-        <w:rPr>
-          <w:rFonts w:ascii="Consolas" w:eastAsia="Times New Roman" w:hAnsi="Consolas" w:cs="Times New Roman"/>
-          <w:color w:val="795E26"/>
-          <w:kern w:val="0"/>
-          <w:sz w:val="21"/>
-          <w:szCs w:val="21"/>
-          <w14:ligatures w14:val="none"/>
-        </w:rPr>
-        <w:t>.</w:t>
-      </w:r>
-      <w:r>
-        <w:rPr>
-          <w:rFonts w:ascii="Consolas" w:eastAsia="Times New Roman" w:hAnsi="Consolas" w:cs="Times New Roman"/>
-          <w:color w:val="001080"/>
-          <w:kern w:val="0"/>
-          <w:sz w:val="21"/>
-          <w:szCs w:val="21"/>
-          <w14:ligatures w14:val="none"/>
-        </w:rPr>
-        <w:t>message</w:t>
-      </w:r>
-      <w:r>
-        <w:rPr>
-          <w:rFonts w:ascii="Consolas" w:eastAsia="Times New Roman" w:hAnsi="Consolas" w:cs="Times New Roman"/>
-          <w:color w:val="3B3B3B"/>
-          <w:kern w:val="0"/>
-          <w:sz w:val="21"/>
-          <w:szCs w:val="21"/>
-          <w14:ligatures w14:val="none"/>
-        </w:rPr>
-        <w:t>()</w:t>
-      </w:r>
-    </w:p>
-    <w:p>
-      <w:pPr>
-        <w:shd w:val="clear" w:color="auto" w:fill="FFFFFF"/>
-        <w:spacing w:after="0" w:line="285" w:lineRule="atLeast"/>
-        <w:rPr>
-          <w:rFonts w:ascii="Consolas" w:eastAsia="Times New Roman" w:hAnsi="Consolas" w:cs="Times New Roman"/>
-          <w:color w:val="3B3B3B"/>
-          <w:kern w:val="0"/>
-          <w:sz w:val="21"/>
-          <w:szCs w:val="21"/>
-          <w14:ligatures w14:val="none"/>
-        </w:rPr>
-      </w:pPr>
-      <w:r>
-        <w:rPr>
-          <w:rFonts w:ascii="Consolas" w:eastAsia="Times New Roman" w:hAnsi="Consolas" w:cs="Times New Roman"/>
-          <w:color w:val="0000FF"/>
-          <w:kern w:val="0"/>
-          <w:sz w:val="21"/>
-          <w:szCs w:val="21"/>
-          <w14:ligatures w14:val="none"/>
-        </w:rPr>
-        <w:t>async</w:t>
-      </w:r>
-      <w:r>
-        <w:rPr>
-          <w:rFonts w:ascii="Consolas" w:eastAsia="Times New Roman" w:hAnsi="Consolas" w:cs="Times New Roman"/>
-          <w:color w:val="3B3B3B"/>
-          <w:kern w:val="0"/>
-          <w:sz w:val="21"/>
-          <w:szCs w:val="21"/>
-          <w14:ligatures w14:val="none"/>
-        </w:rPr>
-        <w:t xml:space="preserve"> </w:t>
-      </w:r>
-      <w:r>
-        <w:rPr>
-          <w:rFonts w:ascii="Consolas" w:eastAsia="Times New Roman" w:hAnsi="Consolas" w:cs="Times New Roman"/>
-          <w:color w:val="0000FF"/>
-          <w:kern w:val="0"/>
-          <w:sz w:val="21"/>
-          <w:szCs w:val="21"/>
-          <w14:ligatures w14:val="none"/>
-        </w:rPr>
-        <w:t>def</w:t>
-      </w:r>
-      <w:r>
-        <w:rPr>
-          <w:rFonts w:ascii="Consolas" w:eastAsia="Times New Roman" w:hAnsi="Consolas" w:cs="Times New Roman"/>
-          <w:color w:val="3B3B3B"/>
-          <w:kern w:val="0"/>
-          <w:sz w:val="21"/>
-          <w:szCs w:val="21"/>
-          <w14:ligatures w14:val="none"/>
-        </w:rPr>
-        <w:t xml:space="preserve"> </w:t>
-      </w:r>
-      <w:r>
-        <w:rPr>
-          <w:rFonts w:ascii="Consolas" w:eastAsia="Times New Roman" w:hAnsi="Consolas" w:cs="Times New Roman"/>
-          <w:color w:val="795E26"/>
-          <w:kern w:val="0"/>
-          <w:sz w:val="21"/>
-          <w:szCs w:val="21"/>
-          <w14:ligatures w14:val="none"/>
-        </w:rPr>
-        <w:t>check_message</w:t>
-      </w:r>
-      <w:r>
-        <w:rPr>
-          <w:rFonts w:ascii="Consolas" w:eastAsia="Times New Roman" w:hAnsi="Consolas" w:cs="Times New Roman"/>
-          <w:color w:val="3B3B3B"/>
-          <w:kern w:val="0"/>
-          <w:sz w:val="21"/>
-          <w:szCs w:val="21"/>
-          <w14:ligatures w14:val="none"/>
-        </w:rPr>
-        <w:t>(</w:t>
-      </w:r>
-      <w:r>
-        <w:rPr>
-          <w:rFonts w:ascii="Consolas" w:eastAsia="Times New Roman" w:hAnsi="Consolas" w:cs="Times New Roman"/>
-          <w:color w:val="001080"/>
-          <w:kern w:val="0"/>
-          <w:sz w:val="21"/>
-          <w:szCs w:val="21"/>
-          <w14:ligatures w14:val="none"/>
-        </w:rPr>
-        <w:t>message</w:t>
-      </w:r>
-      <w:r>
-        <w:rPr>
-          <w:rFonts w:ascii="Consolas" w:eastAsia="Times New Roman" w:hAnsi="Consolas" w:cs="Times New Roman"/>
-          <w:color w:val="3B3B3B"/>
-          <w:kern w:val="0"/>
-          <w:sz w:val="21"/>
-          <w:szCs w:val="21"/>
-          <w14:ligatures w14:val="none"/>
-        </w:rPr>
-        <w:t>):</w:t>
-      </w:r>
-    </w:p>
-    <w:p>
-      <w:pPr>
-        <w:shd w:val="clear" w:color="auto" w:fill="FFFFFF"/>
-        <w:spacing w:after="0" w:line="285" w:lineRule="atLeast"/>
-        <w:rPr>
-          <w:rFonts w:ascii="Consolas" w:eastAsia="Times New Roman" w:hAnsi="Consolas" w:cs="Times New Roman"/>
-          <w:color w:val="3B3B3B"/>
-          <w:kern w:val="0"/>
-          <w:sz w:val="21"/>
-          <w:szCs w:val="21"/>
-          <w14:ligatures w14:val="none"/>
-        </w:rPr>
-      </w:pPr>
-      <w:r>
-        <w:rPr>
-          <w:rFonts w:ascii="Consolas" w:eastAsia="Times New Roman" w:hAnsi="Consolas" w:cs="Times New Roman"/>
-          <w:color w:val="3B3B3B"/>
-          <w:kern w:val="0"/>
-          <w:sz w:val="21"/>
-          <w:szCs w:val="21"/>
-          <w14:ligatures w14:val="none"/>
-        </w:rPr>
-        <w:t xml:space="preserve">    </w:t>
-      </w:r>
-      <w:r>
-        <w:rPr>
-          <w:rFonts w:ascii="Consolas" w:eastAsia="Times New Roman" w:hAnsi="Consolas" w:cs="Times New Roman"/>
-          <w:color w:val="795E26"/>
-          <w:kern w:val="0"/>
-          <w:sz w:val="21"/>
-          <w:szCs w:val="21"/>
-          <w14:ligatures w14:val="none"/>
-        </w:rPr>
-        <w:t>print</w:t>
-      </w:r>
-      <w:r>
-        <w:rPr>
-          <w:rFonts w:ascii="Consolas" w:eastAsia="Times New Roman" w:hAnsi="Consolas" w:cs="Times New Roman"/>
-          <w:color w:val="3B3B3B"/>
-          <w:kern w:val="0"/>
-          <w:sz w:val="21"/>
-          <w:szCs w:val="21"/>
-          <w14:ligatures w14:val="none"/>
-        </w:rPr>
-        <w:t>(</w:t>
-      </w:r>
-      <w:r>
-        <w:rPr>
-          <w:rFonts w:ascii="Consolas" w:eastAsia="Times New Roman" w:hAnsi="Consolas" w:cs="Times New Roman"/>
-          <w:color w:val="0000FF"/>
-          <w:kern w:val="0"/>
-          <w:sz w:val="21"/>
-          <w:szCs w:val="21"/>
-          <w14:ligatures w14:val="none"/>
-        </w:rPr>
-        <w:t>f</w:t>
-      </w:r>
-      <w:r>
-        <w:rPr>
-          <w:rFonts w:ascii="Consolas" w:eastAsia="Times New Roman" w:hAnsi="Consolas" w:cs="Times New Roman"/>
-          <w:color w:val="A31515"/>
-          <w:kern w:val="0"/>
-          <w:sz w:val="21"/>
-          <w:szCs w:val="21"/>
-          <w14:ligatures w14:val="none"/>
-        </w:rPr>
-        <w:t xml:space="preserve">'Getting message: </w:t>
-      </w:r>
-      <w:r>
-        <w:rPr>
-          <w:rFonts w:ascii="Consolas" w:eastAsia="Times New Roman" w:hAnsi="Consolas" w:cs="Times New Roman"/>
-          <w:color w:val="0000FF"/>
-          <w:kern w:val="0"/>
-          <w:sz w:val="21"/>
-          <w:szCs w:val="21"/>
-          <w14:ligatures w14:val="none"/>
-        </w:rPr>
-        <w:t>{</w:t>
-      </w:r>
-      <w:r>
-        <w:rPr>
-          <w:rFonts w:ascii="Consolas" w:eastAsia="Times New Roman" w:hAnsi="Consolas" w:cs="Times New Roman"/>
-          <w:color w:val="001080"/>
-          <w:kern w:val="0"/>
-          <w:sz w:val="21"/>
-          <w:szCs w:val="21"/>
-          <w14:ligatures w14:val="none"/>
-        </w:rPr>
-        <w:t>message</w:t>
-      </w:r>
-      <w:r>
-        <w:rPr>
-          <w:rFonts w:ascii="Consolas" w:eastAsia="Times New Roman" w:hAnsi="Consolas" w:cs="Times New Roman"/>
-          <w:color w:val="3B3B3B"/>
-          <w:kern w:val="0"/>
-          <w:sz w:val="21"/>
-          <w:szCs w:val="21"/>
-          <w14:ligatures w14:val="none"/>
-        </w:rPr>
-        <w:t>.text</w:t>
-      </w:r>
-      <w:r>
-        <w:rPr>
-          <w:rFonts w:ascii="Consolas" w:eastAsia="Times New Roman" w:hAnsi="Consolas" w:cs="Times New Roman"/>
-          <w:color w:val="0000FF"/>
-          <w:kern w:val="0"/>
-          <w:sz w:val="21"/>
-          <w:szCs w:val="21"/>
-          <w14:ligatures w14:val="none"/>
-        </w:rPr>
-        <w:t>}</w:t>
-      </w:r>
-      <w:r>
-        <w:rPr>
-          <w:rFonts w:ascii="Consolas" w:eastAsia="Times New Roman" w:hAnsi="Consolas" w:cs="Times New Roman"/>
-          <w:color w:val="A31515"/>
-          <w:kern w:val="0"/>
-          <w:sz w:val="21"/>
-          <w:szCs w:val="21"/>
-          <w14:ligatures w14:val="none"/>
-        </w:rPr>
-        <w:t>'</w:t>
-      </w:r>
-      <w:r>
-        <w:rPr>
-          <w:rFonts w:ascii="Consolas" w:eastAsia="Times New Roman" w:hAnsi="Consolas" w:cs="Times New Roman"/>
-          <w:color w:val="3B3B3B"/>
-          <w:kern w:val="0"/>
-          <w:sz w:val="21"/>
-          <w:szCs w:val="21"/>
-          <w14:ligatures w14:val="none"/>
-        </w:rPr>
-        <w:t>)</w:t>
-      </w:r>
-    </w:p>
-    <w:p>
-      <w:pPr>
-        <w:shd w:val="clear" w:color="auto" w:fill="FFFFFF"/>
-        <w:spacing w:after="0" w:line="285" w:lineRule="atLeast"/>
-        <w:rPr>
-          <w:rFonts w:ascii="Consolas" w:eastAsia="Times New Roman" w:hAnsi="Consolas" w:cs="Times New Roman"/>
-          <w:color w:val="3B3B3B"/>
-          <w:kern w:val="0"/>
-          <w:sz w:val="21"/>
-          <w:szCs w:val="21"/>
-          <w14:ligatures w14:val="none"/>
-        </w:rPr>
-      </w:pPr>
-      <w:r>
-        <w:rPr>
-          <w:rFonts w:ascii="Consolas" w:eastAsia="Times New Roman" w:hAnsi="Consolas" w:cs="Times New Roman"/>
-          <w:color w:val="3B3B3B"/>
-          <w:kern w:val="0"/>
-          <w:sz w:val="21"/>
-          <w:szCs w:val="21"/>
-          <w14:ligatures w14:val="none"/>
-        </w:rPr>
-        <w:t xml:space="preserve">    </w:t>
-      </w:r>
-      <w:r>
-        <w:rPr>
-          <w:rFonts w:ascii="Consolas" w:eastAsia="Times New Roman" w:hAnsi="Consolas" w:cs="Times New Roman"/>
-          <w:color w:val="008000"/>
-          <w:kern w:val="0"/>
-          <w:sz w:val="21"/>
-          <w:szCs w:val="21"/>
-          <w14:ligatures w14:val="none"/>
-        </w:rPr>
-        <w:t xml:space="preserve"># the answer method must be shorter than 1024 characters. </w:t>
-      </w:r>
-    </w:p>
-    <w:p>
-      <w:pPr>
-        <w:shd w:val="clear" w:color="auto" w:fill="FFFFFF"/>
-        <w:spacing w:after="0" w:line="285" w:lineRule="atLeast"/>
-        <w:rPr>
-          <w:rFonts w:ascii="Consolas" w:eastAsia="Times New Roman" w:hAnsi="Consolas" w:cs="Times New Roman"/>
-          <w:color w:val="3B3B3B"/>
-          <w:kern w:val="0"/>
-          <w:sz w:val="21"/>
-          <w:szCs w:val="21"/>
-          <w14:ligatures w14:val="none"/>
-        </w:rPr>
-      </w:pPr>
-      <w:r>
-        <w:rPr>
-          <w:rFonts w:ascii="Consolas" w:eastAsia="Times New Roman" w:hAnsi="Consolas" w:cs="Times New Roman"/>
-          <w:color w:val="3B3B3B"/>
-          <w:kern w:val="0"/>
-          <w:sz w:val="21"/>
-          <w:szCs w:val="21"/>
-          <w14:ligatures w14:val="none"/>
-        </w:rPr>
-        <w:t xml:space="preserve">    </w:t>
-      </w:r>
-      <w:r>
-        <w:rPr>
-          <w:rFonts w:ascii="Consolas" w:eastAsia="Times New Roman" w:hAnsi="Consolas" w:cs="Times New Roman"/>
-          <w:color w:val="008000"/>
-          <w:kern w:val="0"/>
-          <w:sz w:val="21"/>
-          <w:szCs w:val="21"/>
-          <w14:ligatures w14:val="none"/>
-        </w:rPr>
-        <w:t># This limitation is related to the Telegram API.</w:t>
-      </w:r>
-    </w:p>
-    <w:p>
-      <w:pPr>
-        <w:shd w:val="clear" w:color="auto" w:fill="FFFFFF"/>
-        <w:spacing w:after="0" w:line="285" w:lineRule="atLeast"/>
-        <w:rPr>
-          <w:rFonts w:ascii="Consolas" w:eastAsia="Times New Roman" w:hAnsi="Consolas" w:cs="Times New Roman"/>
-          <w:color w:val="3B3B3B"/>
-          <w:kern w:val="0"/>
-          <w:sz w:val="21"/>
-          <w:szCs w:val="21"/>
-          <w14:ligatures w14:val="none"/>
-        </w:rPr>
-      </w:pPr>
-      <w:r>
-        <w:rPr>
-          <w:rFonts w:ascii="Consolas" w:eastAsia="Times New Roman" w:hAnsi="Consolas" w:cs="Times New Roman"/>
-          <w:color w:val="3B3B3B"/>
-          <w:kern w:val="0"/>
-          <w:sz w:val="21"/>
-          <w:szCs w:val="21"/>
-          <w14:ligatures w14:val="none"/>
-        </w:rPr>
-        <w:t xml:space="preserve">    </w:t>
-      </w:r>
-      <w:r>
-        <w:rPr>
-          <w:rFonts w:ascii="Consolas" w:eastAsia="Times New Roman" w:hAnsi="Consolas" w:cs="Times New Roman"/>
-          <w:color w:val="AF00DB"/>
-          <w:kern w:val="0"/>
-          <w:sz w:val="21"/>
-          <w:szCs w:val="21"/>
-          <w14:ligatures w14:val="none"/>
-        </w:rPr>
-        <w:t>await</w:t>
-      </w:r>
-      <w:r>
-        <w:rPr>
-          <w:rFonts w:ascii="Consolas" w:eastAsia="Times New Roman" w:hAnsi="Consolas" w:cs="Times New Roman"/>
-          <w:color w:val="3B3B3B"/>
-          <w:kern w:val="0"/>
-          <w:sz w:val="21"/>
-          <w:szCs w:val="21"/>
-          <w14:ligatures w14:val="none"/>
-        </w:rPr>
-        <w:t xml:space="preserve"> </w:t>
-      </w:r>
-      <w:r>
-        <w:rPr>
-          <w:rFonts w:ascii="Consolas" w:eastAsia="Times New Roman" w:hAnsi="Consolas" w:cs="Times New Roman"/>
-          <w:color w:val="001080"/>
-          <w:kern w:val="0"/>
-          <w:sz w:val="21"/>
-          <w:szCs w:val="21"/>
-          <w14:ligatures w14:val="none"/>
-        </w:rPr>
-        <w:t>message</w:t>
-      </w:r>
-      <w:r>
-        <w:rPr>
-          <w:rFonts w:ascii="Consolas" w:eastAsia="Times New Roman" w:hAnsi="Consolas" w:cs="Times New Roman"/>
-          <w:color w:val="3B3B3B"/>
-          <w:kern w:val="0"/>
-          <w:sz w:val="21"/>
-          <w:szCs w:val="21"/>
-          <w14:ligatures w14:val="none"/>
-        </w:rPr>
-        <w:t>.answer(</w:t>
-      </w:r>
-      <w:r>
-        <w:rPr>
-          <w:rFonts w:ascii="Consolas" w:eastAsia="Times New Roman" w:hAnsi="Consolas" w:cs="Times New Roman"/>
-          <w:color w:val="267F99"/>
-          <w:kern w:val="0"/>
-          <w:sz w:val="21"/>
-          <w:szCs w:val="21"/>
-          <w14:ligatures w14:val="none"/>
-        </w:rPr>
-        <w:t>texts</w:t>
-      </w:r>
-      <w:r>
-        <w:rPr>
-          <w:rFonts w:ascii="Consolas" w:eastAsia="Times New Roman" w:hAnsi="Consolas" w:cs="Times New Roman"/>
-          <w:color w:val="3B3B3B"/>
-          <w:kern w:val="0"/>
-          <w:sz w:val="21"/>
-          <w:szCs w:val="21"/>
-          <w14:ligatures w14:val="none"/>
-        </w:rPr>
-        <w:t>.</w:t>
-      </w:r>
-      <w:r>
-        <w:rPr>
-          <w:rFonts w:ascii="Consolas" w:eastAsia="Times New Roman" w:hAnsi="Consolas" w:cs="Times New Roman"/>
-          <w:color w:val="001080"/>
-          <w:kern w:val="0"/>
-          <w:sz w:val="21"/>
-          <w:szCs w:val="21"/>
-          <w14:ligatures w14:val="none"/>
-        </w:rPr>
         <w:t>hello</w:t>
       </w:r>
+      <w:proofErr w:type="gramEnd"/>
       <w:r>
         <w:rPr>
           <w:rFonts w:ascii="Consolas" w:eastAsia="Times New Roman" w:hAnsi="Consolas" w:cs="Times New Roman"/>
@@ -4464,6 +4740,7 @@
         </w:rPr>
         <w:t xml:space="preserve"> </w:t>
       </w:r>
+      <w:proofErr w:type="gramStart"/>
       <w:r>
         <w:rPr>
           <w:rFonts w:ascii="Consolas" w:eastAsia="Times New Roman" w:hAnsi="Consolas" w:cs="Times New Roman"/>
@@ -4484,7 +4761,19 @@
           <w:szCs w:val="21"/>
           <w14:ligatures w14:val="none"/>
         </w:rPr>
-        <w:t>()</w:t>
+        <w:t>(</w:t>
+      </w:r>
+      <w:proofErr w:type="gramEnd"/>
+      <w:r>
+        <w:rPr>
+          <w:rFonts w:ascii="Consolas" w:eastAsia="Times New Roman" w:hAnsi="Consolas" w:cs="Times New Roman"/>
+          <w:color w:val="3B3B3B"/>
+          <w:kern w:val="0"/>
+          <w:sz w:val="21"/>
+          <w:szCs w:val="21"/>
+          <w14:ligatures w14:val="none"/>
+        </w:rPr>
+        <w:t>)</w:t>
       </w:r>
     </w:p>
     <w:p>
@@ -4525,6 +4814,7 @@
         </w:rPr>
         <w:t>@</w:t>
       </w:r>
+      <w:proofErr w:type="gramStart"/>
       <w:r>
         <w:rPr>
           <w:rFonts w:ascii="Consolas" w:eastAsia="Times New Roman" w:hAnsi="Consolas" w:cs="Times New Roman"/>
@@ -4556,7 +4846,31 @@
           <w:szCs w:val="21"/>
           <w14:ligatures w14:val="none"/>
         </w:rPr>
-        <w:t>callback_query</w:t>
+        <w:t>callback</w:t>
+      </w:r>
+      <w:proofErr w:type="gramEnd"/>
+      <w:r>
+        <w:rPr>
+          <w:rFonts w:ascii="Consolas" w:eastAsia="Times New Roman" w:hAnsi="Consolas" w:cs="Times New Roman"/>
+          <w:color w:val="001080"/>
+          <w:kern w:val="0"/>
+          <w:sz w:val="21"/>
+          <w:szCs w:val="21"/>
+          <w14:ligatures w14:val="none"/>
+        </w:rPr>
+        <w:t>_</w:t>
+      </w:r>
+      <w:proofErr w:type="gramStart"/>
+      <w:r>
+        <w:rPr>
+          <w:rFonts w:ascii="Consolas" w:eastAsia="Times New Roman" w:hAnsi="Consolas" w:cs="Times New Roman"/>
+          <w:color w:val="001080"/>
+          <w:kern w:val="0"/>
+          <w:sz w:val="21"/>
+          <w:szCs w:val="21"/>
+          <w14:ligatures w14:val="none"/>
+        </w:rPr>
+        <w:t>query</w:t>
       </w:r>
       <w:r>
         <w:rPr>
@@ -4569,6 +4883,7 @@
         </w:rPr>
         <w:t>(</w:t>
       </w:r>
+      <w:proofErr w:type="gramEnd"/>
       <w:r>
         <w:rPr>
           <w:rFonts w:ascii="Consolas" w:eastAsia="Times New Roman" w:hAnsi="Consolas" w:cs="Times New Roman"/>
@@ -4806,6 +5121,7 @@
         </w:rPr>
         <w:t xml:space="preserve"> </w:t>
       </w:r>
+      <w:proofErr w:type="gramStart"/>
       <w:r>
         <w:rPr>
           <w:rFonts w:ascii="Consolas" w:eastAsia="Times New Roman" w:hAnsi="Consolas" w:cs="Times New Roman"/>
@@ -4826,7 +5142,19 @@
           <w:szCs w:val="21"/>
           <w14:ligatures w14:val="none"/>
         </w:rPr>
-        <w:t>.answer(</w:t>
+        <w:t>.answer</w:t>
+      </w:r>
+      <w:proofErr w:type="gramEnd"/>
+      <w:r>
+        <w:rPr>
+          <w:rFonts w:ascii="Consolas" w:eastAsia="Times New Roman" w:hAnsi="Consolas" w:cs="Times New Roman"/>
+          <w:color w:val="3B3B3B"/>
+          <w:kern w:val="0"/>
+          <w:sz w:val="21"/>
+          <w:szCs w:val="21"/>
+          <w14:ligatures w14:val="none"/>
+        </w:rPr>
+        <w:t>(</w:t>
       </w:r>
       <w:r>
         <w:rPr>
@@ -4955,6 +5283,7 @@
         </w:rPr>
         <w:t>@</w:t>
       </w:r>
+      <w:proofErr w:type="gramStart"/>
       <w:r>
         <w:rPr>
           <w:rFonts w:ascii="Consolas" w:eastAsia="Times New Roman" w:hAnsi="Consolas" w:cs="Times New Roman"/>
@@ -4986,7 +5315,31 @@
           <w:szCs w:val="21"/>
           <w14:ligatures w14:val="none"/>
         </w:rPr>
-        <w:t>callback_query</w:t>
+        <w:t>callback</w:t>
+      </w:r>
+      <w:proofErr w:type="gramEnd"/>
+      <w:r>
+        <w:rPr>
+          <w:rFonts w:ascii="Consolas" w:eastAsia="Times New Roman" w:hAnsi="Consolas" w:cs="Times New Roman"/>
+          <w:color w:val="001080"/>
+          <w:kern w:val="0"/>
+          <w:sz w:val="21"/>
+          <w:szCs w:val="21"/>
+          <w14:ligatures w14:val="none"/>
+        </w:rPr>
+        <w:t>_</w:t>
+      </w:r>
+      <w:proofErr w:type="gramStart"/>
+      <w:r>
+        <w:rPr>
+          <w:rFonts w:ascii="Consolas" w:eastAsia="Times New Roman" w:hAnsi="Consolas" w:cs="Times New Roman"/>
+          <w:color w:val="001080"/>
+          <w:kern w:val="0"/>
+          <w:sz w:val="21"/>
+          <w:szCs w:val="21"/>
+          <w14:ligatures w14:val="none"/>
+        </w:rPr>
+        <w:t>query</w:t>
       </w:r>
       <w:r>
         <w:rPr>
@@ -4999,6 +5352,7 @@
         </w:rPr>
         <w:t>(</w:t>
       </w:r>
+      <w:proofErr w:type="gramEnd"/>
       <w:r>
         <w:rPr>
           <w:rFonts w:ascii="Consolas" w:eastAsia="Times New Roman" w:hAnsi="Consolas" w:cs="Times New Roman"/>
@@ -5236,6 +5590,7 @@
         </w:rPr>
         <w:t xml:space="preserve"> </w:t>
       </w:r>
+      <w:proofErr w:type="gramStart"/>
       <w:r>
         <w:rPr>
           <w:rFonts w:ascii="Consolas" w:eastAsia="Times New Roman" w:hAnsi="Consolas" w:cs="Times New Roman"/>
@@ -5256,7 +5611,19 @@
           <w:szCs w:val="21"/>
           <w14:ligatures w14:val="none"/>
         </w:rPr>
-        <w:t>.answer(</w:t>
+        <w:t>.answer</w:t>
+      </w:r>
+      <w:proofErr w:type="gramEnd"/>
+      <w:r>
+        <w:rPr>
+          <w:rFonts w:ascii="Consolas" w:eastAsia="Times New Roman" w:hAnsi="Consolas" w:cs="Times New Roman"/>
+          <w:color w:val="3B3B3B"/>
+          <w:kern w:val="0"/>
+          <w:sz w:val="21"/>
+          <w:szCs w:val="21"/>
+          <w14:ligatures w14:val="none"/>
+        </w:rPr>
+        <w:t>(</w:t>
       </w:r>
       <w:r>
         <w:rPr>
@@ -5425,6 +5792,7 @@
           <w:szCs w:val="28"/>
         </w:rPr>
       </w:pPr>
+      <w:proofErr w:type="gramStart"/>
       <w:r>
         <w:rPr>
           <w:rFonts w:ascii="Sakkal Majalla" w:hAnsi="Sakkal Majalla" w:cs="Sakkal Majalla"/>
@@ -5453,16 +5821,9 @@
           <w:sz w:val="28"/>
           <w:szCs w:val="28"/>
         </w:rPr>
-        <w:t>from_user</w:t>
-      </w:r>
-      <w:r>
-        <w:rPr>
-          <w:rFonts w:ascii="Sakkal Majalla" w:hAnsi="Sakkal Majalla" w:cs="Sakkal Majalla"/>
-          <w:sz w:val="28"/>
-          <w:szCs w:val="28"/>
-        </w:rPr>
-        <w:t>.</w:t>
-      </w:r>
+        <w:t>from</w:t>
+      </w:r>
+      <w:proofErr w:type="gramEnd"/>
       <w:r>
         <w:rPr>
           <w:rFonts w:ascii="Sakkal Majalla" w:hAnsi="Sakkal Majalla" w:cs="Sakkal Majalla"/>
@@ -5472,38 +5833,9 @@
           <w:sz w:val="28"/>
           <w:szCs w:val="28"/>
         </w:rPr>
-        <w:t>username</w:t>
-      </w:r>
-      <w:r>
-        <w:rPr>
-          <w:rFonts w:ascii="Sakkal Majalla" w:hAnsi="Sakkal Majalla" w:cs="Sakkal Majalla"/>
-          <w:color w:val="D9D9D9" w:themeColor="background1" w:themeShade="D9"/>
-          <w:sz w:val="28"/>
-          <w:szCs w:val="28"/>
-        </w:rPr>
-        <w:t xml:space="preserve"> </w:t>
-      </w:r>
-      <w:r>
-        <w:rPr>
-          <w:rFonts w:ascii="Sakkal Majalla" w:hAnsi="Sakkal Majalla" w:cs="Sakkal Majalla"/>
-          <w:sz w:val="28"/>
-          <w:szCs w:val="28"/>
-        </w:rPr>
-        <w:t>– get the user's username (starts with "@")</w:t>
-      </w:r>
-    </w:p>
-    <w:p>
-      <w:pPr>
-        <w:numPr>
-          <w:ilvl w:val="0"/>
-          <w:numId w:val="1"/>
-        </w:numPr>
-        <w:rPr>
-          <w:rFonts w:ascii="Sakkal Majalla" w:hAnsi="Sakkal Majalla" w:cs="Sakkal Majalla"/>
-          <w:sz w:val="28"/>
-          <w:szCs w:val="28"/>
-        </w:rPr>
-      </w:pPr>
+        <w:t>_</w:t>
+      </w:r>
+      <w:proofErr w:type="gramStart"/>
       <w:r>
         <w:rPr>
           <w:rFonts w:ascii="Sakkal Majalla" w:hAnsi="Sakkal Majalla" w:cs="Sakkal Majalla"/>
@@ -5513,7 +5845,7 @@
           <w:sz w:val="28"/>
           <w:szCs w:val="28"/>
         </w:rPr>
-        <w:t>message</w:t>
+        <w:t>user</w:t>
       </w:r>
       <w:r>
         <w:rPr>
@@ -5532,7 +5864,17 @@
           <w:sz w:val="28"/>
           <w:szCs w:val="28"/>
         </w:rPr>
-        <w:t>from_user</w:t>
+        <w:t>username</w:t>
+      </w:r>
+      <w:proofErr w:type="gramEnd"/>
+      <w:r>
+        <w:rPr>
+          <w:rFonts w:ascii="Sakkal Majalla" w:hAnsi="Sakkal Majalla" w:cs="Sakkal Majalla"/>
+          <w:color w:val="D9D9D9" w:themeColor="background1" w:themeShade="D9"/>
+          <w:sz w:val="28"/>
+          <w:szCs w:val="28"/>
+        </w:rPr>
+        <w:t xml:space="preserve"> </w:t>
       </w:r>
       <w:r>
         <w:rPr>
@@ -5540,8 +5882,22 @@
           <w:sz w:val="28"/>
           <w:szCs w:val="28"/>
         </w:rPr>
-        <w:t>.</w:t>
-      </w:r>
+        <w:t>– get the user's username (starts with "@")</w:t>
+      </w:r>
+    </w:p>
+    <w:p>
+      <w:pPr>
+        <w:numPr>
+          <w:ilvl w:val="0"/>
+          <w:numId w:val="1"/>
+        </w:numPr>
+        <w:rPr>
+          <w:rFonts w:ascii="Sakkal Majalla" w:hAnsi="Sakkal Majalla" w:cs="Sakkal Majalla"/>
+          <w:sz w:val="28"/>
+          <w:szCs w:val="28"/>
+        </w:rPr>
+      </w:pPr>
+      <w:proofErr w:type="gramStart"/>
       <w:r>
         <w:rPr>
           <w:rFonts w:ascii="Sakkal Majalla" w:hAnsi="Sakkal Majalla" w:cs="Sakkal Majalla"/>
@@ -5551,16 +5907,7 @@
           <w:sz w:val="28"/>
           <w:szCs w:val="28"/>
         </w:rPr>
-        <w:t>first_name</w:t>
-      </w:r>
-      <w:r>
-        <w:rPr>
-          <w:rFonts w:ascii="Sakkal Majalla" w:hAnsi="Sakkal Majalla" w:cs="Sakkal Majalla"/>
-          <w:color w:val="D9D9D9" w:themeColor="background1" w:themeShade="D9"/>
-          <w:sz w:val="28"/>
-          <w:szCs w:val="28"/>
-        </w:rPr>
-        <w:t xml:space="preserve"> </w:t>
+        <w:t>message</w:t>
       </w:r>
       <w:r>
         <w:rPr>
@@ -5568,21 +5915,8 @@
           <w:sz w:val="28"/>
           <w:szCs w:val="28"/>
         </w:rPr>
-        <w:t>– get the user's first name</w:t>
-      </w:r>
-    </w:p>
-    <w:p>
-      <w:pPr>
-        <w:numPr>
-          <w:ilvl w:val="0"/>
-          <w:numId w:val="1"/>
-        </w:numPr>
-        <w:rPr>
-          <w:rFonts w:ascii="Sakkal Majalla" w:hAnsi="Sakkal Majalla" w:cs="Sakkal Majalla"/>
-          <w:sz w:val="28"/>
-          <w:szCs w:val="28"/>
-        </w:rPr>
-      </w:pPr>
+        <w:t>.</w:t>
+      </w:r>
       <w:r>
         <w:rPr>
           <w:rFonts w:ascii="Sakkal Majalla" w:hAnsi="Sakkal Majalla" w:cs="Sakkal Majalla"/>
@@ -5592,16 +5926,9 @@
           <w:sz w:val="28"/>
           <w:szCs w:val="28"/>
         </w:rPr>
-        <w:t>message</w:t>
-      </w:r>
-      <w:r>
-        <w:rPr>
-          <w:rFonts w:ascii="Sakkal Majalla" w:hAnsi="Sakkal Majalla" w:cs="Sakkal Majalla"/>
-          <w:sz w:val="28"/>
-          <w:szCs w:val="28"/>
-        </w:rPr>
-        <w:t>.</w:t>
-      </w:r>
+        <w:t>from</w:t>
+      </w:r>
+      <w:proofErr w:type="gramEnd"/>
       <w:r>
         <w:rPr>
           <w:rFonts w:ascii="Sakkal Majalla" w:hAnsi="Sakkal Majalla" w:cs="Sakkal Majalla"/>
@@ -5611,16 +5938,9 @@
           <w:sz w:val="28"/>
           <w:szCs w:val="28"/>
         </w:rPr>
-        <w:t>from_user</w:t>
-      </w:r>
-      <w:r>
-        <w:rPr>
-          <w:rFonts w:ascii="Sakkal Majalla" w:hAnsi="Sakkal Majalla" w:cs="Sakkal Majalla"/>
-          <w:sz w:val="28"/>
-          <w:szCs w:val="28"/>
-        </w:rPr>
-        <w:t>.</w:t>
-      </w:r>
+        <w:t>_</w:t>
+      </w:r>
+      <w:proofErr w:type="gramStart"/>
       <w:r>
         <w:rPr>
           <w:rFonts w:ascii="Sakkal Majalla" w:hAnsi="Sakkal Majalla" w:cs="Sakkal Majalla"/>
@@ -5630,16 +5950,7 @@
           <w:sz w:val="28"/>
           <w:szCs w:val="28"/>
         </w:rPr>
-        <w:t>last_name</w:t>
-      </w:r>
-      <w:r>
-        <w:rPr>
-          <w:rFonts w:ascii="Sakkal Majalla" w:hAnsi="Sakkal Majalla" w:cs="Sakkal Majalla"/>
-          <w:color w:val="D9D9D9" w:themeColor="background1" w:themeShade="D9"/>
-          <w:sz w:val="28"/>
-          <w:szCs w:val="28"/>
-        </w:rPr>
-        <w:t xml:space="preserve"> </w:t>
+        <w:t>user</w:t>
       </w:r>
       <w:r>
         <w:rPr>
@@ -5647,21 +5958,8 @@
           <w:sz w:val="28"/>
           <w:szCs w:val="28"/>
         </w:rPr>
-        <w:t>– get the user's last name (if provided in Telegram)</w:t>
-      </w:r>
-    </w:p>
-    <w:p>
-      <w:pPr>
-        <w:numPr>
-          <w:ilvl w:val="0"/>
-          <w:numId w:val="1"/>
-        </w:numPr>
-        <w:rPr>
-          <w:rFonts w:ascii="Sakkal Majalla" w:hAnsi="Sakkal Majalla" w:cs="Sakkal Majalla"/>
-          <w:sz w:val="28"/>
-          <w:szCs w:val="28"/>
-        </w:rPr>
-      </w:pPr>
+        <w:t>.</w:t>
+      </w:r>
       <w:r>
         <w:rPr>
           <w:rFonts w:ascii="Sakkal Majalla" w:hAnsi="Sakkal Majalla" w:cs="Sakkal Majalla"/>
@@ -5671,16 +5969,9 @@
           <w:sz w:val="28"/>
           <w:szCs w:val="28"/>
         </w:rPr>
-        <w:t>message</w:t>
-      </w:r>
-      <w:r>
-        <w:rPr>
-          <w:rFonts w:ascii="Sakkal Majalla" w:hAnsi="Sakkal Majalla" w:cs="Sakkal Majalla"/>
-          <w:sz w:val="28"/>
-          <w:szCs w:val="28"/>
-        </w:rPr>
-        <w:t>.</w:t>
-      </w:r>
+        <w:t>first</w:t>
+      </w:r>
+      <w:proofErr w:type="gramEnd"/>
       <w:r>
         <w:rPr>
           <w:rFonts w:ascii="Sakkal Majalla" w:hAnsi="Sakkal Majalla" w:cs="Sakkal Majalla"/>
@@ -5690,7 +5981,7 @@
           <w:sz w:val="28"/>
           <w:szCs w:val="28"/>
         </w:rPr>
-        <w:t>text</w:t>
+        <w:t>_name</w:t>
       </w:r>
       <w:r>
         <w:rPr>
@@ -5707,7 +5998,7 @@
           <w:sz w:val="28"/>
           <w:szCs w:val="28"/>
         </w:rPr>
-        <w:t>– allows you to get the message text</w:t>
+        <w:t>– get the user's first name</w:t>
       </w:r>
     </w:p>
     <w:p>
@@ -5722,6 +6013,7 @@
           <w:szCs w:val="28"/>
         </w:rPr>
       </w:pPr>
+      <w:proofErr w:type="gramStart"/>
       <w:r>
         <w:rPr>
           <w:rFonts w:ascii="Sakkal Majalla" w:hAnsi="Sakkal Majalla" w:cs="Sakkal Majalla"/>
@@ -5750,38 +6042,9 @@
           <w:sz w:val="28"/>
           <w:szCs w:val="28"/>
         </w:rPr>
-        <w:t>message_id</w:t>
-      </w:r>
-      <w:r>
-        <w:rPr>
-          <w:rFonts w:ascii="Sakkal Majalla" w:hAnsi="Sakkal Majalla" w:cs="Sakkal Majalla"/>
-          <w:color w:val="D9D9D9" w:themeColor="background1" w:themeShade="D9"/>
-          <w:sz w:val="28"/>
-          <w:szCs w:val="28"/>
-        </w:rPr>
-        <w:t xml:space="preserve"> </w:t>
-      </w:r>
-      <w:r>
-        <w:rPr>
-          <w:rFonts w:ascii="Sakkal Majalla" w:hAnsi="Sakkal Majalla" w:cs="Sakkal Majalla"/>
-          <w:sz w:val="28"/>
-          <w:szCs w:val="28"/>
-        </w:rPr>
-        <w:t>– allows you to get the message ID</w:t>
-      </w:r>
-    </w:p>
-    <w:p>
-      <w:pPr>
-        <w:numPr>
-          <w:ilvl w:val="0"/>
-          <w:numId w:val="1"/>
-        </w:numPr>
-        <w:rPr>
-          <w:rFonts w:ascii="Sakkal Majalla" w:hAnsi="Sakkal Majalla" w:cs="Sakkal Majalla"/>
-          <w:sz w:val="28"/>
-          <w:szCs w:val="28"/>
-        </w:rPr>
-      </w:pPr>
+        <w:t>from</w:t>
+      </w:r>
+      <w:proofErr w:type="gramEnd"/>
       <w:r>
         <w:rPr>
           <w:rFonts w:ascii="Sakkal Majalla" w:hAnsi="Sakkal Majalla" w:cs="Sakkal Majalla"/>
@@ -5791,16 +6054,9 @@
           <w:sz w:val="28"/>
           <w:szCs w:val="28"/>
         </w:rPr>
-        <w:t>message</w:t>
-      </w:r>
-      <w:r>
-        <w:rPr>
-          <w:rFonts w:ascii="Sakkal Majalla" w:hAnsi="Sakkal Majalla" w:cs="Sakkal Majalla"/>
-          <w:sz w:val="28"/>
-          <w:szCs w:val="28"/>
-        </w:rPr>
-        <w:t>.</w:t>
-      </w:r>
+        <w:t>_</w:t>
+      </w:r>
+      <w:proofErr w:type="gramStart"/>
       <w:r>
         <w:rPr>
           <w:rFonts w:ascii="Sakkal Majalla" w:hAnsi="Sakkal Majalla" w:cs="Sakkal Majalla"/>
@@ -5810,16 +6066,7 @@
           <w:sz w:val="28"/>
           <w:szCs w:val="28"/>
         </w:rPr>
-        <w:t>content_type</w:t>
-      </w:r>
-      <w:r>
-        <w:rPr>
-          <w:rFonts w:ascii="Sakkal Majalla" w:hAnsi="Sakkal Majalla" w:cs="Sakkal Majalla"/>
-          <w:color w:val="D9D9D9" w:themeColor="background1" w:themeShade="D9"/>
-          <w:sz w:val="28"/>
-          <w:szCs w:val="28"/>
-        </w:rPr>
-        <w:t xml:space="preserve"> </w:t>
+        <w:t>user</w:t>
       </w:r>
       <w:r>
         <w:rPr>
@@ -5827,21 +6074,8 @@
           <w:sz w:val="28"/>
           <w:szCs w:val="28"/>
         </w:rPr>
-        <w:t>– allows you to get the type of the sent message (text, photo, document, etc.)</w:t>
-      </w:r>
-    </w:p>
-    <w:p>
-      <w:pPr>
-        <w:numPr>
-          <w:ilvl w:val="0"/>
-          <w:numId w:val="1"/>
-        </w:numPr>
-        <w:rPr>
-          <w:rFonts w:ascii="Sakkal Majalla" w:hAnsi="Sakkal Majalla" w:cs="Sakkal Majalla"/>
-          <w:sz w:val="28"/>
-          <w:szCs w:val="28"/>
-        </w:rPr>
-      </w:pPr>
+        <w:t>.</w:t>
+      </w:r>
       <w:r>
         <w:rPr>
           <w:rFonts w:ascii="Sakkal Majalla" w:hAnsi="Sakkal Majalla" w:cs="Sakkal Majalla"/>
@@ -5851,16 +6085,9 @@
           <w:sz w:val="28"/>
           <w:szCs w:val="28"/>
         </w:rPr>
-        <w:t>message</w:t>
-      </w:r>
-      <w:r>
-        <w:rPr>
-          <w:rFonts w:ascii="Sakkal Majalla" w:hAnsi="Sakkal Majalla" w:cs="Sakkal Majalla"/>
-          <w:sz w:val="28"/>
-          <w:szCs w:val="28"/>
-        </w:rPr>
-        <w:t>.</w:t>
-      </w:r>
+        <w:t>last</w:t>
+      </w:r>
+      <w:proofErr w:type="gramEnd"/>
       <w:r>
         <w:rPr>
           <w:rFonts w:ascii="Sakkal Majalla" w:hAnsi="Sakkal Majalla" w:cs="Sakkal Majalla"/>
@@ -5870,7 +6097,7 @@
           <w:sz w:val="28"/>
           <w:szCs w:val="28"/>
         </w:rPr>
-        <w:t>caption</w:t>
+        <w:t>_name</w:t>
       </w:r>
       <w:r>
         <w:rPr>
@@ -5887,7 +6114,7 @@
           <w:sz w:val="28"/>
           <w:szCs w:val="28"/>
         </w:rPr>
-        <w:t>– allows you to get the caption for media messages (photos, videos, etc.)</w:t>
+        <w:t>– get the user's last name (if provided in Telegram)</w:t>
       </w:r>
     </w:p>
     <w:p>
@@ -5930,7 +6157,7 @@
           <w:sz w:val="28"/>
           <w:szCs w:val="28"/>
         </w:rPr>
-        <w:t>html_text</w:t>
+        <w:t>text</w:t>
       </w:r>
       <w:r>
         <w:rPr>
@@ -5947,6 +6174,274 @@
           <w:sz w:val="28"/>
           <w:szCs w:val="28"/>
         </w:rPr>
+        <w:t>– allows you to get the message text</w:t>
+      </w:r>
+    </w:p>
+    <w:p>
+      <w:pPr>
+        <w:numPr>
+          <w:ilvl w:val="0"/>
+          <w:numId w:val="1"/>
+        </w:numPr>
+        <w:rPr>
+          <w:rFonts w:ascii="Sakkal Majalla" w:hAnsi="Sakkal Majalla" w:cs="Sakkal Majalla"/>
+          <w:sz w:val="28"/>
+          <w:szCs w:val="28"/>
+        </w:rPr>
+      </w:pPr>
+      <w:proofErr w:type="gramStart"/>
+      <w:r>
+        <w:rPr>
+          <w:rFonts w:ascii="Sakkal Majalla" w:hAnsi="Sakkal Majalla" w:cs="Sakkal Majalla"/>
+          <w:b/>
+          <w:bCs/>
+          <w:color w:val="D9D9D9" w:themeColor="background1" w:themeShade="D9"/>
+          <w:sz w:val="28"/>
+          <w:szCs w:val="28"/>
+        </w:rPr>
+        <w:t>message</w:t>
+      </w:r>
+      <w:r>
+        <w:rPr>
+          <w:rFonts w:ascii="Sakkal Majalla" w:hAnsi="Sakkal Majalla" w:cs="Sakkal Majalla"/>
+          <w:sz w:val="28"/>
+          <w:szCs w:val="28"/>
+        </w:rPr>
+        <w:t>.</w:t>
+      </w:r>
+      <w:r>
+        <w:rPr>
+          <w:rFonts w:ascii="Sakkal Majalla" w:hAnsi="Sakkal Majalla" w:cs="Sakkal Majalla"/>
+          <w:b/>
+          <w:bCs/>
+          <w:color w:val="D9D9D9" w:themeColor="background1" w:themeShade="D9"/>
+          <w:sz w:val="28"/>
+          <w:szCs w:val="28"/>
+        </w:rPr>
+        <w:t>message</w:t>
+      </w:r>
+      <w:proofErr w:type="gramEnd"/>
+      <w:r>
+        <w:rPr>
+          <w:rFonts w:ascii="Sakkal Majalla" w:hAnsi="Sakkal Majalla" w:cs="Sakkal Majalla"/>
+          <w:b/>
+          <w:bCs/>
+          <w:color w:val="D9D9D9" w:themeColor="background1" w:themeShade="D9"/>
+          <w:sz w:val="28"/>
+          <w:szCs w:val="28"/>
+        </w:rPr>
+        <w:t>_id</w:t>
+      </w:r>
+      <w:r>
+        <w:rPr>
+          <w:rFonts w:ascii="Sakkal Majalla" w:hAnsi="Sakkal Majalla" w:cs="Sakkal Majalla"/>
+          <w:color w:val="D9D9D9" w:themeColor="background1" w:themeShade="D9"/>
+          <w:sz w:val="28"/>
+          <w:szCs w:val="28"/>
+        </w:rPr>
+        <w:t xml:space="preserve"> </w:t>
+      </w:r>
+      <w:r>
+        <w:rPr>
+          <w:rFonts w:ascii="Sakkal Majalla" w:hAnsi="Sakkal Majalla" w:cs="Sakkal Majalla"/>
+          <w:sz w:val="28"/>
+          <w:szCs w:val="28"/>
+        </w:rPr>
+        <w:t>– allows you to get the message ID</w:t>
+      </w:r>
+    </w:p>
+    <w:p>
+      <w:pPr>
+        <w:numPr>
+          <w:ilvl w:val="0"/>
+          <w:numId w:val="1"/>
+        </w:numPr>
+        <w:rPr>
+          <w:rFonts w:ascii="Sakkal Majalla" w:hAnsi="Sakkal Majalla" w:cs="Sakkal Majalla"/>
+          <w:sz w:val="28"/>
+          <w:szCs w:val="28"/>
+        </w:rPr>
+      </w:pPr>
+      <w:proofErr w:type="gramStart"/>
+      <w:r>
+        <w:rPr>
+          <w:rFonts w:ascii="Sakkal Majalla" w:hAnsi="Sakkal Majalla" w:cs="Sakkal Majalla"/>
+          <w:b/>
+          <w:bCs/>
+          <w:color w:val="D9D9D9" w:themeColor="background1" w:themeShade="D9"/>
+          <w:sz w:val="28"/>
+          <w:szCs w:val="28"/>
+        </w:rPr>
+        <w:t>message</w:t>
+      </w:r>
+      <w:r>
+        <w:rPr>
+          <w:rFonts w:ascii="Sakkal Majalla" w:hAnsi="Sakkal Majalla" w:cs="Sakkal Majalla"/>
+          <w:sz w:val="28"/>
+          <w:szCs w:val="28"/>
+        </w:rPr>
+        <w:t>.</w:t>
+      </w:r>
+      <w:r>
+        <w:rPr>
+          <w:rFonts w:ascii="Sakkal Majalla" w:hAnsi="Sakkal Majalla" w:cs="Sakkal Majalla"/>
+          <w:b/>
+          <w:bCs/>
+          <w:color w:val="D9D9D9" w:themeColor="background1" w:themeShade="D9"/>
+          <w:sz w:val="28"/>
+          <w:szCs w:val="28"/>
+        </w:rPr>
+        <w:t>content</w:t>
+      </w:r>
+      <w:proofErr w:type="gramEnd"/>
+      <w:r>
+        <w:rPr>
+          <w:rFonts w:ascii="Sakkal Majalla" w:hAnsi="Sakkal Majalla" w:cs="Sakkal Majalla"/>
+          <w:b/>
+          <w:bCs/>
+          <w:color w:val="D9D9D9" w:themeColor="background1" w:themeShade="D9"/>
+          <w:sz w:val="28"/>
+          <w:szCs w:val="28"/>
+        </w:rPr>
+        <w:t>_type</w:t>
+      </w:r>
+      <w:r>
+        <w:rPr>
+          <w:rFonts w:ascii="Sakkal Majalla" w:hAnsi="Sakkal Majalla" w:cs="Sakkal Majalla"/>
+          <w:color w:val="D9D9D9" w:themeColor="background1" w:themeShade="D9"/>
+          <w:sz w:val="28"/>
+          <w:szCs w:val="28"/>
+        </w:rPr>
+        <w:t xml:space="preserve"> </w:t>
+      </w:r>
+      <w:r>
+        <w:rPr>
+          <w:rFonts w:ascii="Sakkal Majalla" w:hAnsi="Sakkal Majalla" w:cs="Sakkal Majalla"/>
+          <w:sz w:val="28"/>
+          <w:szCs w:val="28"/>
+        </w:rPr>
+        <w:t>– allows you to get the type of the sent message (text, photo, document, etc.)</w:t>
+      </w:r>
+    </w:p>
+    <w:p>
+      <w:pPr>
+        <w:numPr>
+          <w:ilvl w:val="0"/>
+          <w:numId w:val="1"/>
+        </w:numPr>
+        <w:rPr>
+          <w:rFonts w:ascii="Sakkal Majalla" w:hAnsi="Sakkal Majalla" w:cs="Sakkal Majalla"/>
+          <w:sz w:val="28"/>
+          <w:szCs w:val="28"/>
+        </w:rPr>
+      </w:pPr>
+      <w:proofErr w:type="gramStart"/>
+      <w:r>
+        <w:rPr>
+          <w:rFonts w:ascii="Sakkal Majalla" w:hAnsi="Sakkal Majalla" w:cs="Sakkal Majalla"/>
+          <w:b/>
+          <w:bCs/>
+          <w:color w:val="D9D9D9" w:themeColor="background1" w:themeShade="D9"/>
+          <w:sz w:val="28"/>
+          <w:szCs w:val="28"/>
+        </w:rPr>
+        <w:t>message</w:t>
+      </w:r>
+      <w:r>
+        <w:rPr>
+          <w:rFonts w:ascii="Sakkal Majalla" w:hAnsi="Sakkal Majalla" w:cs="Sakkal Majalla"/>
+          <w:sz w:val="28"/>
+          <w:szCs w:val="28"/>
+        </w:rPr>
+        <w:t>.</w:t>
+      </w:r>
+      <w:r>
+        <w:rPr>
+          <w:rFonts w:ascii="Sakkal Majalla" w:hAnsi="Sakkal Majalla" w:cs="Sakkal Majalla"/>
+          <w:b/>
+          <w:bCs/>
+          <w:color w:val="D9D9D9" w:themeColor="background1" w:themeShade="D9"/>
+          <w:sz w:val="28"/>
+          <w:szCs w:val="28"/>
+        </w:rPr>
+        <w:t>caption</w:t>
+      </w:r>
+      <w:proofErr w:type="gramEnd"/>
+      <w:r>
+        <w:rPr>
+          <w:rFonts w:ascii="Sakkal Majalla" w:hAnsi="Sakkal Majalla" w:cs="Sakkal Majalla"/>
+          <w:color w:val="D9D9D9" w:themeColor="background1" w:themeShade="D9"/>
+          <w:sz w:val="28"/>
+          <w:szCs w:val="28"/>
+        </w:rPr>
+        <w:t xml:space="preserve"> </w:t>
+      </w:r>
+      <w:r>
+        <w:rPr>
+          <w:rFonts w:ascii="Sakkal Majalla" w:hAnsi="Sakkal Majalla" w:cs="Sakkal Majalla"/>
+          <w:sz w:val="28"/>
+          <w:szCs w:val="28"/>
+        </w:rPr>
+        <w:t>– allows you to get the caption for media messages (photos, videos, etc.)</w:t>
+      </w:r>
+    </w:p>
+    <w:p>
+      <w:pPr>
+        <w:numPr>
+          <w:ilvl w:val="0"/>
+          <w:numId w:val="1"/>
+        </w:numPr>
+        <w:rPr>
+          <w:rFonts w:ascii="Sakkal Majalla" w:hAnsi="Sakkal Majalla" w:cs="Sakkal Majalla"/>
+          <w:sz w:val="28"/>
+          <w:szCs w:val="28"/>
+        </w:rPr>
+      </w:pPr>
+      <w:r>
+        <w:rPr>
+          <w:rFonts w:ascii="Sakkal Majalla" w:hAnsi="Sakkal Majalla" w:cs="Sakkal Majalla"/>
+          <w:b/>
+          <w:bCs/>
+          <w:color w:val="D9D9D9" w:themeColor="background1" w:themeShade="D9"/>
+          <w:sz w:val="28"/>
+          <w:szCs w:val="28"/>
+        </w:rPr>
+        <w:t>message</w:t>
+      </w:r>
+      <w:r>
+        <w:rPr>
+          <w:rFonts w:ascii="Sakkal Majalla" w:hAnsi="Sakkal Majalla" w:cs="Sakkal Majalla"/>
+          <w:sz w:val="28"/>
+          <w:szCs w:val="28"/>
+        </w:rPr>
+        <w:t>.</w:t>
+      </w:r>
+      <w:r>
+        <w:rPr>
+          <w:rFonts w:ascii="Sakkal Majalla" w:hAnsi="Sakkal Majalla" w:cs="Sakkal Majalla"/>
+          <w:b/>
+          <w:bCs/>
+          <w:color w:val="D9D9D9" w:themeColor="background1" w:themeShade="D9"/>
+          <w:sz w:val="28"/>
+          <w:szCs w:val="28"/>
+        </w:rPr>
+        <w:t>html_text</w:t>
+      </w:r>
+      <w:r>
+        <w:rPr>
+          <w:rFonts w:ascii="Sakkal Majalla" w:hAnsi="Sakkal Majalla" w:cs="Sakkal Majalla"/>
+          <w:color w:val="D9D9D9" w:themeColor="background1" w:themeShade="D9"/>
+          <w:sz w:val="28"/>
+          <w:szCs w:val="28"/>
+        </w:rPr>
+        <w:t xml:space="preserve"> </w:t>
+      </w:r>
+      <w:r>
+        <w:rPr>
+          <w:rFonts w:ascii="Sakkal Majalla" w:hAnsi="Sakkal Majalla" w:cs="Sakkal Majalla"/>
+          <w:sz w:val="28"/>
+          <w:szCs w:val="28"/>
+        </w:rPr>
         <w:t>– get text with original formatting</w:t>
       </w:r>
     </w:p>
@@ -6241,6 +6736,7 @@
         </w:rPr>
         <w:t xml:space="preserve"> </w:t>
       </w:r>
+      <w:proofErr w:type="gramStart"/>
       <w:r>
         <w:rPr>
           <w:rFonts w:ascii="Consolas" w:eastAsia="Times New Roman" w:hAnsi="Consolas" w:cs="Times New Roman"/>
@@ -6261,7 +6757,19 @@
           <w:szCs w:val="21"/>
           <w14:ligatures w14:val="none"/>
         </w:rPr>
-        <w:t>()</w:t>
+        <w:t>(</w:t>
+      </w:r>
+      <w:proofErr w:type="gramEnd"/>
+      <w:r>
+        <w:rPr>
+          <w:rFonts w:ascii="Consolas" w:eastAsia="Times New Roman" w:hAnsi="Consolas" w:cs="Times New Roman"/>
+          <w:color w:val="3B3B3B"/>
+          <w:kern w:val="0"/>
+          <w:sz w:val="21"/>
+          <w:szCs w:val="21"/>
+          <w14:ligatures w14:val="none"/>
+        </w:rPr>
+        <w:t>)</w:t>
       </w:r>
     </w:p>
     <w:p>
@@ -6325,7 +6833,19 @@
           <w:szCs w:val="21"/>
           <w14:ligatures w14:val="none"/>
         </w:rPr>
-        <w:t>The method message.</w:t>
+        <w:t xml:space="preserve">The method </w:t>
+      </w:r>
+      <w:proofErr w:type="gramStart"/>
+      <w:r>
+        <w:rPr>
+          <w:rFonts w:ascii="Consolas" w:eastAsia="Times New Roman" w:hAnsi="Consolas" w:cs="Times New Roman"/>
+          <w:color w:val="A31515"/>
+          <w:kern w:val="0"/>
+          <w:sz w:val="21"/>
+          <w:szCs w:val="21"/>
+          <w14:ligatures w14:val="none"/>
+        </w:rPr>
+        <w:t>message.</w:t>
       </w:r>
       <w:r>
         <w:rPr>
@@ -6338,6 +6858,7 @@
         </w:rPr>
         <w:t>photo</w:t>
       </w:r>
+      <w:proofErr w:type="gramEnd"/>
       <w:r>
         <w:rPr>
           <w:rFonts w:ascii="Consolas" w:eastAsia="Times New Roman" w:hAnsi="Consolas" w:cs="Times New Roman"/>
@@ -6347,8 +6868,9 @@
           <w:szCs w:val="21"/>
           <w14:ligatures w14:val="none"/>
         </w:rPr>
-        <w:t xml:space="preserve">[-1].file_id allows </w:t>
-      </w:r>
+        <w:t>[-1</w:t>
+      </w:r>
+      <w:proofErr w:type="gramStart"/>
       <w:r>
         <w:rPr>
           <w:rFonts w:ascii="Consolas" w:eastAsia="Times New Roman" w:hAnsi="Consolas" w:cs="Times New Roman"/>
@@ -6358,6 +6880,29 @@
           <w:szCs w:val="21"/>
           <w14:ligatures w14:val="none"/>
         </w:rPr>
+        <w:t>].file</w:t>
+      </w:r>
+      <w:proofErr w:type="gramEnd"/>
+      <w:r>
+        <w:rPr>
+          <w:rFonts w:ascii="Consolas" w:eastAsia="Times New Roman" w:hAnsi="Consolas" w:cs="Times New Roman"/>
+          <w:color w:val="A31515"/>
+          <w:kern w:val="0"/>
+          <w:sz w:val="21"/>
+          <w:szCs w:val="21"/>
+          <w14:ligatures w14:val="none"/>
+        </w:rPr>
+        <w:t xml:space="preserve">_id allows </w:t>
+      </w:r>
+      <w:r>
+        <w:rPr>
+          <w:rFonts w:ascii="Consolas" w:eastAsia="Times New Roman" w:hAnsi="Consolas" w:cs="Times New Roman"/>
+          <w:color w:val="A31515"/>
+          <w:kern w:val="0"/>
+          <w:sz w:val="21"/>
+          <w:szCs w:val="21"/>
+          <w14:ligatures w14:val="none"/>
+        </w:rPr>
         <w:t>us</w:t>
       </w:r>
       <w:r>
@@ -6493,6 +7038,7 @@
         </w:rPr>
         <w:t>@</w:t>
       </w:r>
+      <w:proofErr w:type="gramStart"/>
       <w:r>
         <w:rPr>
           <w:rFonts w:ascii="Consolas" w:eastAsia="Times New Roman" w:hAnsi="Consolas" w:cs="Times New Roman"/>
@@ -6526,6 +7072,7 @@
         </w:rPr>
         <w:t>message</w:t>
       </w:r>
+      <w:proofErr w:type="gramEnd"/>
       <w:r>
         <w:rPr>
           <w:rFonts w:ascii="Consolas" w:eastAsia="Times New Roman" w:hAnsi="Consolas" w:cs="Times New Roman"/>
@@ -6537,6 +7084,7 @@
         </w:rPr>
         <w:t>(</w:t>
       </w:r>
+      <w:proofErr w:type="gramStart"/>
       <w:r>
         <w:rPr>
           <w:rFonts w:ascii="Consolas" w:eastAsia="Times New Roman" w:hAnsi="Consolas" w:cs="Times New Roman"/>
@@ -6570,6 +7118,7 @@
         </w:rPr>
         <w:t>photo</w:t>
       </w:r>
+      <w:proofErr w:type="gramEnd"/>
       <w:r>
         <w:rPr>
           <w:rFonts w:ascii="Consolas" w:eastAsia="Times New Roman" w:hAnsi="Consolas" w:cs="Times New Roman"/>
@@ -6752,6 +7301,7 @@
         </w:rPr>
         <w:t xml:space="preserve"> </w:t>
       </w:r>
+      <w:proofErr w:type="gramStart"/>
       <w:r>
         <w:rPr>
           <w:rFonts w:ascii="Consolas" w:eastAsia="Times New Roman" w:hAnsi="Consolas" w:cs="Times New Roman"/>
@@ -6772,7 +7322,19 @@
           <w:szCs w:val="21"/>
           <w14:ligatures w14:val="none"/>
         </w:rPr>
-        <w:t>.photo[</w:t>
+        <w:t>.photo</w:t>
+      </w:r>
+      <w:proofErr w:type="gramEnd"/>
+      <w:r>
+        <w:rPr>
+          <w:rFonts w:ascii="Consolas" w:eastAsia="Times New Roman" w:hAnsi="Consolas" w:cs="Times New Roman"/>
+          <w:color w:val="3B3B3B"/>
+          <w:kern w:val="0"/>
+          <w:sz w:val="21"/>
+          <w:szCs w:val="21"/>
+          <w14:ligatures w14:val="none"/>
+        </w:rPr>
+        <w:t>[</w:t>
       </w:r>
       <w:r>
         <w:rPr>
@@ -6796,16 +7358,29 @@
         </w:rPr>
         <w:t>1</w:t>
       </w:r>
-      <w:r>
-        <w:rPr>
-          <w:rFonts w:ascii="Consolas" w:eastAsia="Times New Roman" w:hAnsi="Consolas" w:cs="Times New Roman"/>
-          <w:color w:val="3B3B3B"/>
-          <w:kern w:val="0"/>
-          <w:sz w:val="21"/>
-          <w:szCs w:val="21"/>
-          <w14:ligatures w14:val="none"/>
-        </w:rPr>
-        <w:t>].file_id</w:t>
+      <w:proofErr w:type="gramStart"/>
+      <w:r>
+        <w:rPr>
+          <w:rFonts w:ascii="Consolas" w:eastAsia="Times New Roman" w:hAnsi="Consolas" w:cs="Times New Roman"/>
+          <w:color w:val="3B3B3B"/>
+          <w:kern w:val="0"/>
+          <w:sz w:val="21"/>
+          <w:szCs w:val="21"/>
+          <w14:ligatures w14:val="none"/>
+        </w:rPr>
+        <w:t>].file</w:t>
+      </w:r>
+      <w:proofErr w:type="gramEnd"/>
+      <w:r>
+        <w:rPr>
+          <w:rFonts w:ascii="Consolas" w:eastAsia="Times New Roman" w:hAnsi="Consolas" w:cs="Times New Roman"/>
+          <w:color w:val="3B3B3B"/>
+          <w:kern w:val="0"/>
+          <w:sz w:val="21"/>
+          <w:szCs w:val="21"/>
+          <w14:ligatures w14:val="none"/>
+        </w:rPr>
+        <w:t>_id</w:t>
       </w:r>
     </w:p>
     <w:p>
@@ -6854,6 +7429,7 @@
         </w:rPr>
         <w:t xml:space="preserve"> </w:t>
       </w:r>
+      <w:proofErr w:type="gramStart"/>
       <w:r>
         <w:rPr>
           <w:rFonts w:ascii="Consolas" w:eastAsia="Times New Roman" w:hAnsi="Consolas" w:cs="Times New Roman"/>
@@ -6874,8 +7450,33 @@
           <w:szCs w:val="21"/>
           <w14:ligatures w14:val="none"/>
         </w:rPr>
-        <w:t>.answer_photo(</w:t>
-      </w:r>
+        <w:t>.answer</w:t>
+      </w:r>
+      <w:proofErr w:type="gramEnd"/>
+      <w:r>
+        <w:rPr>
+          <w:rFonts w:ascii="Consolas" w:eastAsia="Times New Roman" w:hAnsi="Consolas" w:cs="Times New Roman"/>
+          <w:color w:val="3B3B3B"/>
+          <w:kern w:val="0"/>
+          <w:sz w:val="21"/>
+          <w:szCs w:val="21"/>
+          <w14:ligatures w14:val="none"/>
+        </w:rPr>
+        <w:t>_</w:t>
+      </w:r>
+      <w:proofErr w:type="gramStart"/>
+      <w:r>
+        <w:rPr>
+          <w:rFonts w:ascii="Consolas" w:eastAsia="Times New Roman" w:hAnsi="Consolas" w:cs="Times New Roman"/>
+          <w:color w:val="3B3B3B"/>
+          <w:kern w:val="0"/>
+          <w:sz w:val="21"/>
+          <w:szCs w:val="21"/>
+          <w14:ligatures w14:val="none"/>
+        </w:rPr>
+        <w:t>photo(</w:t>
+      </w:r>
+      <w:proofErr w:type="gramEnd"/>
       <w:r>
         <w:rPr>
           <w:rFonts w:ascii="Consolas" w:eastAsia="Times New Roman" w:hAnsi="Consolas" w:cs="Times New Roman"/>
@@ -7233,6 +7834,2704 @@
             </a:graphic>
           </wp:inline>
         </w:drawing>
+      </w:r>
+    </w:p>
+    <w:p>
+      <w:pPr>
+        <w:ind w:left="1080" w:firstLine="360"/>
+      </w:pPr>
+      <w:r>
+        <w:t>=============================================</w:t>
+      </w:r>
+    </w:p>
+    <w:p>
+      <w:pPr>
+        <w:rPr>
+          <w:rFonts w:ascii="Sakkal Majalla" w:hAnsi="Sakkal Majalla" w:cs="Sakkal Majalla"/>
+          <w:sz w:val="28"/>
+          <w:szCs w:val="28"/>
+        </w:rPr>
+      </w:pPr>
+    </w:p>
+    <w:p>
+      <w:pPr>
+        <w:rPr>
+          <w:rFonts w:ascii="Sakkal Majalla" w:hAnsi="Sakkal Majalla" w:cs="Sakkal Majalla"/>
+          <w:sz w:val="28"/>
+          <w:szCs w:val="28"/>
+        </w:rPr>
+      </w:pPr>
+      <w:r>
+        <w:rPr>
+          <w:noProof/>
+        </w:rPr>
+        <w:lastRenderedPageBreak/>
+        <w:drawing>
+          <wp:inline distT="0" distB="0" distL="0" distR="0" wp14:anchorId="36B1A570" wp14:editId="0B210EE6">
+            <wp:extent cx="5943600" cy="1883410"/>
+            <wp:effectExtent l="0" t="0" r="0" b="2540"/>
+            <wp:docPr id="588147468" name="Picture 1"/>
+            <wp:cNvGraphicFramePr>
+              <a:graphicFrameLocks xmlns:a="http://schemas.openxmlformats.org/drawingml/2006/main" noChangeAspect="1"/>
+            </wp:cNvGraphicFramePr>
+            <a:graphic xmlns:a="http://schemas.openxmlformats.org/drawingml/2006/main">
+              <a:graphicData uri="http://schemas.openxmlformats.org/drawingml/2006/picture">
+                <pic:pic xmlns:pic="http://schemas.openxmlformats.org/drawingml/2006/picture">
+                  <pic:nvPicPr>
+                    <pic:cNvPr id="588147468" name=""/>
+                    <pic:cNvPicPr/>
+                  </pic:nvPicPr>
+                  <pic:blipFill>
+                    <a:blip r:embed="rId8"/>
+                    <a:stretch>
+                      <a:fillRect/>
+                    </a:stretch>
+                  </pic:blipFill>
+                  <pic:spPr>
+                    <a:xfrm>
+                      <a:off x="0" y="0"/>
+                      <a:ext cx="5943600" cy="1883410"/>
+                    </a:xfrm>
+                    <a:prstGeom prst="rect">
+                      <a:avLst/>
+                    </a:prstGeom>
+                  </pic:spPr>
+                </pic:pic>
+              </a:graphicData>
+            </a:graphic>
+          </wp:inline>
+        </w:drawing>
+      </w:r>
+    </w:p>
+    <w:p>
+      <w:pPr>
+        <w:ind w:left="1080" w:firstLine="360"/>
+      </w:pPr>
+      <w:r>
+        <w:t>=============================================</w:t>
+      </w:r>
+    </w:p>
+    <w:p>
+      <w:pPr>
+        <w:rPr>
+          <w:rFonts w:ascii="Sakkal Majalla" w:hAnsi="Sakkal Majalla" w:cs="Sakkal Majalla"/>
+          <w:sz w:val="28"/>
+          <w:szCs w:val="28"/>
+        </w:rPr>
+      </w:pPr>
+      <w:r>
+        <w:rPr>
+          <w:rFonts w:ascii="Sakkal Majalla" w:hAnsi="Sakkal Majalla" w:cs="Sakkal Majalla"/>
+          <w:sz w:val="28"/>
+          <w:szCs w:val="28"/>
+        </w:rPr>
+        <w:t>To define the states of our bot:</w:t>
+      </w:r>
+    </w:p>
+    <w:p>
+      <w:pPr>
+        <w:shd w:val="clear" w:color="auto" w:fill="FFFFFF"/>
+        <w:spacing w:after="0" w:line="285" w:lineRule="atLeast"/>
+        <w:rPr>
+          <w:rFonts w:ascii="Consolas" w:eastAsia="Times New Roman" w:hAnsi="Consolas" w:cs="Times New Roman"/>
+          <w:color w:val="3B3B3B"/>
+          <w:kern w:val="0"/>
+          <w:sz w:val="21"/>
+          <w:szCs w:val="21"/>
+          <w14:ligatures w14:val="none"/>
+        </w:rPr>
+      </w:pPr>
+      <w:r>
+        <w:rPr>
+          <w:rFonts w:ascii="Consolas" w:eastAsia="Times New Roman" w:hAnsi="Consolas" w:cs="Times New Roman"/>
+          <w:color w:val="AF00DB"/>
+          <w:kern w:val="0"/>
+          <w:sz w:val="21"/>
+          <w:szCs w:val="21"/>
+          <w14:ligatures w14:val="none"/>
+        </w:rPr>
+        <w:t>from</w:t>
+      </w:r>
+      <w:r>
+        <w:rPr>
+          <w:rFonts w:ascii="Consolas" w:eastAsia="Times New Roman" w:hAnsi="Consolas" w:cs="Times New Roman"/>
+          <w:color w:val="3B3B3B"/>
+          <w:kern w:val="0"/>
+          <w:sz w:val="21"/>
+          <w:szCs w:val="21"/>
+          <w14:ligatures w14:val="none"/>
+        </w:rPr>
+        <w:t xml:space="preserve"> </w:t>
+      </w:r>
+      <w:proofErr w:type="gramStart"/>
+      <w:r>
+        <w:rPr>
+          <w:rFonts w:ascii="Consolas" w:eastAsia="Times New Roman" w:hAnsi="Consolas" w:cs="Times New Roman"/>
+          <w:color w:val="267F99"/>
+          <w:kern w:val="0"/>
+          <w:sz w:val="21"/>
+          <w:szCs w:val="21"/>
+          <w14:ligatures w14:val="none"/>
+        </w:rPr>
+        <w:t>aiogram</w:t>
+      </w:r>
+      <w:r>
+        <w:rPr>
+          <w:rFonts w:ascii="Consolas" w:eastAsia="Times New Roman" w:hAnsi="Consolas" w:cs="Times New Roman"/>
+          <w:color w:val="3B3B3B"/>
+          <w:kern w:val="0"/>
+          <w:sz w:val="21"/>
+          <w:szCs w:val="21"/>
+          <w14:ligatures w14:val="none"/>
+        </w:rPr>
+        <w:t>.</w:t>
+      </w:r>
+      <w:r>
+        <w:rPr>
+          <w:rFonts w:ascii="Consolas" w:eastAsia="Times New Roman" w:hAnsi="Consolas" w:cs="Times New Roman"/>
+          <w:color w:val="267F99"/>
+          <w:kern w:val="0"/>
+          <w:sz w:val="21"/>
+          <w:szCs w:val="21"/>
+          <w14:ligatures w14:val="none"/>
+        </w:rPr>
+        <w:t>fsm</w:t>
+      </w:r>
+      <w:r>
+        <w:rPr>
+          <w:rFonts w:ascii="Consolas" w:eastAsia="Times New Roman" w:hAnsi="Consolas" w:cs="Times New Roman"/>
+          <w:color w:val="3B3B3B"/>
+          <w:kern w:val="0"/>
+          <w:sz w:val="21"/>
+          <w:szCs w:val="21"/>
+          <w14:ligatures w14:val="none"/>
+        </w:rPr>
+        <w:t>.</w:t>
+      </w:r>
+      <w:r>
+        <w:rPr>
+          <w:rFonts w:ascii="Consolas" w:eastAsia="Times New Roman" w:hAnsi="Consolas" w:cs="Times New Roman"/>
+          <w:color w:val="267F99"/>
+          <w:kern w:val="0"/>
+          <w:sz w:val="21"/>
+          <w:szCs w:val="21"/>
+          <w14:ligatures w14:val="none"/>
+        </w:rPr>
+        <w:t>state</w:t>
+      </w:r>
+      <w:proofErr w:type="gramEnd"/>
+      <w:r>
+        <w:rPr>
+          <w:rFonts w:ascii="Consolas" w:eastAsia="Times New Roman" w:hAnsi="Consolas" w:cs="Times New Roman"/>
+          <w:color w:val="3B3B3B"/>
+          <w:kern w:val="0"/>
+          <w:sz w:val="21"/>
+          <w:szCs w:val="21"/>
+          <w14:ligatures w14:val="none"/>
+        </w:rPr>
+        <w:t xml:space="preserve"> </w:t>
+      </w:r>
+      <w:r>
+        <w:rPr>
+          <w:rFonts w:ascii="Consolas" w:eastAsia="Times New Roman" w:hAnsi="Consolas" w:cs="Times New Roman"/>
+          <w:color w:val="AF00DB"/>
+          <w:kern w:val="0"/>
+          <w:sz w:val="21"/>
+          <w:szCs w:val="21"/>
+          <w14:ligatures w14:val="none"/>
+        </w:rPr>
+        <w:t>import</w:t>
+      </w:r>
+      <w:r>
+        <w:rPr>
+          <w:rFonts w:ascii="Consolas" w:eastAsia="Times New Roman" w:hAnsi="Consolas" w:cs="Times New Roman"/>
+          <w:color w:val="3B3B3B"/>
+          <w:kern w:val="0"/>
+          <w:sz w:val="21"/>
+          <w:szCs w:val="21"/>
+          <w14:ligatures w14:val="none"/>
+        </w:rPr>
+        <w:t xml:space="preserve"> </w:t>
+      </w:r>
+      <w:r>
+        <w:rPr>
+          <w:rFonts w:ascii="Consolas" w:eastAsia="Times New Roman" w:hAnsi="Consolas" w:cs="Times New Roman"/>
+          <w:color w:val="267F99"/>
+          <w:kern w:val="0"/>
+          <w:sz w:val="21"/>
+          <w:szCs w:val="21"/>
+          <w14:ligatures w14:val="none"/>
+        </w:rPr>
+        <w:t>StatesGroup</w:t>
+      </w:r>
+      <w:r>
+        <w:rPr>
+          <w:rFonts w:ascii="Consolas" w:eastAsia="Times New Roman" w:hAnsi="Consolas" w:cs="Times New Roman"/>
+          <w:color w:val="3B3B3B"/>
+          <w:kern w:val="0"/>
+          <w:sz w:val="21"/>
+          <w:szCs w:val="21"/>
+          <w14:ligatures w14:val="none"/>
+        </w:rPr>
+        <w:t xml:space="preserve">, </w:t>
+      </w:r>
+      <w:r>
+        <w:rPr>
+          <w:rFonts w:ascii="Consolas" w:eastAsia="Times New Roman" w:hAnsi="Consolas" w:cs="Times New Roman"/>
+          <w:color w:val="267F99"/>
+          <w:kern w:val="0"/>
+          <w:sz w:val="21"/>
+          <w:szCs w:val="21"/>
+          <w14:ligatures w14:val="none"/>
+        </w:rPr>
+        <w:t>State</w:t>
+      </w:r>
+    </w:p>
+    <w:p>
+      <w:pPr>
+        <w:shd w:val="clear" w:color="auto" w:fill="FFFFFF"/>
+        <w:spacing w:after="0" w:line="285" w:lineRule="atLeast"/>
+        <w:rPr>
+          <w:rFonts w:ascii="Consolas" w:eastAsia="Times New Roman" w:hAnsi="Consolas" w:cs="Times New Roman"/>
+          <w:color w:val="3B3B3B"/>
+          <w:kern w:val="0"/>
+          <w:sz w:val="21"/>
+          <w:szCs w:val="21"/>
+          <w14:ligatures w14:val="none"/>
+        </w:rPr>
+      </w:pPr>
+    </w:p>
+    <w:p>
+      <w:pPr>
+        <w:shd w:val="clear" w:color="auto" w:fill="FFFFFF"/>
+        <w:spacing w:after="0" w:line="285" w:lineRule="atLeast"/>
+        <w:rPr>
+          <w:rFonts w:ascii="Consolas" w:eastAsia="Times New Roman" w:hAnsi="Consolas" w:cs="Times New Roman"/>
+          <w:color w:val="3B3B3B"/>
+          <w:kern w:val="0"/>
+          <w:sz w:val="21"/>
+          <w:szCs w:val="21"/>
+          <w14:ligatures w14:val="none"/>
+        </w:rPr>
+      </w:pPr>
+      <w:r>
+        <w:rPr>
+          <w:rFonts w:ascii="Consolas" w:eastAsia="Times New Roman" w:hAnsi="Consolas" w:cs="Times New Roman"/>
+          <w:color w:val="0000FF"/>
+          <w:kern w:val="0"/>
+          <w:sz w:val="21"/>
+          <w:szCs w:val="21"/>
+          <w14:ligatures w14:val="none"/>
+        </w:rPr>
+        <w:t>class</w:t>
+      </w:r>
+      <w:r>
+        <w:rPr>
+          <w:rFonts w:ascii="Consolas" w:eastAsia="Times New Roman" w:hAnsi="Consolas" w:cs="Times New Roman"/>
+          <w:color w:val="3B3B3B"/>
+          <w:kern w:val="0"/>
+          <w:sz w:val="21"/>
+          <w:szCs w:val="21"/>
+          <w14:ligatures w14:val="none"/>
+        </w:rPr>
+        <w:t xml:space="preserve"> </w:t>
+      </w:r>
+      <w:proofErr w:type="gramStart"/>
+      <w:r>
+        <w:rPr>
+          <w:rFonts w:ascii="Consolas" w:eastAsia="Times New Roman" w:hAnsi="Consolas" w:cs="Times New Roman"/>
+          <w:color w:val="267F99"/>
+          <w:kern w:val="0"/>
+          <w:sz w:val="21"/>
+          <w:szCs w:val="21"/>
+          <w14:ligatures w14:val="none"/>
+        </w:rPr>
+        <w:t>DialogBot</w:t>
+      </w:r>
+      <w:r>
+        <w:rPr>
+          <w:rFonts w:ascii="Consolas" w:eastAsia="Times New Roman" w:hAnsi="Consolas" w:cs="Times New Roman"/>
+          <w:color w:val="3B3B3B"/>
+          <w:kern w:val="0"/>
+          <w:sz w:val="21"/>
+          <w:szCs w:val="21"/>
+          <w14:ligatures w14:val="none"/>
+        </w:rPr>
+        <w:t>(</w:t>
+      </w:r>
+      <w:proofErr w:type="gramEnd"/>
+      <w:r>
+        <w:rPr>
+          <w:rFonts w:ascii="Consolas" w:eastAsia="Times New Roman" w:hAnsi="Consolas" w:cs="Times New Roman"/>
+          <w:color w:val="267F99"/>
+          <w:kern w:val="0"/>
+          <w:sz w:val="21"/>
+          <w:szCs w:val="21"/>
+          <w14:ligatures w14:val="none"/>
+        </w:rPr>
+        <w:t>StatesGroup</w:t>
+      </w:r>
+      <w:r>
+        <w:rPr>
+          <w:rFonts w:ascii="Consolas" w:eastAsia="Times New Roman" w:hAnsi="Consolas" w:cs="Times New Roman"/>
+          <w:color w:val="3B3B3B"/>
+          <w:kern w:val="0"/>
+          <w:sz w:val="21"/>
+          <w:szCs w:val="21"/>
+          <w14:ligatures w14:val="none"/>
+        </w:rPr>
+        <w:t>):</w:t>
+      </w:r>
+    </w:p>
+    <w:p>
+      <w:pPr>
+        <w:shd w:val="clear" w:color="auto" w:fill="FFFFFF"/>
+        <w:spacing w:after="0" w:line="285" w:lineRule="atLeast"/>
+        <w:rPr>
+          <w:rFonts w:ascii="Consolas" w:eastAsia="Times New Roman" w:hAnsi="Consolas" w:cs="Times New Roman"/>
+          <w:color w:val="3B3B3B"/>
+          <w:kern w:val="0"/>
+          <w:sz w:val="21"/>
+          <w:szCs w:val="21"/>
+          <w14:ligatures w14:val="none"/>
+        </w:rPr>
+      </w:pPr>
+      <w:r>
+        <w:rPr>
+          <w:rFonts w:ascii="Consolas" w:eastAsia="Times New Roman" w:hAnsi="Consolas" w:cs="Times New Roman"/>
+          <w:color w:val="3B3B3B"/>
+          <w:kern w:val="0"/>
+          <w:sz w:val="21"/>
+          <w:szCs w:val="21"/>
+          <w14:ligatures w14:val="none"/>
+        </w:rPr>
+        <w:t xml:space="preserve">    </w:t>
+      </w:r>
+      <w:r>
+        <w:rPr>
+          <w:rFonts w:ascii="Consolas" w:eastAsia="Times New Roman" w:hAnsi="Consolas" w:cs="Times New Roman"/>
+          <w:color w:val="001080"/>
+          <w:kern w:val="0"/>
+          <w:sz w:val="21"/>
+          <w:szCs w:val="21"/>
+          <w14:ligatures w14:val="none"/>
+        </w:rPr>
+        <w:t>step1</w:t>
+      </w:r>
+      <w:r>
+        <w:rPr>
+          <w:rFonts w:ascii="Consolas" w:eastAsia="Times New Roman" w:hAnsi="Consolas" w:cs="Times New Roman"/>
+          <w:color w:val="3B3B3B"/>
+          <w:kern w:val="0"/>
+          <w:sz w:val="21"/>
+          <w:szCs w:val="21"/>
+          <w14:ligatures w14:val="none"/>
+        </w:rPr>
+        <w:t xml:space="preserve"> </w:t>
+      </w:r>
+      <w:r>
+        <w:rPr>
+          <w:rFonts w:ascii="Consolas" w:eastAsia="Times New Roman" w:hAnsi="Consolas" w:cs="Times New Roman"/>
+          <w:color w:val="000000"/>
+          <w:kern w:val="0"/>
+          <w:sz w:val="21"/>
+          <w:szCs w:val="21"/>
+          <w14:ligatures w14:val="none"/>
+        </w:rPr>
+        <w:t>=</w:t>
+      </w:r>
+      <w:r>
+        <w:rPr>
+          <w:rFonts w:ascii="Consolas" w:eastAsia="Times New Roman" w:hAnsi="Consolas" w:cs="Times New Roman"/>
+          <w:color w:val="3B3B3B"/>
+          <w:kern w:val="0"/>
+          <w:sz w:val="21"/>
+          <w:szCs w:val="21"/>
+          <w14:ligatures w14:val="none"/>
+        </w:rPr>
+        <w:t xml:space="preserve"> </w:t>
+      </w:r>
+      <w:proofErr w:type="gramStart"/>
+      <w:r>
+        <w:rPr>
+          <w:rFonts w:ascii="Consolas" w:eastAsia="Times New Roman" w:hAnsi="Consolas" w:cs="Times New Roman"/>
+          <w:color w:val="267F99"/>
+          <w:kern w:val="0"/>
+          <w:sz w:val="21"/>
+          <w:szCs w:val="21"/>
+          <w14:ligatures w14:val="none"/>
+        </w:rPr>
+        <w:t>State</w:t>
+      </w:r>
+      <w:r>
+        <w:rPr>
+          <w:rFonts w:ascii="Consolas" w:eastAsia="Times New Roman" w:hAnsi="Consolas" w:cs="Times New Roman"/>
+          <w:color w:val="3B3B3B"/>
+          <w:kern w:val="0"/>
+          <w:sz w:val="21"/>
+          <w:szCs w:val="21"/>
+          <w14:ligatures w14:val="none"/>
+        </w:rPr>
+        <w:t>(</w:t>
+      </w:r>
+      <w:proofErr w:type="gramEnd"/>
+      <w:r>
+        <w:rPr>
+          <w:rFonts w:ascii="Consolas" w:eastAsia="Times New Roman" w:hAnsi="Consolas" w:cs="Times New Roman"/>
+          <w:color w:val="3B3B3B"/>
+          <w:kern w:val="0"/>
+          <w:sz w:val="21"/>
+          <w:szCs w:val="21"/>
+          <w14:ligatures w14:val="none"/>
+        </w:rPr>
+        <w:t>)</w:t>
+      </w:r>
+    </w:p>
+    <w:p>
+      <w:pPr>
+        <w:shd w:val="clear" w:color="auto" w:fill="FFFFFF"/>
+        <w:spacing w:after="0" w:line="285" w:lineRule="atLeast"/>
+        <w:rPr>
+          <w:rFonts w:ascii="Consolas" w:eastAsia="Times New Roman" w:hAnsi="Consolas" w:cs="Times New Roman"/>
+          <w:color w:val="3B3B3B"/>
+          <w:kern w:val="0"/>
+          <w:sz w:val="21"/>
+          <w:szCs w:val="21"/>
+          <w14:ligatures w14:val="none"/>
+        </w:rPr>
+      </w:pPr>
+      <w:r>
+        <w:rPr>
+          <w:rFonts w:ascii="Consolas" w:eastAsia="Times New Roman" w:hAnsi="Consolas" w:cs="Times New Roman"/>
+          <w:color w:val="3B3B3B"/>
+          <w:kern w:val="0"/>
+          <w:sz w:val="21"/>
+          <w:szCs w:val="21"/>
+          <w14:ligatures w14:val="none"/>
+        </w:rPr>
+        <w:t xml:space="preserve">    </w:t>
+      </w:r>
+      <w:r>
+        <w:rPr>
+          <w:rFonts w:ascii="Consolas" w:eastAsia="Times New Roman" w:hAnsi="Consolas" w:cs="Times New Roman"/>
+          <w:color w:val="001080"/>
+          <w:kern w:val="0"/>
+          <w:sz w:val="21"/>
+          <w:szCs w:val="21"/>
+          <w14:ligatures w14:val="none"/>
+        </w:rPr>
+        <w:t>step2</w:t>
+      </w:r>
+      <w:r>
+        <w:rPr>
+          <w:rFonts w:ascii="Consolas" w:eastAsia="Times New Roman" w:hAnsi="Consolas" w:cs="Times New Roman"/>
+          <w:color w:val="3B3B3B"/>
+          <w:kern w:val="0"/>
+          <w:sz w:val="21"/>
+          <w:szCs w:val="21"/>
+          <w14:ligatures w14:val="none"/>
+        </w:rPr>
+        <w:t xml:space="preserve"> </w:t>
+      </w:r>
+      <w:r>
+        <w:rPr>
+          <w:rFonts w:ascii="Consolas" w:eastAsia="Times New Roman" w:hAnsi="Consolas" w:cs="Times New Roman"/>
+          <w:color w:val="000000"/>
+          <w:kern w:val="0"/>
+          <w:sz w:val="21"/>
+          <w:szCs w:val="21"/>
+          <w14:ligatures w14:val="none"/>
+        </w:rPr>
+        <w:t>=</w:t>
+      </w:r>
+      <w:r>
+        <w:rPr>
+          <w:rFonts w:ascii="Consolas" w:eastAsia="Times New Roman" w:hAnsi="Consolas" w:cs="Times New Roman"/>
+          <w:color w:val="3B3B3B"/>
+          <w:kern w:val="0"/>
+          <w:sz w:val="21"/>
+          <w:szCs w:val="21"/>
+          <w14:ligatures w14:val="none"/>
+        </w:rPr>
+        <w:t xml:space="preserve"> </w:t>
+      </w:r>
+      <w:proofErr w:type="gramStart"/>
+      <w:r>
+        <w:rPr>
+          <w:rFonts w:ascii="Consolas" w:eastAsia="Times New Roman" w:hAnsi="Consolas" w:cs="Times New Roman"/>
+          <w:color w:val="267F99"/>
+          <w:kern w:val="0"/>
+          <w:sz w:val="21"/>
+          <w:szCs w:val="21"/>
+          <w14:ligatures w14:val="none"/>
+        </w:rPr>
+        <w:t>State</w:t>
+      </w:r>
+      <w:r>
+        <w:rPr>
+          <w:rFonts w:ascii="Consolas" w:eastAsia="Times New Roman" w:hAnsi="Consolas" w:cs="Times New Roman"/>
+          <w:color w:val="3B3B3B"/>
+          <w:kern w:val="0"/>
+          <w:sz w:val="21"/>
+          <w:szCs w:val="21"/>
+          <w14:ligatures w14:val="none"/>
+        </w:rPr>
+        <w:t>(</w:t>
+      </w:r>
+      <w:proofErr w:type="gramEnd"/>
+      <w:r>
+        <w:rPr>
+          <w:rFonts w:ascii="Consolas" w:eastAsia="Times New Roman" w:hAnsi="Consolas" w:cs="Times New Roman"/>
+          <w:color w:val="3B3B3B"/>
+          <w:kern w:val="0"/>
+          <w:sz w:val="21"/>
+          <w:szCs w:val="21"/>
+          <w14:ligatures w14:val="none"/>
+        </w:rPr>
+        <w:t>)</w:t>
+      </w:r>
+    </w:p>
+    <w:p>
+      <w:pPr>
+        <w:shd w:val="clear" w:color="auto" w:fill="FFFFFF"/>
+        <w:spacing w:after="0" w:line="285" w:lineRule="atLeast"/>
+        <w:rPr>
+          <w:rFonts w:ascii="Consolas" w:eastAsia="Times New Roman" w:hAnsi="Consolas" w:cs="Times New Roman"/>
+          <w:color w:val="3B3B3B"/>
+          <w:kern w:val="0"/>
+          <w:sz w:val="21"/>
+          <w:szCs w:val="21"/>
+          <w14:ligatures w14:val="none"/>
+        </w:rPr>
+      </w:pPr>
+      <w:r>
+        <w:rPr>
+          <w:rFonts w:ascii="Consolas" w:eastAsia="Times New Roman" w:hAnsi="Consolas" w:cs="Times New Roman"/>
+          <w:color w:val="3B3B3B"/>
+          <w:kern w:val="0"/>
+          <w:sz w:val="21"/>
+          <w:szCs w:val="21"/>
+          <w14:ligatures w14:val="none"/>
+        </w:rPr>
+        <w:t xml:space="preserve">    </w:t>
+      </w:r>
+      <w:r>
+        <w:rPr>
+          <w:rFonts w:ascii="Consolas" w:eastAsia="Times New Roman" w:hAnsi="Consolas" w:cs="Times New Roman"/>
+          <w:color w:val="001080"/>
+          <w:kern w:val="0"/>
+          <w:sz w:val="21"/>
+          <w:szCs w:val="21"/>
+          <w14:ligatures w14:val="none"/>
+        </w:rPr>
+        <w:t>step3</w:t>
+      </w:r>
+      <w:r>
+        <w:rPr>
+          <w:rFonts w:ascii="Consolas" w:eastAsia="Times New Roman" w:hAnsi="Consolas" w:cs="Times New Roman"/>
+          <w:color w:val="3B3B3B"/>
+          <w:kern w:val="0"/>
+          <w:sz w:val="21"/>
+          <w:szCs w:val="21"/>
+          <w14:ligatures w14:val="none"/>
+        </w:rPr>
+        <w:t xml:space="preserve"> </w:t>
+      </w:r>
+      <w:r>
+        <w:rPr>
+          <w:rFonts w:ascii="Consolas" w:eastAsia="Times New Roman" w:hAnsi="Consolas" w:cs="Times New Roman"/>
+          <w:color w:val="000000"/>
+          <w:kern w:val="0"/>
+          <w:sz w:val="21"/>
+          <w:szCs w:val="21"/>
+          <w14:ligatures w14:val="none"/>
+        </w:rPr>
+        <w:t>=</w:t>
+      </w:r>
+      <w:r>
+        <w:rPr>
+          <w:rFonts w:ascii="Consolas" w:eastAsia="Times New Roman" w:hAnsi="Consolas" w:cs="Times New Roman"/>
+          <w:color w:val="3B3B3B"/>
+          <w:kern w:val="0"/>
+          <w:sz w:val="21"/>
+          <w:szCs w:val="21"/>
+          <w14:ligatures w14:val="none"/>
+        </w:rPr>
+        <w:t xml:space="preserve"> </w:t>
+      </w:r>
+      <w:proofErr w:type="gramStart"/>
+      <w:r>
+        <w:rPr>
+          <w:rFonts w:ascii="Consolas" w:eastAsia="Times New Roman" w:hAnsi="Consolas" w:cs="Times New Roman"/>
+          <w:color w:val="267F99"/>
+          <w:kern w:val="0"/>
+          <w:sz w:val="21"/>
+          <w:szCs w:val="21"/>
+          <w14:ligatures w14:val="none"/>
+        </w:rPr>
+        <w:t>State</w:t>
+      </w:r>
+      <w:r>
+        <w:rPr>
+          <w:rFonts w:ascii="Consolas" w:eastAsia="Times New Roman" w:hAnsi="Consolas" w:cs="Times New Roman"/>
+          <w:color w:val="3B3B3B"/>
+          <w:kern w:val="0"/>
+          <w:sz w:val="21"/>
+          <w:szCs w:val="21"/>
+          <w14:ligatures w14:val="none"/>
+        </w:rPr>
+        <w:t>(</w:t>
+      </w:r>
+      <w:proofErr w:type="gramEnd"/>
+      <w:r>
+        <w:rPr>
+          <w:rFonts w:ascii="Consolas" w:eastAsia="Times New Roman" w:hAnsi="Consolas" w:cs="Times New Roman"/>
+          <w:color w:val="3B3B3B"/>
+          <w:kern w:val="0"/>
+          <w:sz w:val="21"/>
+          <w:szCs w:val="21"/>
+          <w14:ligatures w14:val="none"/>
+        </w:rPr>
+        <w:t>)</w:t>
+      </w:r>
+    </w:p>
+    <w:p>
+      <w:pPr>
+        <w:ind w:left="1080" w:firstLine="360"/>
+      </w:pPr>
+      <w:r>
+        <w:t>=============================================</w:t>
+      </w:r>
+    </w:p>
+    <w:p>
+      <w:pPr>
+        <w:rPr>
+          <w:rFonts w:ascii="Sakkal Majalla" w:hAnsi="Sakkal Majalla" w:cs="Sakkal Majalla"/>
+          <w:sz w:val="28"/>
+          <w:szCs w:val="28"/>
+        </w:rPr>
+      </w:pPr>
+      <w:r>
+        <w:rPr>
+          <w:rFonts w:ascii="Sakkal Majalla" w:hAnsi="Sakkal Majalla" w:cs="Sakkal Majalla"/>
+          <w:sz w:val="28"/>
+          <w:szCs w:val="28"/>
+        </w:rPr>
+        <w:t>To use the states with a message handler and filters:</w:t>
+      </w:r>
+    </w:p>
+    <w:p>
+      <w:pPr>
+        <w:shd w:val="clear" w:color="auto" w:fill="FFFFFF"/>
+        <w:spacing w:after="0" w:line="285" w:lineRule="atLeast"/>
+        <w:rPr>
+          <w:rFonts w:ascii="Consolas" w:eastAsia="Times New Roman" w:hAnsi="Consolas" w:cs="Times New Roman"/>
+          <w:color w:val="3B3B3B"/>
+          <w:kern w:val="0"/>
+          <w:sz w:val="21"/>
+          <w:szCs w:val="21"/>
+          <w14:ligatures w14:val="none"/>
+        </w:rPr>
+      </w:pPr>
+      <w:r>
+        <w:rPr>
+          <w:rFonts w:ascii="Consolas" w:eastAsia="Times New Roman" w:hAnsi="Consolas" w:cs="Times New Roman"/>
+          <w:color w:val="795E26"/>
+          <w:kern w:val="0"/>
+          <w:sz w:val="21"/>
+          <w:szCs w:val="21"/>
+          <w14:ligatures w14:val="none"/>
+        </w:rPr>
+        <w:t>@</w:t>
+      </w:r>
+      <w:proofErr w:type="gramStart"/>
+      <w:r>
+        <w:rPr>
+          <w:rFonts w:ascii="Consolas" w:eastAsia="Times New Roman" w:hAnsi="Consolas" w:cs="Times New Roman"/>
+          <w:color w:val="001080"/>
+          <w:kern w:val="0"/>
+          <w:sz w:val="21"/>
+          <w:szCs w:val="21"/>
+          <w14:ligatures w14:val="none"/>
+        </w:rPr>
+        <w:t>router</w:t>
+      </w:r>
+      <w:r>
+        <w:rPr>
+          <w:rFonts w:ascii="Consolas" w:eastAsia="Times New Roman" w:hAnsi="Consolas" w:cs="Times New Roman"/>
+          <w:color w:val="795E26"/>
+          <w:kern w:val="0"/>
+          <w:sz w:val="21"/>
+          <w:szCs w:val="21"/>
+          <w14:ligatures w14:val="none"/>
+        </w:rPr>
+        <w:t>.</w:t>
+      </w:r>
+      <w:r>
+        <w:rPr>
+          <w:rFonts w:ascii="Consolas" w:eastAsia="Times New Roman" w:hAnsi="Consolas" w:cs="Times New Roman"/>
+          <w:color w:val="001080"/>
+          <w:kern w:val="0"/>
+          <w:sz w:val="21"/>
+          <w:szCs w:val="21"/>
+          <w14:ligatures w14:val="none"/>
+        </w:rPr>
+        <w:t>message</w:t>
+      </w:r>
+      <w:proofErr w:type="gramEnd"/>
+      <w:r>
+        <w:rPr>
+          <w:rFonts w:ascii="Consolas" w:eastAsia="Times New Roman" w:hAnsi="Consolas" w:cs="Times New Roman"/>
+          <w:color w:val="3B3B3B"/>
+          <w:kern w:val="0"/>
+          <w:sz w:val="21"/>
+          <w:szCs w:val="21"/>
+          <w14:ligatures w14:val="none"/>
+        </w:rPr>
+        <w:t>(</w:t>
+      </w:r>
+      <w:r>
+        <w:rPr>
+          <w:rFonts w:ascii="Consolas" w:eastAsia="Times New Roman" w:hAnsi="Consolas" w:cs="Times New Roman"/>
+          <w:color w:val="0070C1"/>
+          <w:kern w:val="0"/>
+          <w:sz w:val="21"/>
+          <w:szCs w:val="21"/>
+          <w14:ligatures w14:val="none"/>
+        </w:rPr>
+        <w:t>F</w:t>
+      </w:r>
+      <w:r>
+        <w:rPr>
+          <w:rFonts w:ascii="Consolas" w:eastAsia="Times New Roman" w:hAnsi="Consolas" w:cs="Times New Roman"/>
+          <w:color w:val="3B3B3B"/>
+          <w:kern w:val="0"/>
+          <w:sz w:val="21"/>
+          <w:szCs w:val="21"/>
+          <w14:ligatures w14:val="none"/>
+        </w:rPr>
+        <w:t>.</w:t>
+      </w:r>
+      <w:r>
+        <w:rPr>
+          <w:rFonts w:ascii="Consolas" w:eastAsia="Times New Roman" w:hAnsi="Consolas" w:cs="Times New Roman"/>
+          <w:color w:val="001080"/>
+          <w:kern w:val="0"/>
+          <w:sz w:val="21"/>
+          <w:szCs w:val="21"/>
+          <w14:ligatures w14:val="none"/>
+        </w:rPr>
+        <w:t>text</w:t>
+      </w:r>
+      <w:r>
+        <w:rPr>
+          <w:rFonts w:ascii="Consolas" w:eastAsia="Times New Roman" w:hAnsi="Consolas" w:cs="Times New Roman"/>
+          <w:color w:val="3B3B3B"/>
+          <w:kern w:val="0"/>
+          <w:sz w:val="21"/>
+          <w:szCs w:val="21"/>
+          <w14:ligatures w14:val="none"/>
+        </w:rPr>
+        <w:t xml:space="preserve"> </w:t>
+      </w:r>
+      <w:r>
+        <w:rPr>
+          <w:rFonts w:ascii="Consolas" w:eastAsia="Times New Roman" w:hAnsi="Consolas" w:cs="Times New Roman"/>
+          <w:color w:val="795E26"/>
+          <w:kern w:val="0"/>
+          <w:sz w:val="21"/>
+          <w:szCs w:val="21"/>
+          <w14:ligatures w14:val="none"/>
+        </w:rPr>
+        <w:t>==</w:t>
+      </w:r>
+      <w:r>
+        <w:rPr>
+          <w:rFonts w:ascii="Consolas" w:eastAsia="Times New Roman" w:hAnsi="Consolas" w:cs="Times New Roman"/>
+          <w:color w:val="3B3B3B"/>
+          <w:kern w:val="0"/>
+          <w:sz w:val="21"/>
+          <w:szCs w:val="21"/>
+          <w14:ligatures w14:val="none"/>
+        </w:rPr>
+        <w:t xml:space="preserve"> </w:t>
+      </w:r>
+      <w:r>
+        <w:rPr>
+          <w:rFonts w:ascii="Consolas" w:eastAsia="Times New Roman" w:hAnsi="Consolas" w:cs="Times New Roman"/>
+          <w:color w:val="A31515"/>
+          <w:kern w:val="0"/>
+          <w:sz w:val="21"/>
+          <w:szCs w:val="21"/>
+          <w14:ligatures w14:val="none"/>
+        </w:rPr>
+        <w:t>'step'</w:t>
+      </w:r>
+      <w:r>
+        <w:rPr>
+          <w:rFonts w:ascii="Consolas" w:eastAsia="Times New Roman" w:hAnsi="Consolas" w:cs="Times New Roman"/>
+          <w:color w:val="3B3B3B"/>
+          <w:kern w:val="0"/>
+          <w:sz w:val="21"/>
+          <w:szCs w:val="21"/>
+          <w14:ligatures w14:val="none"/>
+        </w:rPr>
+        <w:t xml:space="preserve">, </w:t>
+      </w:r>
+      <w:r>
+        <w:rPr>
+          <w:rFonts w:ascii="Consolas" w:eastAsia="Times New Roman" w:hAnsi="Consolas" w:cs="Times New Roman"/>
+          <w:color w:val="267F99"/>
+          <w:kern w:val="0"/>
+          <w:sz w:val="21"/>
+          <w:szCs w:val="21"/>
+          <w14:ligatures w14:val="none"/>
+        </w:rPr>
+        <w:t>DialogBot</w:t>
+      </w:r>
+      <w:r>
+        <w:rPr>
+          <w:rFonts w:ascii="Consolas" w:eastAsia="Times New Roman" w:hAnsi="Consolas" w:cs="Times New Roman"/>
+          <w:color w:val="3B3B3B"/>
+          <w:kern w:val="0"/>
+          <w:sz w:val="21"/>
+          <w:szCs w:val="21"/>
+          <w14:ligatures w14:val="none"/>
+        </w:rPr>
+        <w:t>.</w:t>
+      </w:r>
+      <w:r>
+        <w:rPr>
+          <w:rFonts w:ascii="Consolas" w:eastAsia="Times New Roman" w:hAnsi="Consolas" w:cs="Times New Roman"/>
+          <w:color w:val="001080"/>
+          <w:kern w:val="0"/>
+          <w:sz w:val="21"/>
+          <w:szCs w:val="21"/>
+          <w14:ligatures w14:val="none"/>
+        </w:rPr>
+        <w:t>step1</w:t>
+      </w:r>
+      <w:r>
+        <w:rPr>
+          <w:rFonts w:ascii="Consolas" w:eastAsia="Times New Roman" w:hAnsi="Consolas" w:cs="Times New Roman"/>
+          <w:color w:val="3B3B3B"/>
+          <w:kern w:val="0"/>
+          <w:sz w:val="21"/>
+          <w:szCs w:val="21"/>
+          <w14:ligatures w14:val="none"/>
+        </w:rPr>
+        <w:t>)</w:t>
+      </w:r>
+    </w:p>
+    <w:p>
+      <w:pPr>
+        <w:shd w:val="clear" w:color="auto" w:fill="FFFFFF"/>
+        <w:spacing w:after="0" w:line="285" w:lineRule="atLeast"/>
+        <w:rPr>
+          <w:rFonts w:ascii="Consolas" w:eastAsia="Times New Roman" w:hAnsi="Consolas" w:cs="Times New Roman"/>
+          <w:color w:val="3B3B3B"/>
+          <w:kern w:val="0"/>
+          <w:sz w:val="21"/>
+          <w:szCs w:val="21"/>
+          <w14:ligatures w14:val="none"/>
+        </w:rPr>
+      </w:pPr>
+      <w:r>
+        <w:rPr>
+          <w:rFonts w:ascii="Consolas" w:eastAsia="Times New Roman" w:hAnsi="Consolas" w:cs="Times New Roman"/>
+          <w:color w:val="0000FF"/>
+          <w:kern w:val="0"/>
+          <w:sz w:val="21"/>
+          <w:szCs w:val="21"/>
+          <w14:ligatures w14:val="none"/>
+        </w:rPr>
+        <w:t>async</w:t>
+      </w:r>
+      <w:r>
+        <w:rPr>
+          <w:rFonts w:ascii="Consolas" w:eastAsia="Times New Roman" w:hAnsi="Consolas" w:cs="Times New Roman"/>
+          <w:color w:val="3B3B3B"/>
+          <w:kern w:val="0"/>
+          <w:sz w:val="21"/>
+          <w:szCs w:val="21"/>
+          <w14:ligatures w14:val="none"/>
+        </w:rPr>
+        <w:t xml:space="preserve"> </w:t>
+      </w:r>
+      <w:r>
+        <w:rPr>
+          <w:rFonts w:ascii="Consolas" w:eastAsia="Times New Roman" w:hAnsi="Consolas" w:cs="Times New Roman"/>
+          <w:color w:val="0000FF"/>
+          <w:kern w:val="0"/>
+          <w:sz w:val="21"/>
+          <w:szCs w:val="21"/>
+          <w14:ligatures w14:val="none"/>
+        </w:rPr>
+        <w:t>def</w:t>
+      </w:r>
+      <w:r>
+        <w:rPr>
+          <w:rFonts w:ascii="Consolas" w:eastAsia="Times New Roman" w:hAnsi="Consolas" w:cs="Times New Roman"/>
+          <w:color w:val="3B3B3B"/>
+          <w:kern w:val="0"/>
+          <w:sz w:val="21"/>
+          <w:szCs w:val="21"/>
+          <w14:ligatures w14:val="none"/>
+        </w:rPr>
+        <w:t xml:space="preserve"> </w:t>
+      </w:r>
+      <w:r>
+        <w:rPr>
+          <w:rFonts w:ascii="Consolas" w:eastAsia="Times New Roman" w:hAnsi="Consolas" w:cs="Times New Roman"/>
+          <w:color w:val="795E26"/>
+          <w:kern w:val="0"/>
+          <w:sz w:val="21"/>
+          <w:szCs w:val="21"/>
+          <w14:ligatures w14:val="none"/>
+        </w:rPr>
+        <w:t>set_</w:t>
+      </w:r>
+      <w:proofErr w:type="gramStart"/>
+      <w:r>
+        <w:rPr>
+          <w:rFonts w:ascii="Consolas" w:eastAsia="Times New Roman" w:hAnsi="Consolas" w:cs="Times New Roman"/>
+          <w:color w:val="795E26"/>
+          <w:kern w:val="0"/>
+          <w:sz w:val="21"/>
+          <w:szCs w:val="21"/>
+          <w14:ligatures w14:val="none"/>
+        </w:rPr>
+        <w:t>state</w:t>
+      </w:r>
+      <w:r>
+        <w:rPr>
+          <w:rFonts w:ascii="Consolas" w:eastAsia="Times New Roman" w:hAnsi="Consolas" w:cs="Times New Roman"/>
+          <w:color w:val="3B3B3B"/>
+          <w:kern w:val="0"/>
+          <w:sz w:val="21"/>
+          <w:szCs w:val="21"/>
+          <w14:ligatures w14:val="none"/>
+        </w:rPr>
+        <w:t>(</w:t>
+      </w:r>
+      <w:proofErr w:type="gramEnd"/>
+      <w:r>
+        <w:rPr>
+          <w:rFonts w:ascii="Consolas" w:eastAsia="Times New Roman" w:hAnsi="Consolas" w:cs="Times New Roman"/>
+          <w:color w:val="001080"/>
+          <w:kern w:val="0"/>
+          <w:sz w:val="21"/>
+          <w:szCs w:val="21"/>
+          <w14:ligatures w14:val="none"/>
+        </w:rPr>
+        <w:t>message</w:t>
+      </w:r>
+      <w:r>
+        <w:rPr>
+          <w:rFonts w:ascii="Consolas" w:eastAsia="Times New Roman" w:hAnsi="Consolas" w:cs="Times New Roman"/>
+          <w:color w:val="3B3B3B"/>
+          <w:kern w:val="0"/>
+          <w:sz w:val="21"/>
+          <w:szCs w:val="21"/>
+          <w14:ligatures w14:val="none"/>
+        </w:rPr>
+        <w:t xml:space="preserve">, </w:t>
+      </w:r>
+      <w:r>
+        <w:rPr>
+          <w:rFonts w:ascii="Consolas" w:eastAsia="Times New Roman" w:hAnsi="Consolas" w:cs="Times New Roman"/>
+          <w:color w:val="001080"/>
+          <w:kern w:val="0"/>
+          <w:sz w:val="21"/>
+          <w:szCs w:val="21"/>
+          <w14:ligatures w14:val="none"/>
+        </w:rPr>
+        <w:t>state</w:t>
+      </w:r>
+      <w:r>
+        <w:rPr>
+          <w:rFonts w:ascii="Consolas" w:eastAsia="Times New Roman" w:hAnsi="Consolas" w:cs="Times New Roman"/>
+          <w:color w:val="3B3B3B"/>
+          <w:kern w:val="0"/>
+          <w:sz w:val="21"/>
+          <w:szCs w:val="21"/>
+          <w14:ligatures w14:val="none"/>
+        </w:rPr>
+        <w:t>):</w:t>
+      </w:r>
+    </w:p>
+    <w:p>
+      <w:pPr>
+        <w:shd w:val="clear" w:color="auto" w:fill="FFFFFF"/>
+        <w:spacing w:after="0" w:line="285" w:lineRule="atLeast"/>
+        <w:rPr>
+          <w:rFonts w:ascii="Consolas" w:eastAsia="Times New Roman" w:hAnsi="Consolas" w:cs="Times New Roman"/>
+          <w:color w:val="3B3B3B"/>
+          <w:kern w:val="0"/>
+          <w:sz w:val="21"/>
+          <w:szCs w:val="21"/>
+          <w14:ligatures w14:val="none"/>
+        </w:rPr>
+      </w:pPr>
+      <w:r>
+        <w:rPr>
+          <w:rFonts w:ascii="Consolas" w:eastAsia="Times New Roman" w:hAnsi="Consolas" w:cs="Times New Roman"/>
+          <w:color w:val="3B3B3B"/>
+          <w:kern w:val="0"/>
+          <w:sz w:val="21"/>
+          <w:szCs w:val="21"/>
+          <w14:ligatures w14:val="none"/>
+        </w:rPr>
+        <w:t xml:space="preserve">    </w:t>
+      </w:r>
+      <w:r>
+        <w:rPr>
+          <w:rFonts w:ascii="Consolas" w:eastAsia="Times New Roman" w:hAnsi="Consolas" w:cs="Times New Roman"/>
+          <w:color w:val="AF00DB"/>
+          <w:kern w:val="0"/>
+          <w:sz w:val="21"/>
+          <w:szCs w:val="21"/>
+          <w14:ligatures w14:val="none"/>
+        </w:rPr>
+        <w:t>await</w:t>
+      </w:r>
+      <w:r>
+        <w:rPr>
+          <w:rFonts w:ascii="Consolas" w:eastAsia="Times New Roman" w:hAnsi="Consolas" w:cs="Times New Roman"/>
+          <w:color w:val="3B3B3B"/>
+          <w:kern w:val="0"/>
+          <w:sz w:val="21"/>
+          <w:szCs w:val="21"/>
+          <w14:ligatures w14:val="none"/>
+        </w:rPr>
+        <w:t xml:space="preserve"> </w:t>
+      </w:r>
+      <w:r>
+        <w:rPr>
+          <w:rFonts w:ascii="Consolas" w:eastAsia="Times New Roman" w:hAnsi="Consolas" w:cs="Times New Roman"/>
+          <w:color w:val="001080"/>
+          <w:kern w:val="0"/>
+          <w:sz w:val="21"/>
+          <w:szCs w:val="21"/>
+          <w14:ligatures w14:val="none"/>
+        </w:rPr>
+        <w:t>state</w:t>
+      </w:r>
+      <w:r>
+        <w:rPr>
+          <w:rFonts w:ascii="Consolas" w:eastAsia="Times New Roman" w:hAnsi="Consolas" w:cs="Times New Roman"/>
+          <w:color w:val="3B3B3B"/>
+          <w:kern w:val="0"/>
+          <w:sz w:val="21"/>
+          <w:szCs w:val="21"/>
+          <w14:ligatures w14:val="none"/>
+        </w:rPr>
+        <w:t>.set_</w:t>
+      </w:r>
+      <w:proofErr w:type="gramStart"/>
+      <w:r>
+        <w:rPr>
+          <w:rFonts w:ascii="Consolas" w:eastAsia="Times New Roman" w:hAnsi="Consolas" w:cs="Times New Roman"/>
+          <w:color w:val="3B3B3B"/>
+          <w:kern w:val="0"/>
+          <w:sz w:val="21"/>
+          <w:szCs w:val="21"/>
+          <w14:ligatures w14:val="none"/>
+        </w:rPr>
+        <w:t>state(</w:t>
+      </w:r>
+      <w:proofErr w:type="gramEnd"/>
+      <w:r>
+        <w:rPr>
+          <w:rFonts w:ascii="Consolas" w:eastAsia="Times New Roman" w:hAnsi="Consolas" w:cs="Times New Roman"/>
+          <w:color w:val="267F99"/>
+          <w:kern w:val="0"/>
+          <w:sz w:val="21"/>
+          <w:szCs w:val="21"/>
+          <w14:ligatures w14:val="none"/>
+        </w:rPr>
+        <w:t>DialogBot</w:t>
+      </w:r>
+      <w:r>
+        <w:rPr>
+          <w:rFonts w:ascii="Consolas" w:eastAsia="Times New Roman" w:hAnsi="Consolas" w:cs="Times New Roman"/>
+          <w:color w:val="3B3B3B"/>
+          <w:kern w:val="0"/>
+          <w:sz w:val="21"/>
+          <w:szCs w:val="21"/>
+          <w14:ligatures w14:val="none"/>
+        </w:rPr>
+        <w:t>.</w:t>
+      </w:r>
+      <w:r>
+        <w:rPr>
+          <w:rFonts w:ascii="Consolas" w:eastAsia="Times New Roman" w:hAnsi="Consolas" w:cs="Times New Roman"/>
+          <w:color w:val="001080"/>
+          <w:kern w:val="0"/>
+          <w:sz w:val="21"/>
+          <w:szCs w:val="21"/>
+          <w14:ligatures w14:val="none"/>
+        </w:rPr>
+        <w:t>step2</w:t>
+      </w:r>
+      <w:r>
+        <w:rPr>
+          <w:rFonts w:ascii="Consolas" w:eastAsia="Times New Roman" w:hAnsi="Consolas" w:cs="Times New Roman"/>
+          <w:color w:val="3B3B3B"/>
+          <w:kern w:val="0"/>
+          <w:sz w:val="21"/>
+          <w:szCs w:val="21"/>
+          <w14:ligatures w14:val="none"/>
+        </w:rPr>
+        <w:t>)</w:t>
+      </w:r>
+    </w:p>
+    <w:p>
+      <w:pPr>
+        <w:shd w:val="clear" w:color="auto" w:fill="FFFFFF"/>
+        <w:spacing w:after="0" w:line="285" w:lineRule="atLeast"/>
+        <w:rPr>
+          <w:rFonts w:ascii="Consolas" w:eastAsia="Times New Roman" w:hAnsi="Consolas" w:cs="Times New Roman"/>
+          <w:color w:val="3B3B3B"/>
+          <w:kern w:val="0"/>
+          <w:sz w:val="21"/>
+          <w:szCs w:val="21"/>
+          <w14:ligatures w14:val="none"/>
+        </w:rPr>
+      </w:pPr>
+      <w:r>
+        <w:rPr>
+          <w:rFonts w:ascii="Consolas" w:eastAsia="Times New Roman" w:hAnsi="Consolas" w:cs="Times New Roman"/>
+          <w:color w:val="3B3B3B"/>
+          <w:kern w:val="0"/>
+          <w:sz w:val="21"/>
+          <w:szCs w:val="21"/>
+          <w14:ligatures w14:val="none"/>
+        </w:rPr>
+        <w:t xml:space="preserve">    </w:t>
+      </w:r>
+      <w:r>
+        <w:rPr>
+          <w:rFonts w:ascii="Consolas" w:eastAsia="Times New Roman" w:hAnsi="Consolas" w:cs="Times New Roman"/>
+          <w:color w:val="AF00DB"/>
+          <w:kern w:val="0"/>
+          <w:sz w:val="21"/>
+          <w:szCs w:val="21"/>
+          <w14:ligatures w14:val="none"/>
+        </w:rPr>
+        <w:t>await</w:t>
+      </w:r>
+      <w:r>
+        <w:rPr>
+          <w:rFonts w:ascii="Consolas" w:eastAsia="Times New Roman" w:hAnsi="Consolas" w:cs="Times New Roman"/>
+          <w:color w:val="3B3B3B"/>
+          <w:kern w:val="0"/>
+          <w:sz w:val="21"/>
+          <w:szCs w:val="21"/>
+          <w14:ligatures w14:val="none"/>
+        </w:rPr>
+        <w:t xml:space="preserve"> </w:t>
+      </w:r>
+      <w:proofErr w:type="gramStart"/>
+      <w:r>
+        <w:rPr>
+          <w:rFonts w:ascii="Consolas" w:eastAsia="Times New Roman" w:hAnsi="Consolas" w:cs="Times New Roman"/>
+          <w:color w:val="001080"/>
+          <w:kern w:val="0"/>
+          <w:sz w:val="21"/>
+          <w:szCs w:val="21"/>
+          <w14:ligatures w14:val="none"/>
+        </w:rPr>
+        <w:t>state</w:t>
+      </w:r>
+      <w:r>
+        <w:rPr>
+          <w:rFonts w:ascii="Consolas" w:eastAsia="Times New Roman" w:hAnsi="Consolas" w:cs="Times New Roman"/>
+          <w:color w:val="3B3B3B"/>
+          <w:kern w:val="0"/>
+          <w:sz w:val="21"/>
+          <w:szCs w:val="21"/>
+          <w14:ligatures w14:val="none"/>
+        </w:rPr>
+        <w:t>.update</w:t>
+      </w:r>
+      <w:proofErr w:type="gramEnd"/>
+      <w:r>
+        <w:rPr>
+          <w:rFonts w:ascii="Consolas" w:eastAsia="Times New Roman" w:hAnsi="Consolas" w:cs="Times New Roman"/>
+          <w:color w:val="3B3B3B"/>
+          <w:kern w:val="0"/>
+          <w:sz w:val="21"/>
+          <w:szCs w:val="21"/>
+          <w14:ligatures w14:val="none"/>
+        </w:rPr>
+        <w:t>_data(</w:t>
+      </w:r>
+      <w:r>
+        <w:rPr>
+          <w:rFonts w:ascii="Consolas" w:eastAsia="Times New Roman" w:hAnsi="Consolas" w:cs="Times New Roman"/>
+          <w:color w:val="001080"/>
+          <w:kern w:val="0"/>
+          <w:sz w:val="21"/>
+          <w:szCs w:val="21"/>
+          <w14:ligatures w14:val="none"/>
+        </w:rPr>
+        <w:t>num2</w:t>
+      </w:r>
+      <w:r>
+        <w:rPr>
+          <w:rFonts w:ascii="Consolas" w:eastAsia="Times New Roman" w:hAnsi="Consolas" w:cs="Times New Roman"/>
+          <w:color w:val="000000"/>
+          <w:kern w:val="0"/>
+          <w:sz w:val="21"/>
+          <w:szCs w:val="21"/>
+          <w14:ligatures w14:val="none"/>
+        </w:rPr>
+        <w:t>=</w:t>
+      </w:r>
+      <w:r>
+        <w:rPr>
+          <w:rFonts w:ascii="Consolas" w:eastAsia="Times New Roman" w:hAnsi="Consolas" w:cs="Times New Roman"/>
+          <w:color w:val="098658"/>
+          <w:kern w:val="0"/>
+          <w:sz w:val="21"/>
+          <w:szCs w:val="21"/>
+          <w14:ligatures w14:val="none"/>
+        </w:rPr>
+        <w:t>2025</w:t>
+      </w:r>
+      <w:r>
+        <w:rPr>
+          <w:rFonts w:ascii="Consolas" w:eastAsia="Times New Roman" w:hAnsi="Consolas" w:cs="Times New Roman"/>
+          <w:color w:val="3B3B3B"/>
+          <w:kern w:val="0"/>
+          <w:sz w:val="21"/>
+          <w:szCs w:val="21"/>
+          <w14:ligatures w14:val="none"/>
+        </w:rPr>
+        <w:t>)</w:t>
+      </w:r>
+    </w:p>
+    <w:p>
+      <w:pPr>
+        <w:shd w:val="clear" w:color="auto" w:fill="FFFFFF"/>
+        <w:spacing w:after="0" w:line="285" w:lineRule="atLeast"/>
+        <w:rPr>
+          <w:rFonts w:ascii="Consolas" w:eastAsia="Times New Roman" w:hAnsi="Consolas" w:cs="Times New Roman"/>
+          <w:color w:val="3B3B3B"/>
+          <w:kern w:val="0"/>
+          <w:sz w:val="21"/>
+          <w:szCs w:val="21"/>
+          <w14:ligatures w14:val="none"/>
+        </w:rPr>
+      </w:pPr>
+      <w:r>
+        <w:rPr>
+          <w:rFonts w:ascii="Consolas" w:eastAsia="Times New Roman" w:hAnsi="Consolas" w:cs="Times New Roman"/>
+          <w:color w:val="3B3B3B"/>
+          <w:kern w:val="0"/>
+          <w:sz w:val="21"/>
+          <w:szCs w:val="21"/>
+          <w14:ligatures w14:val="none"/>
+        </w:rPr>
+        <w:t xml:space="preserve">    </w:t>
+      </w:r>
+      <w:r>
+        <w:rPr>
+          <w:rFonts w:ascii="Consolas" w:eastAsia="Times New Roman" w:hAnsi="Consolas" w:cs="Times New Roman"/>
+          <w:color w:val="AF00DB"/>
+          <w:kern w:val="0"/>
+          <w:sz w:val="21"/>
+          <w:szCs w:val="21"/>
+          <w14:ligatures w14:val="none"/>
+        </w:rPr>
+        <w:t>await</w:t>
+      </w:r>
+      <w:r>
+        <w:rPr>
+          <w:rFonts w:ascii="Consolas" w:eastAsia="Times New Roman" w:hAnsi="Consolas" w:cs="Times New Roman"/>
+          <w:color w:val="3B3B3B"/>
+          <w:kern w:val="0"/>
+          <w:sz w:val="21"/>
+          <w:szCs w:val="21"/>
+          <w14:ligatures w14:val="none"/>
+        </w:rPr>
+        <w:t xml:space="preserve"> </w:t>
+      </w:r>
+      <w:proofErr w:type="gramStart"/>
+      <w:r>
+        <w:rPr>
+          <w:rFonts w:ascii="Consolas" w:eastAsia="Times New Roman" w:hAnsi="Consolas" w:cs="Times New Roman"/>
+          <w:color w:val="001080"/>
+          <w:kern w:val="0"/>
+          <w:sz w:val="21"/>
+          <w:szCs w:val="21"/>
+          <w14:ligatures w14:val="none"/>
+        </w:rPr>
+        <w:t>message</w:t>
+      </w:r>
+      <w:r>
+        <w:rPr>
+          <w:rFonts w:ascii="Consolas" w:eastAsia="Times New Roman" w:hAnsi="Consolas" w:cs="Times New Roman"/>
+          <w:color w:val="3B3B3B"/>
+          <w:kern w:val="0"/>
+          <w:sz w:val="21"/>
+          <w:szCs w:val="21"/>
+          <w14:ligatures w14:val="none"/>
+        </w:rPr>
+        <w:t>.answer</w:t>
+      </w:r>
+      <w:proofErr w:type="gramEnd"/>
+      <w:r>
+        <w:rPr>
+          <w:rFonts w:ascii="Consolas" w:eastAsia="Times New Roman" w:hAnsi="Consolas" w:cs="Times New Roman"/>
+          <w:color w:val="3B3B3B"/>
+          <w:kern w:val="0"/>
+          <w:sz w:val="21"/>
+          <w:szCs w:val="21"/>
+          <w14:ligatures w14:val="none"/>
+        </w:rPr>
+        <w:t>(</w:t>
+      </w:r>
+      <w:r>
+        <w:rPr>
+          <w:rFonts w:ascii="Consolas" w:eastAsia="Times New Roman" w:hAnsi="Consolas" w:cs="Times New Roman"/>
+          <w:color w:val="A31515"/>
+          <w:kern w:val="0"/>
+          <w:sz w:val="21"/>
+          <w:szCs w:val="21"/>
+          <w14:ligatures w14:val="none"/>
+        </w:rPr>
+        <w:t>"Step2 has been saved"</w:t>
+      </w:r>
+      <w:r>
+        <w:rPr>
+          <w:rFonts w:ascii="Consolas" w:eastAsia="Times New Roman" w:hAnsi="Consolas" w:cs="Times New Roman"/>
+          <w:color w:val="3B3B3B"/>
+          <w:kern w:val="0"/>
+          <w:sz w:val="21"/>
+          <w:szCs w:val="21"/>
+          <w14:ligatures w14:val="none"/>
+        </w:rPr>
+        <w:t>)</w:t>
+      </w:r>
+    </w:p>
+    <w:p>
+      <w:pPr>
+        <w:shd w:val="clear" w:color="auto" w:fill="FFFFFF"/>
+        <w:spacing w:after="0" w:line="285" w:lineRule="atLeast"/>
+        <w:rPr>
+          <w:rFonts w:ascii="Consolas" w:eastAsia="Times New Roman" w:hAnsi="Consolas" w:cs="Times New Roman"/>
+          <w:color w:val="3B3B3B"/>
+          <w:kern w:val="0"/>
+          <w:sz w:val="21"/>
+          <w:szCs w:val="21"/>
+          <w14:ligatures w14:val="none"/>
+        </w:rPr>
+      </w:pPr>
+    </w:p>
+    <w:p>
+      <w:pPr>
+        <w:shd w:val="clear" w:color="auto" w:fill="FFFFFF"/>
+        <w:spacing w:after="0" w:line="285" w:lineRule="atLeast"/>
+        <w:rPr>
+          <w:rFonts w:ascii="Consolas" w:eastAsia="Times New Roman" w:hAnsi="Consolas" w:cs="Times New Roman"/>
+          <w:color w:val="3B3B3B"/>
+          <w:kern w:val="0"/>
+          <w:sz w:val="21"/>
+          <w:szCs w:val="21"/>
+          <w14:ligatures w14:val="none"/>
+        </w:rPr>
+      </w:pPr>
+      <w:r>
+        <w:rPr>
+          <w:rFonts w:ascii="Consolas" w:eastAsia="Times New Roman" w:hAnsi="Consolas" w:cs="Times New Roman"/>
+          <w:color w:val="795E26"/>
+          <w:kern w:val="0"/>
+          <w:sz w:val="21"/>
+          <w:szCs w:val="21"/>
+          <w14:ligatures w14:val="none"/>
+        </w:rPr>
+        <w:t>@</w:t>
+      </w:r>
+      <w:proofErr w:type="gramStart"/>
+      <w:r>
+        <w:rPr>
+          <w:rFonts w:ascii="Consolas" w:eastAsia="Times New Roman" w:hAnsi="Consolas" w:cs="Times New Roman"/>
+          <w:color w:val="001080"/>
+          <w:kern w:val="0"/>
+          <w:sz w:val="21"/>
+          <w:szCs w:val="21"/>
+          <w14:ligatures w14:val="none"/>
+        </w:rPr>
+        <w:t>router</w:t>
+      </w:r>
+      <w:r>
+        <w:rPr>
+          <w:rFonts w:ascii="Consolas" w:eastAsia="Times New Roman" w:hAnsi="Consolas" w:cs="Times New Roman"/>
+          <w:color w:val="795E26"/>
+          <w:kern w:val="0"/>
+          <w:sz w:val="21"/>
+          <w:szCs w:val="21"/>
+          <w14:ligatures w14:val="none"/>
+        </w:rPr>
+        <w:t>.</w:t>
+      </w:r>
+      <w:r>
+        <w:rPr>
+          <w:rFonts w:ascii="Consolas" w:eastAsia="Times New Roman" w:hAnsi="Consolas" w:cs="Times New Roman"/>
+          <w:color w:val="001080"/>
+          <w:kern w:val="0"/>
+          <w:sz w:val="21"/>
+          <w:szCs w:val="21"/>
+          <w14:ligatures w14:val="none"/>
+        </w:rPr>
+        <w:t>message</w:t>
+      </w:r>
+      <w:proofErr w:type="gramEnd"/>
+      <w:r>
+        <w:rPr>
+          <w:rFonts w:ascii="Consolas" w:eastAsia="Times New Roman" w:hAnsi="Consolas" w:cs="Times New Roman"/>
+          <w:color w:val="3B3B3B"/>
+          <w:kern w:val="0"/>
+          <w:sz w:val="21"/>
+          <w:szCs w:val="21"/>
+          <w14:ligatures w14:val="none"/>
+        </w:rPr>
+        <w:t>(</w:t>
+      </w:r>
+      <w:r>
+        <w:rPr>
+          <w:rFonts w:ascii="Consolas" w:eastAsia="Times New Roman" w:hAnsi="Consolas" w:cs="Times New Roman"/>
+          <w:color w:val="0070C1"/>
+          <w:kern w:val="0"/>
+          <w:sz w:val="21"/>
+          <w:szCs w:val="21"/>
+          <w14:ligatures w14:val="none"/>
+        </w:rPr>
+        <w:t>F</w:t>
+      </w:r>
+      <w:r>
+        <w:rPr>
+          <w:rFonts w:ascii="Consolas" w:eastAsia="Times New Roman" w:hAnsi="Consolas" w:cs="Times New Roman"/>
+          <w:color w:val="3B3B3B"/>
+          <w:kern w:val="0"/>
+          <w:sz w:val="21"/>
+          <w:szCs w:val="21"/>
+          <w14:ligatures w14:val="none"/>
+        </w:rPr>
+        <w:t>.</w:t>
+      </w:r>
+      <w:r>
+        <w:rPr>
+          <w:rFonts w:ascii="Consolas" w:eastAsia="Times New Roman" w:hAnsi="Consolas" w:cs="Times New Roman"/>
+          <w:color w:val="001080"/>
+          <w:kern w:val="0"/>
+          <w:sz w:val="21"/>
+          <w:szCs w:val="21"/>
+          <w14:ligatures w14:val="none"/>
+        </w:rPr>
+        <w:t>text</w:t>
+      </w:r>
+      <w:r>
+        <w:rPr>
+          <w:rFonts w:ascii="Consolas" w:eastAsia="Times New Roman" w:hAnsi="Consolas" w:cs="Times New Roman"/>
+          <w:color w:val="3B3B3B"/>
+          <w:kern w:val="0"/>
+          <w:sz w:val="21"/>
+          <w:szCs w:val="21"/>
+          <w14:ligatures w14:val="none"/>
+        </w:rPr>
+        <w:t xml:space="preserve"> </w:t>
+      </w:r>
+      <w:r>
+        <w:rPr>
+          <w:rFonts w:ascii="Consolas" w:eastAsia="Times New Roman" w:hAnsi="Consolas" w:cs="Times New Roman"/>
+          <w:color w:val="795E26"/>
+          <w:kern w:val="0"/>
+          <w:sz w:val="21"/>
+          <w:szCs w:val="21"/>
+          <w14:ligatures w14:val="none"/>
+        </w:rPr>
+        <w:t>==</w:t>
+      </w:r>
+      <w:r>
+        <w:rPr>
+          <w:rFonts w:ascii="Consolas" w:eastAsia="Times New Roman" w:hAnsi="Consolas" w:cs="Times New Roman"/>
+          <w:color w:val="3B3B3B"/>
+          <w:kern w:val="0"/>
+          <w:sz w:val="21"/>
+          <w:szCs w:val="21"/>
+          <w14:ligatures w14:val="none"/>
+        </w:rPr>
+        <w:t xml:space="preserve"> </w:t>
+      </w:r>
+      <w:r>
+        <w:rPr>
+          <w:rFonts w:ascii="Consolas" w:eastAsia="Times New Roman" w:hAnsi="Consolas" w:cs="Times New Roman"/>
+          <w:color w:val="A31515"/>
+          <w:kern w:val="0"/>
+          <w:sz w:val="21"/>
+          <w:szCs w:val="21"/>
+          <w14:ligatures w14:val="none"/>
+        </w:rPr>
+        <w:t>'step'</w:t>
+      </w:r>
+      <w:r>
+        <w:rPr>
+          <w:rFonts w:ascii="Consolas" w:eastAsia="Times New Roman" w:hAnsi="Consolas" w:cs="Times New Roman"/>
+          <w:color w:val="3B3B3B"/>
+          <w:kern w:val="0"/>
+          <w:sz w:val="21"/>
+          <w:szCs w:val="21"/>
+          <w14:ligatures w14:val="none"/>
+        </w:rPr>
+        <w:t xml:space="preserve">, </w:t>
+      </w:r>
+      <w:r>
+        <w:rPr>
+          <w:rFonts w:ascii="Consolas" w:eastAsia="Times New Roman" w:hAnsi="Consolas" w:cs="Times New Roman"/>
+          <w:color w:val="267F99"/>
+          <w:kern w:val="0"/>
+          <w:sz w:val="21"/>
+          <w:szCs w:val="21"/>
+          <w14:ligatures w14:val="none"/>
+        </w:rPr>
+        <w:t>DialogBot</w:t>
+      </w:r>
+      <w:r>
+        <w:rPr>
+          <w:rFonts w:ascii="Consolas" w:eastAsia="Times New Roman" w:hAnsi="Consolas" w:cs="Times New Roman"/>
+          <w:color w:val="3B3B3B"/>
+          <w:kern w:val="0"/>
+          <w:sz w:val="21"/>
+          <w:szCs w:val="21"/>
+          <w14:ligatures w14:val="none"/>
+        </w:rPr>
+        <w:t>.</w:t>
+      </w:r>
+      <w:r>
+        <w:rPr>
+          <w:rFonts w:ascii="Consolas" w:eastAsia="Times New Roman" w:hAnsi="Consolas" w:cs="Times New Roman"/>
+          <w:color w:val="001080"/>
+          <w:kern w:val="0"/>
+          <w:sz w:val="21"/>
+          <w:szCs w:val="21"/>
+          <w14:ligatures w14:val="none"/>
+        </w:rPr>
+        <w:t>step2</w:t>
+      </w:r>
+      <w:r>
+        <w:rPr>
+          <w:rFonts w:ascii="Consolas" w:eastAsia="Times New Roman" w:hAnsi="Consolas" w:cs="Times New Roman"/>
+          <w:color w:val="3B3B3B"/>
+          <w:kern w:val="0"/>
+          <w:sz w:val="21"/>
+          <w:szCs w:val="21"/>
+          <w14:ligatures w14:val="none"/>
+        </w:rPr>
+        <w:t>)</w:t>
+      </w:r>
+    </w:p>
+    <w:p>
+      <w:pPr>
+        <w:shd w:val="clear" w:color="auto" w:fill="FFFFFF"/>
+        <w:spacing w:after="0" w:line="285" w:lineRule="atLeast"/>
+        <w:rPr>
+          <w:rFonts w:ascii="Consolas" w:eastAsia="Times New Roman" w:hAnsi="Consolas" w:cs="Times New Roman"/>
+          <w:color w:val="3B3B3B"/>
+          <w:kern w:val="0"/>
+          <w:sz w:val="21"/>
+          <w:szCs w:val="21"/>
+          <w14:ligatures w14:val="none"/>
+        </w:rPr>
+      </w:pPr>
+      <w:r>
+        <w:rPr>
+          <w:rFonts w:ascii="Consolas" w:eastAsia="Times New Roman" w:hAnsi="Consolas" w:cs="Times New Roman"/>
+          <w:color w:val="0000FF"/>
+          <w:kern w:val="0"/>
+          <w:sz w:val="21"/>
+          <w:szCs w:val="21"/>
+          <w14:ligatures w14:val="none"/>
+        </w:rPr>
+        <w:t>async</w:t>
+      </w:r>
+      <w:r>
+        <w:rPr>
+          <w:rFonts w:ascii="Consolas" w:eastAsia="Times New Roman" w:hAnsi="Consolas" w:cs="Times New Roman"/>
+          <w:color w:val="3B3B3B"/>
+          <w:kern w:val="0"/>
+          <w:sz w:val="21"/>
+          <w:szCs w:val="21"/>
+          <w14:ligatures w14:val="none"/>
+        </w:rPr>
+        <w:t xml:space="preserve"> </w:t>
+      </w:r>
+      <w:r>
+        <w:rPr>
+          <w:rFonts w:ascii="Consolas" w:eastAsia="Times New Roman" w:hAnsi="Consolas" w:cs="Times New Roman"/>
+          <w:color w:val="0000FF"/>
+          <w:kern w:val="0"/>
+          <w:sz w:val="21"/>
+          <w:szCs w:val="21"/>
+          <w14:ligatures w14:val="none"/>
+        </w:rPr>
+        <w:t>def</w:t>
+      </w:r>
+      <w:r>
+        <w:rPr>
+          <w:rFonts w:ascii="Consolas" w:eastAsia="Times New Roman" w:hAnsi="Consolas" w:cs="Times New Roman"/>
+          <w:color w:val="3B3B3B"/>
+          <w:kern w:val="0"/>
+          <w:sz w:val="21"/>
+          <w:szCs w:val="21"/>
+          <w14:ligatures w14:val="none"/>
+        </w:rPr>
+        <w:t xml:space="preserve"> </w:t>
+      </w:r>
+      <w:r>
+        <w:rPr>
+          <w:rFonts w:ascii="Consolas" w:eastAsia="Times New Roman" w:hAnsi="Consolas" w:cs="Times New Roman"/>
+          <w:color w:val="795E26"/>
+          <w:kern w:val="0"/>
+          <w:sz w:val="21"/>
+          <w:szCs w:val="21"/>
+          <w14:ligatures w14:val="none"/>
+        </w:rPr>
+        <w:t>set_</w:t>
+      </w:r>
+      <w:proofErr w:type="gramStart"/>
+      <w:r>
+        <w:rPr>
+          <w:rFonts w:ascii="Consolas" w:eastAsia="Times New Roman" w:hAnsi="Consolas" w:cs="Times New Roman"/>
+          <w:color w:val="795E26"/>
+          <w:kern w:val="0"/>
+          <w:sz w:val="21"/>
+          <w:szCs w:val="21"/>
+          <w14:ligatures w14:val="none"/>
+        </w:rPr>
+        <w:t>state</w:t>
+      </w:r>
+      <w:r>
+        <w:rPr>
+          <w:rFonts w:ascii="Consolas" w:eastAsia="Times New Roman" w:hAnsi="Consolas" w:cs="Times New Roman"/>
+          <w:color w:val="3B3B3B"/>
+          <w:kern w:val="0"/>
+          <w:sz w:val="21"/>
+          <w:szCs w:val="21"/>
+          <w14:ligatures w14:val="none"/>
+        </w:rPr>
+        <w:t>(</w:t>
+      </w:r>
+      <w:proofErr w:type="gramEnd"/>
+      <w:r>
+        <w:rPr>
+          <w:rFonts w:ascii="Consolas" w:eastAsia="Times New Roman" w:hAnsi="Consolas" w:cs="Times New Roman"/>
+          <w:color w:val="001080"/>
+          <w:kern w:val="0"/>
+          <w:sz w:val="21"/>
+          <w:szCs w:val="21"/>
+          <w14:ligatures w14:val="none"/>
+        </w:rPr>
+        <w:t>message</w:t>
+      </w:r>
+      <w:r>
+        <w:rPr>
+          <w:rFonts w:ascii="Consolas" w:eastAsia="Times New Roman" w:hAnsi="Consolas" w:cs="Times New Roman"/>
+          <w:color w:val="3B3B3B"/>
+          <w:kern w:val="0"/>
+          <w:sz w:val="21"/>
+          <w:szCs w:val="21"/>
+          <w14:ligatures w14:val="none"/>
+        </w:rPr>
+        <w:t xml:space="preserve">, </w:t>
+      </w:r>
+      <w:r>
+        <w:rPr>
+          <w:rFonts w:ascii="Consolas" w:eastAsia="Times New Roman" w:hAnsi="Consolas" w:cs="Times New Roman"/>
+          <w:color w:val="001080"/>
+          <w:kern w:val="0"/>
+          <w:sz w:val="21"/>
+          <w:szCs w:val="21"/>
+          <w14:ligatures w14:val="none"/>
+        </w:rPr>
+        <w:t>state</w:t>
+      </w:r>
+      <w:r>
+        <w:rPr>
+          <w:rFonts w:ascii="Consolas" w:eastAsia="Times New Roman" w:hAnsi="Consolas" w:cs="Times New Roman"/>
+          <w:color w:val="3B3B3B"/>
+          <w:kern w:val="0"/>
+          <w:sz w:val="21"/>
+          <w:szCs w:val="21"/>
+          <w14:ligatures w14:val="none"/>
+        </w:rPr>
+        <w:t>):</w:t>
+      </w:r>
+    </w:p>
+    <w:p>
+      <w:pPr>
+        <w:shd w:val="clear" w:color="auto" w:fill="FFFFFF"/>
+        <w:spacing w:after="0" w:line="285" w:lineRule="atLeast"/>
+        <w:rPr>
+          <w:rFonts w:ascii="Consolas" w:eastAsia="Times New Roman" w:hAnsi="Consolas" w:cs="Times New Roman"/>
+          <w:color w:val="3B3B3B"/>
+          <w:kern w:val="0"/>
+          <w:sz w:val="21"/>
+          <w:szCs w:val="21"/>
+          <w14:ligatures w14:val="none"/>
+        </w:rPr>
+      </w:pPr>
+      <w:r>
+        <w:rPr>
+          <w:rFonts w:ascii="Consolas" w:eastAsia="Times New Roman" w:hAnsi="Consolas" w:cs="Times New Roman"/>
+          <w:color w:val="3B3B3B"/>
+          <w:kern w:val="0"/>
+          <w:sz w:val="21"/>
+          <w:szCs w:val="21"/>
+          <w14:ligatures w14:val="none"/>
+        </w:rPr>
+        <w:t xml:space="preserve">    </w:t>
+      </w:r>
+      <w:r>
+        <w:rPr>
+          <w:rFonts w:ascii="Consolas" w:eastAsia="Times New Roman" w:hAnsi="Consolas" w:cs="Times New Roman"/>
+          <w:color w:val="AF00DB"/>
+          <w:kern w:val="0"/>
+          <w:sz w:val="21"/>
+          <w:szCs w:val="21"/>
+          <w14:ligatures w14:val="none"/>
+        </w:rPr>
+        <w:t>await</w:t>
+      </w:r>
+      <w:r>
+        <w:rPr>
+          <w:rFonts w:ascii="Consolas" w:eastAsia="Times New Roman" w:hAnsi="Consolas" w:cs="Times New Roman"/>
+          <w:color w:val="3B3B3B"/>
+          <w:kern w:val="0"/>
+          <w:sz w:val="21"/>
+          <w:szCs w:val="21"/>
+          <w14:ligatures w14:val="none"/>
+        </w:rPr>
+        <w:t xml:space="preserve"> </w:t>
+      </w:r>
+      <w:proofErr w:type="gramStart"/>
+      <w:r>
+        <w:rPr>
+          <w:rFonts w:ascii="Consolas" w:eastAsia="Times New Roman" w:hAnsi="Consolas" w:cs="Times New Roman"/>
+          <w:color w:val="001080"/>
+          <w:kern w:val="0"/>
+          <w:sz w:val="21"/>
+          <w:szCs w:val="21"/>
+          <w14:ligatures w14:val="none"/>
+        </w:rPr>
+        <w:t>message</w:t>
+      </w:r>
+      <w:r>
+        <w:rPr>
+          <w:rFonts w:ascii="Consolas" w:eastAsia="Times New Roman" w:hAnsi="Consolas" w:cs="Times New Roman"/>
+          <w:color w:val="3B3B3B"/>
+          <w:kern w:val="0"/>
+          <w:sz w:val="21"/>
+          <w:szCs w:val="21"/>
+          <w14:ligatures w14:val="none"/>
+        </w:rPr>
+        <w:t>.answer</w:t>
+      </w:r>
+      <w:proofErr w:type="gramEnd"/>
+      <w:r>
+        <w:rPr>
+          <w:rFonts w:ascii="Consolas" w:eastAsia="Times New Roman" w:hAnsi="Consolas" w:cs="Times New Roman"/>
+          <w:color w:val="3B3B3B"/>
+          <w:kern w:val="0"/>
+          <w:sz w:val="21"/>
+          <w:szCs w:val="21"/>
+          <w14:ligatures w14:val="none"/>
+        </w:rPr>
+        <w:t>(</w:t>
+      </w:r>
+      <w:r>
+        <w:rPr>
+          <w:rFonts w:ascii="Consolas" w:eastAsia="Times New Roman" w:hAnsi="Consolas" w:cs="Times New Roman"/>
+          <w:color w:val="0000FF"/>
+          <w:kern w:val="0"/>
+          <w:sz w:val="21"/>
+          <w:szCs w:val="21"/>
+          <w14:ligatures w14:val="none"/>
+        </w:rPr>
+        <w:t>f</w:t>
+      </w:r>
+      <w:r>
+        <w:rPr>
+          <w:rFonts w:ascii="Consolas" w:eastAsia="Times New Roman" w:hAnsi="Consolas" w:cs="Times New Roman"/>
+          <w:color w:val="A31515"/>
+          <w:kern w:val="0"/>
+          <w:sz w:val="21"/>
+          <w:szCs w:val="21"/>
+          <w14:ligatures w14:val="none"/>
+        </w:rPr>
+        <w:t xml:space="preserve">"Step3 Data is: </w:t>
+      </w:r>
+      <w:r>
+        <w:rPr>
+          <w:rFonts w:ascii="Consolas" w:eastAsia="Times New Roman" w:hAnsi="Consolas" w:cs="Times New Roman"/>
+          <w:color w:val="0000FF"/>
+          <w:kern w:val="0"/>
+          <w:sz w:val="21"/>
+          <w:szCs w:val="21"/>
+          <w14:ligatures w14:val="none"/>
+        </w:rPr>
+        <w:t>{</w:t>
+      </w:r>
+      <w:r>
+        <w:rPr>
+          <w:rFonts w:ascii="Consolas" w:eastAsia="Times New Roman" w:hAnsi="Consolas" w:cs="Times New Roman"/>
+          <w:color w:val="AF00DB"/>
+          <w:kern w:val="0"/>
+          <w:sz w:val="21"/>
+          <w:szCs w:val="21"/>
+          <w14:ligatures w14:val="none"/>
+        </w:rPr>
+        <w:t>await</w:t>
+      </w:r>
+      <w:r>
+        <w:rPr>
+          <w:rFonts w:ascii="Consolas" w:eastAsia="Times New Roman" w:hAnsi="Consolas" w:cs="Times New Roman"/>
+          <w:color w:val="3B3B3B"/>
+          <w:kern w:val="0"/>
+          <w:sz w:val="21"/>
+          <w:szCs w:val="21"/>
+          <w14:ligatures w14:val="none"/>
+        </w:rPr>
+        <w:t xml:space="preserve"> </w:t>
+      </w:r>
+      <w:r>
+        <w:rPr>
+          <w:rFonts w:ascii="Consolas" w:eastAsia="Times New Roman" w:hAnsi="Consolas" w:cs="Times New Roman"/>
+          <w:color w:val="001080"/>
+          <w:kern w:val="0"/>
+          <w:sz w:val="21"/>
+          <w:szCs w:val="21"/>
+          <w14:ligatures w14:val="none"/>
+        </w:rPr>
+        <w:t>state</w:t>
+      </w:r>
+      <w:r>
+        <w:rPr>
+          <w:rFonts w:ascii="Consolas" w:eastAsia="Times New Roman" w:hAnsi="Consolas" w:cs="Times New Roman"/>
+          <w:color w:val="3B3B3B"/>
+          <w:kern w:val="0"/>
+          <w:sz w:val="21"/>
+          <w:szCs w:val="21"/>
+          <w14:ligatures w14:val="none"/>
+        </w:rPr>
+        <w:t>.get_</w:t>
+      </w:r>
+      <w:proofErr w:type="gramStart"/>
+      <w:r>
+        <w:rPr>
+          <w:rFonts w:ascii="Consolas" w:eastAsia="Times New Roman" w:hAnsi="Consolas" w:cs="Times New Roman"/>
+          <w:color w:val="3B3B3B"/>
+          <w:kern w:val="0"/>
+          <w:sz w:val="21"/>
+          <w:szCs w:val="21"/>
+          <w14:ligatures w14:val="none"/>
+        </w:rPr>
+        <w:t>data(</w:t>
+      </w:r>
+      <w:proofErr w:type="gramEnd"/>
+      <w:r>
+        <w:rPr>
+          <w:rFonts w:ascii="Consolas" w:eastAsia="Times New Roman" w:hAnsi="Consolas" w:cs="Times New Roman"/>
+          <w:color w:val="3B3B3B"/>
+          <w:kern w:val="0"/>
+          <w:sz w:val="21"/>
+          <w:szCs w:val="21"/>
+          <w14:ligatures w14:val="none"/>
+        </w:rPr>
+        <w:t>)</w:t>
+      </w:r>
+      <w:r>
+        <w:rPr>
+          <w:rFonts w:ascii="Consolas" w:eastAsia="Times New Roman" w:hAnsi="Consolas" w:cs="Times New Roman"/>
+          <w:color w:val="0000FF"/>
+          <w:kern w:val="0"/>
+          <w:sz w:val="21"/>
+          <w:szCs w:val="21"/>
+          <w14:ligatures w14:val="none"/>
+        </w:rPr>
+        <w:t>}</w:t>
+      </w:r>
+      <w:r>
+        <w:rPr>
+          <w:rFonts w:ascii="Consolas" w:eastAsia="Times New Roman" w:hAnsi="Consolas" w:cs="Times New Roman"/>
+          <w:color w:val="A31515"/>
+          <w:kern w:val="0"/>
+          <w:sz w:val="21"/>
+          <w:szCs w:val="21"/>
+          <w14:ligatures w14:val="none"/>
+        </w:rPr>
+        <w:t>"</w:t>
+      </w:r>
+      <w:r>
+        <w:rPr>
+          <w:rFonts w:ascii="Consolas" w:eastAsia="Times New Roman" w:hAnsi="Consolas" w:cs="Times New Roman"/>
+          <w:color w:val="3B3B3B"/>
+          <w:kern w:val="0"/>
+          <w:sz w:val="21"/>
+          <w:szCs w:val="21"/>
+          <w14:ligatures w14:val="none"/>
+        </w:rPr>
+        <w:t>)</w:t>
+      </w:r>
+    </w:p>
+    <w:p>
+      <w:pPr>
+        <w:shd w:val="clear" w:color="auto" w:fill="FFFFFF"/>
+        <w:spacing w:after="0" w:line="285" w:lineRule="atLeast"/>
+        <w:rPr>
+          <w:rFonts w:ascii="Consolas" w:eastAsia="Times New Roman" w:hAnsi="Consolas" w:cs="Times New Roman"/>
+          <w:color w:val="3B3B3B"/>
+          <w:kern w:val="0"/>
+          <w:sz w:val="21"/>
+          <w:szCs w:val="21"/>
+          <w14:ligatures w14:val="none"/>
+        </w:rPr>
+      </w:pPr>
+      <w:r>
+        <w:rPr>
+          <w:rFonts w:ascii="Consolas" w:eastAsia="Times New Roman" w:hAnsi="Consolas" w:cs="Times New Roman"/>
+          <w:color w:val="3B3B3B"/>
+          <w:kern w:val="0"/>
+          <w:sz w:val="21"/>
+          <w:szCs w:val="21"/>
+          <w14:ligatures w14:val="none"/>
+        </w:rPr>
+        <w:t xml:space="preserve">    </w:t>
+      </w:r>
+      <w:r>
+        <w:rPr>
+          <w:rFonts w:ascii="Consolas" w:eastAsia="Times New Roman" w:hAnsi="Consolas" w:cs="Times New Roman"/>
+          <w:color w:val="AF00DB"/>
+          <w:kern w:val="0"/>
+          <w:sz w:val="21"/>
+          <w:szCs w:val="21"/>
+          <w14:ligatures w14:val="none"/>
+        </w:rPr>
+        <w:t>await</w:t>
+      </w:r>
+      <w:r>
+        <w:rPr>
+          <w:rFonts w:ascii="Consolas" w:eastAsia="Times New Roman" w:hAnsi="Consolas" w:cs="Times New Roman"/>
+          <w:color w:val="3B3B3B"/>
+          <w:kern w:val="0"/>
+          <w:sz w:val="21"/>
+          <w:szCs w:val="21"/>
+          <w14:ligatures w14:val="none"/>
+        </w:rPr>
+        <w:t xml:space="preserve"> </w:t>
+      </w:r>
+      <w:proofErr w:type="gramStart"/>
+      <w:r>
+        <w:rPr>
+          <w:rFonts w:ascii="Consolas" w:eastAsia="Times New Roman" w:hAnsi="Consolas" w:cs="Times New Roman"/>
+          <w:color w:val="001080"/>
+          <w:kern w:val="0"/>
+          <w:sz w:val="21"/>
+          <w:szCs w:val="21"/>
+          <w14:ligatures w14:val="none"/>
+        </w:rPr>
+        <w:t>state</w:t>
+      </w:r>
+      <w:r>
+        <w:rPr>
+          <w:rFonts w:ascii="Consolas" w:eastAsia="Times New Roman" w:hAnsi="Consolas" w:cs="Times New Roman"/>
+          <w:color w:val="3B3B3B"/>
+          <w:kern w:val="0"/>
+          <w:sz w:val="21"/>
+          <w:szCs w:val="21"/>
+          <w14:ligatures w14:val="none"/>
+        </w:rPr>
+        <w:t>.clear</w:t>
+      </w:r>
+      <w:proofErr w:type="gramEnd"/>
+      <w:r>
+        <w:rPr>
+          <w:rFonts w:ascii="Consolas" w:eastAsia="Times New Roman" w:hAnsi="Consolas" w:cs="Times New Roman"/>
+          <w:color w:val="3B3B3B"/>
+          <w:kern w:val="0"/>
+          <w:sz w:val="21"/>
+          <w:szCs w:val="21"/>
+          <w14:ligatures w14:val="none"/>
+        </w:rPr>
+        <w:t>()</w:t>
+      </w:r>
+    </w:p>
+    <w:p>
+      <w:pPr>
+        <w:shd w:val="clear" w:color="auto" w:fill="FFFFFF"/>
+        <w:spacing w:after="0" w:line="285" w:lineRule="atLeast"/>
+        <w:rPr>
+          <w:rFonts w:ascii="Consolas" w:eastAsia="Times New Roman" w:hAnsi="Consolas" w:cs="Times New Roman"/>
+          <w:color w:val="3B3B3B"/>
+          <w:kern w:val="0"/>
+          <w:sz w:val="21"/>
+          <w:szCs w:val="21"/>
+          <w14:ligatures w14:val="none"/>
+        </w:rPr>
+      </w:pPr>
+    </w:p>
+    <w:p>
+      <w:pPr>
+        <w:shd w:val="clear" w:color="auto" w:fill="FFFFFF"/>
+        <w:spacing w:after="0" w:line="285" w:lineRule="atLeast"/>
+        <w:rPr>
+          <w:rFonts w:ascii="Consolas" w:eastAsia="Times New Roman" w:hAnsi="Consolas" w:cs="Times New Roman"/>
+          <w:color w:val="3B3B3B"/>
+          <w:kern w:val="0"/>
+          <w:sz w:val="21"/>
+          <w:szCs w:val="21"/>
+          <w14:ligatures w14:val="none"/>
+        </w:rPr>
+      </w:pPr>
+      <w:r>
+        <w:rPr>
+          <w:rFonts w:ascii="Consolas" w:eastAsia="Times New Roman" w:hAnsi="Consolas" w:cs="Times New Roman"/>
+          <w:color w:val="795E26"/>
+          <w:kern w:val="0"/>
+          <w:sz w:val="21"/>
+          <w:szCs w:val="21"/>
+          <w14:ligatures w14:val="none"/>
+        </w:rPr>
+        <w:t>@</w:t>
+      </w:r>
+      <w:proofErr w:type="gramStart"/>
+      <w:r>
+        <w:rPr>
+          <w:rFonts w:ascii="Consolas" w:eastAsia="Times New Roman" w:hAnsi="Consolas" w:cs="Times New Roman"/>
+          <w:color w:val="001080"/>
+          <w:kern w:val="0"/>
+          <w:sz w:val="21"/>
+          <w:szCs w:val="21"/>
+          <w14:ligatures w14:val="none"/>
+        </w:rPr>
+        <w:t>router</w:t>
+      </w:r>
+      <w:r>
+        <w:rPr>
+          <w:rFonts w:ascii="Consolas" w:eastAsia="Times New Roman" w:hAnsi="Consolas" w:cs="Times New Roman"/>
+          <w:color w:val="795E26"/>
+          <w:kern w:val="0"/>
+          <w:sz w:val="21"/>
+          <w:szCs w:val="21"/>
+          <w14:ligatures w14:val="none"/>
+        </w:rPr>
+        <w:t>.</w:t>
+      </w:r>
+      <w:r>
+        <w:rPr>
+          <w:rFonts w:ascii="Consolas" w:eastAsia="Times New Roman" w:hAnsi="Consolas" w:cs="Times New Roman"/>
+          <w:color w:val="001080"/>
+          <w:kern w:val="0"/>
+          <w:sz w:val="21"/>
+          <w:szCs w:val="21"/>
+          <w14:ligatures w14:val="none"/>
+        </w:rPr>
+        <w:t>message</w:t>
+      </w:r>
+      <w:proofErr w:type="gramEnd"/>
+      <w:r>
+        <w:rPr>
+          <w:rFonts w:ascii="Consolas" w:eastAsia="Times New Roman" w:hAnsi="Consolas" w:cs="Times New Roman"/>
+          <w:color w:val="3B3B3B"/>
+          <w:kern w:val="0"/>
+          <w:sz w:val="21"/>
+          <w:szCs w:val="21"/>
+          <w14:ligatures w14:val="none"/>
+        </w:rPr>
+        <w:t>(</w:t>
+      </w:r>
+      <w:r>
+        <w:rPr>
+          <w:rFonts w:ascii="Consolas" w:eastAsia="Times New Roman" w:hAnsi="Consolas" w:cs="Times New Roman"/>
+          <w:color w:val="0070C1"/>
+          <w:kern w:val="0"/>
+          <w:sz w:val="21"/>
+          <w:szCs w:val="21"/>
+          <w14:ligatures w14:val="none"/>
+        </w:rPr>
+        <w:t>F</w:t>
+      </w:r>
+      <w:r>
+        <w:rPr>
+          <w:rFonts w:ascii="Consolas" w:eastAsia="Times New Roman" w:hAnsi="Consolas" w:cs="Times New Roman"/>
+          <w:color w:val="3B3B3B"/>
+          <w:kern w:val="0"/>
+          <w:sz w:val="21"/>
+          <w:szCs w:val="21"/>
+          <w14:ligatures w14:val="none"/>
+        </w:rPr>
+        <w:t>.</w:t>
+      </w:r>
+      <w:r>
+        <w:rPr>
+          <w:rFonts w:ascii="Consolas" w:eastAsia="Times New Roman" w:hAnsi="Consolas" w:cs="Times New Roman"/>
+          <w:color w:val="001080"/>
+          <w:kern w:val="0"/>
+          <w:sz w:val="21"/>
+          <w:szCs w:val="21"/>
+          <w14:ligatures w14:val="none"/>
+        </w:rPr>
+        <w:t>text</w:t>
+      </w:r>
+      <w:r>
+        <w:rPr>
+          <w:rFonts w:ascii="Consolas" w:eastAsia="Times New Roman" w:hAnsi="Consolas" w:cs="Times New Roman"/>
+          <w:color w:val="3B3B3B"/>
+          <w:kern w:val="0"/>
+          <w:sz w:val="21"/>
+          <w:szCs w:val="21"/>
+          <w14:ligatures w14:val="none"/>
+        </w:rPr>
+        <w:t xml:space="preserve"> </w:t>
+      </w:r>
+      <w:r>
+        <w:rPr>
+          <w:rFonts w:ascii="Consolas" w:eastAsia="Times New Roman" w:hAnsi="Consolas" w:cs="Times New Roman"/>
+          <w:color w:val="795E26"/>
+          <w:kern w:val="0"/>
+          <w:sz w:val="21"/>
+          <w:szCs w:val="21"/>
+          <w14:ligatures w14:val="none"/>
+        </w:rPr>
+        <w:t>==</w:t>
+      </w:r>
+      <w:r>
+        <w:rPr>
+          <w:rFonts w:ascii="Consolas" w:eastAsia="Times New Roman" w:hAnsi="Consolas" w:cs="Times New Roman"/>
+          <w:color w:val="3B3B3B"/>
+          <w:kern w:val="0"/>
+          <w:sz w:val="21"/>
+          <w:szCs w:val="21"/>
+          <w14:ligatures w14:val="none"/>
+        </w:rPr>
+        <w:t xml:space="preserve"> </w:t>
+      </w:r>
+      <w:r>
+        <w:rPr>
+          <w:rFonts w:ascii="Consolas" w:eastAsia="Times New Roman" w:hAnsi="Consolas" w:cs="Times New Roman"/>
+          <w:color w:val="A31515"/>
+          <w:kern w:val="0"/>
+          <w:sz w:val="21"/>
+          <w:szCs w:val="21"/>
+          <w14:ligatures w14:val="none"/>
+        </w:rPr>
+        <w:t>'step'</w:t>
+      </w:r>
+      <w:r>
+        <w:rPr>
+          <w:rFonts w:ascii="Consolas" w:eastAsia="Times New Roman" w:hAnsi="Consolas" w:cs="Times New Roman"/>
+          <w:color w:val="3B3B3B"/>
+          <w:kern w:val="0"/>
+          <w:sz w:val="21"/>
+          <w:szCs w:val="21"/>
+          <w14:ligatures w14:val="none"/>
+        </w:rPr>
+        <w:t>)</w:t>
+      </w:r>
+    </w:p>
+    <w:p>
+      <w:pPr>
+        <w:shd w:val="clear" w:color="auto" w:fill="FFFFFF"/>
+        <w:spacing w:after="0" w:line="285" w:lineRule="atLeast"/>
+        <w:rPr>
+          <w:rFonts w:ascii="Consolas" w:eastAsia="Times New Roman" w:hAnsi="Consolas" w:cs="Times New Roman"/>
+          <w:color w:val="3B3B3B"/>
+          <w:kern w:val="0"/>
+          <w:sz w:val="21"/>
+          <w:szCs w:val="21"/>
+          <w14:ligatures w14:val="none"/>
+        </w:rPr>
+      </w:pPr>
+      <w:r>
+        <w:rPr>
+          <w:rFonts w:ascii="Consolas" w:eastAsia="Times New Roman" w:hAnsi="Consolas" w:cs="Times New Roman"/>
+          <w:color w:val="0000FF"/>
+          <w:kern w:val="0"/>
+          <w:sz w:val="21"/>
+          <w:szCs w:val="21"/>
+          <w14:ligatures w14:val="none"/>
+        </w:rPr>
+        <w:t>async</w:t>
+      </w:r>
+      <w:r>
+        <w:rPr>
+          <w:rFonts w:ascii="Consolas" w:eastAsia="Times New Roman" w:hAnsi="Consolas" w:cs="Times New Roman"/>
+          <w:color w:val="3B3B3B"/>
+          <w:kern w:val="0"/>
+          <w:sz w:val="21"/>
+          <w:szCs w:val="21"/>
+          <w14:ligatures w14:val="none"/>
+        </w:rPr>
+        <w:t xml:space="preserve"> </w:t>
+      </w:r>
+      <w:r>
+        <w:rPr>
+          <w:rFonts w:ascii="Consolas" w:eastAsia="Times New Roman" w:hAnsi="Consolas" w:cs="Times New Roman"/>
+          <w:color w:val="0000FF"/>
+          <w:kern w:val="0"/>
+          <w:sz w:val="21"/>
+          <w:szCs w:val="21"/>
+          <w14:ligatures w14:val="none"/>
+        </w:rPr>
+        <w:t>def</w:t>
+      </w:r>
+      <w:r>
+        <w:rPr>
+          <w:rFonts w:ascii="Consolas" w:eastAsia="Times New Roman" w:hAnsi="Consolas" w:cs="Times New Roman"/>
+          <w:color w:val="3B3B3B"/>
+          <w:kern w:val="0"/>
+          <w:sz w:val="21"/>
+          <w:szCs w:val="21"/>
+          <w14:ligatures w14:val="none"/>
+        </w:rPr>
+        <w:t xml:space="preserve"> </w:t>
+      </w:r>
+      <w:r>
+        <w:rPr>
+          <w:rFonts w:ascii="Consolas" w:eastAsia="Times New Roman" w:hAnsi="Consolas" w:cs="Times New Roman"/>
+          <w:color w:val="795E26"/>
+          <w:kern w:val="0"/>
+          <w:sz w:val="21"/>
+          <w:szCs w:val="21"/>
+          <w14:ligatures w14:val="none"/>
+        </w:rPr>
+        <w:t>set_</w:t>
+      </w:r>
+      <w:proofErr w:type="gramStart"/>
+      <w:r>
+        <w:rPr>
+          <w:rFonts w:ascii="Consolas" w:eastAsia="Times New Roman" w:hAnsi="Consolas" w:cs="Times New Roman"/>
+          <w:color w:val="795E26"/>
+          <w:kern w:val="0"/>
+          <w:sz w:val="21"/>
+          <w:szCs w:val="21"/>
+          <w14:ligatures w14:val="none"/>
+        </w:rPr>
+        <w:t>state</w:t>
+      </w:r>
+      <w:r>
+        <w:rPr>
+          <w:rFonts w:ascii="Consolas" w:eastAsia="Times New Roman" w:hAnsi="Consolas" w:cs="Times New Roman"/>
+          <w:color w:val="3B3B3B"/>
+          <w:kern w:val="0"/>
+          <w:sz w:val="21"/>
+          <w:szCs w:val="21"/>
+          <w14:ligatures w14:val="none"/>
+        </w:rPr>
+        <w:t>(</w:t>
+      </w:r>
+      <w:proofErr w:type="gramEnd"/>
+      <w:r>
+        <w:rPr>
+          <w:rFonts w:ascii="Consolas" w:eastAsia="Times New Roman" w:hAnsi="Consolas" w:cs="Times New Roman"/>
+          <w:color w:val="001080"/>
+          <w:kern w:val="0"/>
+          <w:sz w:val="21"/>
+          <w:szCs w:val="21"/>
+          <w14:ligatures w14:val="none"/>
+        </w:rPr>
+        <w:t>message</w:t>
+      </w:r>
+      <w:r>
+        <w:rPr>
+          <w:rFonts w:ascii="Consolas" w:eastAsia="Times New Roman" w:hAnsi="Consolas" w:cs="Times New Roman"/>
+          <w:color w:val="3B3B3B"/>
+          <w:kern w:val="0"/>
+          <w:sz w:val="21"/>
+          <w:szCs w:val="21"/>
+          <w14:ligatures w14:val="none"/>
+        </w:rPr>
+        <w:t xml:space="preserve">, </w:t>
+      </w:r>
+      <w:r>
+        <w:rPr>
+          <w:rFonts w:ascii="Consolas" w:eastAsia="Times New Roman" w:hAnsi="Consolas" w:cs="Times New Roman"/>
+          <w:color w:val="001080"/>
+          <w:kern w:val="0"/>
+          <w:sz w:val="21"/>
+          <w:szCs w:val="21"/>
+          <w14:ligatures w14:val="none"/>
+        </w:rPr>
+        <w:t>state</w:t>
+      </w:r>
+      <w:r>
+        <w:rPr>
+          <w:rFonts w:ascii="Consolas" w:eastAsia="Times New Roman" w:hAnsi="Consolas" w:cs="Times New Roman"/>
+          <w:color w:val="3B3B3B"/>
+          <w:kern w:val="0"/>
+          <w:sz w:val="21"/>
+          <w:szCs w:val="21"/>
+          <w14:ligatures w14:val="none"/>
+        </w:rPr>
+        <w:t>):</w:t>
+      </w:r>
+    </w:p>
+    <w:p>
+      <w:pPr>
+        <w:shd w:val="clear" w:color="auto" w:fill="FFFFFF"/>
+        <w:spacing w:after="0" w:line="285" w:lineRule="atLeast"/>
+        <w:rPr>
+          <w:rFonts w:ascii="Consolas" w:eastAsia="Times New Roman" w:hAnsi="Consolas" w:cs="Times New Roman"/>
+          <w:color w:val="3B3B3B"/>
+          <w:kern w:val="0"/>
+          <w:sz w:val="21"/>
+          <w:szCs w:val="21"/>
+          <w14:ligatures w14:val="none"/>
+        </w:rPr>
+      </w:pPr>
+      <w:r>
+        <w:rPr>
+          <w:rFonts w:ascii="Consolas" w:eastAsia="Times New Roman" w:hAnsi="Consolas" w:cs="Times New Roman"/>
+          <w:color w:val="3B3B3B"/>
+          <w:kern w:val="0"/>
+          <w:sz w:val="21"/>
+          <w:szCs w:val="21"/>
+          <w14:ligatures w14:val="none"/>
+        </w:rPr>
+        <w:t xml:space="preserve">    </w:t>
+      </w:r>
+      <w:r>
+        <w:rPr>
+          <w:rFonts w:ascii="Consolas" w:eastAsia="Times New Roman" w:hAnsi="Consolas" w:cs="Times New Roman"/>
+          <w:color w:val="AF00DB"/>
+          <w:kern w:val="0"/>
+          <w:sz w:val="21"/>
+          <w:szCs w:val="21"/>
+          <w14:ligatures w14:val="none"/>
+        </w:rPr>
+        <w:t>await</w:t>
+      </w:r>
+      <w:r>
+        <w:rPr>
+          <w:rFonts w:ascii="Consolas" w:eastAsia="Times New Roman" w:hAnsi="Consolas" w:cs="Times New Roman"/>
+          <w:color w:val="3B3B3B"/>
+          <w:kern w:val="0"/>
+          <w:sz w:val="21"/>
+          <w:szCs w:val="21"/>
+          <w14:ligatures w14:val="none"/>
+        </w:rPr>
+        <w:t xml:space="preserve"> </w:t>
+      </w:r>
+      <w:r>
+        <w:rPr>
+          <w:rFonts w:ascii="Consolas" w:eastAsia="Times New Roman" w:hAnsi="Consolas" w:cs="Times New Roman"/>
+          <w:color w:val="001080"/>
+          <w:kern w:val="0"/>
+          <w:sz w:val="21"/>
+          <w:szCs w:val="21"/>
+          <w14:ligatures w14:val="none"/>
+        </w:rPr>
+        <w:t>state</w:t>
+      </w:r>
+      <w:r>
+        <w:rPr>
+          <w:rFonts w:ascii="Consolas" w:eastAsia="Times New Roman" w:hAnsi="Consolas" w:cs="Times New Roman"/>
+          <w:color w:val="3B3B3B"/>
+          <w:kern w:val="0"/>
+          <w:sz w:val="21"/>
+          <w:szCs w:val="21"/>
+          <w14:ligatures w14:val="none"/>
+        </w:rPr>
+        <w:t>.set_</w:t>
+      </w:r>
+      <w:proofErr w:type="gramStart"/>
+      <w:r>
+        <w:rPr>
+          <w:rFonts w:ascii="Consolas" w:eastAsia="Times New Roman" w:hAnsi="Consolas" w:cs="Times New Roman"/>
+          <w:color w:val="3B3B3B"/>
+          <w:kern w:val="0"/>
+          <w:sz w:val="21"/>
+          <w:szCs w:val="21"/>
+          <w14:ligatures w14:val="none"/>
+        </w:rPr>
+        <w:t>state(</w:t>
+      </w:r>
+      <w:proofErr w:type="gramEnd"/>
+      <w:r>
+        <w:rPr>
+          <w:rFonts w:ascii="Consolas" w:eastAsia="Times New Roman" w:hAnsi="Consolas" w:cs="Times New Roman"/>
+          <w:color w:val="267F99"/>
+          <w:kern w:val="0"/>
+          <w:sz w:val="21"/>
+          <w:szCs w:val="21"/>
+          <w14:ligatures w14:val="none"/>
+        </w:rPr>
+        <w:t>DialogBot</w:t>
+      </w:r>
+      <w:r>
+        <w:rPr>
+          <w:rFonts w:ascii="Consolas" w:eastAsia="Times New Roman" w:hAnsi="Consolas" w:cs="Times New Roman"/>
+          <w:color w:val="3B3B3B"/>
+          <w:kern w:val="0"/>
+          <w:sz w:val="21"/>
+          <w:szCs w:val="21"/>
+          <w14:ligatures w14:val="none"/>
+        </w:rPr>
+        <w:t>.</w:t>
+      </w:r>
+      <w:r>
+        <w:rPr>
+          <w:rFonts w:ascii="Consolas" w:eastAsia="Times New Roman" w:hAnsi="Consolas" w:cs="Times New Roman"/>
+          <w:color w:val="001080"/>
+          <w:kern w:val="0"/>
+          <w:sz w:val="21"/>
+          <w:szCs w:val="21"/>
+          <w14:ligatures w14:val="none"/>
+        </w:rPr>
+        <w:t>step1</w:t>
+      </w:r>
+      <w:r>
+        <w:rPr>
+          <w:rFonts w:ascii="Consolas" w:eastAsia="Times New Roman" w:hAnsi="Consolas" w:cs="Times New Roman"/>
+          <w:color w:val="3B3B3B"/>
+          <w:kern w:val="0"/>
+          <w:sz w:val="21"/>
+          <w:szCs w:val="21"/>
+          <w14:ligatures w14:val="none"/>
+        </w:rPr>
+        <w:t>)</w:t>
+      </w:r>
+    </w:p>
+    <w:p>
+      <w:pPr>
+        <w:shd w:val="clear" w:color="auto" w:fill="FFFFFF"/>
+        <w:spacing w:after="0" w:line="285" w:lineRule="atLeast"/>
+        <w:rPr>
+          <w:rFonts w:ascii="Consolas" w:eastAsia="Times New Roman" w:hAnsi="Consolas" w:cs="Times New Roman"/>
+          <w:color w:val="3B3B3B"/>
+          <w:kern w:val="0"/>
+          <w:sz w:val="21"/>
+          <w:szCs w:val="21"/>
+          <w14:ligatures w14:val="none"/>
+        </w:rPr>
+      </w:pPr>
+      <w:r>
+        <w:rPr>
+          <w:rFonts w:ascii="Consolas" w:eastAsia="Times New Roman" w:hAnsi="Consolas" w:cs="Times New Roman"/>
+          <w:color w:val="3B3B3B"/>
+          <w:kern w:val="0"/>
+          <w:sz w:val="21"/>
+          <w:szCs w:val="21"/>
+          <w14:ligatures w14:val="none"/>
+        </w:rPr>
+        <w:t xml:space="preserve">    </w:t>
+      </w:r>
+      <w:r>
+        <w:rPr>
+          <w:rFonts w:ascii="Consolas" w:eastAsia="Times New Roman" w:hAnsi="Consolas" w:cs="Times New Roman"/>
+          <w:color w:val="AF00DB"/>
+          <w:kern w:val="0"/>
+          <w:sz w:val="21"/>
+          <w:szCs w:val="21"/>
+          <w14:ligatures w14:val="none"/>
+        </w:rPr>
+        <w:t>await</w:t>
+      </w:r>
+      <w:r>
+        <w:rPr>
+          <w:rFonts w:ascii="Consolas" w:eastAsia="Times New Roman" w:hAnsi="Consolas" w:cs="Times New Roman"/>
+          <w:color w:val="3B3B3B"/>
+          <w:kern w:val="0"/>
+          <w:sz w:val="21"/>
+          <w:szCs w:val="21"/>
+          <w14:ligatures w14:val="none"/>
+        </w:rPr>
+        <w:t xml:space="preserve"> </w:t>
+      </w:r>
+      <w:proofErr w:type="gramStart"/>
+      <w:r>
+        <w:rPr>
+          <w:rFonts w:ascii="Consolas" w:eastAsia="Times New Roman" w:hAnsi="Consolas" w:cs="Times New Roman"/>
+          <w:color w:val="001080"/>
+          <w:kern w:val="0"/>
+          <w:sz w:val="21"/>
+          <w:szCs w:val="21"/>
+          <w14:ligatures w14:val="none"/>
+        </w:rPr>
+        <w:t>state</w:t>
+      </w:r>
+      <w:r>
+        <w:rPr>
+          <w:rFonts w:ascii="Consolas" w:eastAsia="Times New Roman" w:hAnsi="Consolas" w:cs="Times New Roman"/>
+          <w:color w:val="3B3B3B"/>
+          <w:kern w:val="0"/>
+          <w:sz w:val="21"/>
+          <w:szCs w:val="21"/>
+          <w14:ligatures w14:val="none"/>
+        </w:rPr>
+        <w:t>.update</w:t>
+      </w:r>
+      <w:proofErr w:type="gramEnd"/>
+      <w:r>
+        <w:rPr>
+          <w:rFonts w:ascii="Consolas" w:eastAsia="Times New Roman" w:hAnsi="Consolas" w:cs="Times New Roman"/>
+          <w:color w:val="3B3B3B"/>
+          <w:kern w:val="0"/>
+          <w:sz w:val="21"/>
+          <w:szCs w:val="21"/>
+          <w14:ligatures w14:val="none"/>
+        </w:rPr>
+        <w:t>_data(</w:t>
+      </w:r>
+      <w:r>
+        <w:rPr>
+          <w:rFonts w:ascii="Consolas" w:eastAsia="Times New Roman" w:hAnsi="Consolas" w:cs="Times New Roman"/>
+          <w:color w:val="001080"/>
+          <w:kern w:val="0"/>
+          <w:sz w:val="21"/>
+          <w:szCs w:val="21"/>
+          <w14:ligatures w14:val="none"/>
+        </w:rPr>
+        <w:t>num1</w:t>
+      </w:r>
+      <w:r>
+        <w:rPr>
+          <w:rFonts w:ascii="Consolas" w:eastAsia="Times New Roman" w:hAnsi="Consolas" w:cs="Times New Roman"/>
+          <w:color w:val="000000"/>
+          <w:kern w:val="0"/>
+          <w:sz w:val="21"/>
+          <w:szCs w:val="21"/>
+          <w14:ligatures w14:val="none"/>
+        </w:rPr>
+        <w:t>=</w:t>
+      </w:r>
+      <w:r>
+        <w:rPr>
+          <w:rFonts w:ascii="Consolas" w:eastAsia="Times New Roman" w:hAnsi="Consolas" w:cs="Times New Roman"/>
+          <w:color w:val="098658"/>
+          <w:kern w:val="0"/>
+          <w:sz w:val="21"/>
+          <w:szCs w:val="21"/>
+          <w14:ligatures w14:val="none"/>
+        </w:rPr>
+        <w:t>2026</w:t>
+      </w:r>
+      <w:r>
+        <w:rPr>
+          <w:rFonts w:ascii="Consolas" w:eastAsia="Times New Roman" w:hAnsi="Consolas" w:cs="Times New Roman"/>
+          <w:color w:val="3B3B3B"/>
+          <w:kern w:val="0"/>
+          <w:sz w:val="21"/>
+          <w:szCs w:val="21"/>
+          <w14:ligatures w14:val="none"/>
+        </w:rPr>
+        <w:t>)</w:t>
+      </w:r>
+    </w:p>
+    <w:p>
+      <w:pPr>
+        <w:shd w:val="clear" w:color="auto" w:fill="FFFFFF"/>
+        <w:spacing w:after="0" w:line="285" w:lineRule="atLeast"/>
+        <w:rPr>
+          <w:rFonts w:ascii="Consolas" w:eastAsia="Times New Roman" w:hAnsi="Consolas" w:cs="Times New Roman"/>
+          <w:color w:val="3B3B3B"/>
+          <w:kern w:val="0"/>
+          <w:sz w:val="21"/>
+          <w:szCs w:val="21"/>
+          <w14:ligatures w14:val="none"/>
+        </w:rPr>
+      </w:pPr>
+      <w:r>
+        <w:rPr>
+          <w:rFonts w:ascii="Consolas" w:eastAsia="Times New Roman" w:hAnsi="Consolas" w:cs="Times New Roman"/>
+          <w:color w:val="3B3B3B"/>
+          <w:kern w:val="0"/>
+          <w:sz w:val="21"/>
+          <w:szCs w:val="21"/>
+          <w14:ligatures w14:val="none"/>
+        </w:rPr>
+        <w:t xml:space="preserve">    </w:t>
+      </w:r>
+      <w:r>
+        <w:rPr>
+          <w:rFonts w:ascii="Consolas" w:eastAsia="Times New Roman" w:hAnsi="Consolas" w:cs="Times New Roman"/>
+          <w:color w:val="AF00DB"/>
+          <w:kern w:val="0"/>
+          <w:sz w:val="21"/>
+          <w:szCs w:val="21"/>
+          <w14:ligatures w14:val="none"/>
+        </w:rPr>
+        <w:t>await</w:t>
+      </w:r>
+      <w:r>
+        <w:rPr>
+          <w:rFonts w:ascii="Consolas" w:eastAsia="Times New Roman" w:hAnsi="Consolas" w:cs="Times New Roman"/>
+          <w:color w:val="3B3B3B"/>
+          <w:kern w:val="0"/>
+          <w:sz w:val="21"/>
+          <w:szCs w:val="21"/>
+          <w14:ligatures w14:val="none"/>
+        </w:rPr>
+        <w:t xml:space="preserve"> </w:t>
+      </w:r>
+      <w:proofErr w:type="gramStart"/>
+      <w:r>
+        <w:rPr>
+          <w:rFonts w:ascii="Consolas" w:eastAsia="Times New Roman" w:hAnsi="Consolas" w:cs="Times New Roman"/>
+          <w:color w:val="001080"/>
+          <w:kern w:val="0"/>
+          <w:sz w:val="21"/>
+          <w:szCs w:val="21"/>
+          <w14:ligatures w14:val="none"/>
+        </w:rPr>
+        <w:t>message</w:t>
+      </w:r>
+      <w:r>
+        <w:rPr>
+          <w:rFonts w:ascii="Consolas" w:eastAsia="Times New Roman" w:hAnsi="Consolas" w:cs="Times New Roman"/>
+          <w:color w:val="3B3B3B"/>
+          <w:kern w:val="0"/>
+          <w:sz w:val="21"/>
+          <w:szCs w:val="21"/>
+          <w14:ligatures w14:val="none"/>
+        </w:rPr>
+        <w:t>.answer</w:t>
+      </w:r>
+      <w:proofErr w:type="gramEnd"/>
+      <w:r>
+        <w:rPr>
+          <w:rFonts w:ascii="Consolas" w:eastAsia="Times New Roman" w:hAnsi="Consolas" w:cs="Times New Roman"/>
+          <w:color w:val="3B3B3B"/>
+          <w:kern w:val="0"/>
+          <w:sz w:val="21"/>
+          <w:szCs w:val="21"/>
+          <w14:ligatures w14:val="none"/>
+        </w:rPr>
+        <w:t>(</w:t>
+      </w:r>
+      <w:r>
+        <w:rPr>
+          <w:rFonts w:ascii="Consolas" w:eastAsia="Times New Roman" w:hAnsi="Consolas" w:cs="Times New Roman"/>
+          <w:color w:val="A31515"/>
+          <w:kern w:val="0"/>
+          <w:sz w:val="21"/>
+          <w:szCs w:val="21"/>
+          <w14:ligatures w14:val="none"/>
+        </w:rPr>
+        <w:t>"Step1 has been saved"</w:t>
+      </w:r>
+      <w:r>
+        <w:rPr>
+          <w:rFonts w:ascii="Consolas" w:eastAsia="Times New Roman" w:hAnsi="Consolas" w:cs="Times New Roman"/>
+          <w:color w:val="3B3B3B"/>
+          <w:kern w:val="0"/>
+          <w:sz w:val="21"/>
+          <w:szCs w:val="21"/>
+          <w14:ligatures w14:val="none"/>
+        </w:rPr>
+        <w:t>)</w:t>
       </w:r>
     </w:p>
     <w:p>
@@ -7783,6 +11082,7 @@
   <w:style w:type="paragraph" w:default="1" w:styleId="Normal">
     <w:name w:val="Normal"/>
     <w:qFormat/>
+    <w:rsid w:val="00FC3650"/>
   </w:style>
   <w:style w:type="paragraph" w:styleId="Heading1">
     <w:name w:val="heading 1"/>
